--- a/fuentes/135329_CF05_CFA.docx
+++ b/fuentes/135329_CF05_CFA.docx
@@ -1,6 +1,6 @@
 
 <file path=word/document.xml><?xml version="1.0" encoding="utf-8"?>
-<w:document xmlns:wpc="http://schemas.microsoft.com/office/word/2010/wordprocessingCanvas" xmlns:cx="http://schemas.microsoft.com/office/drawing/2014/chartex" xmlns:cx1="http://schemas.microsoft.com/office/drawing/2015/9/8/chartex" xmlns:cx2="http://schemas.microsoft.com/office/drawing/2015/10/21/chartex" xmlns:cx3="http://schemas.microsoft.com/office/drawing/2016/5/9/chartex" xmlns:cx4="http://schemas.microsoft.com/office/drawing/2016/5/10/chartex" xmlns:cx5="http://schemas.microsoft.com/office/drawing/2016/5/11/chartex" xmlns:cx6="http://schemas.microsoft.com/office/drawing/2016/5/12/chartex" xmlns:cx7="http://schemas.microsoft.com/office/drawing/2016/5/13/chartex" xmlns:cx8="http://schemas.microsoft.com/office/drawing/2016/5/14/chartex" xmlns:mc="http://schemas.openxmlformats.org/markup-compatibility/2006" xmlns:m="http://schemas.openxmlformats.org/officeDocument/2006/math" xmlns:aink="http://schemas.microsoft.com/office/drawing/2016/ink" xmlns:am3d="http://schemas.microsoft.com/office/drawing/2017/model3d" xmlns:oel="http://schemas.microsoft.com/office/2019/extlst" xmlns:r="http://schemas.openxmlformats.org/officeDocument/2006/relationships" xmlns:wp14="http://schemas.microsoft.com/office/word/2010/wordprocessingDrawing" xmlns:wp="http://schemas.openxmlformats.org/drawingml/2006/wordprocessingDrawing" xmlns:wpg="http://schemas.microsoft.com/office/word/2010/wordprocessingGroup" xmlns:wpi="http://schemas.microsoft.com/office/word/2010/wordprocessingInk" xmlns:wps="http://schemas.microsoft.com/office/word/2010/wordprocessingShape" xmlns:o="urn:schemas-microsoft-com:office:office" xmlns:v="urn:schemas-microsoft-com:vml" xmlns:w10="urn:schemas-microsoft-com:office:word" xmlns:w="http://schemas.openxmlformats.org/wordprocessingml/2006/main" xmlns:w14="http://schemas.microsoft.com/office/word/2010/wordml" xmlns:w15="http://schemas.microsoft.com/office/word/2012/wordml" xmlns:w16cex="http://schemas.microsoft.com/office/word/2018/wordml/cex" xmlns:w16cid="http://schemas.microsoft.com/office/word/2016/wordml/cid" xmlns:w16="http://schemas.microsoft.com/office/word/2018/wordml" xmlns:w16sdtdh="http://schemas.microsoft.com/office/word/2020/wordml/sdtdatahash" xmlns:w16sdtfl="http://schemas.microsoft.com/office/word/2024/wordml/sdtformatlock" xmlns:w16se="http://schemas.microsoft.com/office/word/2015/wordml/symex" xmlns:w16du="http://schemas.microsoft.com/office/word/2023/wordml/word16du" xmlns:wne="http://schemas.microsoft.com/office/word/2006/wordml" mc:Ignorable="w14 w15 w16se w16cid w16 w16cex w16sdtdh w16sdtfl w16du wp14">
+<w:document xmlns:wpc="http://schemas.microsoft.com/office/word/2010/wordprocessingCanvas" xmlns:cx="http://schemas.microsoft.com/office/drawing/2014/chartex" xmlns:cx1="http://schemas.microsoft.com/office/drawing/2015/9/8/chartex" xmlns:cx2="http://schemas.microsoft.com/office/drawing/2015/10/21/chartex" xmlns:cx3="http://schemas.microsoft.com/office/drawing/2016/5/9/chartex" xmlns:cx4="http://schemas.microsoft.com/office/drawing/2016/5/10/chartex" xmlns:cx5="http://schemas.microsoft.com/office/drawing/2016/5/11/chartex" xmlns:cx6="http://schemas.microsoft.com/office/drawing/2016/5/12/chartex" xmlns:cx7="http://schemas.microsoft.com/office/drawing/2016/5/13/chartex" xmlns:cx8="http://schemas.microsoft.com/office/drawing/2016/5/14/chartex" xmlns:mc="http://schemas.openxmlformats.org/markup-compatibility/2006" xmlns:aink="http://schemas.microsoft.com/office/drawing/2016/ink" xmlns:am3d="http://schemas.microsoft.com/office/drawing/2017/model3d" xmlns:o="urn:schemas-microsoft-com:office:office" xmlns:r="http://schemas.openxmlformats.org/officeDocument/2006/relationships" xmlns:m="http://schemas.openxmlformats.org/officeDocument/2006/math" xmlns:v="urn:schemas-microsoft-com:vml" xmlns:wp14="http://schemas.microsoft.com/office/word/2010/wordprocessingDrawing" xmlns:wp="http://schemas.openxmlformats.org/drawingml/2006/wordprocessingDrawing" xmlns:w10="urn:schemas-microsoft-com:office:word" xmlns:w="http://schemas.openxmlformats.org/wordprocessingml/2006/main" xmlns:w14="http://schemas.microsoft.com/office/word/2010/wordml" xmlns:w15="http://schemas.microsoft.com/office/word/2012/wordml" xmlns:w16cex="http://schemas.microsoft.com/office/word/2018/wordml/cex" xmlns:w16cid="http://schemas.microsoft.com/office/word/2016/wordml/cid" xmlns:w16="http://schemas.microsoft.com/office/word/2018/wordml" xmlns:w16sdtdh="http://schemas.microsoft.com/office/word/2020/wordml/sdtdatahash" xmlns:w16se="http://schemas.microsoft.com/office/word/2015/wordml/symex" xmlns:wpg="http://schemas.microsoft.com/office/word/2010/wordprocessingGroup" xmlns:wpi="http://schemas.microsoft.com/office/word/2010/wordprocessingInk" xmlns:wne="http://schemas.microsoft.com/office/word/2006/wordml" xmlns:wps="http://schemas.microsoft.com/office/word/2010/wordprocessingShape" mc:Ignorable="w14 w15 w16se w16cid w16 w16cex w16sdtdh wp14">
   <w:body>
     <w:p>
       <w:pPr>
@@ -220,7 +220,7 @@
               </wp:anchor>
             </w:drawing>
           </mc:Choice>
-          <mc:Fallback>
+          <mc:Fallback xmlns:w16du="http://schemas.microsoft.com/office/word/2023/wordml/word16du" xmlns:w16sdtfl="http://schemas.microsoft.com/office/word/2024/wordml/sdtformatlock" xmlns:oel="http://schemas.microsoft.com/office/2019/extlst">
             <w:pict>
               <v:rect w14:anchorId="7DEE317F" id="Rectángulo 3" o:spid="_x0000_s1026" alt="&quot;&quot;" style="position:absolute;margin-left:0;margin-top:29.65pt;width:616.85pt;height:158.2pt;z-index:-251658752;visibility:visible;mso-wrap-style:square;mso-width-percent:0;mso-height-percent:0;mso-wrap-distance-left:9pt;mso-wrap-distance-top:0;mso-wrap-distance-right:9pt;mso-wrap-distance-bottom:0;mso-position-horizontal:left;mso-position-horizontal-relative:page;mso-position-vertical:absolute;mso-position-vertical-relative:text;mso-width-percent:0;mso-height-percent:0;mso-width-relative:margin;mso-height-relative:margin;v-text-anchor:middle" o:gfxdata="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" fillcolor="#00314d" stroked="f" strokeweight="1pt">
                 <w10:wrap anchorx="page"/>
@@ -331,7 +331,7 @@
                 <v:stroke joinstyle="miter"/>
                 <v:path gradientshapeok="t" o:connecttype="rect"/>
               </v:shapetype>
-              <v:shape id="Cuadro de texto 2" o:spid="_x0000_s1026" type="#_x0000_t202" alt="&quot;&quot;" style="position:absolute;left:0;text-align:left;margin-left:-7.2pt;margin-top:21.15pt;width:488.95pt;height:143.25pt;z-index:251662848;visibility:visible;mso-wrap-style:square;mso-width-percent:0;mso-height-percent:0;mso-wrap-distance-left:9pt;mso-wrap-distance-top:3.6pt;mso-wrap-distance-right:9pt;mso-wrap-distance-bottom:3.6pt;mso-position-horizontal:absolute;mso-position-horizontal-relative:text;mso-position-vertical:absolute;mso-position-vertical-relative:text;mso-width-percent:0;mso-height-percent:0;mso-width-relative:margin;mso-height-relative:margin;v-text-anchor:top" o:gfxdata="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" filled="f" stroked="f">
+              <v:shape id="Cuadro de texto 2" o:spid="_x0000_s1026" type="#_x0000_t202" alt="&quot;&quot;" style="position:absolute;left:0;text-align:left;margin-left:-7.2pt;margin-top:21.15pt;width:488.95pt;height:143.25pt;z-index:251662848;visibility:visible;mso-wrap-style:square;mso-width-percent:0;mso-height-percent:0;mso-wrap-distance-left:9pt;mso-wrap-distance-top:3.6pt;mso-wrap-distance-right:9pt;mso-wrap-distance-bottom:3.6pt;mso-position-horizontal:absolute;mso-position-horizontal-relative:text;mso-position-vertical:absolute;mso-position-vertical-relative:text;mso-width-percent:0;mso-height-percent:0;mso-width-relative:margin;mso-height-relative:margin;v-text-anchor:top" o:gfxdata="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" filled="f" stroked="f">
                 <v:textbox>
                   <w:txbxContent>
                     <w:p>
@@ -558,15 +558,13 @@
         <w:p>
           <w:pPr>
             <w:pStyle w:val="TDC1"/>
-            <w:tabs>
-              <w:tab w:val="right" w:leader="dot" w:pos="9962"/>
-            </w:tabs>
             <w:rPr>
               <w:rFonts w:eastAsiaTheme="minorEastAsia"/>
               <w:noProof/>
-              <w:sz w:val="24"/>
-              <w:szCs w:val="24"/>
+              <w:kern w:val="0"/>
+              <w:sz w:val="22"/>
               <w:lang w:eastAsia="es-CO"/>
+              <w14:ligatures w14:val="none"/>
             </w:rPr>
           </w:pPr>
           <w:r>
@@ -578,7 +576,7 @@
           <w:r>
             <w:fldChar w:fldCharType="separate"/>
           </w:r>
-          <w:hyperlink w:anchor="_Toc232864549" w:history="1">
+          <w:hyperlink w:anchor="_Toc242959766" w:history="1">
             <w:r>
               <w:rPr>
                 <w:rStyle w:val="Hipervnculo"/>
@@ -605,7 +603,7 @@
                 <w:noProof/>
                 <w:webHidden/>
               </w:rPr>
-              <w:instrText xml:space="preserve"> PAGEREF _Toc232864549 \h </w:instrText>
+              <w:instrText xml:space="preserve"> PAGEREF _Toc242959766 \h </w:instrText>
             </w:r>
             <w:r>
               <w:rPr>
@@ -639,19 +637,16 @@
         <w:p>
           <w:pPr>
             <w:pStyle w:val="TDC1"/>
-            <w:tabs>
-              <w:tab w:val="left" w:pos="1200"/>
-              <w:tab w:val="right" w:leader="dot" w:pos="9962"/>
-            </w:tabs>
             <w:rPr>
               <w:rFonts w:eastAsiaTheme="minorEastAsia"/>
               <w:noProof/>
-              <w:sz w:val="24"/>
-              <w:szCs w:val="24"/>
+              <w:kern w:val="0"/>
+              <w:sz w:val="22"/>
               <w:lang w:eastAsia="es-CO"/>
+              <w14:ligatures w14:val="none"/>
             </w:rPr>
           </w:pPr>
-          <w:hyperlink w:anchor="_Toc232864550" w:history="1">
+          <w:hyperlink w:anchor="_Toc242959767" w:history="1">
             <w:r>
               <w:rPr>
                 <w:rStyle w:val="Hipervnculo"/>
@@ -663,9 +658,10 @@
               <w:rPr>
                 <w:rFonts w:eastAsiaTheme="minorEastAsia"/>
                 <w:noProof/>
-                <w:sz w:val="24"/>
-                <w:szCs w:val="24"/>
+                <w:kern w:val="0"/>
+                <w:sz w:val="22"/>
                 <w:lang w:eastAsia="es-CO"/>
+                <w14:ligatures w14:val="none"/>
               </w:rPr>
               <w:tab/>
             </w:r>
@@ -695,7 +691,7 @@
                 <w:noProof/>
                 <w:webHidden/>
               </w:rPr>
-              <w:instrText xml:space="preserve"> PAGEREF _Toc232864550 \h </w:instrText>
+              <w:instrText xml:space="preserve"> PAGEREF _Toc242959767 \h </w:instrText>
             </w:r>
             <w:r>
               <w:rPr>
@@ -732,12 +728,13 @@
             <w:rPr>
               <w:rFonts w:eastAsiaTheme="minorEastAsia"/>
               <w:noProof/>
-              <w:sz w:val="24"/>
-              <w:szCs w:val="24"/>
+              <w:kern w:val="0"/>
+              <w:sz w:val="22"/>
               <w:lang w:eastAsia="es-CO"/>
+              <w14:ligatures w14:val="none"/>
             </w:rPr>
           </w:pPr>
-          <w:hyperlink w:anchor="_Toc232864551" w:history="1">
+          <w:hyperlink w:anchor="_Toc242959768" w:history="1">
             <w:r>
               <w:rPr>
                 <w:rStyle w:val="Hipervnculo"/>
@@ -749,9 +746,10 @@
               <w:rPr>
                 <w:rFonts w:eastAsiaTheme="minorEastAsia"/>
                 <w:noProof/>
-                <w:sz w:val="24"/>
-                <w:szCs w:val="24"/>
+                <w:kern w:val="0"/>
+                <w:sz w:val="22"/>
                 <w:lang w:eastAsia="es-CO"/>
+                <w14:ligatures w14:val="none"/>
               </w:rPr>
               <w:tab/>
             </w:r>
@@ -781,7 +779,7 @@
                 <w:noProof/>
                 <w:webHidden/>
               </w:rPr>
-              <w:instrText xml:space="preserve"> PAGEREF _Toc232864551 \h </w:instrText>
+              <w:instrText xml:space="preserve"> PAGEREF _Toc242959768 \h </w:instrText>
             </w:r>
             <w:r>
               <w:rPr>
@@ -818,12 +816,13 @@
             <w:rPr>
               <w:rFonts w:eastAsiaTheme="minorEastAsia"/>
               <w:noProof/>
-              <w:sz w:val="24"/>
-              <w:szCs w:val="24"/>
+              <w:kern w:val="0"/>
+              <w:sz w:val="22"/>
               <w:lang w:eastAsia="es-CO"/>
+              <w14:ligatures w14:val="none"/>
             </w:rPr>
           </w:pPr>
-          <w:hyperlink w:anchor="_Toc232864552" w:history="1">
+          <w:hyperlink w:anchor="_Toc242959769" w:history="1">
             <w:r>
               <w:rPr>
                 <w:rStyle w:val="Hipervnculo"/>
@@ -835,9 +834,10 @@
               <w:rPr>
                 <w:rFonts w:eastAsiaTheme="minorEastAsia"/>
                 <w:noProof/>
-                <w:sz w:val="24"/>
-                <w:szCs w:val="24"/>
+                <w:kern w:val="0"/>
+                <w:sz w:val="22"/>
                 <w:lang w:eastAsia="es-CO"/>
+                <w14:ligatures w14:val="none"/>
               </w:rPr>
               <w:tab/>
             </w:r>
@@ -867,7 +867,7 @@
                 <w:noProof/>
                 <w:webHidden/>
               </w:rPr>
-              <w:instrText xml:space="preserve"> PAGEREF _Toc232864552 \h </w:instrText>
+              <w:instrText xml:space="preserve"> PAGEREF _Toc242959769 \h </w:instrText>
             </w:r>
             <w:r>
               <w:rPr>
@@ -887,7 +887,7 @@
                 <w:noProof/>
                 <w:webHidden/>
               </w:rPr>
-              <w:t>10</w:t>
+              <w:t>9</w:t>
             </w:r>
             <w:r>
               <w:rPr>
@@ -904,12 +904,13 @@
             <w:rPr>
               <w:rFonts w:eastAsiaTheme="minorEastAsia"/>
               <w:noProof/>
-              <w:sz w:val="24"/>
-              <w:szCs w:val="24"/>
+              <w:kern w:val="0"/>
+              <w:sz w:val="22"/>
               <w:lang w:eastAsia="es-CO"/>
+              <w14:ligatures w14:val="none"/>
             </w:rPr>
           </w:pPr>
-          <w:hyperlink w:anchor="_Toc232864553" w:history="1">
+          <w:hyperlink w:anchor="_Toc242959770" w:history="1">
             <w:r>
               <w:rPr>
                 <w:rStyle w:val="Hipervnculo"/>
@@ -923,18 +924,16 @@
               <w:rPr>
                 <w:rFonts w:eastAsiaTheme="minorEastAsia"/>
                 <w:noProof/>
-                <w:sz w:val="24"/>
-                <w:szCs w:val="24"/>
+                <w:kern w:val="0"/>
+                <w:sz w:val="22"/>
                 <w:lang w:eastAsia="es-CO"/>
+                <w14:ligatures w14:val="none"/>
               </w:rPr>
               <w:tab/>
             </w:r>
             <w:r>
               <w:rPr>
-                <w:rStyle w:val="Hipervnculo"/>
-                <w:noProof/>
-                <w:spacing w:val="20"/>
-                <w:lang w:val="en-US"/>
+                <w:rStyle w:val="Extranjerismo"/>
               </w:rPr>
               <w:t>Social selling</w:t>
             </w:r>
@@ -957,7 +956,7 @@
                 <w:noProof/>
                 <w:webHidden/>
               </w:rPr>
-              <w:instrText xml:space="preserve"> PAGEREF _Toc232864553 \h </w:instrText>
+              <w:instrText xml:space="preserve"> PAGEREF _Toc242959770 \h </w:instrText>
             </w:r>
             <w:r>
               <w:rPr>
@@ -977,7 +976,7 @@
                 <w:noProof/>
                 <w:webHidden/>
               </w:rPr>
-              <w:t>12</w:t>
+              <w:t>11</w:t>
             </w:r>
             <w:r>
               <w:rPr>
@@ -991,19 +990,16 @@
         <w:p>
           <w:pPr>
             <w:pStyle w:val="TDC1"/>
-            <w:tabs>
-              <w:tab w:val="left" w:pos="1200"/>
-              <w:tab w:val="right" w:leader="dot" w:pos="9962"/>
-            </w:tabs>
             <w:rPr>
               <w:rFonts w:eastAsiaTheme="minorEastAsia"/>
               <w:noProof/>
-              <w:sz w:val="24"/>
-              <w:szCs w:val="24"/>
+              <w:kern w:val="0"/>
+              <w:sz w:val="22"/>
               <w:lang w:eastAsia="es-CO"/>
+              <w14:ligatures w14:val="none"/>
             </w:rPr>
           </w:pPr>
-          <w:hyperlink w:anchor="_Toc232864554" w:history="1">
+          <w:hyperlink w:anchor="_Toc242959771" w:history="1">
             <w:r>
               <w:rPr>
                 <w:rStyle w:val="Hipervnculo"/>
@@ -1015,9 +1011,10 @@
               <w:rPr>
                 <w:rFonts w:eastAsiaTheme="minorEastAsia"/>
                 <w:noProof/>
-                <w:sz w:val="24"/>
-                <w:szCs w:val="24"/>
+                <w:kern w:val="0"/>
+                <w:sz w:val="22"/>
                 <w:lang w:eastAsia="es-CO"/>
+                <w14:ligatures w14:val="none"/>
               </w:rPr>
               <w:tab/>
             </w:r>
@@ -1047,7 +1044,7 @@
                 <w:noProof/>
                 <w:webHidden/>
               </w:rPr>
-              <w:instrText xml:space="preserve"> PAGEREF _Toc232864554 \h </w:instrText>
+              <w:instrText xml:space="preserve"> PAGEREF _Toc242959771 \h </w:instrText>
             </w:r>
             <w:r>
               <w:rPr>
@@ -1067,7 +1064,7 @@
                 <w:noProof/>
                 <w:webHidden/>
               </w:rPr>
-              <w:t>15</w:t>
+              <w:t>13</w:t>
             </w:r>
             <w:r>
               <w:rPr>
@@ -1084,12 +1081,13 @@
             <w:rPr>
               <w:rFonts w:eastAsiaTheme="minorEastAsia"/>
               <w:noProof/>
-              <w:sz w:val="24"/>
-              <w:szCs w:val="24"/>
+              <w:kern w:val="0"/>
+              <w:sz w:val="22"/>
               <w:lang w:eastAsia="es-CO"/>
+              <w14:ligatures w14:val="none"/>
             </w:rPr>
           </w:pPr>
-          <w:hyperlink w:anchor="_Toc232864555" w:history="1">
+          <w:hyperlink w:anchor="_Toc242959772" w:history="1">
             <w:r>
               <w:rPr>
                 <w:rStyle w:val="Hipervnculo"/>
@@ -1101,9 +1099,10 @@
               <w:rPr>
                 <w:rFonts w:eastAsiaTheme="minorEastAsia"/>
                 <w:noProof/>
-                <w:sz w:val="24"/>
-                <w:szCs w:val="24"/>
+                <w:kern w:val="0"/>
+                <w:sz w:val="22"/>
                 <w:lang w:eastAsia="es-CO"/>
+                <w14:ligatures w14:val="none"/>
               </w:rPr>
               <w:tab/>
             </w:r>
@@ -1133,7 +1132,7 @@
                 <w:noProof/>
                 <w:webHidden/>
               </w:rPr>
-              <w:instrText xml:space="preserve"> PAGEREF _Toc232864555 \h </w:instrText>
+              <w:instrText xml:space="preserve"> PAGEREF _Toc242959772 \h </w:instrText>
             </w:r>
             <w:r>
               <w:rPr>
@@ -1153,7 +1152,7 @@
                 <w:noProof/>
                 <w:webHidden/>
               </w:rPr>
-              <w:t>18</w:t>
+              <w:t>16</w:t>
             </w:r>
             <w:r>
               <w:rPr>
@@ -1170,12 +1169,13 @@
             <w:rPr>
               <w:rFonts w:eastAsiaTheme="minorEastAsia"/>
               <w:noProof/>
-              <w:sz w:val="24"/>
-              <w:szCs w:val="24"/>
+              <w:kern w:val="0"/>
+              <w:sz w:val="22"/>
               <w:lang w:eastAsia="es-CO"/>
+              <w14:ligatures w14:val="none"/>
             </w:rPr>
           </w:pPr>
-          <w:hyperlink w:anchor="_Toc232864556" w:history="1">
+          <w:hyperlink w:anchor="_Toc242959773" w:history="1">
             <w:r>
               <w:rPr>
                 <w:rStyle w:val="Hipervnculo"/>
@@ -1187,9 +1187,10 @@
               <w:rPr>
                 <w:rFonts w:eastAsiaTheme="minorEastAsia"/>
                 <w:noProof/>
-                <w:sz w:val="24"/>
-                <w:szCs w:val="24"/>
+                <w:kern w:val="0"/>
+                <w:sz w:val="22"/>
                 <w:lang w:eastAsia="es-CO"/>
+                <w14:ligatures w14:val="none"/>
               </w:rPr>
               <w:tab/>
             </w:r>
@@ -1219,7 +1220,7 @@
                 <w:noProof/>
                 <w:webHidden/>
               </w:rPr>
-              <w:instrText xml:space="preserve"> PAGEREF _Toc232864556 \h </w:instrText>
+              <w:instrText xml:space="preserve"> PAGEREF _Toc242959773 \h </w:instrText>
             </w:r>
             <w:r>
               <w:rPr>
@@ -1239,7 +1240,7 @@
                 <w:noProof/>
                 <w:webHidden/>
               </w:rPr>
-              <w:t>20</w:t>
+              <w:t>18</w:t>
             </w:r>
             <w:r>
               <w:rPr>
@@ -1253,19 +1254,16 @@
         <w:p>
           <w:pPr>
             <w:pStyle w:val="TDC1"/>
-            <w:tabs>
-              <w:tab w:val="left" w:pos="1200"/>
-              <w:tab w:val="right" w:leader="dot" w:pos="9962"/>
-            </w:tabs>
             <w:rPr>
               <w:rFonts w:eastAsiaTheme="minorEastAsia"/>
               <w:noProof/>
-              <w:sz w:val="24"/>
-              <w:szCs w:val="24"/>
+              <w:kern w:val="0"/>
+              <w:sz w:val="22"/>
               <w:lang w:eastAsia="es-CO"/>
+              <w14:ligatures w14:val="none"/>
             </w:rPr>
           </w:pPr>
-          <w:hyperlink w:anchor="_Toc232864557" w:history="1">
+          <w:hyperlink w:anchor="_Toc242959774" w:history="1">
             <w:r>
               <w:rPr>
                 <w:rStyle w:val="Hipervnculo"/>
@@ -1277,9 +1275,10 @@
               <w:rPr>
                 <w:rFonts w:eastAsiaTheme="minorEastAsia"/>
                 <w:noProof/>
-                <w:sz w:val="24"/>
-                <w:szCs w:val="24"/>
+                <w:kern w:val="0"/>
+                <w:sz w:val="22"/>
                 <w:lang w:eastAsia="es-CO"/>
+                <w14:ligatures w14:val="none"/>
               </w:rPr>
               <w:tab/>
             </w:r>
@@ -1309,7 +1308,7 @@
                 <w:noProof/>
                 <w:webHidden/>
               </w:rPr>
-              <w:instrText xml:space="preserve"> PAGEREF _Toc232864557 \h </w:instrText>
+              <w:instrText xml:space="preserve"> PAGEREF _Toc242959774 \h </w:instrText>
             </w:r>
             <w:r>
               <w:rPr>
@@ -1329,7 +1328,7 @@
                 <w:noProof/>
                 <w:webHidden/>
               </w:rPr>
-              <w:t>25</w:t>
+              <w:t>22</w:t>
             </w:r>
             <w:r>
               <w:rPr>
@@ -1343,19 +1342,16 @@
         <w:p>
           <w:pPr>
             <w:pStyle w:val="TDC1"/>
-            <w:tabs>
-              <w:tab w:val="left" w:pos="1200"/>
-              <w:tab w:val="right" w:leader="dot" w:pos="9962"/>
-            </w:tabs>
             <w:rPr>
               <w:rFonts w:eastAsiaTheme="minorEastAsia"/>
               <w:noProof/>
-              <w:sz w:val="24"/>
-              <w:szCs w:val="24"/>
+              <w:kern w:val="0"/>
+              <w:sz w:val="22"/>
               <w:lang w:eastAsia="es-CO"/>
+              <w14:ligatures w14:val="none"/>
             </w:rPr>
           </w:pPr>
-          <w:hyperlink w:anchor="_Toc232864558" w:history="1">
+          <w:hyperlink w:anchor="_Toc242959775" w:history="1">
             <w:r>
               <w:rPr>
                 <w:rStyle w:val="Hipervnculo"/>
@@ -1367,9 +1363,10 @@
               <w:rPr>
                 <w:rFonts w:eastAsiaTheme="minorEastAsia"/>
                 <w:noProof/>
-                <w:sz w:val="24"/>
-                <w:szCs w:val="24"/>
+                <w:kern w:val="0"/>
+                <w:sz w:val="22"/>
                 <w:lang w:eastAsia="es-CO"/>
+                <w14:ligatures w14:val="none"/>
               </w:rPr>
               <w:tab/>
             </w:r>
@@ -1399,7 +1396,7 @@
                 <w:noProof/>
                 <w:webHidden/>
               </w:rPr>
-              <w:instrText xml:space="preserve"> PAGEREF _Toc232864558 \h </w:instrText>
+              <w:instrText xml:space="preserve"> PAGEREF _Toc242959775 \h </w:instrText>
             </w:r>
             <w:r>
               <w:rPr>
@@ -1419,7 +1416,7 @@
                 <w:noProof/>
                 <w:webHidden/>
               </w:rPr>
-              <w:t>27</w:t>
+              <w:t>24</w:t>
             </w:r>
             <w:r>
               <w:rPr>
@@ -1436,12 +1433,13 @@
             <w:rPr>
               <w:rFonts w:eastAsiaTheme="minorEastAsia"/>
               <w:noProof/>
-              <w:sz w:val="24"/>
-              <w:szCs w:val="24"/>
+              <w:kern w:val="0"/>
+              <w:sz w:val="22"/>
               <w:lang w:eastAsia="es-CO"/>
+              <w14:ligatures w14:val="none"/>
             </w:rPr>
           </w:pPr>
-          <w:hyperlink w:anchor="_Toc232864559" w:history="1">
+          <w:hyperlink w:anchor="_Toc242959776" w:history="1">
             <w:r>
               <w:rPr>
                 <w:rStyle w:val="Hipervnculo"/>
@@ -1453,9 +1451,10 @@
               <w:rPr>
                 <w:rFonts w:eastAsiaTheme="minorEastAsia"/>
                 <w:noProof/>
-                <w:sz w:val="24"/>
-                <w:szCs w:val="24"/>
+                <w:kern w:val="0"/>
+                <w:sz w:val="22"/>
                 <w:lang w:eastAsia="es-CO"/>
+                <w14:ligatures w14:val="none"/>
               </w:rPr>
               <w:tab/>
             </w:r>
@@ -1485,7 +1484,7 @@
                 <w:noProof/>
                 <w:webHidden/>
               </w:rPr>
-              <w:instrText xml:space="preserve"> PAGEREF _Toc232864559 \h </w:instrText>
+              <w:instrText xml:space="preserve"> PAGEREF _Toc242959776 \h </w:instrText>
             </w:r>
             <w:r>
               <w:rPr>
@@ -1505,7 +1504,7 @@
                 <w:noProof/>
                 <w:webHidden/>
               </w:rPr>
-              <w:t>31</w:t>
+              <w:t>28</w:t>
             </w:r>
             <w:r>
               <w:rPr>
@@ -1522,12 +1521,13 @@
             <w:rPr>
               <w:rFonts w:eastAsiaTheme="minorEastAsia"/>
               <w:noProof/>
-              <w:sz w:val="24"/>
-              <w:szCs w:val="24"/>
+              <w:kern w:val="0"/>
+              <w:sz w:val="22"/>
               <w:lang w:eastAsia="es-CO"/>
+              <w14:ligatures w14:val="none"/>
             </w:rPr>
           </w:pPr>
-          <w:hyperlink w:anchor="_Toc232864560" w:history="1">
+          <w:hyperlink w:anchor="_Toc242959777" w:history="1">
             <w:r>
               <w:rPr>
                 <w:rStyle w:val="Hipervnculo"/>
@@ -1539,9 +1539,10 @@
               <w:rPr>
                 <w:rFonts w:eastAsiaTheme="minorEastAsia"/>
                 <w:noProof/>
-                <w:sz w:val="24"/>
-                <w:szCs w:val="24"/>
+                <w:kern w:val="0"/>
+                <w:sz w:val="22"/>
                 <w:lang w:eastAsia="es-CO"/>
+                <w14:ligatures w14:val="none"/>
               </w:rPr>
               <w:tab/>
             </w:r>
@@ -1571,7 +1572,7 @@
                 <w:noProof/>
                 <w:webHidden/>
               </w:rPr>
-              <w:instrText xml:space="preserve"> PAGEREF _Toc232864560 \h </w:instrText>
+              <w:instrText xml:space="preserve"> PAGEREF _Toc242959777 \h </w:instrText>
             </w:r>
             <w:r>
               <w:rPr>
@@ -1591,7 +1592,7 @@
                 <w:noProof/>
                 <w:webHidden/>
               </w:rPr>
-              <w:t>33</w:t>
+              <w:t>29</w:t>
             </w:r>
             <w:r>
               <w:rPr>
@@ -1608,12 +1609,13 @@
             <w:rPr>
               <w:rFonts w:eastAsiaTheme="minorEastAsia"/>
               <w:noProof/>
-              <w:sz w:val="24"/>
-              <w:szCs w:val="24"/>
+              <w:kern w:val="0"/>
+              <w:sz w:val="22"/>
               <w:lang w:eastAsia="es-CO"/>
+              <w14:ligatures w14:val="none"/>
             </w:rPr>
           </w:pPr>
-          <w:hyperlink w:anchor="_Toc232864561" w:history="1">
+          <w:hyperlink w:anchor="_Toc242959778" w:history="1">
             <w:r>
               <w:rPr>
                 <w:rStyle w:val="Hipervnculo"/>
@@ -1625,9 +1627,10 @@
               <w:rPr>
                 <w:rFonts w:eastAsiaTheme="minorEastAsia"/>
                 <w:noProof/>
-                <w:sz w:val="24"/>
-                <w:szCs w:val="24"/>
+                <w:kern w:val="0"/>
+                <w:sz w:val="22"/>
                 <w:lang w:eastAsia="es-CO"/>
+                <w14:ligatures w14:val="none"/>
               </w:rPr>
               <w:tab/>
             </w:r>
@@ -1657,7 +1660,7 @@
                 <w:noProof/>
                 <w:webHidden/>
               </w:rPr>
-              <w:instrText xml:space="preserve"> PAGEREF _Toc232864561 \h </w:instrText>
+              <w:instrText xml:space="preserve"> PAGEREF _Toc242959778 \h </w:instrText>
             </w:r>
             <w:r>
               <w:rPr>
@@ -1677,7 +1680,7 @@
                 <w:noProof/>
                 <w:webHidden/>
               </w:rPr>
-              <w:t>34</w:t>
+              <w:t>30</w:t>
             </w:r>
             <w:r>
               <w:rPr>
@@ -1691,18 +1694,16 @@
         <w:p>
           <w:pPr>
             <w:pStyle w:val="TDC1"/>
-            <w:tabs>
-              <w:tab w:val="right" w:leader="dot" w:pos="9962"/>
-            </w:tabs>
             <w:rPr>
               <w:rFonts w:eastAsiaTheme="minorEastAsia"/>
               <w:noProof/>
-              <w:sz w:val="24"/>
-              <w:szCs w:val="24"/>
+              <w:kern w:val="0"/>
+              <w:sz w:val="22"/>
               <w:lang w:eastAsia="es-CO"/>
+              <w14:ligatures w14:val="none"/>
             </w:rPr>
           </w:pPr>
-          <w:hyperlink w:anchor="_Toc232864562" w:history="1">
+          <w:hyperlink w:anchor="_Toc242959779" w:history="1">
             <w:r>
               <w:rPr>
                 <w:rStyle w:val="Hipervnculo"/>
@@ -1729,7 +1730,7 @@
                 <w:noProof/>
                 <w:webHidden/>
               </w:rPr>
-              <w:instrText xml:space="preserve"> PAGEREF _Toc232864562 \h </w:instrText>
+              <w:instrText xml:space="preserve"> PAGEREF _Toc242959779 \h </w:instrText>
             </w:r>
             <w:r>
               <w:rPr>
@@ -1749,7 +1750,7 @@
                 <w:noProof/>
                 <w:webHidden/>
               </w:rPr>
-              <w:t>36</w:t>
+              <w:t>32</w:t>
             </w:r>
             <w:r>
               <w:rPr>
@@ -1763,18 +1764,16 @@
         <w:p>
           <w:pPr>
             <w:pStyle w:val="TDC1"/>
-            <w:tabs>
-              <w:tab w:val="right" w:leader="dot" w:pos="9962"/>
-            </w:tabs>
             <w:rPr>
               <w:rFonts w:eastAsiaTheme="minorEastAsia"/>
               <w:noProof/>
-              <w:sz w:val="24"/>
-              <w:szCs w:val="24"/>
+              <w:kern w:val="0"/>
+              <w:sz w:val="22"/>
               <w:lang w:eastAsia="es-CO"/>
+              <w14:ligatures w14:val="none"/>
             </w:rPr>
           </w:pPr>
-          <w:hyperlink w:anchor="_Toc232864563" w:history="1">
+          <w:hyperlink w:anchor="_Toc242959780" w:history="1">
             <w:r>
               <w:rPr>
                 <w:rStyle w:val="Hipervnculo"/>
@@ -1801,7 +1800,7 @@
                 <w:noProof/>
                 <w:webHidden/>
               </w:rPr>
-              <w:instrText xml:space="preserve"> PAGEREF _Toc232864563 \h </w:instrText>
+              <w:instrText xml:space="preserve"> PAGEREF _Toc242959780 \h </w:instrText>
             </w:r>
             <w:r>
               <w:rPr>
@@ -1821,7 +1820,7 @@
                 <w:noProof/>
                 <w:webHidden/>
               </w:rPr>
-              <w:t>37</w:t>
+              <w:t>33</w:t>
             </w:r>
             <w:r>
               <w:rPr>
@@ -1835,18 +1834,16 @@
         <w:p>
           <w:pPr>
             <w:pStyle w:val="TDC1"/>
-            <w:tabs>
-              <w:tab w:val="right" w:leader="dot" w:pos="9962"/>
-            </w:tabs>
             <w:rPr>
               <w:rFonts w:eastAsiaTheme="minorEastAsia"/>
               <w:noProof/>
-              <w:sz w:val="24"/>
-              <w:szCs w:val="24"/>
+              <w:kern w:val="0"/>
+              <w:sz w:val="22"/>
               <w:lang w:eastAsia="es-CO"/>
+              <w14:ligatures w14:val="none"/>
             </w:rPr>
           </w:pPr>
-          <w:hyperlink w:anchor="_Toc232864564" w:history="1">
+          <w:hyperlink w:anchor="_Toc242959781" w:history="1">
             <w:r>
               <w:rPr>
                 <w:rStyle w:val="Hipervnculo"/>
@@ -1873,7 +1870,7 @@
                 <w:noProof/>
                 <w:webHidden/>
               </w:rPr>
-              <w:instrText xml:space="preserve"> PAGEREF _Toc232864564 \h </w:instrText>
+              <w:instrText xml:space="preserve"> PAGEREF _Toc242959781 \h </w:instrText>
             </w:r>
             <w:r>
               <w:rPr>
@@ -1893,7 +1890,7 @@
                 <w:noProof/>
                 <w:webHidden/>
               </w:rPr>
-              <w:t>38</w:t>
+              <w:t>34</w:t>
             </w:r>
             <w:r>
               <w:rPr>
@@ -1907,18 +1904,16 @@
         <w:p>
           <w:pPr>
             <w:pStyle w:val="TDC1"/>
-            <w:tabs>
-              <w:tab w:val="right" w:leader="dot" w:pos="9962"/>
-            </w:tabs>
             <w:rPr>
               <w:rFonts w:eastAsiaTheme="minorEastAsia"/>
               <w:noProof/>
-              <w:sz w:val="24"/>
-              <w:szCs w:val="24"/>
+              <w:kern w:val="0"/>
+              <w:sz w:val="22"/>
               <w:lang w:eastAsia="es-CO"/>
+              <w14:ligatures w14:val="none"/>
             </w:rPr>
           </w:pPr>
-          <w:hyperlink w:anchor="_Toc232864565" w:history="1">
+          <w:hyperlink w:anchor="_Toc242959782" w:history="1">
             <w:r>
               <w:rPr>
                 <w:rStyle w:val="Hipervnculo"/>
@@ -1945,7 +1940,7 @@
                 <w:noProof/>
                 <w:webHidden/>
               </w:rPr>
-              <w:instrText xml:space="preserve"> PAGEREF _Toc232864565 \h </w:instrText>
+              <w:instrText xml:space="preserve"> PAGEREF _Toc242959782 \h </w:instrText>
             </w:r>
             <w:r>
               <w:rPr>
@@ -1965,7 +1960,7 @@
                 <w:noProof/>
                 <w:webHidden/>
               </w:rPr>
-              <w:t>41</w:t>
+              <w:t>36</w:t>
             </w:r>
             <w:r>
               <w:rPr>
@@ -2010,7 +2005,7 @@
       <w:pPr>
         <w:pStyle w:val="Titulosgenerales"/>
       </w:pPr>
-      <w:bookmarkStart w:id="0" w:name="_Toc232864549"/>
+      <w:bookmarkStart w:id="0" w:name="_Toc242959766"/>
       <w:r>
         <w:lastRenderedPageBreak/>
         <w:t>Introducción</w:t>
@@ -2101,9 +2096,9 @@
           <w:lang w:val="es-419" w:eastAsia="es-CO"/>
         </w:rPr>
         <w:drawing>
-          <wp:inline distT="0" distB="0" distL="0" distR="0" wp14:anchorId="37F5137D" wp14:editId="44AF5C65">
-            <wp:extent cx="4802188" cy="2565070"/>
-            <wp:effectExtent l="0" t="0" r="0" b="6985"/>
+          <wp:inline distT="0" distB="0" distL="0" distR="0" wp14:anchorId="37F5137D" wp14:editId="3BA15755">
+            <wp:extent cx="4680000" cy="2498400"/>
+            <wp:effectExtent l="0" t="0" r="6350" b="0"/>
             <wp:docPr id="796870647" name="Imagen 5" descr="Interacción con clientes para el proceso de venta.&#10;Es un componente de formación centrado en:&#10;¿Que es una venta?&#10;Comunicación asertiva.&#10;Introducción al CRM.&#10;Fidelización del cliente."/>
             <wp:cNvGraphicFramePr>
               <a:graphicFrameLocks xmlns:a="http://schemas.openxmlformats.org/drawingml/2006/main" noChangeAspect="1"/>
@@ -2133,7 +2128,7 @@
                   <pic:spPr bwMode="auto">
                     <a:xfrm>
                       <a:off x="0" y="0"/>
-                      <a:ext cx="4867182" cy="2599786"/>
+                      <a:ext cx="4680000" cy="2498400"/>
                     </a:xfrm>
                     <a:prstGeom prst="rect">
                       <a:avLst/>
@@ -2150,13 +2145,6 @@
     <w:p>
       <w:pPr>
         <w:rPr>
-          <w:lang w:val="es-419" w:eastAsia="es-CO"/>
-        </w:rPr>
-      </w:pPr>
-    </w:p>
-    <w:p>
-      <w:pPr>
-        <w:rPr>
           <w:b/>
           <w:bCs/>
           <w:lang w:val="es-419" w:eastAsia="es-CO"/>
@@ -2198,7 +2186,23 @@
           <w:bCs/>
           <w:lang w:val="es-419" w:eastAsia="es-CO"/>
         </w:rPr>
-        <w:t>¿Cuál es objeto de aprendizaje?</w:t>
+        <w:t xml:space="preserve">¿Cuál es </w:t>
+      </w:r>
+      <w:r>
+        <w:rPr>
+          <w:b/>
+          <w:bCs/>
+          <w:lang w:val="es-419" w:eastAsia="es-CO"/>
+        </w:rPr>
+        <w:t xml:space="preserve">el </w:t>
+      </w:r>
+      <w:r>
+        <w:rPr>
+          <w:b/>
+          <w:bCs/>
+          <w:lang w:val="es-419" w:eastAsia="es-CO"/>
+        </w:rPr>
+        <w:t>objeto de aprendizaje?</w:t>
       </w:r>
     </w:p>
     <w:p>
@@ -2270,6 +2274,15 @@
     </w:p>
     <w:p>
       <w:pPr>
+        <w:pStyle w:val="Prrafodelista"/>
+        <w:ind w:left="1429" w:firstLine="0"/>
+        <w:rPr>
+          <w:lang w:val="es-419" w:eastAsia="es-CO"/>
+        </w:rPr>
+      </w:pPr>
+    </w:p>
+    <w:p>
+      <w:pPr>
         <w:rPr>
           <w:b/>
           <w:bCs/>
@@ -2428,7 +2441,7 @@
       <w:pPr>
         <w:pStyle w:val="Ttulo1"/>
       </w:pPr>
-      <w:bookmarkStart w:id="1" w:name="_Toc232864550"/>
+      <w:bookmarkStart w:id="1" w:name="_Toc242959767"/>
       <w:r>
         <w:lastRenderedPageBreak/>
         <w:t>Qué es una venta y tipos de venta</w:t>
@@ -2611,7 +2624,15 @@
           <w:szCs w:val="28"/>
           <w:lang w:val="es-419"/>
         </w:rPr>
-        <w:t>En las siguientes figuras se puede analizar el comportamiento de las ventas para emprendedores, lo que permite identificar tendencias, oportunidades de crecimiento y aspectos clave para la toma de decisiones estratégicas.</w:t>
+        <w:t>S</w:t>
+      </w:r>
+      <w:r>
+        <w:rPr>
+          <w:rFonts w:ascii="Calibri" w:hAnsi="Calibri" w:cs="Calibri"/>
+          <w:szCs w:val="28"/>
+          <w:lang w:val="es-419"/>
+        </w:rPr>
+        <w:t>e puede analizar el comportamiento de las ventas para emprendedores, lo que permite identificar tendencias, oportunidades de crecimiento y aspectos clave para la toma de decisiones estratégicas.</w:t>
       </w:r>
     </w:p>
     <w:p>
@@ -2688,7 +2709,7 @@
           <w:szCs w:val="28"/>
           <w:lang w:val="es-419"/>
         </w:rPr>
-        <w:t>Luego de su observación, ¿qué mensaje deja esta figura? Se puede concluir que hacer una buena venta, desde los protocolos establecidos por la empresa, contribuye a maximizar los beneficios que obtiene la empresa debido a sus ventas de bienes o servicios. En este sentido, es importante que usted identifique el tipo de ventas, para que pueda ayudar a la organización a conseguir sus objetivos.</w:t>
+        <w:t>Se puede concluir que hacer una buena venta, desde los protocolos establecidos por la empresa, contribuye a maximizar los beneficios que obtiene la empresa debido a sus ventas de bienes o servicios. En este sentido, es importante que usted identifique el tipo de ventas, para que pueda ayudar a la organización a conseguir sus objetivos.</w:t>
       </w:r>
     </w:p>
     <w:p>
@@ -2733,35 +2754,18 @@
       <w:pPr>
         <w:rPr>
           <w:rFonts w:ascii="Calibri" w:hAnsi="Calibri" w:cs="Calibri"/>
-          <w:b/>
-          <w:bCs/>
           <w:szCs w:val="28"/>
           <w:lang w:val="es-419"/>
         </w:rPr>
       </w:pPr>
-      <w:r>
-        <w:rPr>
-          <w:rFonts w:ascii="Calibri" w:hAnsi="Calibri" w:cs="Calibri"/>
-          <w:b/>
-          <w:bCs/>
-          <w:szCs w:val="28"/>
-          <w:lang w:val="es-419"/>
-        </w:rPr>
-        <w:lastRenderedPageBreak/>
-        <w:t xml:space="preserve">Ventas simples / </w:t>
-      </w:r>
-      <w:r>
-        <w:rPr>
-          <w:rStyle w:val="Extranjerismo"/>
-          <w:b/>
-          <w:bCs/>
-          <w:lang w:val="es-419"/>
-        </w:rPr>
-        <w:t>self-service</w:t>
-      </w:r>
-    </w:p>
-    <w:p>
-      <w:pPr>
+    </w:p>
+    <w:p>
+      <w:pPr>
+        <w:pStyle w:val="Prrafodelista"/>
+        <w:numPr>
+          <w:ilvl w:val="0"/>
+          <w:numId w:val="30"/>
+        </w:numPr>
         <w:rPr>
           <w:rFonts w:ascii="Calibri" w:hAnsi="Calibri" w:cs="Calibri"/>
           <w:szCs w:val="28"/>
@@ -2771,17 +2775,31 @@
       <w:r>
         <w:rPr>
           <w:rFonts w:ascii="Calibri" w:hAnsi="Calibri" w:cs="Calibri"/>
+          <w:b/>
+          <w:bCs/>
           <w:szCs w:val="28"/>
           <w:lang w:val="es-419"/>
         </w:rPr>
-        <w:t xml:space="preserve">Este tipo de ventas se refiere a aquellas que se realizan en el momento, sin mucha complicación y antelación, ya que el cliente potencial, o </w:t>
+        <w:lastRenderedPageBreak/>
+        <w:t xml:space="preserve">Ventas simples / </w:t>
       </w:r>
       <w:r>
         <w:rPr>
           <w:rStyle w:val="Extranjerismo"/>
+          <w:b/>
+          <w:bCs/>
           <w:lang w:val="es-419"/>
         </w:rPr>
-        <w:t>lead</w:t>
+        <w:t>self-service</w:t>
+      </w:r>
+      <w:r>
+        <w:rPr>
+          <w:rStyle w:val="Extranjerismo"/>
+          <w:b/>
+          <w:bCs/>
+          <w:lang w:val="es-419"/>
+        </w:rPr>
+        <w:t xml:space="preserve">. </w:t>
       </w:r>
       <w:r>
         <w:rPr>
@@ -2789,14 +2807,14 @@
           <w:szCs w:val="28"/>
           <w:lang w:val="es-419"/>
         </w:rPr>
-        <w:t xml:space="preserve">, va por su cuenta a adquirir el producto o servicio. Aquí se puede mencionar el comercio electrónico o el </w:t>
+        <w:t xml:space="preserve">Este tipo de ventas se refiere a aquellas que se realizan en el momento, sin mucha complicación y antelación, ya que el cliente potencial, o </w:t>
       </w:r>
       <w:r>
         <w:rPr>
           <w:rStyle w:val="Extranjerismo"/>
           <w:lang w:val="es-419"/>
         </w:rPr>
-        <w:t>retail</w:t>
+        <w:t>lead</w:t>
       </w:r>
       <w:r>
         <w:rPr>
@@ -2804,68 +2822,74 @@
           <w:szCs w:val="28"/>
           <w:lang w:val="es-419"/>
         </w:rPr>
-        <w:t>.</w:t>
-      </w:r>
-    </w:p>
-    <w:p>
-      <w:pPr>
+        <w:t xml:space="preserve">, va por su cuenta a adquirir el producto o servicio. Aquí se puede mencionar el comercio electrónico o el </w:t>
+      </w:r>
+      <w:r>
+        <w:rPr>
+          <w:rStyle w:val="Extranjerismo"/>
+          <w:lang w:val="es-419"/>
+        </w:rPr>
+        <w:t>retail</w:t>
+      </w:r>
+      <w:r>
         <w:rPr>
           <w:rFonts w:ascii="Calibri" w:hAnsi="Calibri" w:cs="Calibri"/>
           <w:szCs w:val="28"/>
           <w:lang w:val="es-419"/>
         </w:rPr>
-      </w:pPr>
-      <w:r>
+        <w:t>.</w:t>
+      </w:r>
+    </w:p>
+    <w:p>
+      <w:pPr>
+        <w:ind w:left="707"/>
         <w:rPr>
           <w:rFonts w:ascii="Calibri" w:hAnsi="Calibri" w:cs="Calibri"/>
           <w:szCs w:val="28"/>
           <w:lang w:val="es-419"/>
         </w:rPr>
-        <w:t>Ejemplos: ropa, alimentos, elementos de aseo, etc.</w:t>
-      </w:r>
-    </w:p>
-    <w:p>
-      <w:pPr>
-        <w:rPr>
-          <w:rFonts w:ascii="Calibri" w:hAnsi="Calibri" w:cs="Calibri"/>
-          <w:b/>
-          <w:bCs/>
-          <w:szCs w:val="28"/>
-          <w:lang w:val="es-419"/>
-        </w:rPr>
-      </w:pPr>
-      <w:r>
-        <w:rPr>
-          <w:rFonts w:ascii="Calibri" w:hAnsi="Calibri" w:cs="Calibri"/>
-          <w:b/>
-          <w:bCs/>
-          <w:szCs w:val="28"/>
-          <w:lang w:val="es-419"/>
-        </w:rPr>
-        <w:t>Ventas complejas</w:t>
-      </w:r>
-    </w:p>
-    <w:p>
-      <w:pPr>
+      </w:pPr>
+      <w:r>
         <w:rPr>
           <w:rFonts w:ascii="Calibri" w:hAnsi="Calibri" w:cs="Calibri"/>
           <w:szCs w:val="28"/>
           <w:lang w:val="es-419"/>
         </w:rPr>
-      </w:pPr>
-      <w:r>
+        <w:t>Ejemplos: ropa, alimentos, elementos de aseo, etc.</w:t>
+      </w:r>
+    </w:p>
+    <w:p>
+      <w:pPr>
+        <w:pStyle w:val="Prrafodelista"/>
+        <w:numPr>
+          <w:ilvl w:val="0"/>
+          <w:numId w:val="30"/>
+        </w:numPr>
         <w:rPr>
           <w:rFonts w:ascii="Calibri" w:hAnsi="Calibri" w:cs="Calibri"/>
           <w:szCs w:val="28"/>
           <w:lang w:val="es-419"/>
         </w:rPr>
-        <w:t xml:space="preserve">Este tipo de ventas requiere de un proceso mucho más minucioso entre el vendedor y el cliente potencial, o </w:t>
-      </w:r>
-      <w:r>
-        <w:rPr>
-          <w:rStyle w:val="Extranjerismo"/>
-        </w:rPr>
-        <w:t>lead</w:t>
+      </w:pPr>
+      <w:r>
+        <w:rPr>
+          <w:rFonts w:ascii="Calibri" w:hAnsi="Calibri" w:cs="Calibri"/>
+          <w:b/>
+          <w:bCs/>
+          <w:szCs w:val="28"/>
+          <w:lang w:val="es-419"/>
+        </w:rPr>
+        <w:t>Ventas complejas</w:t>
+      </w:r>
+      <w:r>
+        <w:rPr>
+          <w:rFonts w:ascii="Calibri" w:hAnsi="Calibri" w:cs="Calibri"/>
+          <w:b/>
+          <w:bCs/>
+          <w:szCs w:val="28"/>
+          <w:lang w:val="es-419"/>
+        </w:rPr>
+        <w:t xml:space="preserve">. </w:t>
       </w:r>
       <w:r>
         <w:rPr>
@@ -2873,99 +2897,86 @@
           <w:szCs w:val="28"/>
           <w:lang w:val="es-419"/>
         </w:rPr>
-        <w:t>, donde el primero sirve como consultor desde el primer acercamiento para la posible venta.</w:t>
-      </w:r>
-    </w:p>
-    <w:p>
-      <w:pPr>
+        <w:t xml:space="preserve">Este tipo de ventas requiere de un proceso mucho más minucioso entre el vendedor y el cliente potencial, o </w:t>
+      </w:r>
+      <w:r>
+        <w:rPr>
+          <w:rStyle w:val="Extranjerismo"/>
+        </w:rPr>
+        <w:t>lead</w:t>
+      </w:r>
+      <w:r>
         <w:rPr>
           <w:rFonts w:ascii="Calibri" w:hAnsi="Calibri" w:cs="Calibri"/>
           <w:szCs w:val="28"/>
           <w:lang w:val="es-419"/>
         </w:rPr>
-      </w:pPr>
-      <w:r>
+        <w:t>, donde el primero sirve como consultor desde el primer acercamiento para la posible venta.</w:t>
+      </w:r>
+    </w:p>
+    <w:p>
+      <w:pPr>
+        <w:ind w:left="707"/>
         <w:rPr>
           <w:rFonts w:ascii="Calibri" w:hAnsi="Calibri" w:cs="Calibri"/>
           <w:szCs w:val="28"/>
           <w:lang w:val="es-419"/>
         </w:rPr>
-        <w:t xml:space="preserve">Ejemplos: venta de inmuebles, vehículos, </w:t>
-      </w:r>
-      <w:r>
-        <w:rPr>
-          <w:rStyle w:val="Extranjerismo"/>
-        </w:rPr>
-        <w:t>software</w:t>
-      </w:r>
+      </w:pPr>
       <w:r>
         <w:rPr>
           <w:rFonts w:ascii="Calibri" w:hAnsi="Calibri" w:cs="Calibri"/>
           <w:szCs w:val="28"/>
           <w:lang w:val="es-419"/>
         </w:rPr>
-        <w:t>, etc.</w:t>
-      </w:r>
-    </w:p>
-    <w:p>
-      <w:pPr>
+        <w:t xml:space="preserve">Ejemplos: venta de inmuebles, vehículos, </w:t>
+      </w:r>
+      <w:r>
+        <w:rPr>
+          <w:rStyle w:val="Extranjerismo"/>
+        </w:rPr>
+        <w:t>software</w:t>
+      </w:r>
+      <w:r>
         <w:rPr>
           <w:rFonts w:ascii="Calibri" w:hAnsi="Calibri" w:cs="Calibri"/>
           <w:szCs w:val="28"/>
           <w:lang w:val="es-419"/>
         </w:rPr>
-      </w:pPr>
-      <w:r>
+        <w:t>, etc.</w:t>
+      </w:r>
+    </w:p>
+    <w:p>
+      <w:pPr>
         <w:rPr>
           <w:rFonts w:ascii="Calibri" w:hAnsi="Calibri" w:cs="Calibri"/>
           <w:szCs w:val="28"/>
           <w:lang w:val="es-419"/>
         </w:rPr>
-        <w:t>De acuerdo con las ventas simples y complejas antes mencionadas, y teniendo en cuenta los diferentes canales utilizados y diversos factores, según Muente (2018), se determinan los principales tipos de venta. Se recomienda revisar la siguiente información para poder adoptar la que pueda servir en un contexto laboral específico. ¿Cuál seleccionaría?</w:t>
-      </w:r>
-    </w:p>
-    <w:p>
-      <w:pPr>
-        <w:rPr>
-          <w:rFonts w:ascii="Calibri" w:hAnsi="Calibri" w:cs="Calibri"/>
-          <w:b/>
-          <w:bCs/>
-          <w:szCs w:val="28"/>
-          <w:lang w:val="es-419"/>
-        </w:rPr>
-      </w:pPr>
-      <w:r>
-        <w:rPr>
-          <w:rFonts w:ascii="Calibri" w:hAnsi="Calibri" w:cs="Calibri"/>
-          <w:b/>
-          <w:bCs/>
-          <w:szCs w:val="28"/>
-          <w:lang w:val="es-419"/>
-        </w:rPr>
-        <w:t>Venta directa o personal</w:t>
-      </w:r>
-    </w:p>
-    <w:p>
-      <w:pPr>
+      </w:pPr>
+      <w:r>
         <w:rPr>
           <w:rFonts w:ascii="Calibri" w:hAnsi="Calibri" w:cs="Calibri"/>
           <w:szCs w:val="28"/>
           <w:lang w:val="es-419"/>
         </w:rPr>
-      </w:pPr>
-      <w:r>
+        <w:t>De acuerdo con las ventas simples y complejas antes mencionadas, y teniendo en cuenta los diferentes canales utilizados y diversos factores, según Muente (2018), se determinan los principales tipos de venta. Se recomienda revisar la siguiente información para poder adoptar la que pueda servir en un contexto laboral específico. ¿Cuál seleccionaría?</w:t>
+      </w:r>
+    </w:p>
+    <w:p>
+      <w:pPr>
+        <w:pStyle w:val="Prrafodelista"/>
+        <w:numPr>
+          <w:ilvl w:val="0"/>
+          <w:numId w:val="31"/>
+        </w:numPr>
         <w:rPr>
           <w:rFonts w:ascii="Calibri" w:hAnsi="Calibri" w:cs="Calibri"/>
           <w:szCs w:val="28"/>
           <w:lang w:val="es-419"/>
         </w:rPr>
-        <w:t>En este tipo de venta el cliente debe desplazarse hasta el lugar en que desea adquirir el producto o servicio y el vendedor le ofrecerá las características de este, de esta forma se genera una conexión personal entre los dos con una comunicación directa.</w:t>
-      </w:r>
-    </w:p>
-    <w:p>
-      <w:pPr>
-        <w:spacing w:before="0" w:after="160" w:line="259" w:lineRule="auto"/>
-        <w:ind w:firstLine="0"/>
+      </w:pPr>
+      <w:r>
         <w:rPr>
           <w:rFonts w:ascii="Calibri" w:hAnsi="Calibri" w:cs="Calibri"/>
           <w:b/>
@@ -2973,7 +2984,8 @@
           <w:szCs w:val="28"/>
           <w:lang w:val="es-419"/>
         </w:rPr>
-      </w:pPr>
+        <w:t>Venta directa o personal</w:t>
+      </w:r>
       <w:r>
         <w:rPr>
           <w:rFonts w:ascii="Calibri" w:hAnsi="Calibri" w:cs="Calibri"/>
@@ -2982,53 +2994,49 @@
           <w:szCs w:val="28"/>
           <w:lang w:val="es-419"/>
         </w:rPr>
-        <w:br w:type="page"/>
-      </w:r>
-    </w:p>
-    <w:p>
-      <w:pPr>
-        <w:rPr>
-          <w:rFonts w:ascii="Calibri" w:hAnsi="Calibri" w:cs="Calibri"/>
-          <w:b/>
-          <w:bCs/>
-          <w:szCs w:val="28"/>
-          <w:lang w:val="es-419"/>
-        </w:rPr>
-      </w:pPr>
-      <w:r>
-        <w:rPr>
-          <w:rFonts w:ascii="Calibri" w:hAnsi="Calibri" w:cs="Calibri"/>
-          <w:b/>
-          <w:bCs/>
-          <w:szCs w:val="28"/>
-          <w:lang w:val="es-419"/>
-        </w:rPr>
-        <w:lastRenderedPageBreak/>
-        <w:t>Venta interna</w:t>
-      </w:r>
-    </w:p>
-    <w:p>
-      <w:pPr>
+        <w:t xml:space="preserve">. </w:t>
+      </w:r>
+      <w:r>
         <w:rPr>
           <w:rFonts w:ascii="Calibri" w:hAnsi="Calibri" w:cs="Calibri"/>
           <w:szCs w:val="28"/>
           <w:lang w:val="es-419"/>
         </w:rPr>
-      </w:pPr>
-      <w:r>
+        <w:t>En este tipo de venta el cliente debe desplazarse hasta el lugar en que desea adquirir el producto o servicio y el vendedor le ofrecerá las características de este, de esta forma se genera una conexión personal entre los dos con una comunicación directa.</w:t>
+      </w:r>
+    </w:p>
+    <w:p>
+      <w:pPr>
+        <w:pStyle w:val="Prrafodelista"/>
+        <w:numPr>
+          <w:ilvl w:val="0"/>
+          <w:numId w:val="31"/>
+        </w:numPr>
         <w:rPr>
           <w:rFonts w:ascii="Calibri" w:hAnsi="Calibri" w:cs="Calibri"/>
           <w:szCs w:val="28"/>
           <w:lang w:val="es-419"/>
         </w:rPr>
-        <w:t xml:space="preserve">En este tipo de venta, también llamada </w:t>
-      </w:r>
-      <w:r>
-        <w:rPr>
-          <w:rStyle w:val="Extranjerismo"/>
+      </w:pPr>
+      <w:r>
+        <w:rPr>
+          <w:rFonts w:ascii="Calibri" w:hAnsi="Calibri" w:cs="Calibri"/>
+          <w:b/>
+          <w:bCs/>
+          <w:szCs w:val="28"/>
           <w:lang w:val="es-419"/>
         </w:rPr>
-        <w:t>inside sales</w:t>
+        <w:t>Venta interna</w:t>
+      </w:r>
+      <w:r>
+        <w:rPr>
+          <w:rFonts w:ascii="Calibri" w:hAnsi="Calibri" w:cs="Calibri"/>
+          <w:b/>
+          <w:bCs/>
+          <w:szCs w:val="28"/>
+          <w:lang w:val="es-419"/>
+        </w:rPr>
+        <w:t xml:space="preserve">. </w:t>
       </w:r>
       <w:r>
         <w:rPr>
@@ -3036,7 +3044,14 @@
           <w:szCs w:val="28"/>
           <w:lang w:val="es-419"/>
         </w:rPr>
-        <w:t>, el</w:t>
+        <w:t xml:space="preserve">En este tipo de venta, también llamada </w:t>
+      </w:r>
+      <w:r>
+        <w:rPr>
+          <w:rStyle w:val="Extranjerismo"/>
+          <w:lang w:val="es-419"/>
+        </w:rPr>
+        <w:t>inside sales</w:t>
       </w:r>
       <w:r>
         <w:rPr>
@@ -3044,61 +3059,60 @@
           <w:szCs w:val="28"/>
           <w:lang w:val="es-419"/>
         </w:rPr>
-        <w:t xml:space="preserve"> vendedor conoce muy bien a su cliente potencial. De acuerdo con ese conocimiento es que ofrecerá el producto de la manera más adecuada. Además, permite el uso de herramientas de conectividad para evitar desplazamiento y aumentar la productividad.</w:t>
-      </w:r>
-    </w:p>
-    <w:p>
-      <w:pPr>
-        <w:rPr>
-          <w:rFonts w:ascii="Calibri" w:hAnsi="Calibri" w:cs="Calibri"/>
-          <w:b/>
-          <w:bCs/>
-          <w:szCs w:val="28"/>
-          <w:lang w:val="es-419"/>
-        </w:rPr>
-      </w:pPr>
-      <w:r>
-        <w:rPr>
-          <w:rFonts w:ascii="Calibri" w:hAnsi="Calibri" w:cs="Calibri"/>
-          <w:b/>
-          <w:bCs/>
-          <w:szCs w:val="28"/>
-          <w:lang w:val="es-419"/>
-        </w:rPr>
-        <w:t xml:space="preserve">Venta </w:t>
-      </w:r>
-      <w:r>
-        <w:rPr>
-          <w:rStyle w:val="Extranjerismo"/>
-          <w:b/>
-          <w:bCs/>
-          <w:lang w:val="es-419"/>
-        </w:rPr>
-        <w:t>inbound</w:t>
-      </w:r>
-    </w:p>
-    <w:p>
-      <w:pPr>
+        <w:t xml:space="preserve">, el vendedor conoce muy bien a su cliente potencial. De acuerdo con ese conocimiento es que ofrecerá el producto de la manera más adecuada. </w:t>
+      </w:r>
+      <w:r>
         <w:rPr>
           <w:rFonts w:ascii="Calibri" w:hAnsi="Calibri" w:cs="Calibri"/>
           <w:szCs w:val="28"/>
           <w:lang w:val="es-419"/>
         </w:rPr>
-      </w:pPr>
-      <w:r>
+        <w:lastRenderedPageBreak/>
+        <w:t>Además, permite el uso de herramientas de conectividad para evitar desplazamiento y aumentar la productividad.</w:t>
+      </w:r>
+    </w:p>
+    <w:p>
+      <w:pPr>
+        <w:pStyle w:val="Prrafodelista"/>
+        <w:numPr>
+          <w:ilvl w:val="0"/>
+          <w:numId w:val="31"/>
+        </w:numPr>
         <w:rPr>
           <w:rFonts w:ascii="Calibri" w:hAnsi="Calibri" w:cs="Calibri"/>
           <w:szCs w:val="28"/>
           <w:lang w:val="es-419"/>
         </w:rPr>
-        <w:t xml:space="preserve">Este tipo de venta sigue el camino del </w:t>
-      </w:r>
+      </w:pPr>
+      <w:r>
+        <w:rPr>
+          <w:rFonts w:ascii="Calibri" w:hAnsi="Calibri" w:cs="Calibri"/>
+          <w:b/>
+          <w:bCs/>
+          <w:szCs w:val="28"/>
+          <w:lang w:val="es-419"/>
+        </w:rPr>
+        <w:t xml:space="preserve">Venta </w:t>
+      </w:r>
+      <w:proofErr w:type="spellStart"/>
       <w:r>
         <w:rPr>
           <w:rStyle w:val="Extranjerismo"/>
+          <w:b/>
+          <w:bCs/>
           <w:lang w:val="es-419"/>
         </w:rPr>
-        <w:t>inbound marketing</w:t>
+        <w:t>inbound</w:t>
+      </w:r>
+      <w:proofErr w:type="spellEnd"/>
+      <w:r>
+        <w:rPr>
+          <w:rStyle w:val="Extranjerismo"/>
+          <w:b/>
+          <w:bCs/>
+          <w:lang w:val="es-419"/>
+        </w:rPr>
+        <w:t xml:space="preserve">. </w:t>
       </w:r>
       <w:r>
         <w:rPr>
@@ -3106,7 +3120,14 @@
           <w:szCs w:val="28"/>
           <w:lang w:val="es-419"/>
         </w:rPr>
-        <w:t>,</w:t>
+        <w:t xml:space="preserve">Este tipo de venta sigue el camino del </w:t>
+      </w:r>
+      <w:r>
+        <w:rPr>
+          <w:rStyle w:val="Extranjerismo"/>
+          <w:lang w:val="es-419"/>
+        </w:rPr>
+        <w:t>inbound marketing</w:t>
       </w:r>
       <w:r>
         <w:rPr>
@@ -3114,7 +3135,7 @@
           <w:szCs w:val="28"/>
           <w:lang w:val="es-419"/>
         </w:rPr>
-        <w:t xml:space="preserve"> al usar la estrategia de atraer a los clientes para que lleguen al proceso de compra y no se necesita salir a buscarlos. Se deben enviar mensajes persuasivos al enfoque de la venta, con el fin de que los usuarios interesados lleguen al punto que sea planteado. Es de destacar que para este tipo de venta es necesario el uso de un sitio web para la recepción de los </w:t>
+        <w:t xml:space="preserve">, al usar la estrategia de atraer a los clientes para que lleguen al proceso de compra y no se necesita salir a buscarlos. Se deben enviar mensajes persuasivos al enfoque de la venta, con el fin de que los usuarios interesados lleguen al punto que sea planteado. Es de destacar que para este tipo de venta es necesario el uso de un sitio web para la recepción de los </w:t>
       </w:r>
       <w:r>
         <w:rPr>
@@ -3133,27 +3154,11 @@
     </w:p>
     <w:p>
       <w:pPr>
-        <w:rPr>
-          <w:rFonts w:ascii="Calibri" w:hAnsi="Calibri" w:cs="Calibri"/>
-          <w:b/>
-          <w:bCs/>
-          <w:szCs w:val="28"/>
-          <w:lang w:val="es-419"/>
-        </w:rPr>
-      </w:pPr>
-      <w:r>
-        <w:rPr>
-          <w:rFonts w:ascii="Calibri" w:hAnsi="Calibri" w:cs="Calibri"/>
-          <w:b/>
-          <w:bCs/>
-          <w:szCs w:val="28"/>
-          <w:lang w:val="es-419"/>
-        </w:rPr>
-        <w:t>Ventas en línea</w:t>
-      </w:r>
-    </w:p>
-    <w:p>
-      <w:pPr>
+        <w:pStyle w:val="Prrafodelista"/>
+        <w:numPr>
+          <w:ilvl w:val="0"/>
+          <w:numId w:val="31"/>
+        </w:numPr>
         <w:rPr>
           <w:rFonts w:ascii="Calibri" w:hAnsi="Calibri" w:cs="Calibri"/>
           <w:szCs w:val="28"/>
@@ -3163,17 +3168,22 @@
       <w:r>
         <w:rPr>
           <w:rFonts w:ascii="Calibri" w:hAnsi="Calibri" w:cs="Calibri"/>
+          <w:b/>
+          <w:bCs/>
           <w:szCs w:val="28"/>
           <w:lang w:val="es-419"/>
         </w:rPr>
-        <w:t xml:space="preserve">Este tipo de ventas también se podrían llamar ventas por Internet o ventas </w:t>
-      </w:r>
-      <w:r>
-        <w:rPr>
-          <w:rStyle w:val="Extranjerismo"/>
+        <w:t>Ventas en línea</w:t>
+      </w:r>
+      <w:r>
+        <w:rPr>
+          <w:rFonts w:ascii="Calibri" w:hAnsi="Calibri" w:cs="Calibri"/>
+          <w:b/>
+          <w:bCs/>
+          <w:szCs w:val="28"/>
           <w:lang w:val="es-419"/>
         </w:rPr>
-        <w:t>online</w:t>
+        <w:t xml:space="preserve">. </w:t>
       </w:r>
       <w:r>
         <w:rPr>
@@ -3181,7 +3191,14 @@
           <w:szCs w:val="28"/>
           <w:lang w:val="es-419"/>
         </w:rPr>
-        <w:t>,</w:t>
+        <w:t xml:space="preserve">Este tipo de ventas también se podrían llamar ventas por Internet o ventas </w:t>
+      </w:r>
+      <w:r>
+        <w:rPr>
+          <w:rStyle w:val="Extranjerismo"/>
+          <w:lang w:val="es-419"/>
+        </w:rPr>
+        <w:t>online</w:t>
       </w:r>
       <w:r>
         <w:rPr>
@@ -3189,14 +3206,14 @@
           <w:szCs w:val="28"/>
           <w:lang w:val="es-419"/>
         </w:rPr>
-        <w:t xml:space="preserve"> las cuales se llevan a cabo a través de la web, donde varias empresas venden sus productos; pero se debe tener en cuenta el tipo de consumidor al cual se dirigen y la manera de ofertar los productos o servicios.</w:t>
+        <w:t>, las cuales se llevan a cabo a través de la web, donde varias empresas venden sus productos; pero se debe tener en cuenta el tipo de consumidor al cual se dirigen y la manera de ofertar los productos o servicios.</w:t>
       </w:r>
     </w:p>
     <w:p>
       <w:pPr>
         <w:pStyle w:val="Ttulo2"/>
       </w:pPr>
-      <w:bookmarkStart w:id="2" w:name="_Toc232864551"/>
+      <w:bookmarkStart w:id="2" w:name="_Toc242959768"/>
       <w:r>
         <w:t>Proceso de venta</w:t>
       </w:r>
@@ -3224,247 +3241,27 @@
         <w:rPr>
           <w:lang w:val="es-419" w:eastAsia="es-CO"/>
         </w:rPr>
-        <w:t xml:space="preserve">es como se desarrolla el famoso embudo </w:t>
+        <w:t>es como se desarrolla el famoso embudo de ventas, que permite graficar las etapas que cumple el cliente para llevar a cabo el resultado de la venta.</w:t>
+      </w:r>
+    </w:p>
+    <w:p>
+      <w:pPr>
+        <w:rPr>
+          <w:lang w:val="es-419" w:eastAsia="es-CO"/>
+        </w:rPr>
+      </w:pPr>
+      <w:r>
+        <w:rPr>
+          <w:lang w:val="es-419" w:eastAsia="es-CO"/>
+        </w:rPr>
+        <w:t xml:space="preserve">A continuación, se detallarán los pasos determinados en el portal web Zendesk (2020) para un proceso de ventas. Es importante que, una vez finalizada la lectura de </w:t>
       </w:r>
       <w:r>
         <w:rPr>
           <w:lang w:val="es-419" w:eastAsia="es-CO"/>
         </w:rPr>
         <w:lastRenderedPageBreak/>
-        <w:t>de ventas, que permite graficar las etapas que cumple el cliente para llevar a cabo el resultado de la venta.</w:t>
-      </w:r>
-    </w:p>
-    <w:p>
-      <w:pPr>
-        <w:rPr>
-          <w:lang w:val="es-419" w:eastAsia="es-CO"/>
-        </w:rPr>
-      </w:pPr>
-      <w:r>
-        <w:rPr>
-          <w:lang w:val="es-419" w:eastAsia="es-CO"/>
-        </w:rPr>
-        <w:t>A continuación, se detallarán los pasos determinados en el portal web Zendesk (2020) para un proceso de ventas. Es importante que, una vez finalizada la lectura de este proceso, describa mentalmente cómo haría usted el proceso de venta si estuviera hoy trabajando.</w:t>
-      </w:r>
-    </w:p>
-    <w:p>
-      <w:pPr>
-        <w:rPr>
-          <w:lang w:val="es-419" w:eastAsia="es-CO"/>
-        </w:rPr>
-      </w:pPr>
-      <w:r>
-        <w:rPr>
-          <w:b/>
-          <w:bCs/>
-          <w:lang w:val="es-419" w:eastAsia="es-CO"/>
-        </w:rPr>
-        <w:t>Prospección</w:t>
-      </w:r>
-    </w:p>
-    <w:p>
-      <w:pPr>
-        <w:rPr>
-          <w:lang w:val="es-419" w:eastAsia="es-CO"/>
-        </w:rPr>
-      </w:pPr>
-      <w:r>
-        <w:rPr>
-          <w:lang w:val="es-419" w:eastAsia="es-CO"/>
-        </w:rPr>
-        <w:t xml:space="preserve">Para iniciar el proceso de venta se hace preciso la investigación previa del público al que se desea llegar, identificando los </w:t>
-      </w:r>
-      <w:r>
-        <w:rPr>
-          <w:rStyle w:val="Extranjerismo"/>
-        </w:rPr>
-        <w:t>leads</w:t>
-      </w:r>
-      <w:r>
-        <w:rPr>
-          <w:lang w:val="es-419" w:eastAsia="es-CO"/>
-        </w:rPr>
-        <w:t xml:space="preserve">, o clientes potenciales, a partir de su condición de compra, el tipo de usuario y las necesidades a satisfacer. Luego se puede continuar con </w:t>
-      </w:r>
-      <w:r>
-        <w:rPr>
-          <w:lang w:val="es-419" w:eastAsia="es-CO"/>
-        </w:rPr>
-        <w:t>la definición de las estrategias de ventas.</w:t>
-      </w:r>
-    </w:p>
-    <w:p>
-      <w:pPr>
-        <w:rPr>
-          <w:b/>
-          <w:bCs/>
-          <w:lang w:val="es-419" w:eastAsia="es-CO"/>
-        </w:rPr>
-      </w:pPr>
-      <w:r>
-        <w:rPr>
-          <w:b/>
-          <w:bCs/>
-          <w:lang w:val="es-419" w:eastAsia="es-CO"/>
-        </w:rPr>
-        <w:t xml:space="preserve">Calificación de </w:t>
-      </w:r>
-      <w:r>
-        <w:rPr>
-          <w:rStyle w:val="Extranjerismo"/>
-          <w:b/>
-          <w:bCs/>
-          <w:lang w:val="es-419" w:eastAsia="es-CO"/>
-        </w:rPr>
-        <w:t>leads</w:t>
-      </w:r>
-    </w:p>
-    <w:p>
-      <w:pPr>
-        <w:rPr>
-          <w:lang w:val="es-419" w:eastAsia="es-CO"/>
-        </w:rPr>
-      </w:pPr>
-      <w:r>
-        <w:rPr>
-          <w:lang w:val="es-419" w:eastAsia="es-CO"/>
-        </w:rPr>
-        <w:t xml:space="preserve">Es importante tener en cuenta el </w:t>
-      </w:r>
-      <w:r>
-        <w:rPr>
-          <w:rStyle w:val="Extranjerismo"/>
-          <w:lang w:val="es-419" w:eastAsia="es-CO"/>
-        </w:rPr>
-        <w:t>buyer</w:t>
-      </w:r>
-      <w:r>
-        <w:rPr>
-          <w:lang w:val="es-419" w:eastAsia="es-CO"/>
-        </w:rPr>
-        <w:t>, persona que se ha definido para la marca o empresa, el cual se define como el modelo</w:t>
-      </w:r>
-      <w:r>
-        <w:rPr>
-          <w:lang w:val="es-419" w:eastAsia="es-CO"/>
-        </w:rPr>
-        <w:t xml:space="preserve"> de cliente que esta tendría. Este ejercicio ayuda a definir la mejor manera de comunicarse y adaptar los productos o servicios para satisfacer las necesidades de los clientes.</w:t>
-      </w:r>
-    </w:p>
-    <w:p>
-      <w:pPr>
-        <w:rPr>
-          <w:lang w:val="es-419" w:eastAsia="es-CO"/>
-        </w:rPr>
-      </w:pPr>
-      <w:r>
-        <w:rPr>
-          <w:b/>
-          <w:bCs/>
-          <w:lang w:val="es-419" w:eastAsia="es-CO"/>
-        </w:rPr>
-        <w:t>Preparación</w:t>
-      </w:r>
-    </w:p>
-    <w:p>
-      <w:pPr>
-        <w:rPr>
-          <w:lang w:val="es-419" w:eastAsia="es-CO"/>
-        </w:rPr>
-      </w:pPr>
-      <w:r>
-        <w:rPr>
-          <w:lang w:val="es-419" w:eastAsia="es-CO"/>
-        </w:rPr>
-        <w:t>Seguidamente, se realiza el análisis de toda la información recolectada en el anterior paso, ya que, al conocer a los clientes potenciales, se organizará todo para llevar a cabo el plan de acción.</w:t>
-      </w:r>
-    </w:p>
-    <w:p>
-      <w:pPr>
-        <w:spacing w:before="0" w:after="160" w:line="259" w:lineRule="auto"/>
-        <w:ind w:firstLine="0"/>
-        <w:rPr>
-          <w:lang w:val="es-419" w:eastAsia="es-CO"/>
-        </w:rPr>
-      </w:pPr>
-      <w:r>
-        <w:rPr>
-          <w:lang w:val="es-419" w:eastAsia="es-CO"/>
-        </w:rPr>
-        <w:br w:type="page"/>
-      </w:r>
-    </w:p>
-    <w:p>
-      <w:pPr>
-        <w:rPr>
-          <w:b/>
-          <w:bCs/>
-          <w:lang w:val="es-419" w:eastAsia="es-CO"/>
-        </w:rPr>
-      </w:pPr>
-      <w:r>
-        <w:rPr>
-          <w:b/>
-          <w:bCs/>
-          <w:lang w:val="es-419" w:eastAsia="es-CO"/>
-        </w:rPr>
-        <w:lastRenderedPageBreak/>
-        <w:t>Presentación</w:t>
-      </w:r>
-    </w:p>
-    <w:p>
-      <w:pPr>
-        <w:rPr>
-          <w:lang w:val="es-419" w:eastAsia="es-CO"/>
-        </w:rPr>
-      </w:pPr>
-      <w:r>
-        <w:rPr>
-          <w:lang w:val="es-419" w:eastAsia="es-CO"/>
-        </w:rPr>
-        <w:t>Esta se caracteriza porque el vendedor se conecta directamente con los clientes identificados previamente, haciendo uso del conocimiento recolectado y organizado. Es importante la actitud de la persona que desee realizar la venta como factor decisivo del paso.</w:t>
-      </w:r>
-    </w:p>
-    <w:p>
-      <w:pPr>
-        <w:rPr>
-          <w:b/>
-          <w:bCs/>
-          <w:lang w:val="es-419" w:eastAsia="es-CO"/>
-        </w:rPr>
-      </w:pPr>
-      <w:r>
-        <w:rPr>
-          <w:b/>
-          <w:bCs/>
-          <w:lang w:val="es-419" w:eastAsia="es-CO"/>
-        </w:rPr>
-        <w:t>Argumentación y manejo de objeciones</w:t>
-      </w:r>
-    </w:p>
-    <w:p>
-      <w:pPr>
-        <w:rPr>
-          <w:lang w:val="es-419" w:eastAsia="es-CO"/>
-        </w:rPr>
-      </w:pPr>
-      <w:r>
-        <w:rPr>
-          <w:lang w:val="es-419" w:eastAsia="es-CO"/>
-        </w:rPr>
-        <w:t xml:space="preserve">En este momento se da a conocer toda la información que sustente </w:t>
-      </w:r>
-      <w:r>
-        <w:rPr>
-          <w:lang w:val="es-419" w:eastAsia="es-CO"/>
-        </w:rPr>
-        <w:t>por qué</w:t>
-      </w:r>
-      <w:r>
-        <w:rPr>
-          <w:lang w:val="es-419" w:eastAsia="es-CO"/>
-        </w:rPr>
-        <w:t xml:space="preserve"> el cliente debe adquirir determinado producto o servicio. En este punto se hace necesario mencionar la técnica AIDA (Ariño, 2018):</w:t>
+        <w:t>este proceso, describa mentalmente cómo haría usted el proceso de venta si estuviera hoy trabajando.</w:t>
       </w:r>
     </w:p>
     <w:p>
@@ -3472,7 +3269,7 @@
         <w:pStyle w:val="Prrafodelista"/>
         <w:numPr>
           <w:ilvl w:val="0"/>
-          <w:numId w:val="26"/>
+          <w:numId w:val="32"/>
         </w:numPr>
         <w:rPr>
           <w:lang w:val="es-419" w:eastAsia="es-CO"/>
@@ -3484,13 +3281,33 @@
           <w:bCs/>
           <w:lang w:val="es-419" w:eastAsia="es-CO"/>
         </w:rPr>
-        <w:t>Atención</w:t>
-      </w:r>
-      <w:r>
-        <w:rPr>
-          <w:lang w:val="es-419" w:eastAsia="es-CO"/>
-        </w:rPr>
-        <w:t>: captar la atención del cliente.</w:t>
+        <w:t>Prospección</w:t>
+      </w:r>
+      <w:r>
+        <w:rPr>
+          <w:b/>
+          <w:bCs/>
+          <w:lang w:val="es-419" w:eastAsia="es-CO"/>
+        </w:rPr>
+        <w:t xml:space="preserve">. </w:t>
+      </w:r>
+      <w:r>
+        <w:rPr>
+          <w:lang w:val="es-419" w:eastAsia="es-CO"/>
+        </w:rPr>
+        <w:t xml:space="preserve">Para iniciar el proceso de venta se hace preciso la investigación previa del público al que se desea llegar, identificando los </w:t>
+      </w:r>
+      <w:r>
+        <w:rPr>
+          <w:rStyle w:val="Extranjerismo"/>
+        </w:rPr>
+        <w:t>leads</w:t>
+      </w:r>
+      <w:r>
+        <w:rPr>
+          <w:lang w:val="es-419" w:eastAsia="es-CO"/>
+        </w:rPr>
+        <w:t>, o clientes potenciales, a partir de su condición de compra, el tipo de usuario y las necesidades a satisfacer. Luego se puede continuar con la definición de las estrategias de ventas.</w:t>
       </w:r>
     </w:p>
     <w:p>
@@ -3498,7 +3315,7 @@
         <w:pStyle w:val="Prrafodelista"/>
         <w:numPr>
           <w:ilvl w:val="0"/>
-          <w:numId w:val="26"/>
+          <w:numId w:val="32"/>
         </w:numPr>
         <w:rPr>
           <w:lang w:val="es-419" w:eastAsia="es-CO"/>
@@ -3510,25 +3327,44 @@
           <w:bCs/>
           <w:lang w:val="es-419" w:eastAsia="es-CO"/>
         </w:rPr>
-        <w:t>Interés</w:t>
-      </w:r>
-      <w:r>
-        <w:rPr>
-          <w:lang w:val="es-419" w:eastAsia="es-CO"/>
-        </w:rPr>
-        <w:t>: generar un tema en</w:t>
-      </w:r>
-      <w:r>
-        <w:rPr>
-          <w:lang w:val="es-419" w:eastAsia="es-CO"/>
-        </w:rPr>
-        <w:t xml:space="preserve"> </w:t>
-      </w:r>
-      <w:r>
-        <w:rPr>
-          <w:lang w:val="es-419" w:eastAsia="es-CO"/>
-        </w:rPr>
-        <w:t>torno a los beneficios de lo ofrecido.</w:t>
+        <w:t xml:space="preserve">Calificación de </w:t>
+      </w:r>
+      <w:r>
+        <w:rPr>
+          <w:rStyle w:val="Extranjerismo"/>
+          <w:b/>
+          <w:bCs/>
+          <w:lang w:val="es-419" w:eastAsia="es-CO"/>
+        </w:rPr>
+        <w:t>leads</w:t>
+      </w:r>
+      <w:r>
+        <w:rPr>
+          <w:rStyle w:val="Extranjerismo"/>
+          <w:b/>
+          <w:bCs/>
+          <w:lang w:val="es-419" w:eastAsia="es-CO"/>
+        </w:rPr>
+        <w:t xml:space="preserve">. </w:t>
+      </w:r>
+      <w:r>
+        <w:rPr>
+          <w:lang w:val="es-419" w:eastAsia="es-CO"/>
+        </w:rPr>
+        <w:t xml:space="preserve">Es importante tener en cuenta el </w:t>
+      </w:r>
+      <w:r>
+        <w:rPr>
+          <w:rStyle w:val="Extranjerismo"/>
+          <w:lang w:val="es-419" w:eastAsia="es-CO"/>
+        </w:rPr>
+        <w:t>buyer</w:t>
+      </w:r>
+      <w:r>
+        <w:rPr>
+          <w:lang w:val="es-419" w:eastAsia="es-CO"/>
+        </w:rPr>
+        <w:t>, persona que se ha definido para la marca o empresa, el cual se define como el modelo de cliente que esta tendría. Este ejercicio ayuda a definir la mejor manera de comunicarse y adaptar los productos o servicios para satisfacer las necesidades de los clientes.</w:t>
       </w:r>
     </w:p>
     <w:p>
@@ -3536,7 +3372,7 @@
         <w:pStyle w:val="Prrafodelista"/>
         <w:numPr>
           <w:ilvl w:val="0"/>
-          <w:numId w:val="26"/>
+          <w:numId w:val="32"/>
         </w:numPr>
         <w:rPr>
           <w:lang w:val="es-419" w:eastAsia="es-CO"/>
@@ -3548,41 +3384,21 @@
           <w:bCs/>
           <w:lang w:val="es-419" w:eastAsia="es-CO"/>
         </w:rPr>
-        <w:t>Deseo</w:t>
-      </w:r>
-      <w:r>
-        <w:rPr>
-          <w:lang w:val="es-419" w:eastAsia="es-CO"/>
-        </w:rPr>
-        <w:t xml:space="preserve"> </w:t>
-      </w:r>
-      <w:r>
-        <w:rPr>
-          <w:b/>
-          <w:bCs/>
-          <w:lang w:val="es-419" w:eastAsia="es-CO"/>
-        </w:rPr>
-        <w:t>de</w:t>
-      </w:r>
-      <w:r>
-        <w:rPr>
-          <w:lang w:val="es-419" w:eastAsia="es-CO"/>
-        </w:rPr>
-        <w:t xml:space="preserve"> </w:t>
-      </w:r>
-      <w:r>
-        <w:rPr>
-          <w:b/>
-          <w:bCs/>
-          <w:lang w:val="es-419" w:eastAsia="es-CO"/>
-        </w:rPr>
-        <w:t>compra</w:t>
-      </w:r>
-      <w:r>
-        <w:rPr>
-          <w:lang w:val="es-419" w:eastAsia="es-CO"/>
-        </w:rPr>
-        <w:t>: la conversación debe llevar al deseo de la compra por parte del cliente.</w:t>
+        <w:t>Preparación</w:t>
+      </w:r>
+      <w:r>
+        <w:rPr>
+          <w:b/>
+          <w:bCs/>
+          <w:lang w:val="es-419" w:eastAsia="es-CO"/>
+        </w:rPr>
+        <w:t xml:space="preserve">. </w:t>
+      </w:r>
+      <w:r>
+        <w:rPr>
+          <w:lang w:val="es-419" w:eastAsia="es-CO"/>
+        </w:rPr>
+        <w:t>Seguidamente, se realiza el análisis de toda la información recolectada en el anterior paso, ya que, al conocer a los clientes potenciales, se organizará todo para llevar a cabo el plan de acción.</w:t>
       </w:r>
     </w:p>
     <w:p>
@@ -3590,7 +3406,7 @@
         <w:pStyle w:val="Prrafodelista"/>
         <w:numPr>
           <w:ilvl w:val="0"/>
-          <w:numId w:val="26"/>
+          <w:numId w:val="32"/>
         </w:numPr>
         <w:rPr>
           <w:lang w:val="es-419" w:eastAsia="es-CO"/>
@@ -3602,6 +3418,205 @@
           <w:bCs/>
           <w:lang w:val="es-419" w:eastAsia="es-CO"/>
         </w:rPr>
+        <w:t>Presentación</w:t>
+      </w:r>
+      <w:r>
+        <w:rPr>
+          <w:b/>
+          <w:bCs/>
+          <w:lang w:val="es-419" w:eastAsia="es-CO"/>
+        </w:rPr>
+        <w:t xml:space="preserve">. </w:t>
+      </w:r>
+      <w:r>
+        <w:rPr>
+          <w:lang w:val="es-419" w:eastAsia="es-CO"/>
+        </w:rPr>
+        <w:t>Esta se caracteriza porque el vendedor se conecta directamente con los clientes identificados previamente, haciendo uso del conocimiento recolectado y organizado. Es importante la actitud de la persona que desee realizar la venta como factor decisivo del paso.</w:t>
+      </w:r>
+    </w:p>
+    <w:p>
+      <w:pPr>
+        <w:pStyle w:val="Prrafodelista"/>
+        <w:numPr>
+          <w:ilvl w:val="0"/>
+          <w:numId w:val="32"/>
+        </w:numPr>
+        <w:rPr>
+          <w:lang w:val="es-419" w:eastAsia="es-CO"/>
+        </w:rPr>
+      </w:pPr>
+      <w:r>
+        <w:rPr>
+          <w:b/>
+          <w:bCs/>
+          <w:lang w:val="es-419" w:eastAsia="es-CO"/>
+        </w:rPr>
+        <w:t>Argumentación y manejo de objeciones</w:t>
+      </w:r>
+      <w:r>
+        <w:rPr>
+          <w:b/>
+          <w:bCs/>
+          <w:lang w:val="es-419" w:eastAsia="es-CO"/>
+        </w:rPr>
+        <w:t xml:space="preserve">. </w:t>
+      </w:r>
+      <w:r>
+        <w:rPr>
+          <w:lang w:val="es-419" w:eastAsia="es-CO"/>
+        </w:rPr>
+        <w:t xml:space="preserve">En este momento se da a conocer toda la información que sustente </w:t>
+      </w:r>
+      <w:r>
+        <w:rPr>
+          <w:lang w:val="es-419" w:eastAsia="es-CO"/>
+        </w:rPr>
+        <w:t>por qué</w:t>
+      </w:r>
+      <w:r>
+        <w:rPr>
+          <w:lang w:val="es-419" w:eastAsia="es-CO"/>
+        </w:rPr>
+        <w:t xml:space="preserve"> el cliente debe adquirir determinado producto o servicio. En este punto se hace necesario mencionar la técnica AIDA (Ariño, 2018):</w:t>
+      </w:r>
+    </w:p>
+    <w:p>
+      <w:pPr>
+        <w:pStyle w:val="Prrafodelista"/>
+        <w:numPr>
+          <w:ilvl w:val="0"/>
+          <w:numId w:val="33"/>
+        </w:numPr>
+        <w:rPr>
+          <w:lang w:val="es-419" w:eastAsia="es-CO"/>
+        </w:rPr>
+      </w:pPr>
+      <w:r>
+        <w:rPr>
+          <w:b/>
+          <w:bCs/>
+          <w:lang w:val="es-419" w:eastAsia="es-CO"/>
+        </w:rPr>
+        <w:t>Atención</w:t>
+      </w:r>
+      <w:r>
+        <w:rPr>
+          <w:lang w:val="es-419" w:eastAsia="es-CO"/>
+        </w:rPr>
+        <w:t>: captar la atención del cliente.</w:t>
+      </w:r>
+    </w:p>
+    <w:p>
+      <w:pPr>
+        <w:pStyle w:val="Prrafodelista"/>
+        <w:numPr>
+          <w:ilvl w:val="0"/>
+          <w:numId w:val="33"/>
+        </w:numPr>
+        <w:rPr>
+          <w:lang w:val="es-419" w:eastAsia="es-CO"/>
+        </w:rPr>
+      </w:pPr>
+      <w:r>
+        <w:rPr>
+          <w:b/>
+          <w:bCs/>
+          <w:lang w:val="es-419" w:eastAsia="es-CO"/>
+        </w:rPr>
+        <w:lastRenderedPageBreak/>
+        <w:t>Interés</w:t>
+      </w:r>
+      <w:r>
+        <w:rPr>
+          <w:lang w:val="es-419" w:eastAsia="es-CO"/>
+        </w:rPr>
+        <w:t>: generar un tema en</w:t>
+      </w:r>
+      <w:r>
+        <w:rPr>
+          <w:lang w:val="es-419" w:eastAsia="es-CO"/>
+        </w:rPr>
+        <w:t xml:space="preserve"> </w:t>
+      </w:r>
+      <w:r>
+        <w:rPr>
+          <w:lang w:val="es-419" w:eastAsia="es-CO"/>
+        </w:rPr>
+        <w:t>torno a los beneficios de lo ofrecido.</w:t>
+      </w:r>
+    </w:p>
+    <w:p>
+      <w:pPr>
+        <w:pStyle w:val="Prrafodelista"/>
+        <w:numPr>
+          <w:ilvl w:val="0"/>
+          <w:numId w:val="33"/>
+        </w:numPr>
+        <w:rPr>
+          <w:lang w:val="es-419" w:eastAsia="es-CO"/>
+        </w:rPr>
+      </w:pPr>
+      <w:r>
+        <w:rPr>
+          <w:b/>
+          <w:bCs/>
+          <w:lang w:val="es-419" w:eastAsia="es-CO"/>
+        </w:rPr>
+        <w:t>Deseo</w:t>
+      </w:r>
+      <w:r>
+        <w:rPr>
+          <w:lang w:val="es-419" w:eastAsia="es-CO"/>
+        </w:rPr>
+        <w:t xml:space="preserve"> </w:t>
+      </w:r>
+      <w:r>
+        <w:rPr>
+          <w:b/>
+          <w:bCs/>
+          <w:lang w:val="es-419" w:eastAsia="es-CO"/>
+        </w:rPr>
+        <w:t>de</w:t>
+      </w:r>
+      <w:r>
+        <w:rPr>
+          <w:lang w:val="es-419" w:eastAsia="es-CO"/>
+        </w:rPr>
+        <w:t xml:space="preserve"> </w:t>
+      </w:r>
+      <w:r>
+        <w:rPr>
+          <w:b/>
+          <w:bCs/>
+          <w:lang w:val="es-419" w:eastAsia="es-CO"/>
+        </w:rPr>
+        <w:t>compra</w:t>
+      </w:r>
+      <w:r>
+        <w:rPr>
+          <w:lang w:val="es-419" w:eastAsia="es-CO"/>
+        </w:rPr>
+        <w:t>: la conversación debe llevar al deseo de la compra por parte del cliente.</w:t>
+      </w:r>
+    </w:p>
+    <w:p>
+      <w:pPr>
+        <w:pStyle w:val="Prrafodelista"/>
+        <w:numPr>
+          <w:ilvl w:val="0"/>
+          <w:numId w:val="33"/>
+        </w:numPr>
+        <w:rPr>
+          <w:lang w:val="es-419" w:eastAsia="es-CO"/>
+        </w:rPr>
+      </w:pPr>
+      <w:r>
+        <w:rPr>
+          <w:b/>
+          <w:bCs/>
+          <w:lang w:val="es-419" w:eastAsia="es-CO"/>
+        </w:rPr>
         <w:t>Acción</w:t>
       </w:r>
       <w:r>
@@ -3619,9 +3634,12 @@
     </w:p>
     <w:p>
       <w:pPr>
-        <w:rPr>
-          <w:b/>
-          <w:bCs/>
+        <w:pStyle w:val="Prrafodelista"/>
+        <w:numPr>
+          <w:ilvl w:val="0"/>
+          <w:numId w:val="32"/>
+        </w:numPr>
+        <w:rPr>
           <w:lang w:val="es-419" w:eastAsia="es-CO"/>
         </w:rPr>
       </w:pPr>
@@ -3633,13 +3651,14 @@
         </w:rPr>
         <w:t>Cierre de venta</w:t>
       </w:r>
-    </w:p>
-    <w:p>
-      <w:pPr>
-        <w:rPr>
-          <w:lang w:val="es-419" w:eastAsia="es-CO"/>
-        </w:rPr>
-      </w:pPr>
+      <w:r>
+        <w:rPr>
+          <w:b/>
+          <w:bCs/>
+          <w:lang w:val="es-419" w:eastAsia="es-CO"/>
+        </w:rPr>
+        <w:t xml:space="preserve">. </w:t>
+      </w:r>
       <w:r>
         <w:rPr>
           <w:lang w:val="es-419" w:eastAsia="es-CO"/>
@@ -3649,6 +3668,11 @@
     </w:p>
     <w:p>
       <w:pPr>
+        <w:pStyle w:val="Prrafodelista"/>
+        <w:numPr>
+          <w:ilvl w:val="0"/>
+          <w:numId w:val="32"/>
+        </w:numPr>
         <w:rPr>
           <w:lang w:val="es-419" w:eastAsia="es-CO"/>
         </w:rPr>
@@ -3661,13 +3685,14 @@
         </w:rPr>
         <w:t>Posventa</w:t>
       </w:r>
-    </w:p>
-    <w:p>
-      <w:pPr>
-        <w:rPr>
-          <w:lang w:val="es-419" w:eastAsia="es-CO"/>
-        </w:rPr>
-      </w:pPr>
+      <w:r>
+        <w:rPr>
+          <w:b/>
+          <w:bCs/>
+          <w:lang w:val="es-419" w:eastAsia="es-CO"/>
+        </w:rPr>
+        <w:t xml:space="preserve">. </w:t>
+      </w:r>
       <w:r>
         <w:rPr>
           <w:lang w:val="es-419" w:eastAsia="es-CO"/>
@@ -3679,62 +3704,68 @@
       <w:pPr>
         <w:pStyle w:val="Ttulo2"/>
       </w:pPr>
-      <w:bookmarkStart w:id="3" w:name="_Toc232864552"/>
-      <w:r>
+      <w:bookmarkStart w:id="3" w:name="_Toc242959769"/>
+      <w:r>
+        <w:t>Canales de venta</w:t>
+      </w:r>
+      <w:bookmarkEnd w:id="3"/>
+    </w:p>
+    <w:p>
+      <w:pPr>
+        <w:rPr>
+          <w:lang w:val="es-419" w:eastAsia="es-CO"/>
+        </w:rPr>
+      </w:pPr>
+      <w:r>
+        <w:rPr>
+          <w:lang w:val="es-419" w:eastAsia="es-CO"/>
+        </w:rPr>
+        <w:t xml:space="preserve">A partir de la estrategia </w:t>
+      </w:r>
+      <w:r>
+        <w:rPr>
+          <w:lang w:val="es-419" w:eastAsia="es-CO"/>
+        </w:rPr>
+        <w:t xml:space="preserve">de </w:t>
+      </w:r>
+      <w:r>
+        <w:rPr>
+          <w:rStyle w:val="Extranjerismo"/>
+          <w:lang w:val="es-419" w:eastAsia="es-CO"/>
+        </w:rPr>
+        <w:t>marketing</w:t>
+      </w:r>
+      <w:r>
+        <w:rPr>
+          <w:lang w:val="es-419" w:eastAsia="es-CO"/>
+        </w:rPr>
+        <w:t xml:space="preserve"> adoptada</w:t>
+      </w:r>
+      <w:r>
+        <w:rPr>
+          <w:lang w:val="es-419" w:eastAsia="es-CO"/>
+        </w:rPr>
+        <w:t xml:space="preserve"> es como se define el canal de venta adecuado para que una empresa promocione un producto o servicio y este, a su vez, llegue a definirse como venta. Según el portal web Hotmart (2018), el canal de venta se define como el medio por el cual el cliente tiene contacto con los productos o servicios que una empresa ofrece.</w:t>
+      </w:r>
+    </w:p>
+    <w:p>
+      <w:pPr>
+        <w:rPr>
+          <w:lang w:val="es-419" w:eastAsia="es-CO"/>
+        </w:rPr>
+      </w:pPr>
+      <w:r>
+        <w:rPr>
+          <w:lang w:val="es-419" w:eastAsia="es-CO"/>
+        </w:rPr>
+        <w:t xml:space="preserve">Dentro de los canales de venta, se tienen en cuenta las plataformas y herramientas utilizadas para acercar al cliente con la oferta de una empresa, donde se encuentran implícitos los canales de promoción para publicitar un producto y lograr que este conecte con el cliente para lograr la venta. Cada empresa puede definir el canal o los canales de ventas que más se ajusten, dependiendo de lo que ofrece, el </w:t>
+      </w:r>
+      <w:r>
+        <w:rPr>
+          <w:lang w:val="es-419" w:eastAsia="es-CO"/>
+        </w:rPr>
         <w:lastRenderedPageBreak/>
-        <w:t>Canales de venta</w:t>
-      </w:r>
-      <w:bookmarkEnd w:id="3"/>
-    </w:p>
-    <w:p>
-      <w:pPr>
-        <w:rPr>
-          <w:lang w:val="es-419" w:eastAsia="es-CO"/>
-        </w:rPr>
-      </w:pPr>
-      <w:r>
-        <w:rPr>
-          <w:lang w:val="es-419" w:eastAsia="es-CO"/>
-        </w:rPr>
-        <w:t xml:space="preserve">A partir de la estrategia </w:t>
-      </w:r>
-      <w:r>
-        <w:rPr>
-          <w:lang w:val="es-419" w:eastAsia="es-CO"/>
-        </w:rPr>
-        <w:t xml:space="preserve">de </w:t>
-      </w:r>
-      <w:r>
-        <w:rPr>
-          <w:rStyle w:val="Extranjerismo"/>
-          <w:lang w:val="es-419" w:eastAsia="es-CO"/>
-        </w:rPr>
-        <w:t>marketing</w:t>
-      </w:r>
-      <w:r>
-        <w:rPr>
-          <w:lang w:val="es-419" w:eastAsia="es-CO"/>
-        </w:rPr>
-        <w:t xml:space="preserve"> adoptada</w:t>
-      </w:r>
-      <w:r>
-        <w:rPr>
-          <w:lang w:val="es-419" w:eastAsia="es-CO"/>
-        </w:rPr>
-        <w:t xml:space="preserve"> es como se define el canal de venta adecuado para que una empresa promocione un producto o servicio y este, a su vez, llegue a definirse como venta. Según el portal web Hotmart (2018), el canal de venta se define como el medio por el cual el cliente tiene contacto con los productos o servicios que una empresa ofrece.</w:t>
-      </w:r>
-    </w:p>
-    <w:p>
-      <w:pPr>
-        <w:rPr>
-          <w:lang w:val="es-419" w:eastAsia="es-CO"/>
-        </w:rPr>
-      </w:pPr>
-      <w:r>
-        <w:rPr>
-          <w:lang w:val="es-419" w:eastAsia="es-CO"/>
-        </w:rPr>
-        <w:t>Dentro de los canales de venta, se tienen en cuenta las plataformas y herramientas utilizadas para acercar al cliente con la oferta de una empresa, donde se encuentran implícitos los canales de promoción para publicitar un producto y lograr que este conecte con el cliente para lograr la venta. Cada empresa puede definir el canal o los canales de ventas que más se ajusten, dependiendo de lo que ofrece, el público al que se dirige, las oportunidades en el mercado, entre otros factores; al entender estas nociones básicas</w:t>
+        <w:t>público al que se dirige, las oportunidades en el mercado, entre otros factores; al entender estas nociones básicas</w:t>
       </w:r>
       <w:r>
         <w:rPr>
@@ -3759,7 +3790,13 @@
         <w:rPr>
           <w:lang w:val="es-419" w:eastAsia="es-CO"/>
         </w:rPr>
-        <w:t>De acuerdo con el portal web Hotmart (2018), los canales de venta están determinados en dos grandes grupos, dependiendo del medio utilizado. Se pueden observar en el siguiente gráfico:</w:t>
+        <w:t>De acuerdo con el portal web Hotmart (2018), los canales de venta están determinados en dos grandes grupos, dependiendo del medio utilizado</w:t>
+      </w:r>
+      <w:r>
+        <w:rPr>
+          <w:lang w:val="es-419" w:eastAsia="es-CO"/>
+        </w:rPr>
+        <w:t>:</w:t>
       </w:r>
     </w:p>
     <w:p>
@@ -3817,13 +3854,14 @@
         </w:rPr>
         <w:t>Puntos de venta</w:t>
       </w:r>
-    </w:p>
-    <w:p>
-      <w:pPr>
-        <w:rPr>
-          <w:lang w:val="es-419" w:eastAsia="es-CO"/>
-        </w:rPr>
-      </w:pPr>
+      <w:r>
+        <w:rPr>
+          <w:b/>
+          <w:bCs/>
+          <w:lang w:val="es-419" w:eastAsia="es-CO"/>
+        </w:rPr>
+        <w:t xml:space="preserve">. </w:t>
+      </w:r>
       <w:r>
         <w:rPr>
           <w:lang w:val="es-419" w:eastAsia="es-CO"/>
@@ -3850,13 +3888,14 @@
         </w:rPr>
         <w:t>Venta directa</w:t>
       </w:r>
-    </w:p>
-    <w:p>
-      <w:pPr>
-        <w:rPr>
-          <w:lang w:val="es-419" w:eastAsia="es-CO"/>
-        </w:rPr>
-      </w:pPr>
+      <w:r>
+        <w:rPr>
+          <w:b/>
+          <w:bCs/>
+          <w:lang w:val="es-419" w:eastAsia="es-CO"/>
+        </w:rPr>
+        <w:t xml:space="preserve">. </w:t>
+      </w:r>
       <w:r>
         <w:rPr>
           <w:lang w:val="es-419" w:eastAsia="es-CO"/>
@@ -3878,12 +3917,18 @@
           <w:numId w:val="27"/>
         </w:numPr>
         <w:rPr>
+          <w:lang w:val="es-419" w:eastAsia="es-CO"/>
+        </w:rPr>
+      </w:pPr>
+      <w:r>
+        <w:rPr>
           <w:rStyle w:val="Extranjerismo"/>
           <w:b/>
           <w:bCs/>
           <w:lang w:val="es-419" w:eastAsia="es-CO"/>
         </w:rPr>
-      </w:pPr>
+        <w:t>Telemarketing</w:t>
+      </w:r>
       <w:r>
         <w:rPr>
           <w:rStyle w:val="Extranjerismo"/>
@@ -3891,16 +3936,8 @@
           <w:bCs/>
           <w:lang w:val="es-419" w:eastAsia="es-CO"/>
         </w:rPr>
-        <w:lastRenderedPageBreak/>
-        <w:t>Telemarketing</w:t>
-      </w:r>
-    </w:p>
-    <w:p>
-      <w:pPr>
-        <w:rPr>
-          <w:lang w:val="es-419" w:eastAsia="es-CO"/>
-        </w:rPr>
-      </w:pPr>
+        <w:t xml:space="preserve">. </w:t>
+      </w:r>
       <w:r>
         <w:rPr>
           <w:lang w:val="es-419" w:eastAsia="es-CO"/>
@@ -3957,13 +3994,14 @@
         </w:rPr>
         <w:t>Marketplace</w:t>
       </w:r>
-    </w:p>
-    <w:p>
-      <w:pPr>
-        <w:rPr>
-          <w:lang w:val="es-419" w:eastAsia="es-CO"/>
-        </w:rPr>
-      </w:pPr>
+      <w:r>
+        <w:rPr>
+          <w:b/>
+          <w:bCs/>
+          <w:lang w:val="es-419" w:eastAsia="es-CO"/>
+        </w:rPr>
+        <w:t xml:space="preserve">. </w:t>
+      </w:r>
       <w:r>
         <w:rPr>
           <w:lang w:val="es-419" w:eastAsia="es-CO"/>
@@ -3979,12 +4017,19 @@
           <w:numId w:val="27"/>
         </w:numPr>
         <w:rPr>
+          <w:lang w:val="es-419" w:eastAsia="es-CO"/>
+        </w:rPr>
+      </w:pPr>
+      <w:r>
+        <w:rPr>
           <w:rStyle w:val="Extranjerismo"/>
           <w:b/>
           <w:bCs/>
           <w:lang w:val="es-419" w:eastAsia="es-CO"/>
         </w:rPr>
-      </w:pPr>
+        <w:t>E-</w:t>
+      </w:r>
+      <w:proofErr w:type="spellStart"/>
       <w:r>
         <w:rPr>
           <w:rStyle w:val="Extranjerismo"/>
@@ -3992,15 +4037,18 @@
           <w:bCs/>
           <w:lang w:val="es-419" w:eastAsia="es-CO"/>
         </w:rPr>
-        <w:t>E-commerce</w:t>
-      </w:r>
-    </w:p>
-    <w:p>
-      <w:pPr>
-        <w:rPr>
-          <w:lang w:val="es-419" w:eastAsia="es-CO"/>
-        </w:rPr>
-      </w:pPr>
+        <w:t>commerce</w:t>
+      </w:r>
+      <w:proofErr w:type="spellEnd"/>
+      <w:r>
+        <w:rPr>
+          <w:rStyle w:val="Extranjerismo"/>
+          <w:b/>
+          <w:bCs/>
+          <w:lang w:val="es-419" w:eastAsia="es-CO"/>
+        </w:rPr>
+        <w:t xml:space="preserve">. </w:t>
+      </w:r>
       <w:r>
         <w:rPr>
           <w:lang w:val="es-419" w:eastAsia="es-CO"/>
@@ -4016,8 +4064,6 @@
           <w:numId w:val="27"/>
         </w:numPr>
         <w:rPr>
-          <w:b/>
-          <w:bCs/>
           <w:lang w:val="es-419" w:eastAsia="es-CO"/>
         </w:rPr>
       </w:pPr>
@@ -4029,13 +4075,14 @@
         </w:rPr>
         <w:t>Programas de afiliados</w:t>
       </w:r>
-    </w:p>
-    <w:p>
-      <w:pPr>
-        <w:rPr>
-          <w:lang w:val="es-419" w:eastAsia="es-CO"/>
-        </w:rPr>
-      </w:pPr>
+      <w:r>
+        <w:rPr>
+          <w:b/>
+          <w:bCs/>
+          <w:lang w:val="es-419" w:eastAsia="es-CO"/>
+        </w:rPr>
+        <w:t xml:space="preserve">. </w:t>
+      </w:r>
       <w:r>
         <w:rPr>
           <w:lang w:val="es-419" w:eastAsia="es-CO"/>
@@ -4053,13 +4100,7 @@
         <w:rPr>
           <w:lang w:val="es-419" w:eastAsia="es-CO"/>
         </w:rPr>
-        <w:t xml:space="preserve"> o redes</w:t>
-      </w:r>
-      <w:r>
-        <w:rPr>
-          <w:lang w:val="es-419" w:eastAsia="es-CO"/>
-        </w:rPr>
-        <w:t xml:space="preserve"> sociales, con el propósito de recibir comisiones.</w:t>
+        <w:t xml:space="preserve"> o redes sociales, con el propósito de recibir comisiones.</w:t>
       </w:r>
     </w:p>
     <w:p>
@@ -4070,26 +4111,25 @@
           <w:numId w:val="27"/>
         </w:numPr>
         <w:rPr>
+          <w:lang w:val="es-419" w:eastAsia="es-CO"/>
+        </w:rPr>
+      </w:pPr>
+      <w:r>
+        <w:rPr>
           <w:rStyle w:val="Extranjerismo"/>
           <w:b/>
           <w:bCs/>
         </w:rPr>
-      </w:pPr>
+        <w:t>Google Shopping</w:t>
+      </w:r>
       <w:r>
         <w:rPr>
           <w:rStyle w:val="Extranjerismo"/>
           <w:b/>
           <w:bCs/>
         </w:rPr>
-        <w:t>Google Shopping</w:t>
-      </w:r>
-    </w:p>
-    <w:p>
-      <w:pPr>
-        <w:rPr>
-          <w:lang w:val="es-419" w:eastAsia="es-CO"/>
-        </w:rPr>
-      </w:pPr>
+        <w:t xml:space="preserve">. </w:t>
+      </w:r>
       <w:r>
         <w:rPr>
           <w:lang w:val="es-419" w:eastAsia="es-CO"/>
@@ -4105,8 +4145,6 @@
           <w:numId w:val="27"/>
         </w:numPr>
         <w:rPr>
-          <w:b/>
-          <w:bCs/>
           <w:lang w:val="es-419" w:eastAsia="es-CO"/>
         </w:rPr>
       </w:pPr>
@@ -4118,33 +4156,19 @@
         </w:rPr>
         <w:t>Redes sociales</w:t>
       </w:r>
-    </w:p>
-    <w:p>
-      <w:pPr>
-        <w:rPr>
-          <w:lang w:val="es-419" w:eastAsia="es-CO"/>
-        </w:rPr>
-      </w:pPr>
+      <w:r>
+        <w:rPr>
+          <w:b/>
+          <w:bCs/>
+          <w:lang w:val="es-419" w:eastAsia="es-CO"/>
+        </w:rPr>
+        <w:t xml:space="preserve">. </w:t>
+      </w:r>
       <w:r>
         <w:rPr>
           <w:lang w:val="es-419" w:eastAsia="es-CO"/>
         </w:rPr>
         <w:t>Este es un lugar para comercializar productos de una sola marca, no comparte espacio con su competencia.</w:t>
-      </w:r>
-    </w:p>
-    <w:p>
-      <w:pPr>
-        <w:spacing w:before="0" w:after="160" w:line="259" w:lineRule="auto"/>
-        <w:ind w:firstLine="0"/>
-        <w:rPr>
-          <w:lang w:val="es-419" w:eastAsia="es-CO"/>
-        </w:rPr>
-      </w:pPr>
-      <w:r>
-        <w:rPr>
-          <w:lang w:val="es-419" w:eastAsia="es-CO"/>
-        </w:rPr>
-        <w:br w:type="page"/>
       </w:r>
     </w:p>
     <w:p>
@@ -4155,9 +4179,7 @@
           <w:numId w:val="27"/>
         </w:numPr>
         <w:rPr>
-          <w:rStyle w:val="Extranjerismo"/>
-          <w:b/>
-          <w:bCs/>
+          <w:lang w:val="es-419" w:eastAsia="es-CO"/>
         </w:rPr>
       </w:pPr>
       <w:r>
@@ -4177,13 +4199,14 @@
         </w:rPr>
         <w:t>s</w:t>
       </w:r>
-    </w:p>
-    <w:p>
-      <w:pPr>
-        <w:rPr>
-          <w:lang w:val="es-419" w:eastAsia="es-CO"/>
-        </w:rPr>
-      </w:pPr>
+      <w:r>
+        <w:rPr>
+          <w:rStyle w:val="Extranjerismo"/>
+          <w:b/>
+          <w:bCs/>
+        </w:rPr>
+        <w:t xml:space="preserve">. </w:t>
+      </w:r>
       <w:r>
         <w:rPr>
           <w:lang w:val="es-419" w:eastAsia="es-CO"/>
@@ -4220,13 +4243,12 @@
         </w:rPr>
         <w:t>.</w:t>
       </w:r>
-    </w:p>
-    <w:p>
-      <w:pPr>
-        <w:rPr>
-          <w:lang w:val="es-419" w:eastAsia="es-CO"/>
-        </w:rPr>
-      </w:pPr>
+      <w:r>
+        <w:rPr>
+          <w:lang w:val="es-419" w:eastAsia="es-CO"/>
+        </w:rPr>
+        <w:t xml:space="preserve"> </w:t>
+      </w:r>
       <w:r>
         <w:rPr>
           <w:lang w:val="es-419" w:eastAsia="es-CO"/>
@@ -4241,7 +4263,7 @@
           <w:rStyle w:val="Extranjerismo"/>
         </w:rPr>
       </w:pPr>
-      <w:bookmarkStart w:id="4" w:name="_Toc232864553"/>
+      <w:bookmarkStart w:id="4" w:name="_Toc242959770"/>
       <w:r>
         <w:rPr>
           <w:rStyle w:val="Extranjerismo"/>
@@ -4292,7 +4314,20 @@
         <w:rPr>
           <w:lang w:val="es-419" w:eastAsia="es-CO"/>
         </w:rPr>
-        <w:t xml:space="preserve"> se define como el uso de las redes sociales para llevar a cabo una venta, al encontrar e interactuar con los prospectos comerciales. Esta estrategia ha surgido por el incremento en el uso de las redes sociales, las cuales permiten recopilar datos de los clientes potenciales, además de interactuar con ellos de manera personalizada, conociendo las necesidades de los usuarios, y, de esta manera, buscar el momento preciso para dar a entender que se puede ofrecer una solución a dicha necesidad. Al hacer uso del </w:t>
+        <w:t xml:space="preserve"> se define como el uso de las redes sociales para llevar a cabo una venta, al encontrar e interactuar con los prospectos comerciales. Esta estrategia ha surgido por el incremento en el uso de las redes sociales, las cuales permiten recopilar datos de los clientes potenciales, además de interactuar con ellos de manera personalizada, conociendo las necesidades de los usuarios, y, de esta manera, buscar el momento preciso para dar a entender que se puede ofrecer una solución a dicha necesidad. </w:t>
+      </w:r>
+    </w:p>
+    <w:p>
+      <w:pPr>
+        <w:rPr>
+          <w:lang w:val="es-419" w:eastAsia="es-CO"/>
+        </w:rPr>
+      </w:pPr>
+      <w:r>
+        <w:rPr>
+          <w:lang w:val="es-419" w:eastAsia="es-CO"/>
+        </w:rPr>
+        <w:t xml:space="preserve">Al hacer uso del </w:t>
       </w:r>
       <w:r>
         <w:rPr>
@@ -4311,26 +4346,20 @@
         <w:rPr>
           <w:lang w:val="es-419" w:eastAsia="es-CO"/>
         </w:rPr>
-        <w:t xml:space="preserve"> obtiene una ventaja significativa frente a las estrategias tradicionales, con el enfoque en el conocimiento del cliente, adaptando la marca y tono de comunicación a sus gustos, </w:t>
-      </w:r>
+        <w:t xml:space="preserve"> obtiene una ventaja significativa frente a las estrategias tradicionales, con el enfoque en el conocimiento del cliente, adaptando la marca y tono de comunicación a sus gustos, generando conexiones duraderas que vayan más allá de una venta y se conviertan en una experiencia de largo alcance.</w:t>
+      </w:r>
+    </w:p>
+    <w:p>
+      <w:pPr>
+        <w:rPr>
+          <w:lang w:val="es-419" w:eastAsia="es-CO"/>
+        </w:rPr>
+      </w:pPr>
       <w:r>
         <w:rPr>
           <w:lang w:val="es-419" w:eastAsia="es-CO"/>
         </w:rPr>
         <w:lastRenderedPageBreak/>
-        <w:t>generando conexiones duraderas que vayan más allá de una venta y se conviertan en una experiencia de largo alcance.</w:t>
-      </w:r>
-    </w:p>
-    <w:p>
-      <w:pPr>
-        <w:rPr>
-          <w:lang w:val="es-419" w:eastAsia="es-CO"/>
-        </w:rPr>
-      </w:pPr>
-      <w:r>
-        <w:rPr>
-          <w:lang w:val="es-419" w:eastAsia="es-CO"/>
-        </w:rPr>
         <w:t xml:space="preserve">Para </w:t>
       </w:r>
       <w:r>
@@ -4373,9 +4402,12 @@
     </w:p>
     <w:p>
       <w:pPr>
-        <w:rPr>
-          <w:b/>
-          <w:bCs/>
+        <w:pStyle w:val="Prrafodelista"/>
+        <w:numPr>
+          <w:ilvl w:val="0"/>
+          <w:numId w:val="30"/>
+        </w:numPr>
+        <w:rPr>
           <w:lang w:val="es-419" w:eastAsia="es-CO"/>
         </w:rPr>
       </w:pPr>
@@ -4387,13 +4419,14 @@
         </w:rPr>
         <w:t>Primer paso</w:t>
       </w:r>
-    </w:p>
-    <w:p>
-      <w:pPr>
-        <w:rPr>
-          <w:lang w:val="es-419" w:eastAsia="es-CO"/>
-        </w:rPr>
-      </w:pPr>
+      <w:r>
+        <w:rPr>
+          <w:b/>
+          <w:bCs/>
+          <w:lang w:val="es-419" w:eastAsia="es-CO"/>
+        </w:rPr>
+        <w:t xml:space="preserve">. </w:t>
+      </w:r>
       <w:r>
         <w:rPr>
           <w:lang w:val="es-419" w:eastAsia="es-CO"/>
@@ -4403,9 +4436,12 @@
     </w:p>
     <w:p>
       <w:pPr>
-        <w:rPr>
-          <w:b/>
-          <w:bCs/>
+        <w:pStyle w:val="Prrafodelista"/>
+        <w:numPr>
+          <w:ilvl w:val="0"/>
+          <w:numId w:val="30"/>
+        </w:numPr>
+        <w:rPr>
           <w:lang w:val="es-419" w:eastAsia="es-CO"/>
         </w:rPr>
       </w:pPr>
@@ -4417,24 +4453,19 @@
         </w:rPr>
         <w:t>Segundo paso</w:t>
       </w:r>
-    </w:p>
-    <w:p>
-      <w:pPr>
-        <w:rPr>
-          <w:lang w:val="es-419" w:eastAsia="es-CO"/>
-        </w:rPr>
-      </w:pPr>
-      <w:r>
-        <w:rPr>
-          <w:lang w:val="es-419" w:eastAsia="es-CO"/>
-        </w:rPr>
-        <w:t xml:space="preserve">El segundo paso se enfoca en la interacción con los clientes, a través </w:t>
-      </w:r>
-      <w:r>
-        <w:rPr>
-          <w:lang w:val="es-419" w:eastAsia="es-CO"/>
-        </w:rPr>
-        <w:t xml:space="preserve">de </w:t>
+      <w:r>
+        <w:rPr>
+          <w:b/>
+          <w:bCs/>
+          <w:lang w:val="es-419" w:eastAsia="es-CO"/>
+        </w:rPr>
+        <w:t xml:space="preserve">. </w:t>
+      </w:r>
+      <w:r>
+        <w:rPr>
+          <w:lang w:val="es-419" w:eastAsia="es-CO"/>
+        </w:rPr>
+        <w:t xml:space="preserve">El segundo paso se enfoca en la interacción con los clientes, a través de </w:t>
       </w:r>
       <w:r>
         <w:rPr>
@@ -4447,20 +4478,17 @@
         <w:rPr>
           <w:lang w:val="es-419" w:eastAsia="es-CO"/>
         </w:rPr>
-        <w:t>,</w:t>
-      </w:r>
-      <w:r>
-        <w:rPr>
-          <w:lang w:val="es-419" w:eastAsia="es-CO"/>
-        </w:rPr>
-        <w:t xml:space="preserve"> comentarios o contenido compartido, que dé a entender que estás pendiente de aquellos usuarios que interactúan en la red social de la marca.</w:t>
-      </w:r>
-    </w:p>
-    <w:p>
-      <w:pPr>
-        <w:rPr>
-          <w:b/>
-          <w:bCs/>
+        <w:t>, comentarios o contenido compartido, que dé a entender que estás pendiente de aquellos usuarios que interactúan en la red social de la marca.</w:t>
+      </w:r>
+    </w:p>
+    <w:p>
+      <w:pPr>
+        <w:pStyle w:val="Prrafodelista"/>
+        <w:numPr>
+          <w:ilvl w:val="0"/>
+          <w:numId w:val="30"/>
+        </w:numPr>
+        <w:rPr>
           <w:lang w:val="es-419" w:eastAsia="es-CO"/>
         </w:rPr>
       </w:pPr>
@@ -4472,13 +4500,14 @@
         </w:rPr>
         <w:t>Tercer paso</w:t>
       </w:r>
-    </w:p>
-    <w:p>
-      <w:pPr>
-        <w:rPr>
-          <w:lang w:val="es-419" w:eastAsia="es-CO"/>
-        </w:rPr>
-      </w:pPr>
+      <w:r>
+        <w:rPr>
+          <w:b/>
+          <w:bCs/>
+          <w:lang w:val="es-419" w:eastAsia="es-CO"/>
+        </w:rPr>
+        <w:t xml:space="preserve">. </w:t>
+      </w:r>
       <w:r>
         <w:rPr>
           <w:lang w:val="es-419" w:eastAsia="es-CO"/>
@@ -4496,7 +4525,6 @@
         <w:rPr>
           <w:lang w:val="es-419" w:eastAsia="es-CO"/>
         </w:rPr>
-        <w:lastRenderedPageBreak/>
         <w:t xml:space="preserve">Con todo esto, es como el </w:t>
       </w:r>
       <w:r>
@@ -4538,7 +4566,7 @@
       <w:pPr>
         <w:pStyle w:val="Ttulo1"/>
       </w:pPr>
-      <w:bookmarkStart w:id="5" w:name="_Toc232864554"/>
+      <w:bookmarkStart w:id="5" w:name="_Toc242959771"/>
       <w:r>
         <w:lastRenderedPageBreak/>
         <w:t>Comunicación asertiva con clientes</w:t>
@@ -4582,8 +4610,8 @@
           <w:noProof/>
         </w:rPr>
         <w:drawing>
-          <wp:inline distT="0" distB="0" distL="0" distR="0" wp14:anchorId="0DED42E7" wp14:editId="3F9415C1">
-            <wp:extent cx="4680000" cy="2632500"/>
+          <wp:inline distT="0" distB="0" distL="0" distR="0" wp14:anchorId="0DED42E7" wp14:editId="61564D98">
+            <wp:extent cx="4680000" cy="2631600"/>
             <wp:effectExtent l="0" t="0" r="6350" b="0"/>
             <wp:docPr id="1854435317" name="Imagen 1854435317">
               <a:extLst xmlns:a="http://schemas.openxmlformats.org/drawingml/2006/main">
@@ -4625,7 +4653,7 @@
                   <pic:spPr bwMode="auto">
                     <a:xfrm>
                       <a:off x="0" y="0"/>
-                      <a:ext cx="4680000" cy="2632500"/>
+                      <a:ext cx="4680000" cy="2631600"/>
                     </a:xfrm>
                     <a:prstGeom prst="rect">
                       <a:avLst/>
@@ -4977,7 +5005,7 @@
       <w:pPr>
         <w:pStyle w:val="Ttulo2"/>
       </w:pPr>
-      <w:bookmarkStart w:id="6" w:name="_Toc232864555"/>
+      <w:bookmarkStart w:id="6" w:name="_Toc242959772"/>
       <w:r>
         <w:lastRenderedPageBreak/>
         <w:t>Redacción para medios de comunicación digitales</w:t>
@@ -5075,6 +5103,11 @@
     </w:p>
     <w:p>
       <w:pPr>
+        <w:pStyle w:val="Prrafodelista"/>
+        <w:numPr>
+          <w:ilvl w:val="0"/>
+          <w:numId w:val="35"/>
+        </w:numPr>
         <w:rPr>
           <w:lang w:val="es-419" w:eastAsia="es-CO"/>
         </w:rPr>
@@ -5087,13 +5120,14 @@
         </w:rPr>
         <w:t>Concisión</w:t>
       </w:r>
-    </w:p>
-    <w:p>
-      <w:pPr>
-        <w:rPr>
-          <w:lang w:val="es-419" w:eastAsia="es-CO"/>
-        </w:rPr>
-      </w:pPr>
+      <w:r>
+        <w:rPr>
+          <w:b/>
+          <w:bCs/>
+          <w:lang w:val="es-419" w:eastAsia="es-CO"/>
+        </w:rPr>
+        <w:t xml:space="preserve">. </w:t>
+      </w:r>
       <w:r>
         <w:rPr>
           <w:lang w:val="es-419" w:eastAsia="es-CO"/>
@@ -5103,9 +5137,12 @@
     </w:p>
     <w:p>
       <w:pPr>
-        <w:rPr>
-          <w:b/>
-          <w:bCs/>
+        <w:pStyle w:val="Prrafodelista"/>
+        <w:numPr>
+          <w:ilvl w:val="0"/>
+          <w:numId w:val="35"/>
+        </w:numPr>
+        <w:rPr>
           <w:lang w:val="es-419" w:eastAsia="es-CO"/>
         </w:rPr>
       </w:pPr>
@@ -5117,13 +5154,14 @@
         </w:rPr>
         <w:t>Estructurar la noticia</w:t>
       </w:r>
-    </w:p>
-    <w:p>
-      <w:pPr>
-        <w:rPr>
-          <w:lang w:val="es-419" w:eastAsia="es-CO"/>
-        </w:rPr>
-      </w:pPr>
+      <w:r>
+        <w:rPr>
+          <w:b/>
+          <w:bCs/>
+          <w:lang w:val="es-419" w:eastAsia="es-CO"/>
+        </w:rPr>
+        <w:t xml:space="preserve">. </w:t>
+      </w:r>
       <w:r>
         <w:rPr>
           <w:lang w:val="es-419" w:eastAsia="es-CO"/>
@@ -5133,9 +5171,46 @@
     </w:p>
     <w:p>
       <w:pPr>
-        <w:rPr>
-          <w:b/>
-          <w:bCs/>
+        <w:pStyle w:val="Prrafodelista"/>
+        <w:numPr>
+          <w:ilvl w:val="0"/>
+          <w:numId w:val="35"/>
+        </w:numPr>
+        <w:rPr>
+          <w:lang w:val="es-419" w:eastAsia="es-CO"/>
+        </w:rPr>
+      </w:pPr>
+      <w:r>
+        <w:rPr>
+          <w:b/>
+          <w:bCs/>
+          <w:lang w:val="es-419" w:eastAsia="es-CO"/>
+        </w:rPr>
+        <w:t>La información en función de cómo la leemos</w:t>
+      </w:r>
+      <w:r>
+        <w:rPr>
+          <w:b/>
+          <w:bCs/>
+          <w:lang w:val="es-419" w:eastAsia="es-CO"/>
+        </w:rPr>
+        <w:t xml:space="preserve">. </w:t>
+      </w:r>
+      <w:r>
+        <w:rPr>
+          <w:lang w:val="es-419" w:eastAsia="es-CO"/>
+        </w:rPr>
+        <w:t>Entender qué tipo de usuarios van a leer el texto y redactar en función de ellos.</w:t>
+      </w:r>
+    </w:p>
+    <w:p>
+      <w:pPr>
+        <w:pStyle w:val="Prrafodelista"/>
+        <w:numPr>
+          <w:ilvl w:val="0"/>
+          <w:numId w:val="35"/>
+        </w:numPr>
+        <w:rPr>
           <w:lang w:val="es-419" w:eastAsia="es-CO"/>
         </w:rPr>
       </w:pPr>
@@ -5146,49 +5221,16 @@
           <w:lang w:val="es-419" w:eastAsia="es-CO"/>
         </w:rPr>
         <w:lastRenderedPageBreak/>
-        <w:t>La información en función de cómo la leemos</w:t>
-      </w:r>
-    </w:p>
-    <w:p>
-      <w:pPr>
-        <w:rPr>
-          <w:lang w:val="es-419" w:eastAsia="es-CO"/>
-        </w:rPr>
-      </w:pPr>
-      <w:r>
-        <w:rPr>
-          <w:lang w:val="es-419" w:eastAsia="es-CO"/>
-        </w:rPr>
-        <w:t>Entender qué tipo de usuarios van a leer el texto y redactar en función de ello</w:t>
-      </w:r>
-      <w:r>
-        <w:rPr>
-          <w:lang w:val="es-419" w:eastAsia="es-CO"/>
-        </w:rPr>
-        <w:t>s.</w:t>
-      </w:r>
-    </w:p>
-    <w:p>
-      <w:pPr>
-        <w:rPr>
-          <w:lang w:val="es-419" w:eastAsia="es-CO"/>
-        </w:rPr>
-      </w:pPr>
-      <w:r>
-        <w:rPr>
-          <w:b/>
-          <w:bCs/>
-          <w:lang w:val="es-419" w:eastAsia="es-CO"/>
-        </w:rPr>
         <w:t>Titular</w:t>
       </w:r>
-    </w:p>
-    <w:p>
-      <w:pPr>
-        <w:rPr>
-          <w:lang w:val="es-419" w:eastAsia="es-CO"/>
-        </w:rPr>
-      </w:pPr>
+      <w:r>
+        <w:rPr>
+          <w:b/>
+          <w:bCs/>
+          <w:lang w:val="es-419" w:eastAsia="es-CO"/>
+        </w:rPr>
+        <w:t xml:space="preserve">. </w:t>
+      </w:r>
       <w:r>
         <w:rPr>
           <w:lang w:val="es-419" w:eastAsia="es-CO"/>
@@ -5198,6 +5240,11 @@
     </w:p>
     <w:p>
       <w:pPr>
+        <w:pStyle w:val="Prrafodelista"/>
+        <w:numPr>
+          <w:ilvl w:val="0"/>
+          <w:numId w:val="35"/>
+        </w:numPr>
         <w:rPr>
           <w:lang w:val="es-419" w:eastAsia="es-CO"/>
         </w:rPr>
@@ -5210,13 +5257,14 @@
         </w:rPr>
         <w:t>SEO</w:t>
       </w:r>
-    </w:p>
-    <w:p>
-      <w:pPr>
-        <w:rPr>
-          <w:lang w:val="es-419" w:eastAsia="es-CO"/>
-        </w:rPr>
-      </w:pPr>
+      <w:r>
+        <w:rPr>
+          <w:b/>
+          <w:bCs/>
+          <w:lang w:val="es-419" w:eastAsia="es-CO"/>
+        </w:rPr>
+        <w:t xml:space="preserve">. </w:t>
+      </w:r>
       <w:r>
         <w:rPr>
           <w:lang w:val="es-419" w:eastAsia="es-CO"/>
@@ -5226,6 +5274,11 @@
     </w:p>
     <w:p>
       <w:pPr>
+        <w:pStyle w:val="Prrafodelista"/>
+        <w:numPr>
+          <w:ilvl w:val="0"/>
+          <w:numId w:val="35"/>
+        </w:numPr>
         <w:rPr>
           <w:lang w:val="es-419" w:eastAsia="es-CO"/>
         </w:rPr>
@@ -5238,13 +5291,14 @@
         </w:rPr>
         <w:t>Imágenes</w:t>
       </w:r>
-    </w:p>
-    <w:p>
-      <w:pPr>
-        <w:rPr>
-          <w:lang w:val="es-419" w:eastAsia="es-CO"/>
-        </w:rPr>
-      </w:pPr>
+      <w:r>
+        <w:rPr>
+          <w:b/>
+          <w:bCs/>
+          <w:lang w:val="es-419" w:eastAsia="es-CO"/>
+        </w:rPr>
+        <w:t xml:space="preserve">. </w:t>
+      </w:r>
       <w:r>
         <w:rPr>
           <w:lang w:val="es-419" w:eastAsia="es-CO"/>
@@ -5254,6 +5308,11 @@
     </w:p>
     <w:p>
       <w:pPr>
+        <w:pStyle w:val="Prrafodelista"/>
+        <w:numPr>
+          <w:ilvl w:val="0"/>
+          <w:numId w:val="35"/>
+        </w:numPr>
         <w:rPr>
           <w:lang w:val="es-419" w:eastAsia="es-CO"/>
         </w:rPr>
@@ -5266,13 +5325,14 @@
         </w:rPr>
         <w:t>Enlaces</w:t>
       </w:r>
-    </w:p>
-    <w:p>
-      <w:pPr>
-        <w:rPr>
-          <w:lang w:val="es-419" w:eastAsia="es-CO"/>
-        </w:rPr>
-      </w:pPr>
+      <w:r>
+        <w:rPr>
+          <w:b/>
+          <w:bCs/>
+          <w:lang w:val="es-419" w:eastAsia="es-CO"/>
+        </w:rPr>
+        <w:t xml:space="preserve">. </w:t>
+      </w:r>
       <w:r>
         <w:rPr>
           <w:lang w:val="es-419" w:eastAsia="es-CO"/>
@@ -5343,27 +5403,25 @@
           <w:numId w:val="28"/>
         </w:numPr>
         <w:rPr>
-          <w:b/>
-          <w:bCs/>
-          <w:lang w:val="es-419" w:eastAsia="es-CO"/>
-        </w:rPr>
-      </w:pPr>
-      <w:r>
-        <w:rPr>
-          <w:b/>
-          <w:bCs/>
-          <w:lang w:val="es-419" w:eastAsia="es-CO"/>
-        </w:rPr>
-        <w:lastRenderedPageBreak/>
+          <w:lang w:val="es-419" w:eastAsia="es-CO"/>
+        </w:rPr>
+      </w:pPr>
+      <w:r>
+        <w:rPr>
+          <w:b/>
+          <w:bCs/>
+          <w:lang w:val="es-419" w:eastAsia="es-CO"/>
+        </w:rPr>
         <w:t>El rasgo distintivo inherente</w:t>
       </w:r>
-    </w:p>
-    <w:p>
-      <w:pPr>
-        <w:rPr>
-          <w:lang w:val="es-419" w:eastAsia="es-CO"/>
-        </w:rPr>
-      </w:pPr>
+      <w:r>
+        <w:rPr>
+          <w:b/>
+          <w:bCs/>
+          <w:lang w:val="es-419" w:eastAsia="es-CO"/>
+        </w:rPr>
+        <w:t xml:space="preserve">. </w:t>
+      </w:r>
       <w:r>
         <w:rPr>
           <w:lang w:val="es-419" w:eastAsia="es-CO"/>
@@ -5379,8 +5437,6 @@
           <w:numId w:val="28"/>
         </w:numPr>
         <w:rPr>
-          <w:b/>
-          <w:bCs/>
           <w:lang w:val="es-419" w:eastAsia="es-CO"/>
         </w:rPr>
       </w:pPr>
@@ -5392,13 +5448,14 @@
         </w:rPr>
         <w:t>El rasgo distintivo contingente</w:t>
       </w:r>
-    </w:p>
-    <w:p>
-      <w:pPr>
-        <w:rPr>
-          <w:lang w:val="es-419" w:eastAsia="es-CO"/>
-        </w:rPr>
-      </w:pPr>
+      <w:r>
+        <w:rPr>
+          <w:b/>
+          <w:bCs/>
+          <w:lang w:val="es-419" w:eastAsia="es-CO"/>
+        </w:rPr>
+        <w:t xml:space="preserve">. </w:t>
+      </w:r>
       <w:r>
         <w:rPr>
           <w:lang w:val="es-419" w:eastAsia="es-CO"/>
@@ -5414,8 +5471,6 @@
           <w:numId w:val="28"/>
         </w:numPr>
         <w:rPr>
-          <w:b/>
-          <w:bCs/>
           <w:lang w:val="es-419" w:eastAsia="es-CO"/>
         </w:rPr>
       </w:pPr>
@@ -5427,13 +5482,14 @@
         </w:rPr>
         <w:t>La proposición argumental virgen</w:t>
       </w:r>
-    </w:p>
-    <w:p>
-      <w:pPr>
-        <w:rPr>
-          <w:lang w:val="es-419" w:eastAsia="es-CO"/>
-        </w:rPr>
-      </w:pPr>
+      <w:r>
+        <w:rPr>
+          <w:b/>
+          <w:bCs/>
+          <w:lang w:val="es-419" w:eastAsia="es-CO"/>
+        </w:rPr>
+        <w:t xml:space="preserve">. </w:t>
+      </w:r>
       <w:r>
         <w:rPr>
           <w:lang w:val="es-419" w:eastAsia="es-CO"/>
@@ -5451,6 +5507,7 @@
         <w:rPr>
           <w:lang w:val="es-419" w:eastAsia="es-CO"/>
         </w:rPr>
+        <w:lastRenderedPageBreak/>
         <w:t xml:space="preserve">Saber a qué público se dirige un texto, ya sea en un sitio web, un correo electrónico o una red social, determinará la manera en que aquel consume este contenido. Es necesario tener en cuenta aspectos claves, como el respeto al lector, emitiendo mensajes verdaderos que atraigan su interés; ser coherente con el trato, ya sea de usted o de tú; tratar de responder posibles preguntas del usuario en los textos o </w:t>
       </w:r>
       <w:r>
@@ -5477,7 +5534,7 @@
       <w:pPr>
         <w:pStyle w:val="Ttulo2"/>
       </w:pPr>
-      <w:bookmarkStart w:id="7" w:name="_Toc232864556"/>
+      <w:bookmarkStart w:id="7" w:name="_Toc242959773"/>
       <w:r>
         <w:t>Bases para un plan de medios digitales</w:t>
       </w:r>
@@ -5505,175 +5562,893 @@
         <w:rPr>
           <w:lang w:val="es-419" w:eastAsia="es-CO"/>
         </w:rPr>
-        <w:t xml:space="preserve">” (p.40); en otras palabras, es el proceso de comunicación que desarrolla una marca al emplear distintos medios para comunicar eficazmente sus contenidos, lo que a su vez debe suponer una optimización de recursos. Dejando a un lado los medios tradicionales, </w:t>
-      </w:r>
-      <w:r>
-        <w:rPr>
+        <w:t xml:space="preserve">” (p.40); en otras palabras, es el proceso de comunicación que desarrolla una marca al emplear distintos medios para comunicar eficazmente sus contenidos, lo que a su vez debe suponer una optimización de recursos. Dejando a un lado los medios tradicionales, desde el entorno digital los distintos medios usados pueden ser: una página web, redes </w:t>
+      </w:r>
+      <w:r>
+        <w:rPr>
+          <w:lang w:val="es-419" w:eastAsia="es-CO"/>
+        </w:rPr>
+        <w:t xml:space="preserve">sociales, </w:t>
+      </w:r>
+      <w:r>
+        <w:rPr>
+          <w:rStyle w:val="Extranjerismo"/>
+          <w:lang w:val="es-419" w:eastAsia="es-CO"/>
+        </w:rPr>
+        <w:t>blogs</w:t>
+      </w:r>
+      <w:r>
+        <w:rPr>
+          <w:lang w:val="es-419" w:eastAsia="es-CO"/>
+        </w:rPr>
+        <w:t xml:space="preserve"> con la combinación de elementos audiovisuales como videos, fotografías, transmisiones en vivo o </w:t>
+      </w:r>
+      <w:r>
+        <w:rPr>
+          <w:rStyle w:val="Extranjerismo"/>
+        </w:rPr>
+        <w:t>podcasts</w:t>
+      </w:r>
+      <w:r>
+        <w:rPr>
+          <w:lang w:val="es-419" w:eastAsia="es-CO"/>
+        </w:rPr>
+        <w:t>; además de las diferentes plataformas que día a día se posicionan en diversos segmentos del mercado.</w:t>
+      </w:r>
+    </w:p>
+    <w:p>
+      <w:pPr>
+        <w:rPr>
+          <w:lang w:val="es-419" w:eastAsia="es-CO"/>
+        </w:rPr>
+      </w:pPr>
+      <w:r>
+        <w:rPr>
+          <w:lang w:val="es-419" w:eastAsia="es-CO"/>
+        </w:rPr>
+        <w:t>Las técnicas tradicionales que desarrolla una marca en la comunicación externa son adecuadas para utilizarse en el plan de medios adaptado al entorno digital (Soria, 2016), lo cual, al lograr posicionamiento, se traduce en el incremento de ventas y la fidelización de clientes. En el siguiente recurso de aprendizaje, se pueden explorar algunas de ellas</w:t>
+      </w:r>
+      <w:r>
+        <w:rPr>
+          <w:lang w:val="es-419" w:eastAsia="es-CO"/>
+        </w:rPr>
+        <w:t>.</w:t>
+      </w:r>
+    </w:p>
+    <w:p>
+      <w:pPr>
+        <w:pStyle w:val="Prrafodelista"/>
+        <w:numPr>
+          <w:ilvl w:val="0"/>
+          <w:numId w:val="36"/>
+        </w:numPr>
+        <w:rPr>
+          <w:lang w:val="es-419" w:eastAsia="es-CO"/>
+        </w:rPr>
+      </w:pPr>
+      <w:r>
+        <w:rPr>
+          <w:b/>
+          <w:bCs/>
           <w:lang w:val="es-419" w:eastAsia="es-CO"/>
         </w:rPr>
         <w:lastRenderedPageBreak/>
-        <w:t xml:space="preserve">desde el entorno digital los distintos medios usados pueden ser: una página web, redes </w:t>
-      </w:r>
-      <w:r>
-        <w:rPr>
-          <w:lang w:val="es-419" w:eastAsia="es-CO"/>
-        </w:rPr>
-        <w:t xml:space="preserve">sociales, </w:t>
+        <w:t>Publicidad</w:t>
+      </w:r>
+      <w:r>
+        <w:rPr>
+          <w:b/>
+          <w:bCs/>
+          <w:lang w:val="es-419" w:eastAsia="es-CO"/>
+        </w:rPr>
+        <w:t xml:space="preserve">. </w:t>
+      </w:r>
+      <w:r>
+        <w:rPr>
+          <w:lang w:val="es-419" w:eastAsia="es-CO"/>
+        </w:rPr>
+        <w:t>Se implementa a través de anuncios de contenidos informativos que publiciten lo que desea una marca, para dar a conocer al público y orientar la adquisición del consumidor del bien o servicio.</w:t>
+      </w:r>
+    </w:p>
+    <w:p>
+      <w:pPr>
+        <w:pStyle w:val="Prrafodelista"/>
+        <w:numPr>
+          <w:ilvl w:val="0"/>
+          <w:numId w:val="36"/>
+        </w:numPr>
+      </w:pPr>
+      <w:r>
+        <w:rPr>
+          <w:b/>
+          <w:bCs/>
+          <w:lang w:val="es-419" w:eastAsia="es-CO"/>
+        </w:rPr>
+        <w:t>Relaciones públicas</w:t>
+      </w:r>
+      <w:r>
+        <w:rPr>
+          <w:b/>
+          <w:bCs/>
+          <w:lang w:val="es-419" w:eastAsia="es-CO"/>
+        </w:rPr>
+        <w:t xml:space="preserve">. </w:t>
+      </w:r>
+      <w:r>
+        <w:rPr>
+          <w:lang w:val="es-419" w:eastAsia="es-CO"/>
+        </w:rPr>
+        <w:t>Se establece a partir de un diálogo que genera conexiones con públicos externos que posibiliten el posicionamiento de la marca, para generar beneficios a largo plazo, y posibilita el contacto cercano con el público objetivo.</w:t>
+      </w:r>
+      <w:r>
+        <w:t xml:space="preserve"> </w:t>
+      </w:r>
+    </w:p>
+    <w:p>
+      <w:pPr>
+        <w:pStyle w:val="Prrafodelista"/>
+        <w:numPr>
+          <w:ilvl w:val="0"/>
+          <w:numId w:val="36"/>
+        </w:numPr>
+        <w:rPr>
+          <w:lang w:val="es-419" w:eastAsia="es-CO"/>
+        </w:rPr>
+      </w:pPr>
+      <w:r>
+        <w:rPr>
+          <w:b/>
+          <w:bCs/>
+          <w:lang w:val="es-419" w:eastAsia="es-CO"/>
+        </w:rPr>
+        <w:t>Responsabilidad social corporativa</w:t>
+      </w:r>
+      <w:r>
+        <w:rPr>
+          <w:b/>
+          <w:bCs/>
+          <w:lang w:val="es-419" w:eastAsia="es-CO"/>
+        </w:rPr>
+        <w:t xml:space="preserve">. </w:t>
+      </w:r>
+      <w:r>
+        <w:rPr>
+          <w:lang w:val="es-419" w:eastAsia="es-CO"/>
+        </w:rPr>
+        <w:t>El propósito es lograr una imagen favorable de la marca a través de acciones no lucrativas que permitan conectar con el público, dando a conocer un beneficio a entidades que necesitan ayuda.</w:t>
+      </w:r>
+    </w:p>
+    <w:p>
+      <w:pPr>
+        <w:rPr>
+          <w:lang w:val="es-419" w:eastAsia="es-CO"/>
+        </w:rPr>
+      </w:pPr>
+      <w:r>
+        <w:rPr>
+          <w:lang w:val="es-419" w:eastAsia="es-CO"/>
+        </w:rPr>
+        <w:t>Según el portal web Hubspot, se definen tres razones para hacer uso de un plan de medios digitales. La primera se enfoca en generar conciencia de marca, al estar presente en los motores de búsqueda para que los clientes se conecten constantemente con la empresa. Otra es el aprovechamiento máximo de la inversión en los medios digitales, determinando cuáles son los canales más adecuados según el público objetivo para realizar campañas d</w:t>
+      </w:r>
+      <w:r>
+        <w:rPr>
+          <w:lang w:val="es-419" w:eastAsia="es-CO"/>
+        </w:rPr>
+        <w:t xml:space="preserve">e </w:t>
       </w:r>
       <w:r>
         <w:rPr>
           <w:rStyle w:val="Extranjerismo"/>
           <w:lang w:val="es-419" w:eastAsia="es-CO"/>
         </w:rPr>
-        <w:t>blogs</w:t>
-      </w:r>
-      <w:r>
-        <w:rPr>
-          <w:lang w:val="es-419" w:eastAsia="es-CO"/>
-        </w:rPr>
-        <w:t xml:space="preserve"> con la combinación de elementos audiovisuales como videos, fotografías, transmisiones en vivo o </w:t>
+        <w:t>marketing</w:t>
+      </w:r>
+      <w:r>
+        <w:rPr>
+          <w:lang w:val="es-419" w:eastAsia="es-CO"/>
+        </w:rPr>
+        <w:t xml:space="preserve"> efectivas. Por último, está conseguir un seguimiento y llevar a cabo un monitoreo eficaz de las campañas, lo que supone una gran ventaja del entorno digital, ya que se puede medir todo lo que sea necesario. Esto permite direccionar la estrategia para buscar los mejores resultados.</w:t>
+      </w:r>
+    </w:p>
+    <w:p>
+      <w:pPr>
+        <w:rPr>
+          <w:lang w:val="es-419" w:eastAsia="es-CO"/>
+        </w:rPr>
+      </w:pPr>
+      <w:r>
+        <w:rPr>
+          <w:lang w:val="es-419" w:eastAsia="es-CO"/>
+        </w:rPr>
+        <w:t xml:space="preserve">A continuación, </w:t>
+      </w:r>
+      <w:r>
+        <w:rPr>
+          <w:lang w:val="es-419" w:eastAsia="es-CO"/>
+        </w:rPr>
+        <w:t>puede encontrar más información sobre el plan de medios digitales</w:t>
+      </w:r>
+      <w:r>
+        <w:rPr>
+          <w:lang w:val="es-419" w:eastAsia="es-CO"/>
+        </w:rPr>
+        <w:t>.</w:t>
+      </w:r>
+    </w:p>
+    <w:p>
+      <w:pPr>
+        <w:rPr>
+          <w:lang w:val="es-419" w:eastAsia="es-CO"/>
+        </w:rPr>
+      </w:pPr>
+    </w:p>
+    <w:p>
+      <w:pPr>
+        <w:rPr>
+          <w:b/>
+          <w:bCs/>
+          <w:lang w:val="es-419" w:eastAsia="es-CO"/>
+        </w:rPr>
+      </w:pPr>
+      <w:r>
+        <w:rPr>
+          <w:b/>
+          <w:bCs/>
+          <w:lang w:val="es-419" w:eastAsia="es-CO"/>
+        </w:rPr>
+        <w:lastRenderedPageBreak/>
+        <w:t>Plan de medios digitales</w:t>
+      </w:r>
+    </w:p>
+    <w:p>
+      <w:pPr>
+        <w:rPr>
+          <w:lang w:val="es-419" w:eastAsia="es-CO"/>
+        </w:rPr>
+      </w:pPr>
+      <w:r>
+        <w:rPr>
+          <w:lang w:val="es-419" w:eastAsia="es-CO"/>
+        </w:rPr>
+        <w:t>Según Soria (2016), toda empresa requiere de la estructura de un plan de medios que busque la consecución de los objetivos propuestos por esta, encontrando el camino más adecuado según sus necesidades e intereses. Con ello, se define una serie de fases.</w:t>
+      </w:r>
+    </w:p>
+    <w:p>
+      <w:pPr>
+        <w:rPr>
+          <w:lang w:val="es-419" w:eastAsia="es-CO"/>
+        </w:rPr>
+      </w:pPr>
+      <w:r>
+        <w:rPr>
+          <w:lang w:val="es-419" w:eastAsia="es-CO"/>
+        </w:rPr>
+        <w:t xml:space="preserve">Un plan de medios determina las tácticas </w:t>
+      </w:r>
+      <w:r>
+        <w:rPr>
+          <w:lang w:val="es-419" w:eastAsia="es-CO"/>
+        </w:rPr>
+        <w:t xml:space="preserve">de </w:t>
       </w:r>
       <w:r>
         <w:rPr>
           <w:rStyle w:val="Extranjerismo"/>
-        </w:rPr>
-        <w:t>podcasts</w:t>
-      </w:r>
-      <w:r>
-        <w:rPr>
-          <w:lang w:val="es-419" w:eastAsia="es-CO"/>
-        </w:rPr>
-        <w:t>; además de las diferentes plataformas que día a día se posicionan en diversos segmentos del mercado.</w:t>
-      </w:r>
-    </w:p>
-    <w:p>
-      <w:pPr>
-        <w:rPr>
-          <w:lang w:val="es-419" w:eastAsia="es-CO"/>
-        </w:rPr>
-      </w:pPr>
-      <w:r>
-        <w:rPr>
-          <w:lang w:val="es-419" w:eastAsia="es-CO"/>
-        </w:rPr>
-        <w:t>Las técnicas tradicionales que desarrolla una marca en la comunicación externa son adecuadas para utilizarse en el plan de medios adaptado al entorno digital (Soria, 2016), lo cual, al lograr posicionamiento, se traduce en el incremento de ventas y la fidelización de clientes. En el siguiente recurso de aprendizaje, se pueden explorar algunas de ellas</w:t>
-      </w:r>
-      <w:r>
-        <w:rPr>
-          <w:lang w:val="es-419" w:eastAsia="es-CO"/>
-        </w:rPr>
-        <w:t>.</w:t>
-      </w:r>
-    </w:p>
-    <w:p>
-      <w:pPr>
-        <w:rPr>
-          <w:lang w:val="es-419" w:eastAsia="es-CO"/>
-        </w:rPr>
-      </w:pPr>
-      <w:r>
-        <w:rPr>
-          <w:b/>
-          <w:bCs/>
-          <w:lang w:val="es-419" w:eastAsia="es-CO"/>
-        </w:rPr>
-        <w:t>Publicidad</w:t>
-      </w:r>
-    </w:p>
-    <w:p>
-      <w:pPr>
-        <w:rPr>
-          <w:lang w:val="es-419" w:eastAsia="es-CO"/>
-        </w:rPr>
-      </w:pPr>
-      <w:r>
-        <w:rPr>
-          <w:lang w:val="es-419" w:eastAsia="es-CO"/>
-        </w:rPr>
-        <w:t>Se implementa a través de anuncios de contenidos informativos que publiciten lo que desea una marca, para dar a conocer al público y orientar la adquisición del consumidor del bien o servicio.</w:t>
-      </w:r>
-    </w:p>
-    <w:p>
-      <w:pPr>
-        <w:rPr>
-          <w:b/>
-          <w:bCs/>
-          <w:lang w:val="es-419" w:eastAsia="es-CO"/>
-        </w:rPr>
-      </w:pPr>
-      <w:r>
-        <w:rPr>
-          <w:b/>
-          <w:bCs/>
-          <w:lang w:val="es-419" w:eastAsia="es-CO"/>
-        </w:rPr>
-        <w:t>Relaciones públicas</w:t>
-      </w:r>
-    </w:p>
-    <w:p>
-      <w:r>
-        <w:rPr>
-          <w:lang w:val="es-419" w:eastAsia="es-CO"/>
-        </w:rPr>
-        <w:t>Se establece a partir de un diálogo que genera conexiones con públicos externos que posibiliten el posicionamiento de la marca, para generar beneficios a largo plazo, y posibilita el contacto cercano con el público objetivo.</w:t>
-      </w:r>
-      <w:r>
+          <w:lang w:val="es-419" w:eastAsia="es-CO"/>
+        </w:rPr>
+        <w:t>marketing</w:t>
+      </w:r>
+      <w:r>
+        <w:rPr>
+          <w:lang w:val="es-419" w:eastAsia="es-CO"/>
+        </w:rPr>
+        <w:t xml:space="preserve"> para</w:t>
+      </w:r>
+      <w:r>
+        <w:rPr>
+          <w:lang w:val="es-419" w:eastAsia="es-CO"/>
+        </w:rPr>
+        <w:t xml:space="preserve"> una campaña de un bien o servicio.</w:t>
+      </w:r>
+    </w:p>
+    <w:p>
+      <w:pPr>
+        <w:rPr>
+          <w:b/>
+          <w:bCs/>
+          <w:lang w:val="es-419" w:eastAsia="es-CO"/>
+        </w:rPr>
+      </w:pPr>
+      <w:r>
+        <w:rPr>
+          <w:b/>
+          <w:bCs/>
+          <w:lang w:val="es-419" w:eastAsia="es-CO"/>
+        </w:rPr>
+        <w:t>¿Qué se debe considerar al desarrollar un plan de medios digitales? A continuación, algunas ideas.</w:t>
+      </w:r>
+    </w:p>
+    <w:p>
+      <w:pPr>
+        <w:pStyle w:val="Prrafodelista"/>
+        <w:numPr>
+          <w:ilvl w:val="0"/>
+          <w:numId w:val="37"/>
+        </w:numPr>
+        <w:rPr>
+          <w:lang w:val="es-419" w:eastAsia="es-CO"/>
+        </w:rPr>
+      </w:pPr>
+      <w:r>
+        <w:rPr>
+          <w:b/>
+          <w:bCs/>
+          <w:lang w:val="es-419" w:eastAsia="es-CO"/>
+        </w:rPr>
+        <w:t>Investigar</w:t>
+      </w:r>
+      <w:r>
+        <w:rPr>
+          <w:b/>
+          <w:bCs/>
+          <w:lang w:val="es-419" w:eastAsia="es-CO"/>
+        </w:rPr>
+        <w:t xml:space="preserve">. </w:t>
+      </w:r>
+      <w:r>
+        <w:rPr>
+          <w:lang w:val="es-419" w:eastAsia="es-CO"/>
+        </w:rPr>
+        <w:t>Análisis del entorno en que se desenvuelve la marca, así como su público objetivo y los medios que este consume, además de todos los elementos que cada marca establece.</w:t>
+      </w:r>
+    </w:p>
+    <w:p>
+      <w:pPr>
+        <w:pStyle w:val="Prrafodelista"/>
+        <w:numPr>
+          <w:ilvl w:val="0"/>
+          <w:numId w:val="37"/>
+        </w:numPr>
+        <w:rPr>
+          <w:lang w:val="es-419" w:eastAsia="es-CO"/>
+        </w:rPr>
+      </w:pPr>
+      <w:r>
+        <w:rPr>
+          <w:b/>
+          <w:bCs/>
+          <w:lang w:val="es-419" w:eastAsia="es-CO"/>
+        </w:rPr>
+        <w:t>Plantear objetivos</w:t>
+      </w:r>
+      <w:r>
+        <w:rPr>
+          <w:b/>
+          <w:bCs/>
+          <w:lang w:val="es-419" w:eastAsia="es-CO"/>
+        </w:rPr>
+        <w:t xml:space="preserve">. </w:t>
+      </w:r>
+      <w:r>
+        <w:rPr>
+          <w:lang w:val="es-419" w:eastAsia="es-CO"/>
+        </w:rPr>
+        <w:t>Se caracteriza por definir qué se quiere obtener con el plan de medios. De acuerdo con los intereses de la marca, se determinan los objetivos.</w:t>
+      </w:r>
+    </w:p>
+    <w:p>
+      <w:pPr>
+        <w:pStyle w:val="Prrafodelista"/>
+        <w:numPr>
+          <w:ilvl w:val="0"/>
+          <w:numId w:val="37"/>
+        </w:numPr>
+        <w:rPr>
+          <w:lang w:val="es-419" w:eastAsia="es-CO"/>
+        </w:rPr>
+      </w:pPr>
+      <w:r>
+        <w:rPr>
+          <w:b/>
+          <w:bCs/>
+          <w:lang w:val="es-419" w:eastAsia="es-CO"/>
+        </w:rPr>
+        <w:t xml:space="preserve">Determinar público o </w:t>
+      </w:r>
+      <w:r>
+        <w:rPr>
+          <w:rStyle w:val="Extranjerismo"/>
+          <w:b/>
+          <w:bCs/>
+          <w:lang w:val="es-419" w:eastAsia="es-CO"/>
+        </w:rPr>
+        <w:t>target</w:t>
+      </w:r>
+      <w:r>
+        <w:rPr>
+          <w:rStyle w:val="Extranjerismo"/>
+          <w:b/>
+          <w:bCs/>
+          <w:lang w:val="es-419" w:eastAsia="es-CO"/>
+        </w:rPr>
+        <w:t xml:space="preserve">. </w:t>
+      </w:r>
+      <w:r>
+        <w:rPr>
+          <w:lang w:val="es-419" w:eastAsia="es-CO"/>
+        </w:rPr>
+        <w:t>Reconocer qué tipo de clientes se quiere atraer.</w:t>
+      </w:r>
+    </w:p>
+    <w:p>
+      <w:pPr>
+        <w:pStyle w:val="Prrafodelista"/>
+        <w:numPr>
+          <w:ilvl w:val="0"/>
+          <w:numId w:val="37"/>
+        </w:numPr>
+        <w:rPr>
+          <w:lang w:val="es-419" w:eastAsia="es-CO"/>
+        </w:rPr>
+      </w:pPr>
+      <w:r>
+        <w:rPr>
+          <w:b/>
+          <w:bCs/>
+          <w:lang w:val="es-419" w:eastAsia="es-CO"/>
+        </w:rPr>
+        <w:t>Pensar la estrategia</w:t>
+      </w:r>
+      <w:r>
+        <w:rPr>
+          <w:b/>
+          <w:bCs/>
+          <w:lang w:val="es-419" w:eastAsia="es-CO"/>
+        </w:rPr>
+        <w:t xml:space="preserve">. </w:t>
+      </w:r>
+      <w:r>
+        <w:rPr>
+          <w:lang w:val="es-419" w:eastAsia="es-CO"/>
+        </w:rPr>
+        <w:t>De acuerdo con los recursos y siguiendo la consecución de los objetivos propuestos, se elige la estrategia que mejor se adapte al plan de medios.</w:t>
+      </w:r>
+    </w:p>
+    <w:p>
+      <w:pPr>
+        <w:pStyle w:val="Prrafodelista"/>
+        <w:numPr>
+          <w:ilvl w:val="0"/>
+          <w:numId w:val="37"/>
+        </w:numPr>
+        <w:rPr>
+          <w:lang w:val="es-419" w:eastAsia="es-CO"/>
+        </w:rPr>
+      </w:pPr>
+      <w:r>
+        <w:rPr>
+          <w:b/>
+          <w:bCs/>
+          <w:lang w:val="es-419" w:eastAsia="es-CO"/>
+        </w:rPr>
+        <w:t>Actuar</w:t>
+      </w:r>
+      <w:r>
+        <w:rPr>
+          <w:b/>
+          <w:bCs/>
+          <w:lang w:val="es-419" w:eastAsia="es-CO"/>
+        </w:rPr>
+        <w:t xml:space="preserve">. </w:t>
+      </w:r>
+      <w:r>
+        <w:rPr>
+          <w:lang w:val="es-419" w:eastAsia="es-CO"/>
+        </w:rPr>
+        <w:t>Momento de llevar a cabo las actividades definidas según la estrategia elegida, con las herramientas que se consideren adecuadas.</w:t>
+      </w:r>
+    </w:p>
+    <w:p>
+      <w:pPr>
+        <w:pStyle w:val="Prrafodelista"/>
+        <w:numPr>
+          <w:ilvl w:val="0"/>
+          <w:numId w:val="37"/>
+        </w:numPr>
+        <w:rPr>
+          <w:lang w:val="es-419" w:eastAsia="es-CO"/>
+        </w:rPr>
+      </w:pPr>
+      <w:r>
+        <w:rPr>
+          <w:b/>
+          <w:bCs/>
+          <w:lang w:val="es-419" w:eastAsia="es-CO"/>
+        </w:rPr>
+        <w:lastRenderedPageBreak/>
+        <w:t>Definir tiempo</w:t>
+      </w:r>
+      <w:r>
+        <w:rPr>
+          <w:b/>
+          <w:bCs/>
+          <w:lang w:val="es-419" w:eastAsia="es-CO"/>
+        </w:rPr>
+        <w:t xml:space="preserve">. </w:t>
+      </w:r>
+      <w:r>
+        <w:rPr>
+          <w:lang w:val="es-419" w:eastAsia="es-CO"/>
+        </w:rPr>
+        <w:t>El plan de medios debe ser adaptado a un tiempo, de acuerdo con la investigación previa, los objetivos propuestos, el público y la estrategia definidos.</w:t>
+      </w:r>
+    </w:p>
+    <w:p>
+      <w:pPr>
+        <w:pStyle w:val="Prrafodelista"/>
+        <w:numPr>
+          <w:ilvl w:val="0"/>
+          <w:numId w:val="37"/>
+        </w:numPr>
+        <w:rPr>
+          <w:lang w:val="es-419" w:eastAsia="es-CO"/>
+        </w:rPr>
+      </w:pPr>
+      <w:r>
+        <w:rPr>
+          <w:b/>
+          <w:bCs/>
+          <w:lang w:val="es-419" w:eastAsia="es-CO"/>
+        </w:rPr>
+        <w:t>Evaluar</w:t>
+      </w:r>
+      <w:r>
+        <w:rPr>
+          <w:b/>
+          <w:bCs/>
+          <w:lang w:val="es-419" w:eastAsia="es-CO"/>
+        </w:rPr>
+        <w:t xml:space="preserve">. </w:t>
+      </w:r>
+      <w:r>
+        <w:rPr>
+          <w:lang w:val="es-419" w:eastAsia="es-CO"/>
+        </w:rPr>
+        <w:t>Se identifica si el plan logró los resultados esperados, se generan los informes y se determina qué aspectos se deben mejorar.</w:t>
+      </w:r>
+    </w:p>
+    <w:p>
+      <w:pPr>
+        <w:pStyle w:val="Prrafodelista"/>
+        <w:numPr>
+          <w:ilvl w:val="0"/>
+          <w:numId w:val="38"/>
+        </w:numPr>
+        <w:rPr>
+          <w:lang w:val="es-419" w:eastAsia="es-CO"/>
+        </w:rPr>
+      </w:pPr>
+      <w:r>
+        <w:rPr>
+          <w:lang w:val="es-419" w:eastAsia="es-CO"/>
+        </w:rPr>
+        <w:t>¿Qué inquietudes deja este tema?</w:t>
+      </w:r>
+    </w:p>
+    <w:p>
+      <w:pPr>
+        <w:pStyle w:val="Prrafodelista"/>
+        <w:numPr>
+          <w:ilvl w:val="0"/>
+          <w:numId w:val="38"/>
+        </w:numPr>
+        <w:rPr>
+          <w:lang w:val="es-419" w:eastAsia="es-CO"/>
+        </w:rPr>
+      </w:pPr>
+      <w:r>
+        <w:rPr>
+          <w:lang w:val="es-419" w:eastAsia="es-CO"/>
+        </w:rPr>
+        <w:t>¿Qué se ha estudiado hasta ahora?</w:t>
+      </w:r>
+    </w:p>
+    <w:p>
+      <w:pPr>
+        <w:rPr>
+          <w:lang w:val="es-419" w:eastAsia="es-CO"/>
+        </w:rPr>
+      </w:pPr>
+      <w:r>
+        <w:rPr>
+          <w:lang w:val="es-419" w:eastAsia="es-CO"/>
+        </w:rPr>
+        <w:t>Todo esto resulta muy útil cuando se planea y se implementa en el contexto laboral.</w:t>
+      </w:r>
+    </w:p>
+    <w:p>
+      <w:pPr>
+        <w:rPr>
+          <w:lang w:val="es-419" w:eastAsia="es-CO"/>
+        </w:rPr>
+      </w:pPr>
+    </w:p>
+    <w:p>
+      <w:pPr>
+        <w:spacing w:before="0" w:after="160" w:line="259" w:lineRule="auto"/>
+        <w:ind w:firstLine="0"/>
+        <w:rPr>
+          <w:lang w:val="es-419" w:eastAsia="es-CO"/>
+        </w:rPr>
+      </w:pPr>
+      <w:r>
+        <w:rPr>
+          <w:lang w:val="es-419" w:eastAsia="es-CO"/>
+        </w:rPr>
+        <w:br w:type="page"/>
+      </w:r>
+    </w:p>
+    <w:p>
+      <w:pPr>
+        <w:pStyle w:val="Ttulo1"/>
+      </w:pPr>
+      <w:bookmarkStart w:id="8" w:name="_Toc242959774"/>
+      <w:r>
+        <w:lastRenderedPageBreak/>
+        <w:t>Introducción al CRM</w:t>
+      </w:r>
+      <w:bookmarkEnd w:id="8"/>
+    </w:p>
+    <w:p>
+      <w:pPr>
+        <w:rPr>
+          <w:lang w:val="es-419" w:eastAsia="es-CO"/>
+        </w:rPr>
+      </w:pPr>
+      <w:r>
+        <w:rPr>
+          <w:lang w:val="es-419" w:eastAsia="es-CO"/>
+        </w:rPr>
+        <w:t xml:space="preserve">El CRM o </w:t>
+      </w:r>
+      <w:r>
+        <w:rPr>
+          <w:rStyle w:val="Extranjerismo"/>
+          <w:lang w:val="es-419" w:eastAsia="es-CO"/>
+        </w:rPr>
+        <w:t>Customer Relationship Management</w:t>
+      </w:r>
+      <w:r>
+        <w:rPr>
+          <w:lang w:val="es-419" w:eastAsia="es-CO"/>
+        </w:rPr>
+        <w:t>, que puede traducirse al español como ‘gestión de las relaciones con los clientes’, se ha convertido en una increíble herramienta para las ventas haciendo uso de las nuevas tecnologías. Según el portal web RD Station, un CRM es un proceso de negocio optimizado para mejorar el desempeño de quien la usa; es decir, el CRM combina tanto procesos tecnológicos como talento humano e información</w:t>
+      </w:r>
+      <w:r>
+        <w:rPr>
+          <w:lang w:val="es-419" w:eastAsia="es-CO"/>
+        </w:rPr>
         <w:t xml:space="preserve"> </w:t>
       </w:r>
-    </w:p>
-    <w:p>
-      <w:pPr>
-        <w:rPr>
-          <w:b/>
-          <w:bCs/>
-          <w:lang w:val="es-419" w:eastAsia="es-CO"/>
-        </w:rPr>
-      </w:pPr>
-      <w:r>
-        <w:rPr>
-          <w:b/>
-          <w:bCs/>
-          <w:lang w:val="es-419" w:eastAsia="es-CO"/>
-        </w:rPr>
-        <w:t>Responsabilidad social corporativa</w:t>
-      </w:r>
-    </w:p>
-    <w:p>
-      <w:pPr>
-        <w:rPr>
-          <w:lang w:val="es-419" w:eastAsia="es-CO"/>
-        </w:rPr>
-      </w:pPr>
-      <w:r>
-        <w:rPr>
-          <w:lang w:val="es-419" w:eastAsia="es-CO"/>
-        </w:rPr>
-        <w:t>El propósito es lograr una imagen favorable de la marca a través de acciones no lucrativas que permitan conectar con el público, dando a conocer un beneficio a entidades que necesitan ayuda.</w:t>
-      </w:r>
-    </w:p>
-    <w:p>
-      <w:pPr>
-        <w:rPr>
-          <w:lang w:val="es-419" w:eastAsia="es-CO"/>
-        </w:rPr>
-      </w:pPr>
+      <w:r>
+        <w:rPr>
+          <w:lang w:val="es-419" w:eastAsia="es-CO"/>
+        </w:rPr>
+        <w:t>en su estrategia para lograr una mayor organización en el logro de ventas y conexión con los clientes.</w:t>
+      </w:r>
+    </w:p>
+    <w:p>
+      <w:pPr>
+        <w:rPr>
+          <w:lang w:val="es-419" w:eastAsia="es-CO"/>
+        </w:rPr>
+      </w:pPr>
+      <w:r>
+        <w:rPr>
+          <w:lang w:val="es-419" w:eastAsia="es-CO"/>
+        </w:rPr>
+        <w:t xml:space="preserve">El CRM está muy enfocado al </w:t>
+      </w:r>
+      <w:r>
+        <w:rPr>
+          <w:rStyle w:val="Extranjerismo"/>
+          <w:lang w:val="es-419" w:eastAsia="es-CO"/>
+        </w:rPr>
+        <w:t>marketing</w:t>
+      </w:r>
+      <w:r>
+        <w:rPr>
+          <w:lang w:val="es-419" w:eastAsia="es-CO"/>
+        </w:rPr>
+        <w:t xml:space="preserve"> relacional y se basa en construir una conexión cercana entre el cliente y las empresas, buscando el bienestar de aquel, para desarrollar mayor fidelización que genere como resultado un beneficio económico. Entre las ventajas significativas del CRM, se destaca la automatización de los procesos, que optimiza los recursos, el tiempo, la gestión de datos; y personaliza los servicios para brindar una mejor experiencia al cliente. Esto significa mayores ventas y lealtad hacia la empresa. Esta herramienta explica que, a mayor felicidad del cliente, más ganancias, lo que supone conocer a dicho cliente.</w:t>
+      </w:r>
+    </w:p>
+    <w:p>
+      <w:pPr>
+        <w:rPr>
+          <w:lang w:val="es-419" w:eastAsia="es-CO"/>
+        </w:rPr>
+      </w:pPr>
+      <w:r>
+        <w:rPr>
+          <w:lang w:val="es-419" w:eastAsia="es-CO"/>
+        </w:rPr>
+        <w:t>Implementar un CRM dentro de las empresas conlleva una inversión, por lo que es importante que el retorno de esta inversión se vea reflejado en los resultados de esta estrategia, logrados por medio de la fusión de diversos factores. De acuerdo con el portal web Tenebit (2020), la implementación del CRM debe estar basad</w:t>
+      </w:r>
+      <w:r>
+        <w:rPr>
+          <w:lang w:val="es-419" w:eastAsia="es-CO"/>
+        </w:rPr>
+        <w:t>a</w:t>
+      </w:r>
+      <w:r>
+        <w:rPr>
+          <w:lang w:val="es-419" w:eastAsia="es-CO"/>
+        </w:rPr>
+        <w:t xml:space="preserve"> en tres importantes pilares. Estos son:</w:t>
+      </w:r>
+    </w:p>
+    <w:p>
+      <w:pPr>
+        <w:pStyle w:val="Prrafodelista"/>
+        <w:numPr>
+          <w:ilvl w:val="0"/>
+          <w:numId w:val="39"/>
+        </w:numPr>
+        <w:rPr>
+          <w:lang w:val="es-419" w:eastAsia="es-CO"/>
+        </w:rPr>
+      </w:pPr>
+      <w:r>
+        <w:rPr>
+          <w:b/>
+          <w:bCs/>
+          <w:lang w:val="es-419" w:eastAsia="es-CO"/>
+        </w:rPr>
+        <w:t>Personas</w:t>
+      </w:r>
+      <w:r>
+        <w:rPr>
+          <w:b/>
+          <w:bCs/>
+          <w:lang w:val="es-419" w:eastAsia="es-CO"/>
+        </w:rPr>
+        <w:t xml:space="preserve">. </w:t>
+      </w:r>
+      <w:r>
+        <w:rPr>
+          <w:lang w:val="es-419" w:eastAsia="es-CO"/>
+        </w:rPr>
+        <w:t>El talento humano es un factor fundamental para llevar a cabo una estrategia de CRM. Formar a las personas para que se adapten a los cambios que supone la empresa con la adopción de este sistema es crucial</w:t>
+      </w:r>
+      <w:r>
+        <w:rPr>
+          <w:lang w:val="es-419" w:eastAsia="es-CO"/>
+        </w:rPr>
+        <w:t>;</w:t>
+      </w:r>
+      <w:r>
+        <w:rPr>
+          <w:lang w:val="es-419" w:eastAsia="es-CO"/>
+        </w:rPr>
+        <w:t xml:space="preserve"> </w:t>
+      </w:r>
       <w:r>
         <w:rPr>
           <w:lang w:val="es-419" w:eastAsia="es-CO"/>
         </w:rPr>
         <w:lastRenderedPageBreak/>
-        <w:t>Según el portal web Hubspot, se definen tres razones para hacer uso de un plan de medios digitales. La primera se enfoca en generar conciencia de marca, al estar presente en los motores de búsqueda para que los clientes se conecten constantemente con la empresa. Otra es el aprovechamiento máximo de la inversión en los medios digitales, determinando cuáles son los canales más adecuados según el público objetivo para realizar campañas d</w:t>
-      </w:r>
-      <w:r>
-        <w:rPr>
-          <w:lang w:val="es-419" w:eastAsia="es-CO"/>
-        </w:rPr>
-        <w:t xml:space="preserve">e </w:t>
+        <w:t>por ello</w:t>
+      </w:r>
+      <w:r>
+        <w:rPr>
+          <w:lang w:val="es-419" w:eastAsia="es-CO"/>
+        </w:rPr>
+        <w:t>,</w:t>
+      </w:r>
+      <w:r>
+        <w:rPr>
+          <w:lang w:val="es-419" w:eastAsia="es-CO"/>
+        </w:rPr>
+        <w:t xml:space="preserve"> el retorno a la inversión lo proveerá el personal que implemente y haga un uso adecuado.</w:t>
+      </w:r>
+    </w:p>
+    <w:p>
+      <w:pPr>
+        <w:pStyle w:val="Prrafodelista"/>
+        <w:numPr>
+          <w:ilvl w:val="0"/>
+          <w:numId w:val="39"/>
+        </w:numPr>
+        <w:rPr>
+          <w:lang w:val="es-419" w:eastAsia="es-CO"/>
+        </w:rPr>
+      </w:pPr>
+      <w:r>
+        <w:rPr>
+          <w:b/>
+          <w:bCs/>
+          <w:lang w:val="es-419" w:eastAsia="es-CO"/>
+        </w:rPr>
+        <w:t>Procesos</w:t>
+      </w:r>
+      <w:r>
+        <w:rPr>
+          <w:b/>
+          <w:bCs/>
+          <w:lang w:val="es-419" w:eastAsia="es-CO"/>
+        </w:rPr>
+        <w:t xml:space="preserve">. </w:t>
+      </w:r>
+      <w:r>
+        <w:rPr>
+          <w:lang w:val="es-419" w:eastAsia="es-CO"/>
+        </w:rPr>
+        <w:t>Es necesario evaluar los procesos que se llevan a cabo al interior de la empresa para que el CRM se efectúe correctamente, es decir, buscar que la herramienta se adapte a la empresa</w:t>
+      </w:r>
+      <w:r>
+        <w:rPr>
+          <w:lang w:val="es-419" w:eastAsia="es-CO"/>
+        </w:rPr>
+        <w:t>,</w:t>
+      </w:r>
+      <w:r>
+        <w:rPr>
+          <w:lang w:val="es-419" w:eastAsia="es-CO"/>
+        </w:rPr>
+        <w:t xml:space="preserve"> entendiendo todo el potencial que </w:t>
+      </w:r>
+      <w:r>
+        <w:rPr>
+          <w:lang w:val="es-419" w:eastAsia="es-CO"/>
+        </w:rPr>
+        <w:t>e</w:t>
+      </w:r>
+      <w:r>
+        <w:rPr>
+          <w:lang w:val="es-419" w:eastAsia="es-CO"/>
+        </w:rPr>
+        <w:t>sta permite y la manera en que se direcciona para lograr los objetivos propuestos. El manejo de datos es imprescindible para el desarrollo de la estrategia.</w:t>
+      </w:r>
+    </w:p>
+    <w:p>
+      <w:pPr>
+        <w:pStyle w:val="Prrafodelista"/>
+        <w:numPr>
+          <w:ilvl w:val="0"/>
+          <w:numId w:val="39"/>
+        </w:numPr>
+        <w:rPr>
+          <w:sz w:val="24"/>
+          <w:szCs w:val="24"/>
+          <w:lang w:val="es-419" w:eastAsia="es-CO"/>
+        </w:rPr>
+      </w:pPr>
+      <w:r>
+        <w:rPr>
+          <w:b/>
+          <w:bCs/>
+          <w:lang w:val="es-419" w:eastAsia="es-CO"/>
+        </w:rPr>
+        <w:t>Tecnología</w:t>
+      </w:r>
+      <w:r>
+        <w:rPr>
+          <w:b/>
+          <w:bCs/>
+          <w:lang w:val="es-419" w:eastAsia="es-CO"/>
+        </w:rPr>
+        <w:t xml:space="preserve">. </w:t>
+      </w:r>
+      <w:r>
+        <w:rPr>
+          <w:lang w:val="es-419" w:eastAsia="es-CO"/>
+        </w:rPr>
+        <w:t xml:space="preserve">Las soluciones tecnológicas a través de los sistemas de recopilación y organización de datos permiten obtener información de los clientes, lo que, a su vez, permite el éxito de un proceso de ventas. A partir de la automatización de los procesos, se pueden deducir infinidad de datos que sean necesarios según la estrategia de </w:t>
       </w:r>
       <w:r>
         <w:rPr>
           <w:rStyle w:val="Extranjerismo"/>
-          <w:lang w:val="es-419" w:eastAsia="es-CO"/>
         </w:rPr>
         <w:t>marketing</w:t>
       </w:r>
@@ -5681,85 +6456,667 @@
         <w:rPr>
           <w:lang w:val="es-419" w:eastAsia="es-CO"/>
         </w:rPr>
-        <w:t xml:space="preserve"> efectivas. Por último, está conseguir un seguimiento y llevar a cabo un monitoreo eficaz de las campañas, lo que supone una gran ventaja del entorno digital, ya que se puede medir todo lo que sea necesario. Esto permite direccionar la estrategia para buscar los mejores resultados.</w:t>
-      </w:r>
-    </w:p>
-    <w:p>
-      <w:pPr>
-        <w:rPr>
-          <w:lang w:val="es-419" w:eastAsia="es-CO"/>
-        </w:rPr>
-      </w:pPr>
-      <w:r>
-        <w:rPr>
-          <w:lang w:val="es-419" w:eastAsia="es-CO"/>
-        </w:rPr>
-        <w:t xml:space="preserve">A continuación, </w:t>
-      </w:r>
-      <w:r>
-        <w:rPr>
-          <w:lang w:val="es-419" w:eastAsia="es-CO"/>
-        </w:rPr>
-        <w:t>puede encontrar más información sobre el plan de medios digitales</w:t>
-      </w:r>
-      <w:r>
-        <w:rPr>
-          <w:lang w:val="es-419" w:eastAsia="es-CO"/>
-        </w:rPr>
-        <w:t>.</w:t>
-      </w:r>
-    </w:p>
-    <w:p>
-      <w:pPr>
-        <w:rPr>
-          <w:b/>
-          <w:bCs/>
-          <w:lang w:val="es-419" w:eastAsia="es-CO"/>
-        </w:rPr>
-      </w:pPr>
-      <w:r>
-        <w:rPr>
-          <w:b/>
-          <w:bCs/>
-          <w:lang w:val="es-419" w:eastAsia="es-CO"/>
-        </w:rPr>
-        <w:t>Plan de medios digitales</w:t>
-      </w:r>
-    </w:p>
-    <w:p>
-      <w:pPr>
-        <w:rPr>
-          <w:lang w:val="es-419" w:eastAsia="es-CO"/>
-        </w:rPr>
-      </w:pPr>
-      <w:r>
-        <w:rPr>
-          <w:lang w:val="es-419" w:eastAsia="es-CO"/>
-        </w:rPr>
-        <w:t>Según Soria (2016), toda empresa requiere de la estructura de un plan de medios que busque la consecución de los objetivos propuestos por esta, encontrando el camino más adecuado según sus necesidades e intereses. Con ello, se define una serie de fases.</w:t>
-      </w:r>
-    </w:p>
-    <w:p>
-      <w:pPr>
-        <w:rPr>
-          <w:lang w:val="es-419" w:eastAsia="es-CO"/>
-        </w:rPr>
-      </w:pPr>
-      <w:r>
-        <w:rPr>
-          <w:lang w:val="es-419" w:eastAsia="es-CO"/>
-        </w:rPr>
-        <w:t xml:space="preserve">Un plan de medios determina las tácticas </w:t>
-      </w:r>
-      <w:r>
-        <w:rPr>
-          <w:lang w:val="es-419" w:eastAsia="es-CO"/>
-        </w:rPr>
-        <w:t xml:space="preserve">de </w:t>
+        <w:t>; en ellos está el verdadero valor para la empresa.</w:t>
+      </w:r>
+    </w:p>
+    <w:p>
+      <w:pPr>
+        <w:rPr>
+          <w:lang w:val="es-419" w:eastAsia="es-CO"/>
+        </w:rPr>
+      </w:pPr>
+    </w:p>
+    <w:p>
+      <w:pPr>
+        <w:rPr>
+          <w:lang w:val="es-419" w:eastAsia="es-CO"/>
+        </w:rPr>
+      </w:pPr>
+    </w:p>
+    <w:p>
+      <w:pPr>
+        <w:rPr>
+          <w:lang w:val="es-419" w:eastAsia="es-CO"/>
+        </w:rPr>
+      </w:pPr>
+    </w:p>
+    <w:p>
+      <w:pPr>
+        <w:rPr>
+          <w:lang w:val="es-419" w:eastAsia="es-CO"/>
+        </w:rPr>
+      </w:pPr>
+    </w:p>
+    <w:p>
+      <w:pPr>
+        <w:spacing w:before="0" w:after="160" w:line="259" w:lineRule="auto"/>
+        <w:ind w:firstLine="0"/>
+        <w:rPr>
+          <w:lang w:val="es-419" w:eastAsia="es-CO"/>
+        </w:rPr>
+      </w:pPr>
+      <w:r>
+        <w:rPr>
+          <w:lang w:val="es-419" w:eastAsia="es-CO"/>
+        </w:rPr>
+        <w:br w:type="page"/>
+      </w:r>
+    </w:p>
+    <w:p>
+      <w:pPr>
+        <w:pStyle w:val="Ttulo1"/>
+      </w:pPr>
+      <w:bookmarkStart w:id="9" w:name="_Toc242959775"/>
+      <w:r>
+        <w:lastRenderedPageBreak/>
+        <w:t>Fidelización y mantenimiento de servicio al cliente en las redes sociales</w:t>
+      </w:r>
+      <w:bookmarkEnd w:id="9"/>
+    </w:p>
+    <w:p>
+      <w:pPr>
+        <w:rPr>
+          <w:lang w:val="es-419" w:eastAsia="es-CO"/>
+        </w:rPr>
+      </w:pPr>
+      <w:r>
+        <w:rPr>
+          <w:lang w:val="es-419" w:eastAsia="es-CO"/>
+        </w:rPr>
+        <w:t>Uno de los grandes objetivos de las redes sociales es generar comunidades vivas, que interactúen entre sí, alrededor de un tema en común. Lo que espera una marca o empresa es que esa comunidad que se ha creado mantenga un alto nivel de lealtad, lo cual se logra con el mantenimiento de intereses en común que conserven el sentido que generó la atracción de los usuarios.</w:t>
+      </w:r>
+    </w:p>
+    <w:p>
+      <w:pPr>
+        <w:rPr>
+          <w:lang w:val="es-419" w:eastAsia="es-CO"/>
+        </w:rPr>
+      </w:pPr>
+      <w:r>
+        <w:rPr>
+          <w:lang w:val="es-419" w:eastAsia="es-CO"/>
+        </w:rPr>
+        <w:t>La lealtad hacia una marca supone una conexión con las emociones y lo que esta representa para el cliente en su cotidianidad. Por lo tanto, para las empresas, el objetivo máximo es conseguir ese nivel de lealtad de sus clientes, lo cual se traduce en importantes ventajas. Según García y Gutiérrez (2013), es posible identificar dos componentes en la lealtad: el comportamental, que se puede reconocer con variables basadas en los comportamientos de compra medibles, como la frecuencia, el volumen, el tiempo de permanencia con una empresa, el tipo de productos adquiridos, entre otros; y el emocional, influenciado por el sentir del cliente y se reconoce en aspectos como el afecto, la actitud o el compromiso con una marca, de acuerdo con los valores que esta representa.</w:t>
+      </w:r>
+    </w:p>
+    <w:p>
+      <w:pPr>
+        <w:rPr>
+          <w:lang w:val="es-419" w:eastAsia="es-CO"/>
+        </w:rPr>
+      </w:pPr>
+      <w:r>
+        <w:rPr>
+          <w:lang w:val="es-419" w:eastAsia="es-CO"/>
+        </w:rPr>
+        <w:t xml:space="preserve">Siguiendo la idea de García y Gutiérrez (2013), al unirse el componente comportamental y el emocional, se identifica una lealtad verdadera del cliente, lo que significa que esta es inherente a la personalidad del cliente, el cual siente la marca como si fuera parte de su ser y por ello sigue consumiendo sus productos. Por otro lado, la falsa lealtad se percibe en el momento en que un cliente compra regularmente una determinada marca, pero no lo hace más que por practicidad, aunque no se siente identificado con la marca ni tiene un vínculo más allá de una simple compra. La lealtad </w:t>
+      </w:r>
+      <w:r>
+        <w:rPr>
+          <w:lang w:val="es-419" w:eastAsia="es-CO"/>
+        </w:rPr>
+        <w:lastRenderedPageBreak/>
+        <w:t>latente se define como ese sentimiento de querer adquirir un producto de determinada empresa, pero hay ciertos factores que imposibilitan o complican esta oportunidad. Puede ser por falta de poder adquisitivo o porque algunas características de la marca no acaban de convencer. Pero cuando no se ve necesidad alguna de ser fiel a una marca y se cambia de opciones en repetidas ocasiones es cuando no hay lealtad.</w:t>
+      </w:r>
+    </w:p>
+    <w:p>
+      <w:pPr>
+        <w:rPr>
+          <w:lang w:val="es-419" w:eastAsia="es-CO"/>
+        </w:rPr>
+      </w:pPr>
+      <w:r>
+        <w:rPr>
+          <w:lang w:val="es-419" w:eastAsia="es-CO"/>
+        </w:rPr>
+        <w:t>Al hablar de lealtad, pasamos a entender la fidelización de clientes como la estrategia para retener a aquellos clientes asiduos de una marca que se conectan con lo que esta representa y, en sí, representan una fuente importante de ganancias. De esta manera, surgen los programas de fidelización, donde se ofrecen distintos incentivos y beneficios para que los clientes entiendan la importancia de seguir siendo parte de una determinada comunidad.</w:t>
+      </w:r>
+    </w:p>
+    <w:p>
+      <w:pPr>
+        <w:rPr>
+          <w:lang w:val="es-419" w:eastAsia="es-CO"/>
+        </w:rPr>
+      </w:pPr>
+      <w:r>
+        <w:rPr>
+          <w:lang w:val="es-419" w:eastAsia="es-CO"/>
+        </w:rPr>
+        <w:t>Aunque encontrar nuevos clientes para una empresa es esencial, tiene un mayor nivel de importancia el hecho de establecer relaciones duraderas con los clientes antiguos, que creyeron desde el principio y se convirtieron en los principales proveedores de beneficios para las empresas. En otras palabras, fidelizar es enamorar a los clientes que ya te conocen, haciendo esto día tras día.</w:t>
+      </w:r>
+    </w:p>
+    <w:p>
+      <w:pPr>
+        <w:rPr>
+          <w:lang w:val="es-419" w:eastAsia="es-CO"/>
+        </w:rPr>
+      </w:pPr>
+      <w:r>
+        <w:rPr>
+          <w:lang w:val="es-419" w:eastAsia="es-CO"/>
+        </w:rPr>
+        <w:t>Según el portal web Creatiburón (2016), estos son algunos consejos para fidelizar clientes:</w:t>
+      </w:r>
+    </w:p>
+    <w:p>
+      <w:pPr>
+        <w:pStyle w:val="Prrafodelista"/>
+        <w:numPr>
+          <w:ilvl w:val="0"/>
+          <w:numId w:val="40"/>
+        </w:numPr>
+        <w:rPr>
+          <w:lang w:val="es-419" w:eastAsia="es-CO"/>
+        </w:rPr>
+      </w:pPr>
+      <w:r>
+        <w:rPr>
+          <w:b/>
+          <w:bCs/>
+          <w:lang w:val="es-419" w:eastAsia="es-CO"/>
+        </w:rPr>
+        <w:t>Conectar con los clientes</w:t>
+      </w:r>
+      <w:r>
+        <w:rPr>
+          <w:b/>
+          <w:bCs/>
+          <w:lang w:val="es-419" w:eastAsia="es-CO"/>
+        </w:rPr>
+        <w:t xml:space="preserve">. </w:t>
+      </w:r>
+      <w:r>
+        <w:rPr>
+          <w:lang w:val="es-419" w:eastAsia="es-CO"/>
+        </w:rPr>
+        <w:t>Conocer a los clientes y trabajar para que se sientan a gusto con la marca.</w:t>
+      </w:r>
+    </w:p>
+    <w:p>
+      <w:pPr>
+        <w:pStyle w:val="Prrafodelista"/>
+        <w:numPr>
+          <w:ilvl w:val="0"/>
+          <w:numId w:val="40"/>
+        </w:numPr>
+        <w:rPr>
+          <w:lang w:val="es-419" w:eastAsia="es-CO"/>
+        </w:rPr>
+      </w:pPr>
+      <w:r>
+        <w:rPr>
+          <w:b/>
+          <w:bCs/>
+          <w:lang w:val="es-419" w:eastAsia="es-CO"/>
+        </w:rPr>
+        <w:t>Crear una experiencia</w:t>
+      </w:r>
+      <w:r>
+        <w:rPr>
+          <w:b/>
+          <w:bCs/>
+          <w:lang w:val="es-419" w:eastAsia="es-CO"/>
+        </w:rPr>
+        <w:t xml:space="preserve">. </w:t>
+      </w:r>
+      <w:r>
+        <w:rPr>
+          <w:lang w:val="es-419" w:eastAsia="es-CO"/>
+        </w:rPr>
+        <w:t>Esta es una manera en que el cliente asocia la marca con buenas experiencias que le ofrecen un valor agregado.</w:t>
+      </w:r>
+    </w:p>
+    <w:p>
+      <w:pPr>
+        <w:pStyle w:val="Prrafodelista"/>
+        <w:numPr>
+          <w:ilvl w:val="0"/>
+          <w:numId w:val="40"/>
+        </w:numPr>
+        <w:rPr>
+          <w:lang w:val="es-419" w:eastAsia="es-CO"/>
+        </w:rPr>
+      </w:pPr>
+      <w:r>
+        <w:rPr>
+          <w:b/>
+          <w:bCs/>
+          <w:lang w:val="es-419" w:eastAsia="es-CO"/>
+        </w:rPr>
+        <w:lastRenderedPageBreak/>
+        <w:t>Mantener el contacto</w:t>
+      </w:r>
+      <w:r>
+        <w:rPr>
+          <w:b/>
+          <w:bCs/>
+          <w:lang w:val="es-419" w:eastAsia="es-CO"/>
+        </w:rPr>
+        <w:t xml:space="preserve">. </w:t>
+      </w:r>
+      <w:r>
+        <w:rPr>
+          <w:lang w:val="es-419" w:eastAsia="es-CO"/>
+        </w:rPr>
+        <w:t>Entender que en algún momento se necesitará de los clientes, como ellos de la marca. No debe</w:t>
+      </w:r>
+      <w:r>
+        <w:rPr>
+          <w:lang w:val="es-419" w:eastAsia="es-CO"/>
+        </w:rPr>
+        <w:t>n</w:t>
+      </w:r>
+      <w:r>
+        <w:rPr>
+          <w:lang w:val="es-419" w:eastAsia="es-CO"/>
+        </w:rPr>
+        <w:t xml:space="preserve"> perderlos de vista.</w:t>
+      </w:r>
+    </w:p>
+    <w:p>
+      <w:pPr>
+        <w:pStyle w:val="Prrafodelista"/>
+        <w:numPr>
+          <w:ilvl w:val="0"/>
+          <w:numId w:val="40"/>
+        </w:numPr>
+        <w:rPr>
+          <w:lang w:val="es-419" w:eastAsia="es-CO"/>
+        </w:rPr>
+      </w:pPr>
+      <w:r>
+        <w:rPr>
+          <w:b/>
+          <w:bCs/>
+          <w:lang w:val="es-419" w:eastAsia="es-CO"/>
+        </w:rPr>
+        <w:t>Personalizar la comunicación</w:t>
+      </w:r>
+      <w:r>
+        <w:rPr>
+          <w:b/>
+          <w:bCs/>
+          <w:lang w:val="es-419" w:eastAsia="es-CO"/>
+        </w:rPr>
+        <w:t xml:space="preserve">. </w:t>
+      </w:r>
+      <w:r>
+        <w:rPr>
+          <w:lang w:val="es-419" w:eastAsia="es-CO"/>
+        </w:rPr>
+        <w:t>No hay nada que genere más fastidio que una comunicación robótica, donde el cliente sabe que no obtiene respuesta de un ser humano</w:t>
+      </w:r>
+      <w:r>
+        <w:rPr>
+          <w:lang w:val="es-419" w:eastAsia="es-CO"/>
+        </w:rPr>
+        <w:t>,</w:t>
+      </w:r>
+      <w:r>
+        <w:rPr>
+          <w:lang w:val="es-419" w:eastAsia="es-CO"/>
+        </w:rPr>
+        <w:t xml:space="preserve"> sino de una máquina que trata a todos por igual.</w:t>
+      </w:r>
+    </w:p>
+    <w:p>
+      <w:pPr>
+        <w:pStyle w:val="Prrafodelista"/>
+        <w:ind w:left="1429" w:firstLine="0"/>
+        <w:rPr>
+          <w:lang w:val="es-419" w:eastAsia="es-CO"/>
+        </w:rPr>
+      </w:pPr>
+      <w:r>
+        <w:rPr>
+          <w:lang w:val="es-419" w:eastAsia="es-CO"/>
+        </w:rPr>
+        <w:t>La comunicación personalizada conecta aún más con el cliente, haciendo que este se sienta importante y reconocido con aquella marca en que ha invertido tiempo y dinero.</w:t>
+      </w:r>
+    </w:p>
+    <w:p>
+      <w:pPr>
+        <w:pStyle w:val="Prrafodelista"/>
+        <w:numPr>
+          <w:ilvl w:val="0"/>
+          <w:numId w:val="40"/>
+        </w:numPr>
+        <w:rPr>
+          <w:lang w:val="es-419" w:eastAsia="es-CO"/>
+        </w:rPr>
+      </w:pPr>
+      <w:r>
+        <w:rPr>
+          <w:b/>
+          <w:bCs/>
+          <w:lang w:val="es-419" w:eastAsia="es-CO"/>
+        </w:rPr>
+        <w:t xml:space="preserve">El </w:t>
       </w:r>
       <w:r>
         <w:rPr>
           <w:rStyle w:val="Extranjerismo"/>
+          <w:b/>
+          <w:bCs/>
+          <w:lang w:val="es-419" w:eastAsia="es-CO"/>
+        </w:rPr>
+        <w:t>feedback</w:t>
+      </w:r>
+      <w:r>
+        <w:rPr>
+          <w:b/>
+          <w:bCs/>
+          <w:lang w:val="es-419" w:eastAsia="es-CO"/>
+        </w:rPr>
+        <w:t xml:space="preserve"> de los clientes</w:t>
+      </w:r>
+      <w:r>
+        <w:rPr>
+          <w:b/>
+          <w:bCs/>
+          <w:lang w:val="es-419" w:eastAsia="es-CO"/>
+        </w:rPr>
+        <w:t xml:space="preserve">. </w:t>
+      </w:r>
+      <w:r>
+        <w:rPr>
+          <w:lang w:val="es-419" w:eastAsia="es-CO"/>
+        </w:rPr>
+        <w:t xml:space="preserve">Prepararse para escuchar el </w:t>
+      </w:r>
+      <w:r>
+        <w:rPr>
+          <w:rStyle w:val="Extranjerismo"/>
+          <w:lang w:val="es-419" w:eastAsia="es-CO"/>
+        </w:rPr>
+        <w:t>feedback</w:t>
+      </w:r>
+      <w:r>
+        <w:rPr>
+          <w:lang w:val="es-419" w:eastAsia="es-CO"/>
+        </w:rPr>
+        <w:t xml:space="preserve"> de los clientes. De nada sirve una comunicación que no tiene retroalimentación. Por ello, escuchar las experiencias o sugerencias de los clientes es clave para la fidelización.</w:t>
+      </w:r>
+    </w:p>
+    <w:p>
+      <w:pPr>
+        <w:pStyle w:val="Prrafodelista"/>
+        <w:numPr>
+          <w:ilvl w:val="0"/>
+          <w:numId w:val="40"/>
+        </w:numPr>
+        <w:rPr>
+          <w:lang w:val="es-419" w:eastAsia="es-CO"/>
+        </w:rPr>
+      </w:pPr>
+      <w:r>
+        <w:rPr>
+          <w:b/>
+          <w:bCs/>
+          <w:lang w:val="es-419" w:eastAsia="es-CO"/>
+        </w:rPr>
+        <w:t>Pedir recomendaciones</w:t>
+      </w:r>
+      <w:r>
+        <w:rPr>
+          <w:b/>
+          <w:bCs/>
+          <w:lang w:val="es-419" w:eastAsia="es-CO"/>
+        </w:rPr>
+        <w:t xml:space="preserve">. </w:t>
+      </w:r>
+      <w:r>
+        <w:rPr>
+          <w:lang w:val="es-419" w:eastAsia="es-CO"/>
+        </w:rPr>
+        <w:t>Las reseñas que surgen de los clientes son una excelente carta de recomendación para la fidelización.</w:t>
+      </w:r>
+    </w:p>
+    <w:p>
+      <w:pPr>
+        <w:pStyle w:val="Prrafodelista"/>
+        <w:numPr>
+          <w:ilvl w:val="0"/>
+          <w:numId w:val="40"/>
+        </w:numPr>
+        <w:rPr>
+          <w:lang w:val="es-419" w:eastAsia="es-CO"/>
+        </w:rPr>
+      </w:pPr>
+      <w:r>
+        <w:rPr>
+          <w:b/>
+          <w:bCs/>
+          <w:lang w:val="es-419" w:eastAsia="es-CO"/>
+        </w:rPr>
+        <w:t>Marcar la diferencia</w:t>
+      </w:r>
+      <w:r>
+        <w:rPr>
+          <w:b/>
+          <w:bCs/>
+          <w:lang w:val="es-419" w:eastAsia="es-CO"/>
+        </w:rPr>
+        <w:t xml:space="preserve">. </w:t>
+      </w:r>
+      <w:r>
+        <w:rPr>
+          <w:lang w:val="es-419" w:eastAsia="es-CO"/>
+        </w:rPr>
+        <w:t>La fidelidad del cliente depende mucho de la forma de hacer las cosas y transmitir un mensaje. El destacarse entre la competencia será otro factor que influya para retener a los clientes.</w:t>
+      </w:r>
+    </w:p>
+    <w:p>
+      <w:pPr>
+        <w:pStyle w:val="Prrafodelista"/>
+        <w:numPr>
+          <w:ilvl w:val="0"/>
+          <w:numId w:val="40"/>
+        </w:numPr>
+        <w:rPr>
+          <w:lang w:val="es-419" w:eastAsia="es-CO"/>
+        </w:rPr>
+      </w:pPr>
+      <w:r>
+        <w:rPr>
+          <w:b/>
+          <w:bCs/>
+          <w:lang w:val="es-419" w:eastAsia="es-CO"/>
+        </w:rPr>
+        <w:t>Crear pensa</w:t>
+      </w:r>
+      <w:r>
+        <w:rPr>
+          <w:b/>
+          <w:bCs/>
+          <w:lang w:val="es-419" w:eastAsia="es-CO"/>
+        </w:rPr>
+        <w:t>n</w:t>
+      </w:r>
+      <w:r>
+        <w:rPr>
+          <w:b/>
+          <w:bCs/>
+          <w:lang w:val="es-419" w:eastAsia="es-CO"/>
+        </w:rPr>
+        <w:t>do en los clientes</w:t>
+      </w:r>
+      <w:r>
+        <w:rPr>
+          <w:b/>
+          <w:bCs/>
+          <w:lang w:val="es-419" w:eastAsia="es-CO"/>
+        </w:rPr>
+        <w:t xml:space="preserve">. </w:t>
+      </w:r>
+      <w:r>
+        <w:rPr>
+          <w:lang w:val="es-419" w:eastAsia="es-CO"/>
+        </w:rPr>
+        <w:t>Crear productos o servicios pensados en los clientes recurrentes es promover un producto con un plus extra para los clientes fieles</w:t>
+      </w:r>
+      <w:r>
+        <w:rPr>
+          <w:lang w:val="es-419" w:eastAsia="es-CO"/>
+        </w:rPr>
+        <w:t>;</w:t>
+      </w:r>
+      <w:r>
+        <w:rPr>
+          <w:lang w:val="es-419" w:eastAsia="es-CO"/>
+        </w:rPr>
+        <w:t xml:space="preserve"> aumenta la confianza y lealtad de ellos al recibir beneficios por hacer parte de una comunidad alrededor de la marca.</w:t>
+      </w:r>
+    </w:p>
+    <w:p>
+      <w:pPr>
+        <w:pStyle w:val="Prrafodelista"/>
+        <w:numPr>
+          <w:ilvl w:val="0"/>
+          <w:numId w:val="40"/>
+        </w:numPr>
+        <w:rPr>
+          <w:lang w:val="es-419" w:eastAsia="es-CO"/>
+        </w:rPr>
+      </w:pPr>
+      <w:r>
+        <w:rPr>
+          <w:b/>
+          <w:bCs/>
+          <w:lang w:val="es-419" w:eastAsia="es-CO"/>
+        </w:rPr>
+        <w:t>Anticiparse a las necesidades</w:t>
+      </w:r>
+      <w:r>
+        <w:rPr>
+          <w:b/>
+          <w:bCs/>
+          <w:lang w:val="es-419" w:eastAsia="es-CO"/>
+        </w:rPr>
+        <w:t xml:space="preserve">. </w:t>
+      </w:r>
+      <w:r>
+        <w:rPr>
+          <w:lang w:val="es-419" w:eastAsia="es-CO"/>
+        </w:rPr>
+        <w:t>Al conocer a los clientes, es posible que una marca logre ver más allá de lo que estos buscan para encontrar lo que podrían necesitar, siendo otra oportunidad de lograr fidelización.</w:t>
+      </w:r>
+    </w:p>
+    <w:p>
+      <w:pPr>
+        <w:pStyle w:val="Prrafodelista"/>
+        <w:numPr>
+          <w:ilvl w:val="0"/>
+          <w:numId w:val="40"/>
+        </w:numPr>
+        <w:rPr>
+          <w:lang w:val="es-419" w:eastAsia="es-CO"/>
+        </w:rPr>
+      </w:pPr>
+      <w:r>
+        <w:rPr>
+          <w:b/>
+          <w:bCs/>
+          <w:lang w:val="es-419" w:eastAsia="es-CO"/>
+        </w:rPr>
+        <w:lastRenderedPageBreak/>
+        <w:t>Crear protocolos de seguimiento</w:t>
+      </w:r>
+      <w:r>
+        <w:rPr>
+          <w:b/>
+          <w:bCs/>
+          <w:lang w:val="es-419" w:eastAsia="es-CO"/>
+        </w:rPr>
+        <w:t xml:space="preserve">. </w:t>
+      </w:r>
+      <w:r>
+        <w:rPr>
+          <w:lang w:val="es-419" w:eastAsia="es-CO"/>
+        </w:rPr>
+        <w:t>Con el propósito de hacer seguimiento, se debe desarrollar una guía para monitorear la actividad de los clientes y organizar interacciones precisas con ellos.</w:t>
+      </w:r>
+    </w:p>
+    <w:p>
+      <w:pPr>
+        <w:pStyle w:val="Prrafodelista"/>
+        <w:numPr>
+          <w:ilvl w:val="0"/>
+          <w:numId w:val="40"/>
+        </w:numPr>
+        <w:rPr>
+          <w:lang w:val="es-419" w:eastAsia="es-CO"/>
+        </w:rPr>
+      </w:pPr>
+      <w:r>
+        <w:rPr>
+          <w:b/>
+          <w:bCs/>
+          <w:lang w:val="es-419" w:eastAsia="es-CO"/>
+        </w:rPr>
+        <w:t xml:space="preserve">Usar el </w:t>
+      </w:r>
+      <w:r>
+        <w:rPr>
+          <w:rStyle w:val="Extranjerismo"/>
+          <w:b/>
+          <w:bCs/>
+          <w:lang w:val="es-419" w:eastAsia="es-CO"/>
+        </w:rPr>
+        <w:t>email marketing</w:t>
+      </w:r>
+      <w:r>
+        <w:rPr>
+          <w:rStyle w:val="Extranjerismo"/>
+          <w:b/>
+          <w:bCs/>
+          <w:lang w:val="es-419" w:eastAsia="es-CO"/>
+        </w:rPr>
+        <w:t xml:space="preserve">. </w:t>
+      </w:r>
+      <w:r>
+        <w:rPr>
+          <w:lang w:val="es-419" w:eastAsia="es-CO"/>
+        </w:rPr>
+        <w:t>A través del correo electrónico y con la ayuda de las bases de datos, los clientes de una marca podrán estar enterados constantemente de todo lo que se relacione con la marca y que les compete a ellos, como promociones, bonos, combos, beneficios, entre otros. Para el envío de este tipo de comunicaciones, la organización debe contar con la autorización previa, expresa e informada del titular de los datos personales y garantizar que la finalidad del tratamiento haya sido comunicada de manera clara, de conformidad con la Ley 1581 de 2012 y el Decreto 1074 de 2015. Asimismo, se deben disponer mecanismos que permitan a los titulares ejercer sus derechos de consulta, actualización, rectificación y supresión de la información. Para las comunicaciones comerciales dirigidas a consumidores también deberán observarse las disposiciones establecidas en la Ley 2300 de 2023.</w:t>
+      </w:r>
+    </w:p>
+    <w:p>
+      <w:pPr>
+        <w:pStyle w:val="Prrafodelista"/>
+        <w:numPr>
+          <w:ilvl w:val="0"/>
+          <w:numId w:val="40"/>
+        </w:numPr>
+        <w:rPr>
+          <w:lang w:val="es-419" w:eastAsia="es-CO"/>
+        </w:rPr>
+      </w:pPr>
+      <w:r>
+        <w:rPr>
+          <w:b/>
+          <w:bCs/>
+          <w:lang w:val="es-419" w:eastAsia="es-CO"/>
+        </w:rPr>
+        <w:t>Base de datos de los clientes</w:t>
+      </w:r>
+      <w:r>
+        <w:rPr>
+          <w:b/>
+          <w:bCs/>
+          <w:lang w:val="es-419" w:eastAsia="es-CO"/>
+        </w:rPr>
+        <w:t xml:space="preserve">. </w:t>
+      </w:r>
+      <w:r>
+        <w:rPr>
+          <w:lang w:val="es-419" w:eastAsia="es-CO"/>
+        </w:rPr>
+        <w:t xml:space="preserve">Tener una base de datos completa y actualizada con la información de los clientes se constituye en una herramienta valiosa para las estrategias de </w:t>
+      </w:r>
+      <w:r>
+        <w:rPr>
+          <w:rStyle w:val="Extranjerismo"/>
           <w:lang w:val="es-419" w:eastAsia="es-CO"/>
         </w:rPr>
         <w:t>marketing</w:t>
@@ -5768,254 +7125,458 @@
         <w:rPr>
           <w:lang w:val="es-419" w:eastAsia="es-CO"/>
         </w:rPr>
-        <w:t xml:space="preserve"> para</w:t>
-      </w:r>
-      <w:r>
-        <w:rPr>
-          <w:lang w:val="es-419" w:eastAsia="es-CO"/>
-        </w:rPr>
-        <w:t xml:space="preserve"> una campaña de un bien o servicio.</w:t>
-      </w:r>
-    </w:p>
-    <w:p>
-      <w:pPr>
-        <w:rPr>
-          <w:b/>
-          <w:bCs/>
-          <w:lang w:val="es-419" w:eastAsia="es-CO"/>
-        </w:rPr>
-      </w:pPr>
-      <w:r>
-        <w:rPr>
-          <w:b/>
-          <w:bCs/>
-          <w:lang w:val="es-419" w:eastAsia="es-CO"/>
-        </w:rPr>
-        <w:t>¿Qué se debe considerar al desarrollar un plan de medios digitales? A continuación, algunas ideas.</w:t>
-      </w:r>
-      <w:r>
-        <w:rPr>
-          <w:b/>
-          <w:bCs/>
-          <w:lang w:val="es-419" w:eastAsia="es-CO"/>
-        </w:rPr>
-        <w:br w:type="page"/>
-      </w:r>
-    </w:p>
-    <w:p>
-      <w:pPr>
-        <w:rPr>
-          <w:b/>
-          <w:bCs/>
-          <w:lang w:val="es-419" w:eastAsia="es-CO"/>
-        </w:rPr>
-      </w:pPr>
-      <w:r>
-        <w:rPr>
-          <w:b/>
-          <w:bCs/>
+        <w:t>. Con el adecuado uso de esta información, se puede llegar a los clientes potenciales de manera más efectiva y ofrecer productos, servicios o beneficios acordes con sus necesidades e intereses.</w:t>
+      </w:r>
+      <w:r>
+        <w:rPr>
+          <w:lang w:val="es-419" w:eastAsia="es-CO"/>
+        </w:rPr>
+        <w:t xml:space="preserve"> </w:t>
+      </w:r>
+      <w:r>
+        <w:rPr>
+          <w:lang w:val="es-419" w:eastAsia="es-CO"/>
+        </w:rPr>
+        <w:t xml:space="preserve">No obstante, la recolección, almacenamiento, uso y circulación de los datos personales debe realizarse respetando el derecho fundamental al hábeas data y las disposiciones establecidas en la Ley 1581 de 2012 y el Decreto 1074 de 2015. Asimismo, </w:t>
+      </w:r>
+      <w:r>
+        <w:rPr>
           <w:lang w:val="es-419" w:eastAsia="es-CO"/>
         </w:rPr>
         <w:lastRenderedPageBreak/>
-        <w:t>Investigar</w:t>
-      </w:r>
-    </w:p>
-    <w:p>
-      <w:pPr>
-        <w:rPr>
-          <w:lang w:val="es-419" w:eastAsia="es-CO"/>
-        </w:rPr>
-      </w:pPr>
-      <w:r>
-        <w:rPr>
-          <w:lang w:val="es-419" w:eastAsia="es-CO"/>
-        </w:rPr>
-        <w:t>Análisis del entorno en que se desenvuelve la marca, así como su público objetivo y los medios que este consume, además de todos los elementos que cada marca establece.</w:t>
-      </w:r>
-    </w:p>
-    <w:p>
-      <w:pPr>
-        <w:rPr>
-          <w:b/>
-          <w:bCs/>
-          <w:lang w:val="es-419" w:eastAsia="es-CO"/>
-        </w:rPr>
-      </w:pPr>
-      <w:r>
-        <w:rPr>
-          <w:b/>
-          <w:bCs/>
-          <w:lang w:val="es-419" w:eastAsia="es-CO"/>
-        </w:rPr>
-        <w:t>Plantear objetivos</w:t>
-      </w:r>
-    </w:p>
-    <w:p>
-      <w:pPr>
-        <w:rPr>
-          <w:lang w:val="es-419" w:eastAsia="es-CO"/>
-        </w:rPr>
-      </w:pPr>
-      <w:r>
-        <w:rPr>
-          <w:lang w:val="es-419" w:eastAsia="es-CO"/>
-        </w:rPr>
-        <w:t>Se caracteriza por definir qué se quiere obtener con el plan de medios. De acuerdo con los intereses de la marca, se determinan los objetivos.</w:t>
-      </w:r>
-    </w:p>
-    <w:p>
-      <w:pPr>
-        <w:rPr>
-          <w:b/>
-          <w:bCs/>
-          <w:lang w:val="es-419" w:eastAsia="es-CO"/>
-        </w:rPr>
-      </w:pPr>
-      <w:r>
-        <w:rPr>
-          <w:b/>
-          <w:bCs/>
-          <w:lang w:val="es-419" w:eastAsia="es-CO"/>
-        </w:rPr>
-        <w:t xml:space="preserve">Determinar público o </w:t>
+        <w:t>cuando la información sea utilizada para fines de contacto o comunicación comercial con consumidores, deberán observarse las disposiciones de la Ley 2300 de 2023.</w:t>
+      </w:r>
+    </w:p>
+    <w:p>
+      <w:pPr>
+        <w:pStyle w:val="Ttulo2"/>
+      </w:pPr>
+      <w:bookmarkStart w:id="10" w:name="_Toc242959776"/>
+      <w:r>
+        <w:t>Implementación de bases de datos</w:t>
+      </w:r>
+      <w:bookmarkEnd w:id="10"/>
+    </w:p>
+    <w:p>
+      <w:pPr>
+        <w:rPr>
+          <w:lang w:val="es-419" w:eastAsia="es-CO"/>
+        </w:rPr>
+      </w:pPr>
+      <w:r>
+        <w:rPr>
+          <w:lang w:val="es-419" w:eastAsia="es-CO"/>
+        </w:rPr>
+        <w:t>La construcción de relaciones a largo plazo que se fundamenta en la fidelización de clientes significa un importante factor para conservar la comunidad creada alrededor de una marca. Con ello, como se ha mencionado en varias ocasiones y es preciso recordar, las empresas deben enfocarse en conocer a sus clientes, entender sus necesidades, celebrar sus gustos y compartir experiencias de valor para seguir creciendo en el mercado, desde sus clientes antiguos hacia la prospección de los que pueden llegar basados en la experiencia de los primeros. De esta forma, es importante llevar un registro y control de los datos de cada cliente, con lo cual las bases de datos constituyen un factor importante dentro del proceso de fidelización.</w:t>
+      </w:r>
+    </w:p>
+    <w:p>
+      <w:pPr>
+        <w:rPr>
+          <w:lang w:val="es-419" w:eastAsia="es-CO"/>
+        </w:rPr>
+      </w:pPr>
+      <w:r>
+        <w:rPr>
+          <w:lang w:val="es-419" w:eastAsia="es-CO"/>
+        </w:rPr>
+        <w:t xml:space="preserve">Las bases de datos se constituyen principalmente por información del historial de ventas, datos demográficos y socioeconómicos, además de otros que la empresa puede definir como determinantes. Tal como lo afirman García y Gutiérrez (2013), “Este tipo de información ayuda a la empresa a conocer mejor a sus clientes, de modo que se puedan llevar a cabo acciones de </w:t>
       </w:r>
       <w:r>
         <w:rPr>
           <w:rStyle w:val="Extranjerismo"/>
-          <w:b/>
-          <w:bCs/>
-          <w:lang w:val="es-419" w:eastAsia="es-CO"/>
-        </w:rPr>
-        <w:t>target</w:t>
-      </w:r>
-    </w:p>
-    <w:p>
-      <w:pPr>
-        <w:rPr>
-          <w:lang w:val="es-419" w:eastAsia="es-CO"/>
-        </w:rPr>
-      </w:pPr>
-      <w:r>
-        <w:rPr>
-          <w:lang w:val="es-419" w:eastAsia="es-CO"/>
-        </w:rPr>
-        <w:t>Reconocer qué tipo de clientes se quiere atraer.</w:t>
-      </w:r>
-    </w:p>
-    <w:p>
-      <w:pPr>
-        <w:rPr>
-          <w:b/>
-          <w:bCs/>
-          <w:lang w:val="es-419" w:eastAsia="es-CO"/>
-        </w:rPr>
-      </w:pPr>
-      <w:r>
-        <w:rPr>
-          <w:b/>
-          <w:bCs/>
-          <w:lang w:val="es-419" w:eastAsia="es-CO"/>
-        </w:rPr>
-        <w:t>Pensar la estrategia</w:t>
-      </w:r>
-    </w:p>
-    <w:p>
-      <w:pPr>
-        <w:rPr>
-          <w:lang w:val="es-419" w:eastAsia="es-CO"/>
-        </w:rPr>
-      </w:pPr>
-      <w:r>
-        <w:rPr>
-          <w:lang w:val="es-419" w:eastAsia="es-CO"/>
-        </w:rPr>
-        <w:t>De acuerdo con los recursos y siguiendo la consecución de los objetivos propuestos, se elige la estrategia que mejor se adapte al plan de medios.</w:t>
-      </w:r>
-    </w:p>
-    <w:p>
-      <w:pPr>
-        <w:rPr>
-          <w:lang w:val="es-419" w:eastAsia="es-CO"/>
-        </w:rPr>
-      </w:pPr>
-      <w:r>
-        <w:rPr>
-          <w:b/>
-          <w:bCs/>
-          <w:lang w:val="es-419" w:eastAsia="es-CO"/>
-        </w:rPr>
-        <w:t>Actuar</w:t>
-      </w:r>
-    </w:p>
-    <w:p>
-      <w:pPr>
-        <w:rPr>
-          <w:lang w:val="es-419" w:eastAsia="es-CO"/>
-        </w:rPr>
-      </w:pPr>
-      <w:r>
-        <w:rPr>
-          <w:lang w:val="es-419" w:eastAsia="es-CO"/>
-        </w:rPr>
-        <w:t>Momento de llevar a cabo las actividades definidas según la estrategia elegida, con las herramientas que se consideren adecuadas.</w:t>
-      </w:r>
-    </w:p>
-    <w:p>
-      <w:pPr>
-        <w:rPr>
-          <w:b/>
-          <w:bCs/>
-          <w:lang w:val="es-419" w:eastAsia="es-CO"/>
-        </w:rPr>
-      </w:pPr>
-      <w:r>
-        <w:rPr>
-          <w:b/>
-          <w:bCs/>
-          <w:lang w:val="es-419" w:eastAsia="es-CO"/>
-        </w:rPr>
-        <w:t>Definir tiempo</w:t>
-      </w:r>
-    </w:p>
-    <w:p>
-      <w:pPr>
-        <w:rPr>
-          <w:lang w:val="es-419" w:eastAsia="es-CO"/>
-        </w:rPr>
-      </w:pPr>
-      <w:r>
-        <w:rPr>
-          <w:lang w:val="es-419" w:eastAsia="es-CO"/>
-        </w:rPr>
-        <w:t>El plan de medios debe ser adaptado a un tiempo, de acuerdo con la investigación previa, los objetivos propuestos, el público y la estrategia definidos.</w:t>
-      </w:r>
-    </w:p>
-    <w:p>
-      <w:pPr>
-        <w:rPr>
-          <w:lang w:val="es-419" w:eastAsia="es-CO"/>
-        </w:rPr>
-      </w:pPr>
-      <w:r>
-        <w:rPr>
-          <w:b/>
-          <w:bCs/>
-          <w:lang w:val="es-419" w:eastAsia="es-CO"/>
-        </w:rPr>
-        <w:t>Evaluar</w:t>
-      </w:r>
-    </w:p>
-    <w:p>
-      <w:pPr>
-        <w:rPr>
-          <w:lang w:val="es-419" w:eastAsia="es-CO"/>
-        </w:rPr>
-      </w:pPr>
-      <w:r>
-        <w:rPr>
-          <w:lang w:val="es-419" w:eastAsia="es-CO"/>
-        </w:rPr>
-        <w:t>Se identifica si el plan logró los resultados esperados, se generan los informes y se determina qué aspectos se deben mejorar.</w:t>
+          <w:lang w:val="es-419" w:eastAsia="es-CO"/>
+        </w:rPr>
+        <w:t>marketing</w:t>
+      </w:r>
+      <w:r>
+        <w:rPr>
+          <w:lang w:val="es-419" w:eastAsia="es-CO"/>
+        </w:rPr>
+        <w:t xml:space="preserve"> individualizadas” (p.135). Esto permitirá personalizar la información y dirigir las estrategias hacia los enfoques de los clientes, para lograr una ventaja competitiva frente a otras empresas del sector.</w:t>
+      </w:r>
+    </w:p>
+    <w:p>
+      <w:pPr>
+        <w:rPr>
+          <w:lang w:val="es-419" w:eastAsia="es-CO"/>
+        </w:rPr>
+      </w:pPr>
+      <w:r>
+        <w:rPr>
+          <w:lang w:val="es-419" w:eastAsia="es-CO"/>
+        </w:rPr>
+        <w:t xml:space="preserve">Es importante tener en cuenta que el historial de ventas, los datos demográficos, socioeconómicos y demás información asociada a una persona natural constituyen datos personales o pueden permitir su identificación. Por esta razón, su recolección y tratamiento deben realizarse con autorización previa del titular, para una finalidad </w:t>
+      </w:r>
+      <w:r>
+        <w:rPr>
+          <w:lang w:val="es-419" w:eastAsia="es-CO"/>
+        </w:rPr>
+        <w:lastRenderedPageBreak/>
+        <w:t>específica y aplicando medidas de seguridad que garanticen su protección, así como el respeto de los derechos de consulta, actualización, rectificación y supresión de la información, de conformidad con la Ley 1581 de 2012 y el Decreto 1074 de 2015.</w:t>
+      </w:r>
+    </w:p>
+    <w:p>
+      <w:pPr>
+        <w:rPr>
+          <w:lang w:val="es-419" w:eastAsia="es-CO"/>
+        </w:rPr>
+      </w:pPr>
+      <w:r>
+        <w:rPr>
+          <w:lang w:val="es-419" w:eastAsia="es-CO"/>
+        </w:rPr>
+        <w:t xml:space="preserve">Las nuevas tecnologías han desempeñado un papel crucial para el manejo de la información en las bases de datos, generando mecanismos de automatización que, al conectar con herramientas como el </w:t>
+      </w:r>
+      <w:r>
+        <w:rPr>
+          <w:rStyle w:val="Extranjerismo"/>
+          <w:lang w:val="es-419" w:eastAsia="es-CO"/>
+        </w:rPr>
+        <w:t>email marketing</w:t>
+      </w:r>
+      <w:r>
+        <w:rPr>
+          <w:lang w:val="es-419" w:eastAsia="es-CO"/>
+        </w:rPr>
+        <w:t>, logran</w:t>
+      </w:r>
+      <w:r>
+        <w:rPr>
+          <w:lang w:val="es-419" w:eastAsia="es-CO"/>
+        </w:rPr>
+        <w:t xml:space="preserve"> un alcance muy elevado de usuarios, lo cual optimiza recursos y supone beneficios para la empresa.</w:t>
+      </w:r>
+    </w:p>
+    <w:p>
+      <w:pPr>
+        <w:pStyle w:val="Ttulo2"/>
+      </w:pPr>
+      <w:bookmarkStart w:id="11" w:name="_Toc242959777"/>
+      <w:r>
+        <w:t>Generación de una base de datos</w:t>
+      </w:r>
+      <w:bookmarkEnd w:id="11"/>
+    </w:p>
+    <w:p>
+      <w:pPr>
+        <w:rPr>
+          <w:lang w:val="es-419" w:eastAsia="es-CO"/>
+        </w:rPr>
+      </w:pPr>
+      <w:r>
+        <w:rPr>
+          <w:lang w:val="es-419" w:eastAsia="es-CO"/>
+        </w:rPr>
+        <w:t>La base de datos se construye desde el primer acercamiento del cliente con los productos o servicios de una empresa y es un proceso que se lleva a cabo en el tiempo, para establecer relaciones a largo plazo que conecten ambas partes desde las acciones del emisor con las reacciones del receptor, en este caso, los clientes.</w:t>
+      </w:r>
+    </w:p>
+    <w:p>
+      <w:pPr>
+        <w:rPr>
+          <w:lang w:val="es-419" w:eastAsia="es-CO"/>
+        </w:rPr>
+      </w:pPr>
+      <w:r>
+        <w:rPr>
+          <w:lang w:val="es-419" w:eastAsia="es-CO"/>
+        </w:rPr>
+        <w:t>Antes de iniciar la generación de una base de datos, es necesario tener en cuenta que la recolección de datos personales debe realizarse con autorización previa, expresa e informada del titular, contar con una política de tratamiento de datos personales y responder a una finalidad definida, de conformidad con la Ley 1581 de 2012 y el Decreto 1074 de 2015.</w:t>
+      </w:r>
+    </w:p>
+    <w:p>
+      <w:pPr>
+        <w:rPr>
+          <w:lang w:val="es-419" w:eastAsia="es-CO"/>
+        </w:rPr>
+      </w:pPr>
+      <w:r>
+        <w:rPr>
+          <w:lang w:val="es-419" w:eastAsia="es-CO"/>
+        </w:rPr>
+        <w:t>Para generar una base de datos, se deben tener en cuenta las siguientes fases (García y Gutiérrez, 2013):</w:t>
+      </w:r>
+    </w:p>
+    <w:p>
+      <w:pPr>
+        <w:pStyle w:val="Prrafodelista"/>
+        <w:numPr>
+          <w:ilvl w:val="0"/>
+          <w:numId w:val="41"/>
+        </w:numPr>
+        <w:rPr>
+          <w:lang w:val="es-419" w:eastAsia="es-CO"/>
+        </w:rPr>
+      </w:pPr>
+      <w:r>
+        <w:rPr>
+          <w:b/>
+          <w:bCs/>
+          <w:lang w:val="es-419" w:eastAsia="es-CO"/>
+        </w:rPr>
+        <w:t>Determinar la tecnología adecuada</w:t>
+      </w:r>
+      <w:r>
+        <w:rPr>
+          <w:b/>
+          <w:bCs/>
+          <w:lang w:val="es-419" w:eastAsia="es-CO"/>
+        </w:rPr>
+        <w:t xml:space="preserve">. </w:t>
+      </w:r>
+      <w:r>
+        <w:rPr>
+          <w:lang w:val="es-419" w:eastAsia="es-CO"/>
+        </w:rPr>
+        <w:t>Al tener en cuenta factores económicos, magnitud de la empresa y público objetivo, se puede determinar el tipo de software a utilizarse para desarrollar la base de datos.</w:t>
+      </w:r>
+    </w:p>
+    <w:p>
+      <w:pPr>
+        <w:pStyle w:val="Prrafodelista"/>
+        <w:numPr>
+          <w:ilvl w:val="0"/>
+          <w:numId w:val="41"/>
+        </w:numPr>
+        <w:rPr>
+          <w:lang w:val="es-419" w:eastAsia="es-CO"/>
+        </w:rPr>
+      </w:pPr>
+      <w:r>
+        <w:rPr>
+          <w:b/>
+          <w:bCs/>
+          <w:lang w:val="es-419" w:eastAsia="es-CO"/>
+        </w:rPr>
+        <w:lastRenderedPageBreak/>
+        <w:t>Determinar la información requerida</w:t>
+      </w:r>
+      <w:r>
+        <w:rPr>
+          <w:b/>
+          <w:bCs/>
+          <w:lang w:val="es-419" w:eastAsia="es-CO"/>
+        </w:rPr>
+        <w:t xml:space="preserve">. </w:t>
+      </w:r>
+      <w:r>
+        <w:rPr>
+          <w:lang w:val="es-419" w:eastAsia="es-CO"/>
+        </w:rPr>
+        <w:t>Los datos recopilados pueden ser entregados por el cliente o pueden ser supuestos por la empresa</w:t>
+      </w:r>
+      <w:r>
+        <w:rPr>
+          <w:lang w:val="es-419" w:eastAsia="es-CO"/>
+        </w:rPr>
+        <w:t>,</w:t>
+      </w:r>
+      <w:r>
+        <w:rPr>
+          <w:lang w:val="es-419" w:eastAsia="es-CO"/>
+        </w:rPr>
+        <w:t xml:space="preserve"> enfocándose en el comportamiento rutinario de este al conectar con la empresa.</w:t>
+      </w:r>
+      <w:r>
+        <w:rPr>
+          <w:lang w:val="es-419" w:eastAsia="es-CO"/>
+        </w:rPr>
+        <w:t xml:space="preserve"> </w:t>
+      </w:r>
+    </w:p>
+    <w:p>
+      <w:pPr>
+        <w:pStyle w:val="Prrafodelista"/>
+        <w:ind w:left="1429" w:firstLine="0"/>
+        <w:rPr>
+          <w:lang w:val="es-419" w:eastAsia="es-CO"/>
+        </w:rPr>
+      </w:pPr>
+      <w:r>
+        <w:rPr>
+          <w:lang w:val="es-419" w:eastAsia="es-CO"/>
+        </w:rPr>
+        <w:t>Entre la información importante, se encuentran los datos personales, datos de contacto, datos demográficos, datos de compras, visitas a puntos de venta o detalles de los pagos, entre otros.</w:t>
+      </w:r>
+    </w:p>
+    <w:p>
+      <w:pPr>
+        <w:pStyle w:val="Prrafodelista"/>
+        <w:numPr>
+          <w:ilvl w:val="0"/>
+          <w:numId w:val="41"/>
+        </w:numPr>
+        <w:rPr>
+          <w:lang w:val="es-419" w:eastAsia="es-CO"/>
+        </w:rPr>
+      </w:pPr>
+      <w:r>
+        <w:rPr>
+          <w:b/>
+          <w:bCs/>
+          <w:lang w:val="es-419" w:eastAsia="es-CO"/>
+        </w:rPr>
+        <w:t>Determinar el método de recolección de datos</w:t>
+      </w:r>
+      <w:r>
+        <w:rPr>
+          <w:b/>
+          <w:bCs/>
+          <w:lang w:val="es-419" w:eastAsia="es-CO"/>
+        </w:rPr>
+        <w:t xml:space="preserve">. </w:t>
+      </w:r>
+      <w:r>
+        <w:rPr>
+          <w:lang w:val="es-419" w:eastAsia="es-CO"/>
+        </w:rPr>
+        <w:t>La forma de recolectar la información se determina por los medios utilizados por la empresa y que el cliente esté dispuesto a entregar los datos solicitados. Esto supone el uso de formularios, cuestionarios de preguntas cortas o el diligenciamiento de plataformas.</w:t>
+      </w:r>
+    </w:p>
+    <w:p>
+      <w:pPr>
+        <w:pStyle w:val="Prrafodelista"/>
+        <w:numPr>
+          <w:ilvl w:val="0"/>
+          <w:numId w:val="41"/>
+        </w:numPr>
+        <w:rPr>
+          <w:lang w:val="es-419" w:eastAsia="es-CO"/>
+        </w:rPr>
+      </w:pPr>
+      <w:r>
+        <w:rPr>
+          <w:b/>
+          <w:bCs/>
+          <w:lang w:val="es-419" w:eastAsia="es-CO"/>
+        </w:rPr>
+        <w:t>Utilización de la base de datos</w:t>
+      </w:r>
+      <w:r>
+        <w:rPr>
+          <w:b/>
+          <w:bCs/>
+          <w:lang w:val="es-419" w:eastAsia="es-CO"/>
+        </w:rPr>
+        <w:t xml:space="preserve">. </w:t>
+      </w:r>
+      <w:r>
+        <w:rPr>
+          <w:lang w:val="es-419" w:eastAsia="es-CO"/>
+        </w:rPr>
+        <w:t xml:space="preserve">De acuerdo con la información recolectada, las bases de datos permiten conocer al cliente para ofrecerle un servicio personalizado y diferenciador </w:t>
+      </w:r>
+      <w:r>
+        <w:rPr>
+          <w:lang w:val="es-419" w:eastAsia="es-CO"/>
+        </w:rPr>
+        <w:t>que le</w:t>
+      </w:r>
+      <w:r>
+        <w:rPr>
+          <w:lang w:val="es-419" w:eastAsia="es-CO"/>
+        </w:rPr>
+        <w:t xml:space="preserve"> genere satisfacción.</w:t>
+      </w:r>
+    </w:p>
+    <w:p>
+      <w:pPr>
+        <w:pStyle w:val="Prrafodelista"/>
+        <w:numPr>
+          <w:ilvl w:val="0"/>
+          <w:numId w:val="41"/>
+        </w:numPr>
+        <w:rPr>
+          <w:lang w:val="es-419" w:eastAsia="es-CO"/>
+        </w:rPr>
+      </w:pPr>
+      <w:r>
+        <w:rPr>
+          <w:b/>
+          <w:bCs/>
+          <w:lang w:val="es-419" w:eastAsia="es-CO"/>
+        </w:rPr>
+        <w:t>Actualización de la base de datos</w:t>
+      </w:r>
+      <w:r>
+        <w:rPr>
+          <w:b/>
+          <w:bCs/>
+          <w:lang w:val="es-419" w:eastAsia="es-CO"/>
+        </w:rPr>
+        <w:t xml:space="preserve">. </w:t>
+      </w:r>
+      <w:r>
+        <w:rPr>
+          <w:lang w:val="es-419" w:eastAsia="es-CO"/>
+        </w:rPr>
+        <w:t>Actualizar constantemente las bases de datos permite una correcta entrega de información para cumplir la misión de estas en la resolución de necesidades que presente el cliente.</w:t>
+      </w:r>
+    </w:p>
+    <w:p>
+      <w:pPr>
+        <w:pStyle w:val="Ttulo2"/>
+      </w:pPr>
+      <w:bookmarkStart w:id="12" w:name="_Toc242959778"/>
+      <w:r>
+        <w:t>Trazabilidad del servicio</w:t>
+      </w:r>
+      <w:bookmarkEnd w:id="12"/>
+    </w:p>
+    <w:p>
+      <w:pPr>
+        <w:rPr>
+          <w:lang w:val="es-419" w:eastAsia="es-CO"/>
+        </w:rPr>
+      </w:pPr>
+      <w:r>
+        <w:rPr>
+          <w:lang w:val="es-419" w:eastAsia="es-CO"/>
+        </w:rPr>
+        <w:t>Dentro de la fidelización de clientes inherente al servicio al cliente, se debe determinar en qué punto se encuentra el cliente potencial con relación al proceso de venta. De esta monitorización surge la necesidad de la trazabilidad del servicio para saber cómo reaccionar ante los eventos que se susciten. El poder de la trazabilidad se ajusta al conocimiento del cliente</w:t>
+      </w:r>
+      <w:r>
+        <w:rPr>
+          <w:lang w:val="es-419" w:eastAsia="es-CO"/>
+        </w:rPr>
+        <w:t>,</w:t>
+      </w:r>
+      <w:r>
+        <w:rPr>
+          <w:lang w:val="es-419" w:eastAsia="es-CO"/>
+        </w:rPr>
+        <w:t xml:space="preserve"> determinando en qué punto se encuentra, si es </w:t>
+      </w:r>
+      <w:r>
+        <w:rPr>
+          <w:lang w:val="es-419" w:eastAsia="es-CO"/>
+        </w:rPr>
+        <w:lastRenderedPageBreak/>
+        <w:t>necesario instruirlo acerca del producto que está interesado en adquirir o simplemente incentivarlo un poco para que lleve a cabo la compra. Según el portal web Leader</w:t>
+      </w:r>
+      <w:r>
+        <w:rPr>
+          <w:lang w:val="es-419" w:eastAsia="es-CO"/>
+        </w:rPr>
+        <w:t xml:space="preserve"> </w:t>
+      </w:r>
+      <w:r>
+        <w:rPr>
+          <w:lang w:val="es-419" w:eastAsia="es-CO"/>
+        </w:rPr>
+        <w:t xml:space="preserve">Marketing Solutions (2018), el </w:t>
+      </w:r>
+      <w:r>
+        <w:rPr>
+          <w:rStyle w:val="Extranjerismo"/>
+        </w:rPr>
+        <w:t>lead</w:t>
+      </w:r>
+      <w:r>
+        <w:rPr>
+          <w:lang w:val="es-419" w:eastAsia="es-CO"/>
+        </w:rPr>
+        <w:t xml:space="preserve"> puede ubicarse en uno de los siguientes escenarios:</w:t>
       </w:r>
     </w:p>
     <w:p>
@@ -6033,8 +7594,7 @@
         <w:rPr>
           <w:lang w:val="es-419" w:eastAsia="es-CO"/>
         </w:rPr>
-        <w:lastRenderedPageBreak/>
-        <w:t>¿Qué inquietudes deja este tema?</w:t>
+        <w:t>Concienciación.</w:t>
       </w:r>
     </w:p>
     <w:p>
@@ -6052,1386 +7612,7 @@
         <w:rPr>
           <w:lang w:val="es-419" w:eastAsia="es-CO"/>
         </w:rPr>
-        <w:t>¿Qué se ha estudiado hasta ahora?</w:t>
-      </w:r>
-    </w:p>
-    <w:p>
-      <w:pPr>
-        <w:rPr>
-          <w:lang w:val="es-419" w:eastAsia="es-CO"/>
-        </w:rPr>
-      </w:pPr>
-      <w:r>
-        <w:rPr>
-          <w:lang w:val="es-419" w:eastAsia="es-CO"/>
-        </w:rPr>
-        <w:t>Todo esto resulta muy útil cuando se planea y se implementa en el contexto laboral.</w:t>
-      </w:r>
-    </w:p>
-    <w:p>
-      <w:pPr>
-        <w:rPr>
-          <w:lang w:val="es-419" w:eastAsia="es-CO"/>
-        </w:rPr>
-      </w:pPr>
-    </w:p>
-    <w:p>
-      <w:pPr>
-        <w:spacing w:before="0" w:after="160" w:line="259" w:lineRule="auto"/>
-        <w:ind w:firstLine="0"/>
-        <w:rPr>
-          <w:lang w:val="es-419" w:eastAsia="es-CO"/>
-        </w:rPr>
-      </w:pPr>
-      <w:r>
-        <w:rPr>
-          <w:lang w:val="es-419" w:eastAsia="es-CO"/>
-        </w:rPr>
-        <w:br w:type="page"/>
-      </w:r>
-    </w:p>
-    <w:p>
-      <w:pPr>
-        <w:pStyle w:val="Ttulo1"/>
-      </w:pPr>
-      <w:bookmarkStart w:id="8" w:name="_Toc232864557"/>
-      <w:r>
-        <w:lastRenderedPageBreak/>
-        <w:t>Introducción al CRM</w:t>
-      </w:r>
-      <w:bookmarkEnd w:id="8"/>
-    </w:p>
-    <w:p>
-      <w:pPr>
-        <w:rPr>
-          <w:lang w:val="es-419" w:eastAsia="es-CO"/>
-        </w:rPr>
-      </w:pPr>
-      <w:r>
-        <w:rPr>
-          <w:lang w:val="es-419" w:eastAsia="es-CO"/>
-        </w:rPr>
-        <w:t xml:space="preserve">El CRM o </w:t>
-      </w:r>
-      <w:r>
-        <w:rPr>
-          <w:rStyle w:val="Extranjerismo"/>
-          <w:lang w:val="es-419" w:eastAsia="es-CO"/>
-        </w:rPr>
-        <w:t>Customer Relationship Management</w:t>
-      </w:r>
-      <w:r>
-        <w:rPr>
-          <w:lang w:val="es-419" w:eastAsia="es-CO"/>
-        </w:rPr>
-        <w:t>, que puede traducirse al español como ‘gestión de las relaciones con los clientes’, se ha convertido en una increíble herramienta para las ventas haciendo uso de las nuevas tecnologías. Según el portal web RD Station, un CRM es un proceso de negocio optimizado para mejorar el desempeño de quien la usa; es decir, el CRM combina tanto procesos tecnológicos como talento humano e información</w:t>
-      </w:r>
-      <w:r>
-        <w:rPr>
-          <w:lang w:val="es-419" w:eastAsia="es-CO"/>
-        </w:rPr>
-        <w:t xml:space="preserve"> </w:t>
-      </w:r>
-      <w:r>
-        <w:rPr>
-          <w:lang w:val="es-419" w:eastAsia="es-CO"/>
-        </w:rPr>
-        <w:t>en su estrategia para lograr una mayor organización en el logro de ventas y conexión con los clientes.</w:t>
-      </w:r>
-    </w:p>
-    <w:p>
-      <w:pPr>
-        <w:rPr>
-          <w:lang w:val="es-419" w:eastAsia="es-CO"/>
-        </w:rPr>
-      </w:pPr>
-      <w:r>
-        <w:rPr>
-          <w:lang w:val="es-419" w:eastAsia="es-CO"/>
-        </w:rPr>
-        <w:t xml:space="preserve">El CRM está muy enfocado al </w:t>
-      </w:r>
-      <w:r>
-        <w:rPr>
-          <w:rStyle w:val="Extranjerismo"/>
-          <w:lang w:val="es-419" w:eastAsia="es-CO"/>
-        </w:rPr>
-        <w:t>marketing</w:t>
-      </w:r>
-      <w:r>
-        <w:rPr>
-          <w:lang w:val="es-419" w:eastAsia="es-CO"/>
-        </w:rPr>
-        <w:t xml:space="preserve"> relacional y se basa en construir una conexión cercana entre el cliente y las empresas, buscando el bienestar de aquel, para desarrollar mayor fidelización que genere como resultado un beneficio económico. Entre las ventajas significativas del CRM, se destaca la automatización de los procesos, que optimiza los recursos, el tiempo, la gestión de datos; y personaliza los servicios para brindar una mejor experiencia al cliente. Esto significa mayores ventas y lealtad hacia la empresa. Esta herramienta explica que, a mayor felicidad del cliente, más ganancias, lo que supone conocer a dicho cliente.</w:t>
-      </w:r>
-    </w:p>
-    <w:p>
-      <w:pPr>
-        <w:rPr>
-          <w:lang w:val="es-419" w:eastAsia="es-CO"/>
-        </w:rPr>
-      </w:pPr>
-      <w:r>
-        <w:rPr>
-          <w:lang w:val="es-419" w:eastAsia="es-CO"/>
-        </w:rPr>
-        <w:t>Implementar un CRM dentro de las empresas conlleva una inversión, por lo que es importante que el retorno de esta inversión se vea reflejado en los resultados de esta estrategia, logrados por medio de la fusión de diversos factores. De acuerdo con el portal web Tenebit (2020), la implementación del CRM debe estar basad</w:t>
-      </w:r>
-      <w:r>
-        <w:rPr>
-          <w:lang w:val="es-419" w:eastAsia="es-CO"/>
-        </w:rPr>
-        <w:t>a</w:t>
-      </w:r>
-      <w:r>
-        <w:rPr>
-          <w:lang w:val="es-419" w:eastAsia="es-CO"/>
-        </w:rPr>
-        <w:t xml:space="preserve"> en tres importantes pilares. Estos son:</w:t>
-      </w:r>
-    </w:p>
-    <w:p>
-      <w:pPr>
-        <w:spacing w:before="0" w:after="160" w:line="259" w:lineRule="auto"/>
-        <w:ind w:firstLine="0"/>
-        <w:rPr>
-          <w:lang w:val="es-419" w:eastAsia="es-CO"/>
-        </w:rPr>
-      </w:pPr>
-      <w:r>
-        <w:rPr>
-          <w:lang w:val="es-419" w:eastAsia="es-CO"/>
-        </w:rPr>
-        <w:br w:type="page"/>
-      </w:r>
-    </w:p>
-    <w:p>
-      <w:pPr>
-        <w:rPr>
-          <w:lang w:val="es-419" w:eastAsia="es-CO"/>
-        </w:rPr>
-      </w:pPr>
-      <w:r>
-        <w:rPr>
-          <w:b/>
-          <w:bCs/>
-          <w:lang w:val="es-419" w:eastAsia="es-CO"/>
-        </w:rPr>
-        <w:lastRenderedPageBreak/>
-        <w:t>Personas</w:t>
-      </w:r>
-    </w:p>
-    <w:p>
-      <w:pPr>
-        <w:rPr>
-          <w:lang w:val="es-419" w:eastAsia="es-CO"/>
-        </w:rPr>
-      </w:pPr>
-      <w:r>
-        <w:rPr>
-          <w:lang w:val="es-419" w:eastAsia="es-CO"/>
-        </w:rPr>
-        <w:t>El talento humano es un factor fundamental para llevar a cabo una estrategia de CRM. Formar a las personas para que se adapten a los cambios que supone la empresa con la adopción de este sistema es crucial</w:t>
-      </w:r>
-      <w:r>
-        <w:rPr>
-          <w:lang w:val="es-419" w:eastAsia="es-CO"/>
-        </w:rPr>
-        <w:t>;</w:t>
-      </w:r>
-      <w:r>
-        <w:rPr>
-          <w:lang w:val="es-419" w:eastAsia="es-CO"/>
-        </w:rPr>
-        <w:t xml:space="preserve"> por ello</w:t>
-      </w:r>
-      <w:r>
-        <w:rPr>
-          <w:lang w:val="es-419" w:eastAsia="es-CO"/>
-        </w:rPr>
-        <w:t>,</w:t>
-      </w:r>
-      <w:r>
-        <w:rPr>
-          <w:lang w:val="es-419" w:eastAsia="es-CO"/>
-        </w:rPr>
-        <w:t xml:space="preserve"> el retorno a la inversión lo proveerá el personal que implemente y haga un uso adecuado.</w:t>
-      </w:r>
-    </w:p>
-    <w:p>
-      <w:pPr>
-        <w:rPr>
-          <w:lang w:val="es-419" w:eastAsia="es-CO"/>
-        </w:rPr>
-      </w:pPr>
-      <w:r>
-        <w:rPr>
-          <w:b/>
-          <w:bCs/>
-          <w:lang w:val="es-419" w:eastAsia="es-CO"/>
-        </w:rPr>
-        <w:t>Procesos</w:t>
-      </w:r>
-    </w:p>
-    <w:p>
-      <w:pPr>
-        <w:rPr>
-          <w:lang w:val="es-419" w:eastAsia="es-CO"/>
-        </w:rPr>
-      </w:pPr>
-      <w:r>
-        <w:rPr>
-          <w:lang w:val="es-419" w:eastAsia="es-CO"/>
-        </w:rPr>
-        <w:t>Es necesario evaluar los procesos que se llevan a cabo al interior de la empresa para que el CRM se efectúe correctamente, es decir, buscar que la herramienta se adapte a la empresa</w:t>
-      </w:r>
-      <w:r>
-        <w:rPr>
-          <w:lang w:val="es-419" w:eastAsia="es-CO"/>
-        </w:rPr>
-        <w:t>,</w:t>
-      </w:r>
-      <w:r>
-        <w:rPr>
-          <w:lang w:val="es-419" w:eastAsia="es-CO"/>
-        </w:rPr>
-        <w:t xml:space="preserve"> entendiendo todo el potencial que </w:t>
-      </w:r>
-      <w:r>
-        <w:rPr>
-          <w:lang w:val="es-419" w:eastAsia="es-CO"/>
-        </w:rPr>
-        <w:t>e</w:t>
-      </w:r>
-      <w:r>
-        <w:rPr>
-          <w:lang w:val="es-419" w:eastAsia="es-CO"/>
-        </w:rPr>
-        <w:t>sta permite y la manera en que se direcciona para lograr los objetivos propuestos. El manejo de datos es imprescindible para el desarrollo de la estrategia.</w:t>
-      </w:r>
-    </w:p>
-    <w:p>
-      <w:pPr>
-        <w:rPr>
-          <w:b/>
-          <w:bCs/>
-          <w:lang w:val="es-419" w:eastAsia="es-CO"/>
-        </w:rPr>
-      </w:pPr>
-      <w:r>
-        <w:rPr>
-          <w:b/>
-          <w:bCs/>
-          <w:lang w:val="es-419" w:eastAsia="es-CO"/>
-        </w:rPr>
-        <w:t>Tecnología</w:t>
-      </w:r>
-    </w:p>
-    <w:p>
-      <w:pPr>
-        <w:rPr>
-          <w:sz w:val="24"/>
-          <w:szCs w:val="24"/>
-          <w:lang w:val="es-419" w:eastAsia="es-CO"/>
-        </w:rPr>
-      </w:pPr>
-      <w:r>
-        <w:rPr>
-          <w:lang w:val="es-419" w:eastAsia="es-CO"/>
-        </w:rPr>
-        <w:t xml:space="preserve">Las soluciones tecnológicas a través de los sistemas de recopilación y organización de datos permiten obtener información de los clientes, lo que, a su vez, permite el éxito de un proceso de ventas. A partir de la automatización de los procesos, se pueden deducir infinidad de datos que sean necesarios según la estrategia de </w:t>
-      </w:r>
-      <w:r>
-        <w:rPr>
-          <w:rStyle w:val="Extranjerismo"/>
-        </w:rPr>
-        <w:t>marketing</w:t>
-      </w:r>
-      <w:r>
-        <w:rPr>
-          <w:lang w:val="es-419" w:eastAsia="es-CO"/>
-        </w:rPr>
-        <w:t>; en ellos está el verdadero valor para la empresa.</w:t>
-      </w:r>
-    </w:p>
-    <w:p>
-      <w:pPr>
-        <w:rPr>
-          <w:lang w:val="es-419" w:eastAsia="es-CO"/>
-        </w:rPr>
-      </w:pPr>
-    </w:p>
-    <w:p>
-      <w:pPr>
-        <w:rPr>
-          <w:lang w:val="es-419" w:eastAsia="es-CO"/>
-        </w:rPr>
-      </w:pPr>
-    </w:p>
-    <w:p>
-      <w:pPr>
-        <w:rPr>
-          <w:lang w:val="es-419" w:eastAsia="es-CO"/>
-        </w:rPr>
-      </w:pPr>
-    </w:p>
-    <w:p>
-      <w:pPr>
-        <w:rPr>
-          <w:lang w:val="es-419" w:eastAsia="es-CO"/>
-        </w:rPr>
-      </w:pPr>
-    </w:p>
-    <w:p>
-      <w:pPr>
-        <w:spacing w:before="0" w:after="160" w:line="259" w:lineRule="auto"/>
-        <w:ind w:firstLine="0"/>
-        <w:rPr>
-          <w:lang w:val="es-419" w:eastAsia="es-CO"/>
-        </w:rPr>
-      </w:pPr>
-      <w:r>
-        <w:rPr>
-          <w:lang w:val="es-419" w:eastAsia="es-CO"/>
-        </w:rPr>
-        <w:br w:type="page"/>
-      </w:r>
-    </w:p>
-    <w:p>
-      <w:pPr>
-        <w:pStyle w:val="Ttulo1"/>
-      </w:pPr>
-      <w:bookmarkStart w:id="9" w:name="_Toc232864558"/>
-      <w:r>
-        <w:lastRenderedPageBreak/>
-        <w:t>Fidelización y mantenimiento de servicio al cliente en las redes sociales</w:t>
-      </w:r>
-      <w:bookmarkEnd w:id="9"/>
-    </w:p>
-    <w:p>
-      <w:pPr>
-        <w:rPr>
-          <w:lang w:val="es-419" w:eastAsia="es-CO"/>
-        </w:rPr>
-      </w:pPr>
-      <w:r>
-        <w:rPr>
-          <w:lang w:val="es-419" w:eastAsia="es-CO"/>
-        </w:rPr>
-        <w:t>Uno de los grandes objetivos de las redes sociales es generar comunidades vivas, que interactúen entre sí, alrededor de un tema en común. Lo que espera una marca o empresa es que esa comunidad que se ha creado mantenga un alto nivel de lealtad, lo cual se logra con el mantenimiento de intereses en común que conserven el sentido que generó la atracción de los usuarios.</w:t>
-      </w:r>
-    </w:p>
-    <w:p>
-      <w:pPr>
-        <w:rPr>
-          <w:lang w:val="es-419" w:eastAsia="es-CO"/>
-        </w:rPr>
-      </w:pPr>
-      <w:r>
-        <w:rPr>
-          <w:lang w:val="es-419" w:eastAsia="es-CO"/>
-        </w:rPr>
-        <w:t>La lealtad hacia una marca supone una conexión con las emociones y lo que esta representa para el cliente en su cotidianidad. Por lo tanto, para las empresas, el objetivo máximo es conseguir ese nivel de lealtad de sus clientes, lo cual se traduce en importantes ventajas. Según García y Gutiérrez (2013), es posible identificar dos componentes en la lealtad: el comportamental, que se puede reconocer con variables basadas en los comportamientos de compra medibles, como la frecuencia, el volumen, el tiempo de permanencia con una empresa, el tipo de productos adquiridos, entre otros; y el emocional, influenciado por el sentir del cliente y se reconoce en aspectos como el afecto, la actitud o el compromiso con una marca, de acuerdo con los valores que esta representa.</w:t>
-      </w:r>
-    </w:p>
-    <w:p>
-      <w:pPr>
-        <w:rPr>
-          <w:lang w:val="es-419" w:eastAsia="es-CO"/>
-        </w:rPr>
-      </w:pPr>
-      <w:r>
-        <w:rPr>
-          <w:lang w:val="es-419" w:eastAsia="es-CO"/>
-        </w:rPr>
-        <w:t xml:space="preserve">Siguiendo la idea de García y Gutiérrez (2013), al unirse el componente comportamental y el emocional, se identifica una lealtad verdadera del cliente, lo que significa que esta es inherente a la personalidad del cliente, el cual siente la marca como si fuera parte de su ser y por ello sigue consumiendo sus productos. Por otro lado, la falsa lealtad se percibe en el momento en que un cliente compra regularmente una determinada marca, pero no lo hace más que por practicidad, aunque no se siente identificado con la marca ni tiene un vínculo más allá de una simple compra. La lealtad </w:t>
-      </w:r>
-      <w:r>
-        <w:rPr>
-          <w:lang w:val="es-419" w:eastAsia="es-CO"/>
-        </w:rPr>
-        <w:lastRenderedPageBreak/>
-        <w:t>latente se define como ese sentimiento de querer adquirir un producto de determinada empresa, pero hay ciertos factores que imposibilitan o complican esta oportunidad. Puede ser por falta de poder adquisitivo o porque algunas características de la marca no acaban de convencer. Pero cuando no se ve necesidad alguna de ser fiel a una marca y se cambia de opciones en repetidas ocasiones es cuando no hay lealtad.</w:t>
-      </w:r>
-    </w:p>
-    <w:p>
-      <w:pPr>
-        <w:rPr>
-          <w:lang w:val="es-419" w:eastAsia="es-CO"/>
-        </w:rPr>
-      </w:pPr>
-      <w:r>
-        <w:rPr>
-          <w:lang w:val="es-419" w:eastAsia="es-CO"/>
-        </w:rPr>
-        <w:t>Al hablar de lealtad, pasamos a entender la fidelización de clientes como la estrategia para retener a aquellos clientes asiduos de una marca que se conectan con lo que esta representa y, en sí, representan una fuente importante de ganancias. De esta manera, surgen los programas de fidelización, donde se ofrecen distintos incentivos y beneficios para que los clientes entiendan la importancia de seguir siendo parte de una determinada comunidad.</w:t>
-      </w:r>
-    </w:p>
-    <w:p>
-      <w:pPr>
-        <w:rPr>
-          <w:lang w:val="es-419" w:eastAsia="es-CO"/>
-        </w:rPr>
-      </w:pPr>
-      <w:r>
-        <w:rPr>
-          <w:lang w:val="es-419" w:eastAsia="es-CO"/>
-        </w:rPr>
-        <w:t>Aunque encontrar nuevos clientes para una empresa es esencial, tiene un mayor nivel de importancia el hecho de establecer relaciones duraderas con los clientes antiguos, que creyeron desde el principio y se convirtieron en los principales proveedores de beneficios para las empresas. En otras palabras, fidelizar es enamorar a los clientes que ya te conocen, haciendo esto día tras día.</w:t>
-      </w:r>
-    </w:p>
-    <w:p>
-      <w:pPr>
-        <w:rPr>
-          <w:lang w:val="es-419" w:eastAsia="es-CO"/>
-        </w:rPr>
-      </w:pPr>
-      <w:r>
-        <w:rPr>
-          <w:lang w:val="es-419" w:eastAsia="es-CO"/>
-        </w:rPr>
-        <w:t>Según el portal web Creatiburón (2016), estos son algunos consejos para fidelizar clientes:</w:t>
-      </w:r>
-    </w:p>
-    <w:p>
-      <w:pPr>
-        <w:rPr>
-          <w:b/>
-          <w:bCs/>
-          <w:lang w:val="es-419" w:eastAsia="es-CO"/>
-        </w:rPr>
-      </w:pPr>
-      <w:r>
-        <w:rPr>
-          <w:b/>
-          <w:bCs/>
-          <w:lang w:val="es-419" w:eastAsia="es-CO"/>
-        </w:rPr>
-        <w:t>Conectar con los clientes</w:t>
-      </w:r>
-    </w:p>
-    <w:p>
-      <w:pPr>
-        <w:rPr>
-          <w:lang w:val="es-419" w:eastAsia="es-CO"/>
-        </w:rPr>
-      </w:pPr>
-      <w:r>
-        <w:rPr>
-          <w:lang w:val="es-419" w:eastAsia="es-CO"/>
-        </w:rPr>
-        <w:t>Conocer a los clientes y trabajar para que se sientan a gusto con la marca.</w:t>
-      </w:r>
-      <w:r>
-        <w:rPr>
-          <w:lang w:val="es-419" w:eastAsia="es-CO"/>
-        </w:rPr>
-        <w:br w:type="page"/>
-      </w:r>
-    </w:p>
-    <w:p>
-      <w:pPr>
-        <w:rPr>
-          <w:b/>
-          <w:bCs/>
-          <w:lang w:val="es-419" w:eastAsia="es-CO"/>
-        </w:rPr>
-      </w:pPr>
-      <w:r>
-        <w:rPr>
-          <w:b/>
-          <w:bCs/>
-          <w:lang w:val="es-419" w:eastAsia="es-CO"/>
-        </w:rPr>
-        <w:lastRenderedPageBreak/>
-        <w:t>Crear una experiencia</w:t>
-      </w:r>
-    </w:p>
-    <w:p>
-      <w:pPr>
-        <w:rPr>
-          <w:lang w:val="es-419" w:eastAsia="es-CO"/>
-        </w:rPr>
-      </w:pPr>
-      <w:r>
-        <w:rPr>
-          <w:lang w:val="es-419" w:eastAsia="es-CO"/>
-        </w:rPr>
-        <w:t>Esta es una manera en que el cliente asocia la marca con buenas experiencias que le ofrecen un valor agregado.</w:t>
-      </w:r>
-    </w:p>
-    <w:p>
-      <w:pPr>
-        <w:rPr>
-          <w:b/>
-          <w:bCs/>
-          <w:lang w:val="es-419" w:eastAsia="es-CO"/>
-        </w:rPr>
-      </w:pPr>
-      <w:r>
-        <w:rPr>
-          <w:b/>
-          <w:bCs/>
-          <w:lang w:val="es-419" w:eastAsia="es-CO"/>
-        </w:rPr>
-        <w:t>Mantener el contacto</w:t>
-      </w:r>
-    </w:p>
-    <w:p>
-      <w:pPr>
-        <w:rPr>
-          <w:lang w:val="es-419" w:eastAsia="es-CO"/>
-        </w:rPr>
-      </w:pPr>
-      <w:r>
-        <w:rPr>
-          <w:lang w:val="es-419" w:eastAsia="es-CO"/>
-        </w:rPr>
-        <w:t>Entender que en algún momento se necesitará de los clientes, como ellos de la marca. No debe</w:t>
-      </w:r>
-      <w:r>
-        <w:rPr>
-          <w:lang w:val="es-419" w:eastAsia="es-CO"/>
-        </w:rPr>
-        <w:t>n</w:t>
-      </w:r>
-      <w:r>
-        <w:rPr>
-          <w:lang w:val="es-419" w:eastAsia="es-CO"/>
-        </w:rPr>
-        <w:t xml:space="preserve"> perderlos de vista.</w:t>
-      </w:r>
-    </w:p>
-    <w:p>
-      <w:pPr>
-        <w:rPr>
-          <w:b/>
-          <w:bCs/>
-          <w:lang w:val="es-419" w:eastAsia="es-CO"/>
-        </w:rPr>
-      </w:pPr>
-      <w:r>
-        <w:rPr>
-          <w:b/>
-          <w:bCs/>
-          <w:lang w:val="es-419" w:eastAsia="es-CO"/>
-        </w:rPr>
-        <w:t>Personalizar la comunicación</w:t>
-      </w:r>
-    </w:p>
-    <w:p>
-      <w:pPr>
-        <w:rPr>
-          <w:lang w:val="es-419" w:eastAsia="es-CO"/>
-        </w:rPr>
-      </w:pPr>
-      <w:r>
-        <w:rPr>
-          <w:lang w:val="es-419" w:eastAsia="es-CO"/>
-        </w:rPr>
-        <w:t>No hay nada que genere más fastidio que una comunicación robótica, donde el cliente sabe que no obtiene respuesta de un ser humano</w:t>
-      </w:r>
-      <w:r>
-        <w:rPr>
-          <w:lang w:val="es-419" w:eastAsia="es-CO"/>
-        </w:rPr>
-        <w:t>,</w:t>
-      </w:r>
-      <w:r>
-        <w:rPr>
-          <w:lang w:val="es-419" w:eastAsia="es-CO"/>
-        </w:rPr>
-        <w:t xml:space="preserve"> sino de una máquina que trata a todos por igual.</w:t>
-      </w:r>
-    </w:p>
-    <w:p>
-      <w:pPr>
-        <w:rPr>
-          <w:lang w:val="es-419" w:eastAsia="es-CO"/>
-        </w:rPr>
-      </w:pPr>
-      <w:r>
-        <w:rPr>
-          <w:lang w:val="es-419" w:eastAsia="es-CO"/>
-        </w:rPr>
-        <w:t>La comunicación personalizada conecta aún más con el cliente, haciendo que este se sienta importante y reconocido con aquella marca en que ha invertido tiempo y dinero.</w:t>
-      </w:r>
-    </w:p>
-    <w:p>
-      <w:pPr>
-        <w:rPr>
-          <w:b/>
-          <w:bCs/>
-          <w:lang w:val="es-419" w:eastAsia="es-CO"/>
-        </w:rPr>
-      </w:pPr>
-      <w:r>
-        <w:rPr>
-          <w:b/>
-          <w:bCs/>
-          <w:lang w:val="es-419" w:eastAsia="es-CO"/>
-        </w:rPr>
-        <w:t xml:space="preserve">El </w:t>
-      </w:r>
-      <w:r>
-        <w:rPr>
-          <w:rStyle w:val="Extranjerismo"/>
-          <w:b/>
-          <w:bCs/>
-          <w:lang w:val="es-419" w:eastAsia="es-CO"/>
-        </w:rPr>
-        <w:t>feedback</w:t>
-      </w:r>
-      <w:r>
-        <w:rPr>
-          <w:b/>
-          <w:bCs/>
-          <w:lang w:val="es-419" w:eastAsia="es-CO"/>
-        </w:rPr>
-        <w:t xml:space="preserve"> de los clientes</w:t>
-      </w:r>
-    </w:p>
-    <w:p>
-      <w:pPr>
-        <w:rPr>
-          <w:lang w:val="es-419" w:eastAsia="es-CO"/>
-        </w:rPr>
-      </w:pPr>
-      <w:r>
-        <w:rPr>
-          <w:lang w:val="es-419" w:eastAsia="es-CO"/>
-        </w:rPr>
-        <w:t xml:space="preserve">Prepararse para escuchar </w:t>
-      </w:r>
-      <w:r>
-        <w:rPr>
-          <w:lang w:val="es-419" w:eastAsia="es-CO"/>
-        </w:rPr>
-        <w:t xml:space="preserve">el </w:t>
-      </w:r>
-      <w:r>
-        <w:rPr>
-          <w:rStyle w:val="Extranjerismo"/>
-          <w:lang w:val="es-419" w:eastAsia="es-CO"/>
-        </w:rPr>
-        <w:t>feedback</w:t>
-      </w:r>
-      <w:r>
-        <w:rPr>
-          <w:lang w:val="es-419" w:eastAsia="es-CO"/>
-        </w:rPr>
-        <w:t xml:space="preserve"> de</w:t>
-      </w:r>
-      <w:r>
-        <w:rPr>
-          <w:lang w:val="es-419" w:eastAsia="es-CO"/>
-        </w:rPr>
-        <w:t xml:space="preserve"> los clientes. De nada sirve una comunicación que no tiene retroalimentación. Por ello, escuchar las experiencias o sugerencias de los clientes es clave para la fidelización.</w:t>
-      </w:r>
-    </w:p>
-    <w:p>
-      <w:pPr>
-        <w:rPr>
-          <w:lang w:val="es-419" w:eastAsia="es-CO"/>
-        </w:rPr>
-      </w:pPr>
-      <w:r>
-        <w:rPr>
-          <w:b/>
-          <w:bCs/>
-          <w:lang w:val="es-419" w:eastAsia="es-CO"/>
-        </w:rPr>
-        <w:t>Pedir recomendaciones</w:t>
-      </w:r>
-    </w:p>
-    <w:p>
-      <w:pPr>
-        <w:rPr>
-          <w:lang w:val="es-419" w:eastAsia="es-CO"/>
-        </w:rPr>
-      </w:pPr>
-      <w:r>
-        <w:rPr>
-          <w:lang w:val="es-419" w:eastAsia="es-CO"/>
-        </w:rPr>
-        <w:t>Las reseñas que surgen de los clientes son una excelente carta de recomendación para la fidelización.</w:t>
-      </w:r>
-    </w:p>
-    <w:p>
-      <w:pPr>
-        <w:spacing w:before="0" w:after="160" w:line="259" w:lineRule="auto"/>
-        <w:ind w:firstLine="0"/>
-        <w:rPr>
-          <w:lang w:val="es-419" w:eastAsia="es-CO"/>
-        </w:rPr>
-      </w:pPr>
-      <w:r>
-        <w:rPr>
-          <w:lang w:val="es-419" w:eastAsia="es-CO"/>
-        </w:rPr>
-        <w:br w:type="page"/>
-      </w:r>
-    </w:p>
-    <w:p>
-      <w:pPr>
-        <w:rPr>
-          <w:b/>
-          <w:bCs/>
-          <w:lang w:val="es-419" w:eastAsia="es-CO"/>
-        </w:rPr>
-      </w:pPr>
-      <w:r>
-        <w:rPr>
-          <w:b/>
-          <w:bCs/>
-          <w:lang w:val="es-419" w:eastAsia="es-CO"/>
-        </w:rPr>
-        <w:lastRenderedPageBreak/>
-        <w:t>Marcar la diferencia</w:t>
-      </w:r>
-    </w:p>
-    <w:p>
-      <w:pPr>
-        <w:rPr>
-          <w:lang w:val="es-419" w:eastAsia="es-CO"/>
-        </w:rPr>
-      </w:pPr>
-      <w:r>
-        <w:rPr>
-          <w:lang w:val="es-419" w:eastAsia="es-CO"/>
-        </w:rPr>
-        <w:t>La fidelidad del cliente depende mucho de la forma de hacer las cosas y transmitir un mensaje. El destacarse entre la competencia será otro factor que influya para retener a los clientes.</w:t>
-      </w:r>
-    </w:p>
-    <w:p>
-      <w:pPr>
-        <w:rPr>
-          <w:b/>
-          <w:bCs/>
-          <w:lang w:val="es-419" w:eastAsia="es-CO"/>
-        </w:rPr>
-      </w:pPr>
-      <w:r>
-        <w:rPr>
-          <w:b/>
-          <w:bCs/>
-          <w:lang w:val="es-419" w:eastAsia="es-CO"/>
-        </w:rPr>
-        <w:t>Crear pensa</w:t>
-      </w:r>
-      <w:r>
-        <w:rPr>
-          <w:b/>
-          <w:bCs/>
-          <w:lang w:val="es-419" w:eastAsia="es-CO"/>
-        </w:rPr>
-        <w:t>n</w:t>
-      </w:r>
-      <w:r>
-        <w:rPr>
-          <w:b/>
-          <w:bCs/>
-          <w:lang w:val="es-419" w:eastAsia="es-CO"/>
-        </w:rPr>
-        <w:t>do en los clientes</w:t>
-      </w:r>
-    </w:p>
-    <w:p>
-      <w:pPr>
-        <w:rPr>
-          <w:lang w:val="es-419" w:eastAsia="es-CO"/>
-        </w:rPr>
-      </w:pPr>
-      <w:r>
-        <w:rPr>
-          <w:lang w:val="es-419" w:eastAsia="es-CO"/>
-        </w:rPr>
-        <w:t>Crear productos o servicios pensados en los clientes recurrentes es promover un producto con un plus extra para los clientes fieles</w:t>
-      </w:r>
-      <w:r>
-        <w:rPr>
-          <w:lang w:val="es-419" w:eastAsia="es-CO"/>
-        </w:rPr>
-        <w:t>;</w:t>
-      </w:r>
-      <w:r>
-        <w:rPr>
-          <w:lang w:val="es-419" w:eastAsia="es-CO"/>
-        </w:rPr>
-        <w:t xml:space="preserve"> aumenta la confianza y lealtad de ellos al recibir beneficios por hacer parte de una comunidad alrededor de la marca.</w:t>
-      </w:r>
-    </w:p>
-    <w:p>
-      <w:pPr>
-        <w:rPr>
-          <w:b/>
-          <w:bCs/>
-          <w:lang w:val="es-419" w:eastAsia="es-CO"/>
-        </w:rPr>
-      </w:pPr>
-      <w:r>
-        <w:rPr>
-          <w:b/>
-          <w:bCs/>
-          <w:lang w:val="es-419" w:eastAsia="es-CO"/>
-        </w:rPr>
-        <w:t>Anticiparse a las necesidades</w:t>
-      </w:r>
-    </w:p>
-    <w:p>
-      <w:pPr>
-        <w:rPr>
-          <w:lang w:val="es-419" w:eastAsia="es-CO"/>
-        </w:rPr>
-      </w:pPr>
-      <w:r>
-        <w:rPr>
-          <w:lang w:val="es-419" w:eastAsia="es-CO"/>
-        </w:rPr>
-        <w:t>Al conocer a los clientes, es posible que una marca logre ver más allá de lo que estos buscan para encontrar lo que podrían necesitar, siendo otra oportunidad de lograr fidelización.</w:t>
-      </w:r>
-    </w:p>
-    <w:p>
-      <w:pPr>
-        <w:rPr>
-          <w:b/>
-          <w:bCs/>
-          <w:lang w:val="es-419" w:eastAsia="es-CO"/>
-        </w:rPr>
-      </w:pPr>
-      <w:r>
-        <w:rPr>
-          <w:b/>
-          <w:bCs/>
-          <w:lang w:val="es-419" w:eastAsia="es-CO"/>
-        </w:rPr>
-        <w:t>Crear protocolos de seguimiento</w:t>
-      </w:r>
-    </w:p>
-    <w:p>
-      <w:pPr>
-        <w:rPr>
-          <w:lang w:val="es-419" w:eastAsia="es-CO"/>
-        </w:rPr>
-      </w:pPr>
-      <w:r>
-        <w:rPr>
-          <w:lang w:val="es-419" w:eastAsia="es-CO"/>
-        </w:rPr>
-        <w:t>Con el propósito de hacer seguimiento, se debe desarrollar una guía para monitorear la actividad de los clientes y organizar interacciones precisas con ellos.</w:t>
-      </w:r>
-    </w:p>
-    <w:p>
-      <w:pPr>
-        <w:rPr>
-          <w:b/>
-          <w:bCs/>
-          <w:lang w:val="es-419" w:eastAsia="es-CO"/>
-        </w:rPr>
-      </w:pPr>
-      <w:r>
-        <w:rPr>
-          <w:b/>
-          <w:bCs/>
-          <w:lang w:val="es-419" w:eastAsia="es-CO"/>
-        </w:rPr>
-        <w:t xml:space="preserve">Usar el </w:t>
-      </w:r>
-      <w:r>
-        <w:rPr>
-          <w:rStyle w:val="Extranjerismo"/>
-          <w:b/>
-          <w:bCs/>
-          <w:lang w:val="es-419" w:eastAsia="es-CO"/>
-        </w:rPr>
-        <w:t>email marketing</w:t>
-      </w:r>
-    </w:p>
-    <w:p>
-      <w:pPr>
-        <w:rPr>
-          <w:lang w:val="es-419" w:eastAsia="es-CO"/>
-        </w:rPr>
-      </w:pPr>
-      <w:r>
-        <w:rPr>
-          <w:lang w:val="es-419" w:eastAsia="es-CO"/>
-        </w:rPr>
-        <w:t xml:space="preserve">A través del correo electrónico y con la ayuda de las bases de datos, los clientes de una marca podrán estar enterados constantemente de todo lo que se relacione con la marca y que les compete a ellos, como promociones, bonos, combos, beneficios, entre otros. Para el envío de este tipo de comunicaciones, la organización debe contar con la autorización previa, expresa e informada del titular de los datos personales y garantizar que la finalidad del tratamiento haya sido comunicada de manera clara, de </w:t>
-      </w:r>
-      <w:r>
-        <w:rPr>
-          <w:lang w:val="es-419" w:eastAsia="es-CO"/>
-        </w:rPr>
-        <w:lastRenderedPageBreak/>
-        <w:t>conformidad con la Ley 1581 de 2012 y el Decreto 1074 de 2015. Asimismo, se deben disponer mecanismos que permitan a los titulares ejercer sus derechos de consulta, actualización, rectificación y supresión de la información. Para las comunicaciones comerciales dirigidas a consumidores también deberán observarse las disposiciones establecidas en la Ley 2300 de 2023.</w:t>
-      </w:r>
-    </w:p>
-    <w:p>
-      <w:pPr>
-        <w:rPr>
-          <w:b/>
-          <w:bCs/>
-          <w:lang w:val="es-419" w:eastAsia="es-CO"/>
-        </w:rPr>
-      </w:pPr>
-      <w:r>
-        <w:rPr>
-          <w:b/>
-          <w:bCs/>
-          <w:lang w:val="es-419" w:eastAsia="es-CO"/>
-        </w:rPr>
-        <w:t>Base de datos de los clientes</w:t>
-      </w:r>
-    </w:p>
-    <w:p>
-      <w:pPr>
-        <w:rPr>
-          <w:lang w:val="es-419" w:eastAsia="es-CO"/>
-        </w:rPr>
-      </w:pPr>
-      <w:r>
-        <w:rPr>
-          <w:lang w:val="es-419" w:eastAsia="es-CO"/>
-        </w:rPr>
-        <w:t xml:space="preserve">Tener una base de datos completa y actualizada con la información de los clientes se constituye en una herramienta valiosa para las estrategias de </w:t>
-      </w:r>
-      <w:r>
-        <w:rPr>
-          <w:rStyle w:val="Extranjerismo"/>
-          <w:lang w:val="es-419" w:eastAsia="es-CO"/>
-        </w:rPr>
-        <w:t>marketing</w:t>
-      </w:r>
-      <w:r>
-        <w:rPr>
-          <w:lang w:val="es-419" w:eastAsia="es-CO"/>
-        </w:rPr>
-        <w:t>. Con el adecuado uso de esta información, se puede llegar a los clientes potenciales de manera más efectiva y ofrecer productos, servicios o beneficios acordes con sus necesidades e intereses.</w:t>
-      </w:r>
-    </w:p>
-    <w:p>
-      <w:pPr>
-        <w:rPr>
-          <w:lang w:val="es-419" w:eastAsia="es-CO"/>
-        </w:rPr>
-      </w:pPr>
-      <w:r>
-        <w:rPr>
-          <w:lang w:val="es-419" w:eastAsia="es-CO"/>
-        </w:rPr>
-        <w:t>No obstante, la recolección, almacenamiento, uso y circulación de los datos personales debe realizarse respetando el derecho fundamental al hábeas data y las disposiciones establecidas en la Ley 1581 de 2012 y el Decreto 1074 de 2015. Asimismo, cuando la información sea utilizada para fines de contacto o comunicación comercial con consumidores, deberán observarse las disposiciones de la Ley 2300 de 2023.</w:t>
-      </w:r>
-    </w:p>
-    <w:p>
-      <w:pPr>
-        <w:pStyle w:val="Ttulo2"/>
-      </w:pPr>
-      <w:bookmarkStart w:id="10" w:name="_Toc232864559"/>
-      <w:r>
-        <w:t>Implementación de bases de datos</w:t>
-      </w:r>
-      <w:bookmarkEnd w:id="10"/>
-    </w:p>
-    <w:p>
-      <w:pPr>
-        <w:rPr>
-          <w:lang w:val="es-419" w:eastAsia="es-CO"/>
-        </w:rPr>
-      </w:pPr>
-      <w:r>
-        <w:rPr>
-          <w:lang w:val="es-419" w:eastAsia="es-CO"/>
-        </w:rPr>
-        <w:t xml:space="preserve">La construcción de relaciones a largo plazo que se fundamenta en la fidelización de clientes significa un importante factor para conservar la comunidad creada alrededor de una marca. Con ello, como se ha mencionado en varias ocasiones y es preciso recordar, las empresas deben enfocarse en conocer a sus clientes, entender sus necesidades, celebrar sus gustos y compartir experiencias de valor para seguir </w:t>
-      </w:r>
-      <w:r>
-        <w:rPr>
-          <w:lang w:val="es-419" w:eastAsia="es-CO"/>
-        </w:rPr>
-        <w:lastRenderedPageBreak/>
-        <w:t>creciendo en el mercado, desde sus clientes antiguos hacia la prospección de los que pueden llegar basados en la experiencia de los primeros. De esta forma, es importante llevar un registro y control de los datos de cada cliente, con lo cual las bases de datos constituyen un factor importante dentro del proceso de fidelización.</w:t>
-      </w:r>
-    </w:p>
-    <w:p>
-      <w:pPr>
-        <w:rPr>
-          <w:lang w:val="es-419" w:eastAsia="es-CO"/>
-        </w:rPr>
-      </w:pPr>
-      <w:r>
-        <w:rPr>
-          <w:lang w:val="es-419" w:eastAsia="es-CO"/>
-        </w:rPr>
-        <w:t xml:space="preserve">Las bases de datos se constituyen principalmente por información del historial de ventas, datos demográficos y socioeconómicos, además de otros que la empresa puede definir como determinantes. Tal como lo afirman García y Gutiérrez (2013), “Este tipo de información ayuda a la empresa a conocer mejor a sus clientes, de modo que se puedan llevar a cabo acciones de </w:t>
-      </w:r>
-      <w:r>
-        <w:rPr>
-          <w:rStyle w:val="Extranjerismo"/>
-          <w:lang w:val="es-419" w:eastAsia="es-CO"/>
-        </w:rPr>
-        <w:t>marketing</w:t>
-      </w:r>
-      <w:r>
-        <w:rPr>
-          <w:lang w:val="es-419" w:eastAsia="es-CO"/>
-        </w:rPr>
-        <w:t xml:space="preserve"> individualizadas” (p.135). Esto permitirá personalizar la información y dirigir las estrategias hacia los enfoques de los clientes, para lograr una ventaja competitiva frente a otras empresas del sector.</w:t>
-      </w:r>
-    </w:p>
-    <w:p>
-      <w:pPr>
-        <w:rPr>
-          <w:lang w:val="es-419" w:eastAsia="es-CO"/>
-        </w:rPr>
-      </w:pPr>
-      <w:r>
-        <w:rPr>
-          <w:lang w:val="es-419" w:eastAsia="es-CO"/>
-        </w:rPr>
-        <w:t>Es importante tener en cuenta que el historial de ventas, los datos demográficos, socioeconómicos y demás información asociada a una persona natural constituyen datos personales o pueden permitir su identificación. Por esta razón, su recolección y tratamiento deben realizarse con autorización previa del titular, para una finalidad específica y aplicando medidas de seguridad que garanticen su protección, así como el respeto de los derechos de consulta, actualización, rectificación y supresión de la información, de conformidad con la Ley 1581 de 2012 y el Decreto 1074 de 2015.</w:t>
-      </w:r>
-    </w:p>
-    <w:p>
-      <w:pPr>
-        <w:rPr>
-          <w:lang w:val="es-419" w:eastAsia="es-CO"/>
-        </w:rPr>
-      </w:pPr>
-      <w:r>
-        <w:rPr>
-          <w:lang w:val="es-419" w:eastAsia="es-CO"/>
-        </w:rPr>
-        <w:t xml:space="preserve">Las nuevas tecnologías han desempeñado un papel crucial para el manejo de la información en las bases de datos, generando mecanismos de automatización que, al conectar con herramientas como el </w:t>
-      </w:r>
-      <w:r>
-        <w:rPr>
-          <w:rStyle w:val="Extranjerismo"/>
-          <w:lang w:val="es-419" w:eastAsia="es-CO"/>
-        </w:rPr>
-        <w:t>email marketing</w:t>
-      </w:r>
-      <w:r>
-        <w:rPr>
-          <w:lang w:val="es-419" w:eastAsia="es-CO"/>
-        </w:rPr>
-        <w:t>, logran</w:t>
-      </w:r>
-      <w:r>
-        <w:rPr>
-          <w:lang w:val="es-419" w:eastAsia="es-CO"/>
-        </w:rPr>
-        <w:t xml:space="preserve"> un alcance muy elevado de usuarios, lo cual optimiza recursos y supone beneficios para la empresa.</w:t>
-      </w:r>
-    </w:p>
-    <w:p>
-      <w:pPr>
-        <w:pStyle w:val="Ttulo2"/>
-      </w:pPr>
-      <w:bookmarkStart w:id="11" w:name="_Toc232864560"/>
-      <w:r>
-        <w:lastRenderedPageBreak/>
-        <w:t>Generación de una base de datos</w:t>
-      </w:r>
-      <w:bookmarkEnd w:id="11"/>
-    </w:p>
-    <w:p>
-      <w:pPr>
-        <w:rPr>
-          <w:lang w:val="es-419" w:eastAsia="es-CO"/>
-        </w:rPr>
-      </w:pPr>
-      <w:r>
-        <w:rPr>
-          <w:lang w:val="es-419" w:eastAsia="es-CO"/>
-        </w:rPr>
-        <w:t>La base de datos se construye desde el primer acercamiento del cliente con los productos o servicios de una empresa y es un proceso que se lleva a cabo en el tiempo, para establecer relaciones a largo plazo que conecten ambas partes desde las acciones del emisor con las reacciones del receptor, en este caso, los clientes.</w:t>
-      </w:r>
-    </w:p>
-    <w:p>
-      <w:pPr>
-        <w:rPr>
-          <w:lang w:val="es-419" w:eastAsia="es-CO"/>
-        </w:rPr>
-      </w:pPr>
-      <w:r>
-        <w:rPr>
-          <w:lang w:val="es-419" w:eastAsia="es-CO"/>
-        </w:rPr>
-        <w:t>Antes de iniciar la generación de una base de datos, es necesario tener en cuenta que la recolección de datos personales debe realizarse con autorización previa, expresa e informada del titular, contar con una política de tratamiento de datos personales y responder a una finalidad definida, de conformidad con la Ley 1581 de 2012 y el Decreto 1074 de 2015.</w:t>
-      </w:r>
-    </w:p>
-    <w:p>
-      <w:pPr>
-        <w:rPr>
-          <w:lang w:val="es-419" w:eastAsia="es-CO"/>
-        </w:rPr>
-      </w:pPr>
-      <w:r>
-        <w:rPr>
-          <w:lang w:val="es-419" w:eastAsia="es-CO"/>
-        </w:rPr>
-        <w:t>Para generar una base de datos, se deben tener en cuenta las siguientes fases (García y Gutiérrez, 2013):</w:t>
-      </w:r>
-    </w:p>
-    <w:p>
-      <w:pPr>
-        <w:rPr>
-          <w:b/>
-          <w:bCs/>
-          <w:lang w:val="es-419" w:eastAsia="es-CO"/>
-        </w:rPr>
-      </w:pPr>
-      <w:r>
-        <w:rPr>
-          <w:b/>
-          <w:bCs/>
-          <w:lang w:val="es-419" w:eastAsia="es-CO"/>
-        </w:rPr>
-        <w:t>Determinar la tecnología adecuada</w:t>
-      </w:r>
-    </w:p>
-    <w:p>
-      <w:pPr>
-        <w:rPr>
-          <w:lang w:val="es-419" w:eastAsia="es-CO"/>
-        </w:rPr>
-      </w:pPr>
-      <w:r>
-        <w:rPr>
-          <w:lang w:val="es-419" w:eastAsia="es-CO"/>
-        </w:rPr>
-        <w:t>Al tener en cuenta factores económicos, magnitud de la empresa y público objetivo, se puede determinar el tipo de software a utilizarse para desarrollar la base de datos.</w:t>
-      </w:r>
-    </w:p>
-    <w:p>
-      <w:pPr>
-        <w:rPr>
-          <w:b/>
-          <w:bCs/>
-          <w:lang w:val="es-419" w:eastAsia="es-CO"/>
-        </w:rPr>
-      </w:pPr>
-      <w:r>
-        <w:rPr>
-          <w:b/>
-          <w:bCs/>
-          <w:lang w:val="es-419" w:eastAsia="es-CO"/>
-        </w:rPr>
-        <w:t>Determinar la información requerida</w:t>
-      </w:r>
-    </w:p>
-    <w:p>
-      <w:pPr>
-        <w:rPr>
-          <w:lang w:val="es-419" w:eastAsia="es-CO"/>
-        </w:rPr>
-      </w:pPr>
-      <w:r>
-        <w:rPr>
-          <w:lang w:val="es-419" w:eastAsia="es-CO"/>
-        </w:rPr>
-        <w:t>Los datos recopilados pueden ser entregados por el cliente o pueden ser supuestos por la empresa</w:t>
-      </w:r>
-      <w:r>
-        <w:rPr>
-          <w:lang w:val="es-419" w:eastAsia="es-CO"/>
-        </w:rPr>
-        <w:t>,</w:t>
-      </w:r>
-      <w:r>
-        <w:rPr>
-          <w:lang w:val="es-419" w:eastAsia="es-CO"/>
-        </w:rPr>
-        <w:t xml:space="preserve"> enfocándose en el comportamiento rutinario de este al conectar con la empresa.</w:t>
-      </w:r>
-      <w:r>
-        <w:rPr>
-          <w:lang w:val="es-419" w:eastAsia="es-CO"/>
-        </w:rPr>
-        <w:t xml:space="preserve"> </w:t>
-      </w:r>
-    </w:p>
-    <w:p>
-      <w:pPr>
-        <w:rPr>
-          <w:lang w:val="es-419" w:eastAsia="es-CO"/>
-        </w:rPr>
-      </w:pPr>
-      <w:r>
-        <w:rPr>
-          <w:lang w:val="es-419" w:eastAsia="es-CO"/>
-        </w:rPr>
-        <w:lastRenderedPageBreak/>
-        <w:t>Entre la información importante, se encuentran los datos personales, datos de contacto, datos demográficos, datos de compras, visitas a puntos de venta o detalles de los pagos, entre otros.</w:t>
-      </w:r>
-    </w:p>
-    <w:p>
-      <w:pPr>
-        <w:rPr>
-          <w:b/>
-          <w:bCs/>
-          <w:lang w:val="es-419" w:eastAsia="es-CO"/>
-        </w:rPr>
-      </w:pPr>
-      <w:r>
-        <w:rPr>
-          <w:b/>
-          <w:bCs/>
-          <w:lang w:val="es-419" w:eastAsia="es-CO"/>
-        </w:rPr>
-        <w:t>Determinar el método de recolección de datos</w:t>
-      </w:r>
-    </w:p>
-    <w:p>
-      <w:pPr>
-        <w:rPr>
-          <w:lang w:val="es-419" w:eastAsia="es-CO"/>
-        </w:rPr>
-      </w:pPr>
-      <w:r>
-        <w:rPr>
-          <w:lang w:val="es-419" w:eastAsia="es-CO"/>
-        </w:rPr>
-        <w:t>La forma de recolectar la información se determina por los medios utilizados por la empresa y que el cliente esté dispuesto a entregar los datos solicitados. Esto supone el uso de formularios, cuestionarios de preguntas cortas o el diligenciamiento de plataformas.</w:t>
-      </w:r>
-    </w:p>
-    <w:p>
-      <w:pPr>
-        <w:rPr>
-          <w:b/>
-          <w:bCs/>
-          <w:lang w:val="es-419" w:eastAsia="es-CO"/>
-        </w:rPr>
-      </w:pPr>
-      <w:r>
-        <w:rPr>
-          <w:b/>
-          <w:bCs/>
-          <w:lang w:val="es-419" w:eastAsia="es-CO"/>
-        </w:rPr>
-        <w:t>Utilización de la base de datos</w:t>
-      </w:r>
-    </w:p>
-    <w:p>
-      <w:pPr>
-        <w:rPr>
-          <w:lang w:val="es-419" w:eastAsia="es-CO"/>
-        </w:rPr>
-      </w:pPr>
-      <w:r>
-        <w:rPr>
-          <w:lang w:val="es-419" w:eastAsia="es-CO"/>
-        </w:rPr>
-        <w:t xml:space="preserve">De acuerdo con la información recolectada, las bases de datos permiten conocer al cliente para ofrecerle un servicio personalizado y diferenciador </w:t>
-      </w:r>
-      <w:r>
-        <w:rPr>
-          <w:lang w:val="es-419" w:eastAsia="es-CO"/>
-        </w:rPr>
-        <w:t>que le</w:t>
-      </w:r>
-      <w:r>
-        <w:rPr>
-          <w:lang w:val="es-419" w:eastAsia="es-CO"/>
-        </w:rPr>
-        <w:t xml:space="preserve"> genere satisfacción.</w:t>
-      </w:r>
-    </w:p>
-    <w:p>
-      <w:pPr>
-        <w:rPr>
-          <w:b/>
-          <w:bCs/>
-          <w:lang w:val="es-419" w:eastAsia="es-CO"/>
-        </w:rPr>
-      </w:pPr>
-      <w:r>
-        <w:rPr>
-          <w:b/>
-          <w:bCs/>
-          <w:lang w:val="es-419" w:eastAsia="es-CO"/>
-        </w:rPr>
-        <w:t>Actualización de la base de datos</w:t>
-      </w:r>
-    </w:p>
-    <w:p>
-      <w:pPr>
-        <w:rPr>
-          <w:lang w:val="es-419" w:eastAsia="es-CO"/>
-        </w:rPr>
-      </w:pPr>
-      <w:r>
-        <w:rPr>
-          <w:lang w:val="es-419" w:eastAsia="es-CO"/>
-        </w:rPr>
-        <w:t>Actualizar constantemente las bases de datos permite una correcta entrega de información para cumplir la misión de estas en la resolución de necesidades que presente el cliente.</w:t>
-      </w:r>
-    </w:p>
-    <w:p>
-      <w:pPr>
-        <w:pStyle w:val="Ttulo2"/>
-      </w:pPr>
-      <w:bookmarkStart w:id="12" w:name="_Toc232864561"/>
-      <w:r>
-        <w:t>Trazabilidad del servicio</w:t>
-      </w:r>
-      <w:bookmarkEnd w:id="12"/>
-    </w:p>
-    <w:p>
-      <w:pPr>
-        <w:rPr>
-          <w:lang w:val="es-419" w:eastAsia="es-CO"/>
-        </w:rPr>
-      </w:pPr>
-      <w:r>
-        <w:rPr>
-          <w:lang w:val="es-419" w:eastAsia="es-CO"/>
-        </w:rPr>
-        <w:t>Dentro de la fidelización de clientes inherente al servicio al cliente, se debe determinar en qué punto se encuentra el cliente potencial con relación al proceso de venta. De esta monitorización surge la necesidad de la trazabilidad del servicio para saber cómo reaccionar ante los eventos que se susciten. El poder de la trazabilidad se ajusta al conocimiento del cliente</w:t>
-      </w:r>
-      <w:r>
-        <w:rPr>
-          <w:lang w:val="es-419" w:eastAsia="es-CO"/>
-        </w:rPr>
-        <w:t>,</w:t>
-      </w:r>
-      <w:r>
-        <w:rPr>
-          <w:lang w:val="es-419" w:eastAsia="es-CO"/>
-        </w:rPr>
-        <w:t xml:space="preserve"> determinando en qué punto se encuentra, si es </w:t>
-      </w:r>
-      <w:r>
-        <w:rPr>
-          <w:lang w:val="es-419" w:eastAsia="es-CO"/>
-        </w:rPr>
-        <w:lastRenderedPageBreak/>
-        <w:t>necesario instruirlo acerca del producto que está interesado en adquirir o simplemente incentivarlo un poco para que lleve a cabo la compra. Según el portal web Leader</w:t>
-      </w:r>
-      <w:r>
-        <w:rPr>
-          <w:lang w:val="es-419" w:eastAsia="es-CO"/>
-        </w:rPr>
-        <w:t xml:space="preserve"> </w:t>
-      </w:r>
-      <w:r>
-        <w:rPr>
-          <w:lang w:val="es-419" w:eastAsia="es-CO"/>
-        </w:rPr>
-        <w:t xml:space="preserve">Marketing Solutions (2018), el </w:t>
-      </w:r>
-      <w:r>
-        <w:rPr>
-          <w:rStyle w:val="Extranjerismo"/>
-        </w:rPr>
-        <w:t>lead</w:t>
-      </w:r>
-      <w:r>
-        <w:rPr>
-          <w:lang w:val="es-419" w:eastAsia="es-CO"/>
-        </w:rPr>
-        <w:t xml:space="preserve"> puede ubicarse en uno de los siguientes escenarios:</w:t>
+        <w:t>Investigación.</w:t>
       </w:r>
     </w:p>
     <w:p>
@@ -7449,7 +7630,7 @@
         <w:rPr>
           <w:lang w:val="es-419" w:eastAsia="es-CO"/>
         </w:rPr>
-        <w:t>Concienciación.</w:t>
+        <w:t>Decisión.</w:t>
       </w:r>
     </w:p>
     <w:p>
@@ -7467,42 +7648,6 @@
         <w:rPr>
           <w:lang w:val="es-419" w:eastAsia="es-CO"/>
         </w:rPr>
-        <w:t>Investigación.</w:t>
-      </w:r>
-    </w:p>
-    <w:p>
-      <w:pPr>
-        <w:pStyle w:val="Prrafodelista"/>
-        <w:numPr>
-          <w:ilvl w:val="0"/>
-          <w:numId w:val="27"/>
-        </w:numPr>
-        <w:rPr>
-          <w:lang w:val="es-419" w:eastAsia="es-CO"/>
-        </w:rPr>
-      </w:pPr>
-      <w:r>
-        <w:rPr>
-          <w:lang w:val="es-419" w:eastAsia="es-CO"/>
-        </w:rPr>
-        <w:t>Decisión.</w:t>
-      </w:r>
-    </w:p>
-    <w:p>
-      <w:pPr>
-        <w:pStyle w:val="Prrafodelista"/>
-        <w:numPr>
-          <w:ilvl w:val="0"/>
-          <w:numId w:val="27"/>
-        </w:numPr>
-        <w:rPr>
-          <w:lang w:val="es-419" w:eastAsia="es-CO"/>
-        </w:rPr>
-      </w:pPr>
-      <w:r>
-        <w:rPr>
-          <w:lang w:val="es-419" w:eastAsia="es-CO"/>
-        </w:rPr>
         <w:t xml:space="preserve">Acción. </w:t>
       </w:r>
     </w:p>
@@ -7640,7 +7785,7 @@
       <w:pPr>
         <w:pStyle w:val="Titulosgenerales"/>
       </w:pPr>
-      <w:bookmarkStart w:id="13" w:name="_Toc232864562"/>
+      <w:bookmarkStart w:id="13" w:name="_Toc242959779"/>
       <w:r>
         <w:lastRenderedPageBreak/>
         <w:t>S</w:t>
@@ -7719,6 +7864,7 @@
     <w:p>
       <w:pPr>
         <w:ind w:firstLine="0"/>
+        <w:jc w:val="center"/>
         <w:rPr>
           <w:lang w:val="es-419" w:eastAsia="es-CO"/>
         </w:rPr>
@@ -7729,10 +7875,10 @@
           <w:lang w:val="es-419" w:eastAsia="es-CO"/>
         </w:rPr>
         <w:drawing>
-          <wp:inline distT="0" distB="0" distL="0" distR="0" wp14:anchorId="39B4385B" wp14:editId="04AE5F8C">
-            <wp:extent cx="6332220" cy="2259965"/>
-            <wp:effectExtent l="0" t="0" r="0" b="6985"/>
-            <wp:docPr id="644762282" name="Gráfico 4" descr="La imagen presenta un esquema sobre la interacción con clientes en el proceso de venta, organizado en cuatro ejes principales: primero, los fundamentos de la venta, que incluyen el proceso, los canales y el social selling; segundo, la comunicación asertiva con clientes, enfocada en la redacción y planificación de medios digitales; tercero, la introducción al CRM como herramienta de gestión; y cuarto, la fidelización y mantenimiento del servicio al cliente en redes sociales, mediante la implementación, generación de bases de datos y trazabilidad del servicio."/>
+          <wp:inline distT="0" distB="0" distL="0" distR="0" wp14:anchorId="70329E7F" wp14:editId="3AB771D3">
+            <wp:extent cx="6332220" cy="2653665"/>
+            <wp:effectExtent l="0" t="0" r="0" b="0"/>
+            <wp:docPr id="1" name="Imagen 1" descr="La imagen presenta un esquema sobre la interacción con clientes en el proceso de venta, organizado en cuatro ejes principales: primero, los fundamentos de la venta, que incluyen el proceso, los canales y el social selling; segundo, la comunicación asertiva con clientes, enfocada en la redacción y planificación de medios digitales; tercero, la introducción al CRM como herramienta de gestión; y cuarto, la fidelización y mantenimiento del servicio al cliente en redes sociales, mediante la implementación, generación de bases de datos y trazabilidad del servicio."/>
             <wp:cNvGraphicFramePr>
               <a:graphicFrameLocks xmlns:a="http://schemas.openxmlformats.org/drawingml/2006/main" noChangeAspect="1"/>
             </wp:cNvGraphicFramePr>
@@ -7740,14 +7886,14 @@
               <a:graphicData uri="http://schemas.openxmlformats.org/drawingml/2006/picture">
                 <pic:pic xmlns:pic="http://schemas.openxmlformats.org/drawingml/2006/picture">
                   <pic:nvPicPr>
-                    <pic:cNvPr id="644762282" name="Gráfico 4" descr="La imagen presenta un esquema sobre la interacción con clientes en el proceso de venta, organizado en cuatro ejes principales: primero, los fundamentos de la venta, que incluyen el proceso, los canales y el social selling; segundo, la comunicación asertiva con clientes, enfocada en la redacción y planificación de medios digitales; tercero, la introducción al CRM como herramienta de gestión; y cuarto, la fidelización y mantenimiento del servicio al cliente en redes sociales, mediante la implementación, generación de bases de datos y trazabilidad del servicio."/>
+                    <pic:cNvPr id="1" name="Imagen 1" descr="La imagen presenta un esquema sobre la interacción con clientes en el proceso de venta, organizado en cuatro ejes principales: primero, los fundamentos de la venta, que incluyen el proceso, los canales y el social selling; segundo, la comunicación asertiva con clientes, enfocada en la redacción y planificación de medios digitales; tercero, la introducción al CRM como herramienta de gestión; y cuarto, la fidelización y mantenimiento del servicio al cliente en redes sociales, mediante la implementación, generación de bases de datos y trazabilidad del servicio."/>
                     <pic:cNvPicPr/>
                   </pic:nvPicPr>
                   <pic:blipFill>
                     <a:blip r:embed="rId16">
                       <a:extLst>
-                        <a:ext uri="{96DAC541-7B7A-43D3-8B79-37D633B846F1}">
-                          <asvg:svgBlip xmlns:asvg="http://schemas.microsoft.com/office/drawing/2016/SVG/main" r:embed="rId17"/>
+                        <a:ext uri="{28A0092B-C50C-407E-A947-70E740481C1C}">
+                          <a14:useLocalDpi xmlns:a14="http://schemas.microsoft.com/office/drawing/2010/main" val="0"/>
                         </a:ext>
                       </a:extLst>
                     </a:blip>
@@ -7758,7 +7904,7 @@
                   <pic:spPr>
                     <a:xfrm>
                       <a:off x="0" y="0"/>
-                      <a:ext cx="6332220" cy="2259965"/>
+                      <a:ext cx="6332220" cy="2653665"/>
                     </a:xfrm>
                     <a:prstGeom prst="rect">
                       <a:avLst/>
@@ -7775,7 +7921,7 @@
       <w:pPr>
         <w:pStyle w:val="Titulosgenerales"/>
       </w:pPr>
-      <w:bookmarkStart w:id="14" w:name="_Toc232864563"/>
+      <w:bookmarkStart w:id="14" w:name="_Toc242959780"/>
       <w:r>
         <w:lastRenderedPageBreak/>
         <w:t>Glosario</w:t>
@@ -7917,7 +8063,7 @@
       <w:pPr>
         <w:pStyle w:val="Titulosgenerales"/>
       </w:pPr>
-      <w:bookmarkStart w:id="15" w:name="_Toc232864564"/>
+      <w:bookmarkStart w:id="15" w:name="_Toc242959781"/>
       <w:r>
         <w:lastRenderedPageBreak/>
         <w:t>Referencias bibliográficas</w:t>
@@ -7928,6 +8074,7 @@
       </w:r>
     </w:p>
     <w:p>
+      <w:bookmarkStart w:id="16" w:name="_Hlk242959624"/>
       <w:r>
         <w:t xml:space="preserve">Ariza, F. y Ariza, J. (2014). Comunicación empresarial y atención al cliente. McGraw-Hill Interamericana. </w:t>
       </w:r>
@@ -7947,6 +8094,32 @@
     </w:p>
     <w:p>
       <w:r>
+        <w:t xml:space="preserve">Congreso de Colombia. (2012, 17 de octubre). Ley 1581 de 2012. Por la cual se dictan disposiciones generales para la protección de datos personales. Diario Oficial. </w:t>
+      </w:r>
+      <w:hyperlink r:id="rId17" w:history="1">
+        <w:r>
+          <w:rPr>
+            <w:rStyle w:val="Hipervnculo"/>
+          </w:rPr>
+          <w:t>https://www.funcionpublica.gov.co/eva/gestornormativo/norma.php?i=49981</w:t>
+        </w:r>
+      </w:hyperlink>
+    </w:p>
+    <w:p>
+      <w:r>
+        <w:t xml:space="preserve">Congreso de Colombia. (2023, 10 de julio). Ley 2300 de 2023. Por medio de la cual se establecen medidas que protejan el derecho a la intimidad de los consumidores. Diario Oficial. </w:t>
+      </w:r>
+      <w:hyperlink r:id="rId18" w:history="1">
+        <w:r>
+          <w:rPr>
+            <w:rStyle w:val="Hipervnculo"/>
+          </w:rPr>
+          <w:t>https://www.funcionpublica.gov.co/eva/gestornormativo/norma.php?i=213990</w:t>
+        </w:r>
+      </w:hyperlink>
+    </w:p>
+    <w:p>
+      <w:r>
         <w:t xml:space="preserve">Contreras, N. (2019, 12 de marzo). </w:t>
       </w:r>
       <w:r>
@@ -7958,7 +8131,7 @@
       <w:r>
         <w:t xml:space="preserve">: La guía de ventas en redes sociales. Hootsuite. </w:t>
       </w:r>
-      <w:hyperlink r:id="rId18" w:history="1">
+      <w:hyperlink r:id="rId19" w:history="1">
         <w:r>
           <w:rPr>
             <w:rStyle w:val="Hipervnculo"/>
@@ -7971,47 +8144,15 @@
       </w:r>
     </w:p>
     <w:p>
-      <w:r>
-        <w:t xml:space="preserve">Congreso de Colombia. (2012, 17 de octubre). Ley 1581 de 2012. Por la cual se dictan disposiciones generales para la protección de datos personales. Diario Oficial. </w:t>
-      </w:r>
-      <w:hyperlink r:id="rId19" w:history="1">
-        <w:r>
-          <w:rPr>
-            <w:rStyle w:val="Hipervnculo"/>
-          </w:rPr>
-          <w:t>https://www.suin-juriscol.gov.co/viewDocument.asp?id=1684507</w:t>
-        </w:r>
-      </w:hyperlink>
-      <w:r>
-        <w:t xml:space="preserve"> </w:t>
-      </w:r>
-    </w:p>
-    <w:p>
-      <w:r>
-        <w:t xml:space="preserve">Congreso de Colombia. (2023, 10 de julio). Ley 2300 de 2023. Por medio de la cual se establecen medidas que protejan el derecho a la intimidad de los consumidores. Diario Oficial. </w:t>
+      <w:proofErr w:type="spellStart"/>
+      <w:r>
+        <w:t>Creatiburón</w:t>
+      </w:r>
+      <w:proofErr w:type="spellEnd"/>
+      <w:r>
+        <w:t xml:space="preserve">. (2016, 10 de octubre). Fidelización de clientes: Te doy la receta para conseguir clientes leales. </w:t>
       </w:r>
       <w:hyperlink r:id="rId20" w:history="1">
-        <w:r>
-          <w:rPr>
-            <w:rStyle w:val="Hipervnculo"/>
-          </w:rPr>
-          <w:t>https://www.suin-juriscol.gov.co/viewDocument.asp?id=30046853</w:t>
-        </w:r>
-      </w:hyperlink>
-      <w:r>
-        <w:t xml:space="preserve">  </w:t>
-      </w:r>
-    </w:p>
-    <w:p>
-      <w:proofErr w:type="spellStart"/>
-      <w:r>
-        <w:t>Creatiburón</w:t>
-      </w:r>
-      <w:proofErr w:type="spellEnd"/>
-      <w:r>
-        <w:t xml:space="preserve">. (2016, 10 de octubre). Fidelización de clientes: Te doy la receta para conseguir clientes leales. </w:t>
-      </w:r>
-      <w:hyperlink r:id="rId21" w:history="1">
         <w:r>
           <w:rPr>
             <w:rStyle w:val="Hipervnculo"/>
@@ -8046,7 +8187,7 @@
       <w:r>
         <w:t xml:space="preserve">. (2021, 28 de abril). Canales de venta: ¿Cuáles son los más eficientes hoy en día? </w:t>
       </w:r>
-      <w:hyperlink r:id="rId22" w:history="1">
+      <w:hyperlink r:id="rId21" w:history="1">
         <w:r>
           <w:rPr>
             <w:rStyle w:val="Hipervnculo"/>
@@ -8071,7 +8212,7 @@
       <w:r>
         <w:t xml:space="preserve">. IMF Blog. </w:t>
       </w:r>
-      <w:hyperlink r:id="rId23" w:history="1">
+      <w:hyperlink r:id="rId22" w:history="1">
         <w:r>
           <w:rPr>
             <w:rStyle w:val="Hipervnculo"/>
@@ -8087,17 +8228,14 @@
       <w:r>
         <w:t xml:space="preserve">Ministerio de Comercio, Industria y Turismo. (2015, 26 de mayo). Decreto 1074 de 2015. Por medio del cual se expide el Decreto Único Reglamentario del Sector Comercio, Industria y Turismo. Diario Oficial. </w:t>
       </w:r>
-      <w:hyperlink r:id="rId24" w:history="1">
+      <w:hyperlink r:id="rId23" w:history="1">
         <w:r>
           <w:rPr>
             <w:rStyle w:val="Hipervnculo"/>
           </w:rPr>
-          <w:t>https://www.suin-juriscol.gov.co/viewDocument.asp?id=30019935</w:t>
+          <w:t>https://www.funcionpublica.gov.co/eva/gestornormativo/norma.php?i=76608</w:t>
         </w:r>
       </w:hyperlink>
-      <w:r>
-        <w:t xml:space="preserve"> </w:t>
-      </w:r>
     </w:p>
     <w:p>
       <w:proofErr w:type="spellStart"/>
@@ -8106,9 +8244,17 @@
       </w:r>
       <w:proofErr w:type="spellEnd"/>
       <w:r>
-        <w:t xml:space="preserve">, G. (Mayo 22 de 2018). Tipos de ventas: ¿cuáles existen y en qué se distinguen? Rock Content - ES. </w:t>
-      </w:r>
-      <w:hyperlink r:id="rId25" w:history="1">
+        <w:t>, G. (</w:t>
+      </w:r>
+      <w:proofErr w:type="gramStart"/>
+      <w:r>
+        <w:t>Mayo</w:t>
+      </w:r>
+      <w:proofErr w:type="gramEnd"/>
+      <w:r>
+        <w:t xml:space="preserve"> 22 de 2018). Tipos de ventas: ¿cuáles existen y en qué se distinguen? Rock Content - ES. </w:t>
+      </w:r>
+      <w:hyperlink r:id="rId24" w:history="1">
         <w:r>
           <w:rPr>
             <w:rStyle w:val="Hipervnculo"/>
@@ -8124,7 +8270,7 @@
       <w:r>
         <w:t xml:space="preserve">Pastrana, C. (2014, 10 de febrero). Cómo escribir en Internet: Técnicas de redacción periodística. IEBS. </w:t>
       </w:r>
-      <w:hyperlink r:id="rId26" w:history="1">
+      <w:hyperlink r:id="rId25" w:history="1">
         <w:r>
           <w:rPr>
             <w:rStyle w:val="Hipervnculo"/>
@@ -8140,7 +8286,7 @@
       <w:r>
         <w:t xml:space="preserve">RD Station. (s. f.). Ventas: Estrategias, técnicas y todo lo que necesitas saber. </w:t>
       </w:r>
-      <w:hyperlink r:id="rId27" w:history="1">
+      <w:hyperlink r:id="rId26" w:history="1">
         <w:r>
           <w:rPr>
             <w:rStyle w:val="Hipervnculo"/>
@@ -8156,7 +8302,7 @@
       <w:r>
         <w:t xml:space="preserve">Soria Ibáñez, M. del M. (2015). Plan de medios de comunicación e Internet: UF2398. Editorial CEP. </w:t>
       </w:r>
-      <w:hyperlink r:id="rId28" w:history="1">
+      <w:hyperlink r:id="rId27" w:history="1">
         <w:r>
           <w:rPr>
             <w:rStyle w:val="Hipervnculo"/>
@@ -8185,50 +8331,20 @@
       <w:r>
         <w:t xml:space="preserve"> Blog. </w:t>
       </w:r>
-      <w:hyperlink r:id="rId29" w:history="1">
+      <w:hyperlink r:id="rId28" w:history="1">
         <w:r>
           <w:rPr>
             <w:rStyle w:val="Hipervnculo"/>
           </w:rPr>
-          <w:t>https://www.tenebit.com.co/crm-en-la-cultura-organizacional/</w:t>
+          <w:t>https://www.tenebit.com/co/blog/crm-para-clinicas-guia-completa/</w:t>
         </w:r>
       </w:hyperlink>
-      <w:r>
-        <w:t xml:space="preserve">  </w:t>
-      </w:r>
-      <w:proofErr w:type="spellStart"/>
-      <w:r>
-        <w:t>Untitled</w:t>
-      </w:r>
-      <w:proofErr w:type="spellEnd"/>
-      <w:r>
-        <w:t xml:space="preserve"> - Repositorio </w:t>
-      </w:r>
-      <w:proofErr w:type="spellStart"/>
-      <w:r>
-        <w:t>SUNEDU</w:t>
-      </w:r>
-      <w:proofErr w:type="spellEnd"/>
-    </w:p>
-    <w:p>
-      <w:proofErr w:type="spellStart"/>
-      <w:r>
-        <w:lastRenderedPageBreak/>
-        <w:t>Zendesk</w:t>
-      </w:r>
-      <w:proofErr w:type="spellEnd"/>
-      <w:r>
-        <w:t xml:space="preserve">. (13 de abril de 2022). Etapas del proceso de ventas: 7 pasos para cerrar más tratos. </w:t>
-      </w:r>
-      <w:proofErr w:type="spellStart"/>
-      <w:r>
-        <w:t>Zendesk</w:t>
-      </w:r>
-      <w:proofErr w:type="spellEnd"/>
-      <w:r>
-        <w:t xml:space="preserve"> Blog. </w:t>
-      </w:r>
-      <w:hyperlink r:id="rId30" w:history="1">
+    </w:p>
+    <w:p>
+      <w:r>
+        <w:t xml:space="preserve">Zendesk. (13 de abril de 2022). Etapas del proceso de ventas: 7 pasos para cerrar más tratos. Zendesk Blog. </w:t>
+      </w:r>
+      <w:hyperlink r:id="rId29" w:history="1">
         <w:r>
           <w:rPr>
             <w:rStyle w:val="Hipervnculo"/>
@@ -8244,7 +8360,8 @@
       <w:pPr>
         <w:pStyle w:val="Titulosgenerales"/>
       </w:pPr>
-      <w:bookmarkStart w:id="16" w:name="_Toc232864565"/>
+      <w:bookmarkStart w:id="17" w:name="_Toc242959782"/>
+      <w:bookmarkEnd w:id="16"/>
       <w:r>
         <w:lastRenderedPageBreak/>
         <w:t>C</w:t>
@@ -8252,7 +8369,7 @@
       <w:r>
         <w:t>réditos</w:t>
       </w:r>
-      <w:bookmarkEnd w:id="16"/>
+      <w:bookmarkEnd w:id="17"/>
     </w:p>
     <w:tbl>
       <w:tblPr>
@@ -9834,8 +9951,8 @@
       </w:pPr>
     </w:p>
     <w:sectPr>
-      <w:headerReference w:type="default" r:id="rId31"/>
-      <w:footerReference w:type="default" r:id="rId32"/>
+      <w:headerReference w:type="default" r:id="rId30"/>
+      <w:footerReference w:type="default" r:id="rId31"/>
       <w:pgSz w:w="12240" w:h="15840"/>
       <w:pgMar w:top="1701" w:right="1134" w:bottom="1134" w:left="1134" w:header="709" w:footer="737" w:gutter="0"/>
       <w:pgNumType w:start="1"/>
@@ -9847,7 +9964,7 @@
 </file>
 
 <file path=word/endnotes.xml><?xml version="1.0" encoding="utf-8"?>
-<w:endnotes xmlns:wpc="http://schemas.microsoft.com/office/word/2010/wordprocessingCanvas" xmlns:cx="http://schemas.microsoft.com/office/drawing/2014/chartex" xmlns:cx1="http://schemas.microsoft.com/office/drawing/2015/9/8/chartex" xmlns:cx2="http://schemas.microsoft.com/office/drawing/2015/10/21/chartex" xmlns:cx3="http://schemas.microsoft.com/office/drawing/2016/5/9/chartex" xmlns:cx4="http://schemas.microsoft.com/office/drawing/2016/5/10/chartex" xmlns:cx5="http://schemas.microsoft.com/office/drawing/2016/5/11/chartex" xmlns:cx6="http://schemas.microsoft.com/office/drawing/2016/5/12/chartex" xmlns:cx7="http://schemas.microsoft.com/office/drawing/2016/5/13/chartex" xmlns:cx8="http://schemas.microsoft.com/office/drawing/2016/5/14/chartex" xmlns:mc="http://schemas.openxmlformats.org/markup-compatibility/2006" xmlns:m="http://schemas.openxmlformats.org/officeDocument/2006/math" xmlns:aink="http://schemas.microsoft.com/office/drawing/2016/ink" xmlns:am3d="http://schemas.microsoft.com/office/drawing/2017/model3d" xmlns:oel="http://schemas.microsoft.com/office/2019/extlst" xmlns:r="http://schemas.openxmlformats.org/officeDocument/2006/relationships" xmlns:wp14="http://schemas.microsoft.com/office/word/2010/wordprocessingDrawing" xmlns:wp="http://schemas.openxmlformats.org/drawingml/2006/wordprocessingDrawing" xmlns:wpg="http://schemas.microsoft.com/office/word/2010/wordprocessingGroup" xmlns:wpi="http://schemas.microsoft.com/office/word/2010/wordprocessingInk" xmlns:wps="http://schemas.microsoft.com/office/word/2010/wordprocessingShape" xmlns:o="urn:schemas-microsoft-com:office:office" xmlns:v="urn:schemas-microsoft-com:vml" xmlns:w10="urn:schemas-microsoft-com:office:word" xmlns:w="http://schemas.openxmlformats.org/wordprocessingml/2006/main" xmlns:w14="http://schemas.microsoft.com/office/word/2010/wordml" xmlns:w15="http://schemas.microsoft.com/office/word/2012/wordml" xmlns:w16cex="http://schemas.microsoft.com/office/word/2018/wordml/cex" xmlns:w16cid="http://schemas.microsoft.com/office/word/2016/wordml/cid" xmlns:w16="http://schemas.microsoft.com/office/word/2018/wordml" xmlns:w16sdtdh="http://schemas.microsoft.com/office/word/2020/wordml/sdtdatahash" xmlns:w16sdtfl="http://schemas.microsoft.com/office/word/2024/wordml/sdtformatlock" xmlns:w16se="http://schemas.microsoft.com/office/word/2015/wordml/symex" xmlns:w16du="http://schemas.microsoft.com/office/word/2023/wordml/word16du" xmlns:wne="http://schemas.microsoft.com/office/word/2006/wordml" mc:Ignorable="w14 w15 w16se w16cid w16 w16cex w16sdtdh w16sdtfl w16du wp14">
+<w:endnotes xmlns:wpc="http://schemas.microsoft.com/office/word/2010/wordprocessingCanvas" xmlns:cx="http://schemas.microsoft.com/office/drawing/2014/chartex" xmlns:cx1="http://schemas.microsoft.com/office/drawing/2015/9/8/chartex" xmlns:cx2="http://schemas.microsoft.com/office/drawing/2015/10/21/chartex" xmlns:cx3="http://schemas.microsoft.com/office/drawing/2016/5/9/chartex" xmlns:cx4="http://schemas.microsoft.com/office/drawing/2016/5/10/chartex" xmlns:cx5="http://schemas.microsoft.com/office/drawing/2016/5/11/chartex" xmlns:cx6="http://schemas.microsoft.com/office/drawing/2016/5/12/chartex" xmlns:cx7="http://schemas.microsoft.com/office/drawing/2016/5/13/chartex" xmlns:cx8="http://schemas.microsoft.com/office/drawing/2016/5/14/chartex" xmlns:mc="http://schemas.openxmlformats.org/markup-compatibility/2006" xmlns:aink="http://schemas.microsoft.com/office/drawing/2016/ink" xmlns:am3d="http://schemas.microsoft.com/office/drawing/2017/model3d" xmlns:o="urn:schemas-microsoft-com:office:office" xmlns:r="http://schemas.openxmlformats.org/officeDocument/2006/relationships" xmlns:m="http://schemas.openxmlformats.org/officeDocument/2006/math" xmlns:v="urn:schemas-microsoft-com:vml" xmlns:wp14="http://schemas.microsoft.com/office/word/2010/wordprocessingDrawing" xmlns:wp="http://schemas.openxmlformats.org/drawingml/2006/wordprocessingDrawing" xmlns:w10="urn:schemas-microsoft-com:office:word" xmlns:w="http://schemas.openxmlformats.org/wordprocessingml/2006/main" xmlns:w14="http://schemas.microsoft.com/office/word/2010/wordml" xmlns:w15="http://schemas.microsoft.com/office/word/2012/wordml" xmlns:w16cex="http://schemas.microsoft.com/office/word/2018/wordml/cex" xmlns:w16cid="http://schemas.microsoft.com/office/word/2016/wordml/cid" xmlns:w16="http://schemas.microsoft.com/office/word/2018/wordml" xmlns:w16sdtdh="http://schemas.microsoft.com/office/word/2020/wordml/sdtdatahash" xmlns:w16se="http://schemas.microsoft.com/office/word/2015/wordml/symex" xmlns:wpg="http://schemas.microsoft.com/office/word/2010/wordprocessingGroup" xmlns:wpi="http://schemas.microsoft.com/office/word/2010/wordprocessingInk" xmlns:wne="http://schemas.microsoft.com/office/word/2006/wordml" xmlns:wps="http://schemas.microsoft.com/office/word/2010/wordprocessingShape" mc:Ignorable="w14 w15 w16se w16cid w16 w16cex w16sdtdh wp14">
   <w:endnote w:type="separator" w:id="-1">
     <w:p>
       <w:pPr>
@@ -9872,7 +9989,7 @@
 </file>
 
 <file path=word/footer1.xml><?xml version="1.0" encoding="utf-8"?>
-<w:ftr xmlns:wpc="http://schemas.microsoft.com/office/word/2010/wordprocessingCanvas" xmlns:cx="http://schemas.microsoft.com/office/drawing/2014/chartex" xmlns:cx1="http://schemas.microsoft.com/office/drawing/2015/9/8/chartex" xmlns:cx2="http://schemas.microsoft.com/office/drawing/2015/10/21/chartex" xmlns:cx3="http://schemas.microsoft.com/office/drawing/2016/5/9/chartex" xmlns:cx4="http://schemas.microsoft.com/office/drawing/2016/5/10/chartex" xmlns:cx5="http://schemas.microsoft.com/office/drawing/2016/5/11/chartex" xmlns:cx6="http://schemas.microsoft.com/office/drawing/2016/5/12/chartex" xmlns:cx7="http://schemas.microsoft.com/office/drawing/2016/5/13/chartex" xmlns:cx8="http://schemas.microsoft.com/office/drawing/2016/5/14/chartex" xmlns:mc="http://schemas.openxmlformats.org/markup-compatibility/2006" xmlns:m="http://schemas.openxmlformats.org/officeDocument/2006/math" xmlns:aink="http://schemas.microsoft.com/office/drawing/2016/ink" xmlns:am3d="http://schemas.microsoft.com/office/drawing/2017/model3d" xmlns:oel="http://schemas.microsoft.com/office/2019/extlst" xmlns:r="http://schemas.openxmlformats.org/officeDocument/2006/relationships" xmlns:wp14="http://schemas.microsoft.com/office/word/2010/wordprocessingDrawing" xmlns:wp="http://schemas.openxmlformats.org/drawingml/2006/wordprocessingDrawing" xmlns:wpg="http://schemas.microsoft.com/office/word/2010/wordprocessingGroup" xmlns:wpi="http://schemas.microsoft.com/office/word/2010/wordprocessingInk" xmlns:wps="http://schemas.microsoft.com/office/word/2010/wordprocessingShape" xmlns:o="urn:schemas-microsoft-com:office:office" xmlns:v="urn:schemas-microsoft-com:vml" xmlns:w10="urn:schemas-microsoft-com:office:word" xmlns:w="http://schemas.openxmlformats.org/wordprocessingml/2006/main" xmlns:w14="http://schemas.microsoft.com/office/word/2010/wordml" xmlns:w15="http://schemas.microsoft.com/office/word/2012/wordml" xmlns:w16cex="http://schemas.microsoft.com/office/word/2018/wordml/cex" xmlns:w16cid="http://schemas.microsoft.com/office/word/2016/wordml/cid" xmlns:w16="http://schemas.microsoft.com/office/word/2018/wordml" xmlns:w16sdtdh="http://schemas.microsoft.com/office/word/2020/wordml/sdtdatahash" xmlns:w16sdtfl="http://schemas.microsoft.com/office/word/2024/wordml/sdtformatlock" xmlns:w16se="http://schemas.microsoft.com/office/word/2015/wordml/symex" xmlns:w16du="http://schemas.microsoft.com/office/word/2023/wordml/word16du" xmlns:wne="http://schemas.microsoft.com/office/word/2006/wordml" mc:Ignorable="w14 w15 w16se w16cid w16 w16cex w16sdtdh w16sdtfl w16du wp14">
+<w:ftr xmlns:wpc="http://schemas.microsoft.com/office/word/2010/wordprocessingCanvas" xmlns:cx="http://schemas.microsoft.com/office/drawing/2014/chartex" xmlns:cx1="http://schemas.microsoft.com/office/drawing/2015/9/8/chartex" xmlns:cx2="http://schemas.microsoft.com/office/drawing/2015/10/21/chartex" xmlns:cx3="http://schemas.microsoft.com/office/drawing/2016/5/9/chartex" xmlns:cx4="http://schemas.microsoft.com/office/drawing/2016/5/10/chartex" xmlns:cx5="http://schemas.microsoft.com/office/drawing/2016/5/11/chartex" xmlns:cx6="http://schemas.microsoft.com/office/drawing/2016/5/12/chartex" xmlns:cx7="http://schemas.microsoft.com/office/drawing/2016/5/13/chartex" xmlns:cx8="http://schemas.microsoft.com/office/drawing/2016/5/14/chartex" xmlns:mc="http://schemas.openxmlformats.org/markup-compatibility/2006" xmlns:aink="http://schemas.microsoft.com/office/drawing/2016/ink" xmlns:am3d="http://schemas.microsoft.com/office/drawing/2017/model3d" xmlns:o="urn:schemas-microsoft-com:office:office" xmlns:r="http://schemas.openxmlformats.org/officeDocument/2006/relationships" xmlns:m="http://schemas.openxmlformats.org/officeDocument/2006/math" xmlns:v="urn:schemas-microsoft-com:vml" xmlns:wp14="http://schemas.microsoft.com/office/word/2010/wordprocessingDrawing" xmlns:wp="http://schemas.openxmlformats.org/drawingml/2006/wordprocessingDrawing" xmlns:w10="urn:schemas-microsoft-com:office:word" xmlns:w="http://schemas.openxmlformats.org/wordprocessingml/2006/main" xmlns:w14="http://schemas.microsoft.com/office/word/2010/wordml" xmlns:w15="http://schemas.microsoft.com/office/word/2012/wordml" xmlns:w16cex="http://schemas.microsoft.com/office/word/2018/wordml/cex" xmlns:w16cid="http://schemas.microsoft.com/office/word/2016/wordml/cid" xmlns:w16="http://schemas.microsoft.com/office/word/2018/wordml" xmlns:w16sdtdh="http://schemas.microsoft.com/office/word/2020/wordml/sdtdatahash" xmlns:w16se="http://schemas.microsoft.com/office/word/2015/wordml/symex" xmlns:wpg="http://schemas.microsoft.com/office/word/2010/wordprocessingGroup" xmlns:wpi="http://schemas.microsoft.com/office/word/2010/wordprocessingInk" xmlns:wne="http://schemas.microsoft.com/office/word/2006/wordml" xmlns:wps="http://schemas.microsoft.com/office/word/2010/wordprocessingShape" mc:Ignorable="w14 w15 w16se w16cid w16 w16cex w16sdtdh wp14">
   <w:sdt>
     <w:sdtPr>
       <w:id w:val="-701017035"/>
@@ -9881,6 +9998,7 @@
         <w:docPartUnique/>
       </w:docPartObj>
     </w:sdtPr>
+    <w:sdtEndPr/>
     <w:sdtContent>
       <w:p>
         <w:pPr>
@@ -9899,7 +10017,7 @@
 </file>
 
 <file path=word/footer2.xml><?xml version="1.0" encoding="utf-8"?>
-<w:ftr xmlns:wpc="http://schemas.microsoft.com/office/word/2010/wordprocessingCanvas" xmlns:cx="http://schemas.microsoft.com/office/drawing/2014/chartex" xmlns:cx1="http://schemas.microsoft.com/office/drawing/2015/9/8/chartex" xmlns:cx2="http://schemas.microsoft.com/office/drawing/2015/10/21/chartex" xmlns:cx3="http://schemas.microsoft.com/office/drawing/2016/5/9/chartex" xmlns:cx4="http://schemas.microsoft.com/office/drawing/2016/5/10/chartex" xmlns:cx5="http://schemas.microsoft.com/office/drawing/2016/5/11/chartex" xmlns:cx6="http://schemas.microsoft.com/office/drawing/2016/5/12/chartex" xmlns:cx7="http://schemas.microsoft.com/office/drawing/2016/5/13/chartex" xmlns:cx8="http://schemas.microsoft.com/office/drawing/2016/5/14/chartex" xmlns:mc="http://schemas.openxmlformats.org/markup-compatibility/2006" xmlns:m="http://schemas.openxmlformats.org/officeDocument/2006/math" xmlns:aink="http://schemas.microsoft.com/office/drawing/2016/ink" xmlns:am3d="http://schemas.microsoft.com/office/drawing/2017/model3d" xmlns:oel="http://schemas.microsoft.com/office/2019/extlst" xmlns:r="http://schemas.openxmlformats.org/officeDocument/2006/relationships" xmlns:wp14="http://schemas.microsoft.com/office/word/2010/wordprocessingDrawing" xmlns:wp="http://schemas.openxmlformats.org/drawingml/2006/wordprocessingDrawing" xmlns:wpg="http://schemas.microsoft.com/office/word/2010/wordprocessingGroup" xmlns:wpi="http://schemas.microsoft.com/office/word/2010/wordprocessingInk" xmlns:wps="http://schemas.microsoft.com/office/word/2010/wordprocessingShape" xmlns:o="urn:schemas-microsoft-com:office:office" xmlns:v="urn:schemas-microsoft-com:vml" xmlns:w10="urn:schemas-microsoft-com:office:word" xmlns:w="http://schemas.openxmlformats.org/wordprocessingml/2006/main" xmlns:w14="http://schemas.microsoft.com/office/word/2010/wordml" xmlns:w15="http://schemas.microsoft.com/office/word/2012/wordml" xmlns:w16cex="http://schemas.microsoft.com/office/word/2018/wordml/cex" xmlns:w16cid="http://schemas.microsoft.com/office/word/2016/wordml/cid" xmlns:w16="http://schemas.microsoft.com/office/word/2018/wordml" xmlns:w16sdtdh="http://schemas.microsoft.com/office/word/2020/wordml/sdtdatahash" xmlns:w16sdtfl="http://schemas.microsoft.com/office/word/2024/wordml/sdtformatlock" xmlns:w16se="http://schemas.microsoft.com/office/word/2015/wordml/symex" xmlns:w16du="http://schemas.microsoft.com/office/word/2023/wordml/word16du" xmlns:wne="http://schemas.microsoft.com/office/word/2006/wordml" mc:Ignorable="w14 w15 w16se w16cid w16 w16cex w16sdtdh w16sdtfl w16du wp14">
+<w:ftr xmlns:wpc="http://schemas.microsoft.com/office/word/2010/wordprocessingCanvas" xmlns:cx="http://schemas.microsoft.com/office/drawing/2014/chartex" xmlns:cx1="http://schemas.microsoft.com/office/drawing/2015/9/8/chartex" xmlns:cx2="http://schemas.microsoft.com/office/drawing/2015/10/21/chartex" xmlns:cx3="http://schemas.microsoft.com/office/drawing/2016/5/9/chartex" xmlns:cx4="http://schemas.microsoft.com/office/drawing/2016/5/10/chartex" xmlns:cx5="http://schemas.microsoft.com/office/drawing/2016/5/11/chartex" xmlns:cx6="http://schemas.microsoft.com/office/drawing/2016/5/12/chartex" xmlns:cx7="http://schemas.microsoft.com/office/drawing/2016/5/13/chartex" xmlns:cx8="http://schemas.microsoft.com/office/drawing/2016/5/14/chartex" xmlns:mc="http://schemas.openxmlformats.org/markup-compatibility/2006" xmlns:aink="http://schemas.microsoft.com/office/drawing/2016/ink" xmlns:am3d="http://schemas.microsoft.com/office/drawing/2017/model3d" xmlns:o="urn:schemas-microsoft-com:office:office" xmlns:r="http://schemas.openxmlformats.org/officeDocument/2006/relationships" xmlns:m="http://schemas.openxmlformats.org/officeDocument/2006/math" xmlns:v="urn:schemas-microsoft-com:vml" xmlns:wp14="http://schemas.microsoft.com/office/word/2010/wordprocessingDrawing" xmlns:wp="http://schemas.openxmlformats.org/drawingml/2006/wordprocessingDrawing" xmlns:w10="urn:schemas-microsoft-com:office:word" xmlns:w="http://schemas.openxmlformats.org/wordprocessingml/2006/main" xmlns:w14="http://schemas.microsoft.com/office/word/2010/wordml" xmlns:w15="http://schemas.microsoft.com/office/word/2012/wordml" xmlns:w16cex="http://schemas.microsoft.com/office/word/2018/wordml/cex" xmlns:w16cid="http://schemas.microsoft.com/office/word/2016/wordml/cid" xmlns:w16="http://schemas.microsoft.com/office/word/2018/wordml" xmlns:w16sdtdh="http://schemas.microsoft.com/office/word/2020/wordml/sdtdatahash" xmlns:w16se="http://schemas.microsoft.com/office/word/2015/wordml/symex" xmlns:wpg="http://schemas.microsoft.com/office/word/2010/wordprocessingGroup" xmlns:wpi="http://schemas.microsoft.com/office/word/2010/wordprocessingInk" xmlns:wne="http://schemas.microsoft.com/office/word/2006/wordml" xmlns:wps="http://schemas.microsoft.com/office/word/2010/wordprocessingShape" mc:Ignorable="w14 w15 w16se w16cid w16 w16cex w16sdtdh wp14">
   <w:sdt>
     <w:sdtPr>
       <w:id w:val="-1465197936"/>
@@ -9908,6 +10026,7 @@
         <w:docPartUnique/>
       </w:docPartObj>
     </w:sdtPr>
+    <w:sdtEndPr/>
     <w:sdtContent>
       <w:p>
         <w:pPr>
@@ -9944,7 +10063,7 @@
 </file>
 
 <file path=word/footnotes.xml><?xml version="1.0" encoding="utf-8"?>
-<w:footnotes xmlns:wpc="http://schemas.microsoft.com/office/word/2010/wordprocessingCanvas" xmlns:cx="http://schemas.microsoft.com/office/drawing/2014/chartex" xmlns:cx1="http://schemas.microsoft.com/office/drawing/2015/9/8/chartex" xmlns:cx2="http://schemas.microsoft.com/office/drawing/2015/10/21/chartex" xmlns:cx3="http://schemas.microsoft.com/office/drawing/2016/5/9/chartex" xmlns:cx4="http://schemas.microsoft.com/office/drawing/2016/5/10/chartex" xmlns:cx5="http://schemas.microsoft.com/office/drawing/2016/5/11/chartex" xmlns:cx6="http://schemas.microsoft.com/office/drawing/2016/5/12/chartex" xmlns:cx7="http://schemas.microsoft.com/office/drawing/2016/5/13/chartex" xmlns:cx8="http://schemas.microsoft.com/office/drawing/2016/5/14/chartex" xmlns:mc="http://schemas.openxmlformats.org/markup-compatibility/2006" xmlns:m="http://schemas.openxmlformats.org/officeDocument/2006/math" xmlns:aink="http://schemas.microsoft.com/office/drawing/2016/ink" xmlns:am3d="http://schemas.microsoft.com/office/drawing/2017/model3d" xmlns:oel="http://schemas.microsoft.com/office/2019/extlst" xmlns:r="http://schemas.openxmlformats.org/officeDocument/2006/relationships" xmlns:wp14="http://schemas.microsoft.com/office/word/2010/wordprocessingDrawing" xmlns:wp="http://schemas.openxmlformats.org/drawingml/2006/wordprocessingDrawing" xmlns:wpg="http://schemas.microsoft.com/office/word/2010/wordprocessingGroup" xmlns:wpi="http://schemas.microsoft.com/office/word/2010/wordprocessingInk" xmlns:wps="http://schemas.microsoft.com/office/word/2010/wordprocessingShape" xmlns:o="urn:schemas-microsoft-com:office:office" xmlns:v="urn:schemas-microsoft-com:vml" xmlns:w10="urn:schemas-microsoft-com:office:word" xmlns:w="http://schemas.openxmlformats.org/wordprocessingml/2006/main" xmlns:w14="http://schemas.microsoft.com/office/word/2010/wordml" xmlns:w15="http://schemas.microsoft.com/office/word/2012/wordml" xmlns:w16cex="http://schemas.microsoft.com/office/word/2018/wordml/cex" xmlns:w16cid="http://schemas.microsoft.com/office/word/2016/wordml/cid" xmlns:w16="http://schemas.microsoft.com/office/word/2018/wordml" xmlns:w16sdtdh="http://schemas.microsoft.com/office/word/2020/wordml/sdtdatahash" xmlns:w16sdtfl="http://schemas.microsoft.com/office/word/2024/wordml/sdtformatlock" xmlns:w16se="http://schemas.microsoft.com/office/word/2015/wordml/symex" xmlns:w16du="http://schemas.microsoft.com/office/word/2023/wordml/word16du" xmlns:wne="http://schemas.microsoft.com/office/word/2006/wordml" mc:Ignorable="w14 w15 w16se w16cid w16 w16cex w16sdtdh w16sdtfl w16du wp14">
+<w:footnotes xmlns:wpc="http://schemas.microsoft.com/office/word/2010/wordprocessingCanvas" xmlns:cx="http://schemas.microsoft.com/office/drawing/2014/chartex" xmlns:cx1="http://schemas.microsoft.com/office/drawing/2015/9/8/chartex" xmlns:cx2="http://schemas.microsoft.com/office/drawing/2015/10/21/chartex" xmlns:cx3="http://schemas.microsoft.com/office/drawing/2016/5/9/chartex" xmlns:cx4="http://schemas.microsoft.com/office/drawing/2016/5/10/chartex" xmlns:cx5="http://schemas.microsoft.com/office/drawing/2016/5/11/chartex" xmlns:cx6="http://schemas.microsoft.com/office/drawing/2016/5/12/chartex" xmlns:cx7="http://schemas.microsoft.com/office/drawing/2016/5/13/chartex" xmlns:cx8="http://schemas.microsoft.com/office/drawing/2016/5/14/chartex" xmlns:mc="http://schemas.openxmlformats.org/markup-compatibility/2006" xmlns:aink="http://schemas.microsoft.com/office/drawing/2016/ink" xmlns:am3d="http://schemas.microsoft.com/office/drawing/2017/model3d" xmlns:o="urn:schemas-microsoft-com:office:office" xmlns:r="http://schemas.openxmlformats.org/officeDocument/2006/relationships" xmlns:m="http://schemas.openxmlformats.org/officeDocument/2006/math" xmlns:v="urn:schemas-microsoft-com:vml" xmlns:wp14="http://schemas.microsoft.com/office/word/2010/wordprocessingDrawing" xmlns:wp="http://schemas.openxmlformats.org/drawingml/2006/wordprocessingDrawing" xmlns:w10="urn:schemas-microsoft-com:office:word" xmlns:w="http://schemas.openxmlformats.org/wordprocessingml/2006/main" xmlns:w14="http://schemas.microsoft.com/office/word/2010/wordml" xmlns:w15="http://schemas.microsoft.com/office/word/2012/wordml" xmlns:w16cex="http://schemas.microsoft.com/office/word/2018/wordml/cex" xmlns:w16cid="http://schemas.microsoft.com/office/word/2016/wordml/cid" xmlns:w16="http://schemas.microsoft.com/office/word/2018/wordml" xmlns:w16sdtdh="http://schemas.microsoft.com/office/word/2020/wordml/sdtdatahash" xmlns:w16se="http://schemas.microsoft.com/office/word/2015/wordml/symex" xmlns:wpg="http://schemas.microsoft.com/office/word/2010/wordprocessingGroup" xmlns:wpi="http://schemas.microsoft.com/office/word/2010/wordprocessingInk" xmlns:wne="http://schemas.microsoft.com/office/word/2006/wordml" xmlns:wps="http://schemas.microsoft.com/office/word/2010/wordprocessingShape" mc:Ignorable="w14 w15 w16se w16cid w16 w16cex w16sdtdh wp14">
   <w:footnote w:type="separator" w:id="-1">
     <w:p>
       <w:pPr>
@@ -9969,7 +10088,7 @@
 </file>
 
 <file path=word/header1.xml><?xml version="1.0" encoding="utf-8"?>
-<w:hdr xmlns:wpc="http://schemas.microsoft.com/office/word/2010/wordprocessingCanvas" xmlns:cx="http://schemas.microsoft.com/office/drawing/2014/chartex" xmlns:cx1="http://schemas.microsoft.com/office/drawing/2015/9/8/chartex" xmlns:cx2="http://schemas.microsoft.com/office/drawing/2015/10/21/chartex" xmlns:cx3="http://schemas.microsoft.com/office/drawing/2016/5/9/chartex" xmlns:cx4="http://schemas.microsoft.com/office/drawing/2016/5/10/chartex" xmlns:cx5="http://schemas.microsoft.com/office/drawing/2016/5/11/chartex" xmlns:cx6="http://schemas.microsoft.com/office/drawing/2016/5/12/chartex" xmlns:cx7="http://schemas.microsoft.com/office/drawing/2016/5/13/chartex" xmlns:cx8="http://schemas.microsoft.com/office/drawing/2016/5/14/chartex" xmlns:mc="http://schemas.openxmlformats.org/markup-compatibility/2006" xmlns:m="http://schemas.openxmlformats.org/officeDocument/2006/math" xmlns:aink="http://schemas.microsoft.com/office/drawing/2016/ink" xmlns:am3d="http://schemas.microsoft.com/office/drawing/2017/model3d" xmlns:oel="http://schemas.microsoft.com/office/2019/extlst" xmlns:r="http://schemas.openxmlformats.org/officeDocument/2006/relationships" xmlns:wp14="http://schemas.microsoft.com/office/word/2010/wordprocessingDrawing" xmlns:wp="http://schemas.openxmlformats.org/drawingml/2006/wordprocessingDrawing" xmlns:wpg="http://schemas.microsoft.com/office/word/2010/wordprocessingGroup" xmlns:wpi="http://schemas.microsoft.com/office/word/2010/wordprocessingInk" xmlns:wps="http://schemas.microsoft.com/office/word/2010/wordprocessingShape" xmlns:o="urn:schemas-microsoft-com:office:office" xmlns:v="urn:schemas-microsoft-com:vml" xmlns:w10="urn:schemas-microsoft-com:office:word" xmlns:w="http://schemas.openxmlformats.org/wordprocessingml/2006/main" xmlns:w14="http://schemas.microsoft.com/office/word/2010/wordml" xmlns:w15="http://schemas.microsoft.com/office/word/2012/wordml" xmlns:w16cex="http://schemas.microsoft.com/office/word/2018/wordml/cex" xmlns:w16cid="http://schemas.microsoft.com/office/word/2016/wordml/cid" xmlns:w16="http://schemas.microsoft.com/office/word/2018/wordml" xmlns:w16sdtdh="http://schemas.microsoft.com/office/word/2020/wordml/sdtdatahash" xmlns:w16sdtfl="http://schemas.microsoft.com/office/word/2024/wordml/sdtformatlock" xmlns:w16se="http://schemas.microsoft.com/office/word/2015/wordml/symex" xmlns:w16du="http://schemas.microsoft.com/office/word/2023/wordml/word16du" xmlns:wne="http://schemas.microsoft.com/office/word/2006/wordml" mc:Ignorable="w14 w15 w16se w16cid w16 w16cex w16sdtdh w16sdtfl w16du wp14">
+<w:hdr xmlns:wpc="http://schemas.microsoft.com/office/word/2010/wordprocessingCanvas" xmlns:cx="http://schemas.microsoft.com/office/drawing/2014/chartex" xmlns:cx1="http://schemas.microsoft.com/office/drawing/2015/9/8/chartex" xmlns:cx2="http://schemas.microsoft.com/office/drawing/2015/10/21/chartex" xmlns:cx3="http://schemas.microsoft.com/office/drawing/2016/5/9/chartex" xmlns:cx4="http://schemas.microsoft.com/office/drawing/2016/5/10/chartex" xmlns:cx5="http://schemas.microsoft.com/office/drawing/2016/5/11/chartex" xmlns:cx6="http://schemas.microsoft.com/office/drawing/2016/5/12/chartex" xmlns:cx7="http://schemas.microsoft.com/office/drawing/2016/5/13/chartex" xmlns:cx8="http://schemas.microsoft.com/office/drawing/2016/5/14/chartex" xmlns:mc="http://schemas.openxmlformats.org/markup-compatibility/2006" xmlns:aink="http://schemas.microsoft.com/office/drawing/2016/ink" xmlns:am3d="http://schemas.microsoft.com/office/drawing/2017/model3d" xmlns:o="urn:schemas-microsoft-com:office:office" xmlns:r="http://schemas.openxmlformats.org/officeDocument/2006/relationships" xmlns:m="http://schemas.openxmlformats.org/officeDocument/2006/math" xmlns:v="urn:schemas-microsoft-com:vml" xmlns:wp14="http://schemas.microsoft.com/office/word/2010/wordprocessingDrawing" xmlns:wp="http://schemas.openxmlformats.org/drawingml/2006/wordprocessingDrawing" xmlns:w10="urn:schemas-microsoft-com:office:word" xmlns:w="http://schemas.openxmlformats.org/wordprocessingml/2006/main" xmlns:w14="http://schemas.microsoft.com/office/word/2010/wordml" xmlns:w15="http://schemas.microsoft.com/office/word/2012/wordml" xmlns:w16cex="http://schemas.microsoft.com/office/word/2018/wordml/cex" xmlns:w16cid="http://schemas.microsoft.com/office/word/2016/wordml/cid" xmlns:w16="http://schemas.microsoft.com/office/word/2018/wordml" xmlns:w16sdtdh="http://schemas.microsoft.com/office/word/2020/wordml/sdtdatahash" xmlns:w16se="http://schemas.microsoft.com/office/word/2015/wordml/symex" xmlns:wpg="http://schemas.microsoft.com/office/word/2010/wordprocessingGroup" xmlns:wpi="http://schemas.microsoft.com/office/word/2010/wordprocessingInk" xmlns:wne="http://schemas.microsoft.com/office/word/2006/wordml" xmlns:wps="http://schemas.microsoft.com/office/word/2010/wordprocessingShape" mc:Ignorable="w14 w15 w16se w16cid w16 w16cex w16sdtdh wp14">
   <w:p>
     <w:pPr>
       <w:pStyle w:val="Encabezado"/>
@@ -10054,7 +10173,7 @@
 </file>
 
 <file path=word/numbering.xml><?xml version="1.0" encoding="utf-8"?>
-<w:numbering xmlns:wpc="http://schemas.microsoft.com/office/word/2010/wordprocessingCanvas" xmlns:cx="http://schemas.microsoft.com/office/drawing/2014/chartex" xmlns:cx1="http://schemas.microsoft.com/office/drawing/2015/9/8/chartex" xmlns:cx2="http://schemas.microsoft.com/office/drawing/2015/10/21/chartex" xmlns:cx3="http://schemas.microsoft.com/office/drawing/2016/5/9/chartex" xmlns:cx4="http://schemas.microsoft.com/office/drawing/2016/5/10/chartex" xmlns:cx5="http://schemas.microsoft.com/office/drawing/2016/5/11/chartex" xmlns:cx6="http://schemas.microsoft.com/office/drawing/2016/5/12/chartex" xmlns:cx7="http://schemas.microsoft.com/office/drawing/2016/5/13/chartex" xmlns:cx8="http://schemas.microsoft.com/office/drawing/2016/5/14/chartex" xmlns:mc="http://schemas.openxmlformats.org/markup-compatibility/2006" xmlns:m="http://schemas.openxmlformats.org/officeDocument/2006/math" xmlns:aink="http://schemas.microsoft.com/office/drawing/2016/ink" xmlns:am3d="http://schemas.microsoft.com/office/drawing/2017/model3d" xmlns:oel="http://schemas.microsoft.com/office/2019/extlst" xmlns:r="http://schemas.openxmlformats.org/officeDocument/2006/relationships" xmlns:wp14="http://schemas.microsoft.com/office/word/2010/wordprocessingDrawing" xmlns:wp="http://schemas.openxmlformats.org/drawingml/2006/wordprocessingDrawing" xmlns:wpg="http://schemas.microsoft.com/office/word/2010/wordprocessingGroup" xmlns:wpi="http://schemas.microsoft.com/office/word/2010/wordprocessingInk" xmlns:wps="http://schemas.microsoft.com/office/word/2010/wordprocessingShape" xmlns:o="urn:schemas-microsoft-com:office:office" xmlns:v="urn:schemas-microsoft-com:vml" xmlns:w10="urn:schemas-microsoft-com:office:word" xmlns:w="http://schemas.openxmlformats.org/wordprocessingml/2006/main" xmlns:w14="http://schemas.microsoft.com/office/word/2010/wordml" xmlns:w15="http://schemas.microsoft.com/office/word/2012/wordml" xmlns:w16cex="http://schemas.microsoft.com/office/word/2018/wordml/cex" xmlns:w16cid="http://schemas.microsoft.com/office/word/2016/wordml/cid" xmlns:w16="http://schemas.microsoft.com/office/word/2018/wordml" xmlns:w16sdtdh="http://schemas.microsoft.com/office/word/2020/wordml/sdtdatahash" xmlns:w16sdtfl="http://schemas.microsoft.com/office/word/2024/wordml/sdtformatlock" xmlns:w16se="http://schemas.microsoft.com/office/word/2015/wordml/symex" xmlns:w16du="http://schemas.microsoft.com/office/word/2023/wordml/word16du" xmlns:wne="http://schemas.microsoft.com/office/word/2006/wordml" mc:Ignorable="w14 w15 w16se w16cid w16 w16cex w16sdtdh w16sdtfl w16du wp14">
+<w:numbering xmlns:wpc="http://schemas.microsoft.com/office/word/2010/wordprocessingCanvas" xmlns:cx="http://schemas.microsoft.com/office/drawing/2014/chartex" xmlns:cx1="http://schemas.microsoft.com/office/drawing/2015/9/8/chartex" xmlns:cx2="http://schemas.microsoft.com/office/drawing/2015/10/21/chartex" xmlns:cx3="http://schemas.microsoft.com/office/drawing/2016/5/9/chartex" xmlns:cx4="http://schemas.microsoft.com/office/drawing/2016/5/10/chartex" xmlns:cx5="http://schemas.microsoft.com/office/drawing/2016/5/11/chartex" xmlns:cx6="http://schemas.microsoft.com/office/drawing/2016/5/12/chartex" xmlns:cx7="http://schemas.microsoft.com/office/drawing/2016/5/13/chartex" xmlns:cx8="http://schemas.microsoft.com/office/drawing/2016/5/14/chartex" xmlns:mc="http://schemas.openxmlformats.org/markup-compatibility/2006" xmlns:aink="http://schemas.microsoft.com/office/drawing/2016/ink" xmlns:am3d="http://schemas.microsoft.com/office/drawing/2017/model3d" xmlns:o="urn:schemas-microsoft-com:office:office" xmlns:r="http://schemas.openxmlformats.org/officeDocument/2006/relationships" xmlns:m="http://schemas.openxmlformats.org/officeDocument/2006/math" xmlns:v="urn:schemas-microsoft-com:vml" xmlns:wp14="http://schemas.microsoft.com/office/word/2010/wordprocessingDrawing" xmlns:wp="http://schemas.openxmlformats.org/drawingml/2006/wordprocessingDrawing" xmlns:w10="urn:schemas-microsoft-com:office:word" xmlns:w="http://schemas.openxmlformats.org/wordprocessingml/2006/main" xmlns:w14="http://schemas.microsoft.com/office/word/2010/wordml" xmlns:w15="http://schemas.microsoft.com/office/word/2012/wordml" xmlns:w16cex="http://schemas.microsoft.com/office/word/2018/wordml/cex" xmlns:w16cid="http://schemas.microsoft.com/office/word/2016/wordml/cid" xmlns:w16="http://schemas.microsoft.com/office/word/2018/wordml" xmlns:w16sdtdh="http://schemas.microsoft.com/office/word/2020/wordml/sdtdatahash" xmlns:w16se="http://schemas.microsoft.com/office/word/2015/wordml/symex" xmlns:wpg="http://schemas.microsoft.com/office/word/2010/wordprocessingGroup" xmlns:wpi="http://schemas.microsoft.com/office/word/2010/wordprocessingInk" xmlns:wne="http://schemas.microsoft.com/office/word/2006/wordml" xmlns:wps="http://schemas.microsoft.com/office/word/2010/wordprocessingShape" mc:Ignorable="w14 w15 w16se w16cid w16 w16cex w16sdtdh wp14">
   <w:abstractNum w:abstractNumId="0" w15:restartNumberingAfterBreak="0">
     <w:nsid w:val="FFFFFF89"/>
     <w:multiLevelType w:val="singleLevel"/>
@@ -10502,6 +10621,431 @@
     </w:lvl>
   </w:abstractNum>
   <w:abstractNum w:abstractNumId="5" w15:restartNumberingAfterBreak="0">
+    <w:nsid w:val="117434A7"/>
+    <w:multiLevelType w:val="hybridMultilevel"/>
+    <w:tmpl w:val="4E3EF4E4"/>
+    <w:lvl w:ilvl="0" w:tplc="240A0001">
+      <w:start w:val="1"/>
+      <w:numFmt w:val="bullet"/>
+      <w:lvlText w:val=""/>
+      <w:lvlJc w:val="left"/>
+      <w:pPr>
+        <w:ind w:left="2149" w:hanging="360"/>
+      </w:pPr>
+      <w:rPr>
+        <w:rFonts w:ascii="Symbol" w:hAnsi="Symbol" w:hint="default"/>
+      </w:rPr>
+    </w:lvl>
+    <w:lvl w:ilvl="1" w:tplc="240A0003" w:tentative="1">
+      <w:start w:val="1"/>
+      <w:numFmt w:val="bullet"/>
+      <w:lvlText w:val="o"/>
+      <w:lvlJc w:val="left"/>
+      <w:pPr>
+        <w:ind w:left="2869" w:hanging="360"/>
+      </w:pPr>
+      <w:rPr>
+        <w:rFonts w:ascii="Courier New" w:hAnsi="Courier New" w:cs="Courier New" w:hint="default"/>
+      </w:rPr>
+    </w:lvl>
+    <w:lvl w:ilvl="2" w:tplc="240A0005" w:tentative="1">
+      <w:start w:val="1"/>
+      <w:numFmt w:val="bullet"/>
+      <w:lvlText w:val=""/>
+      <w:lvlJc w:val="left"/>
+      <w:pPr>
+        <w:ind w:left="3589" w:hanging="360"/>
+      </w:pPr>
+      <w:rPr>
+        <w:rFonts w:ascii="Wingdings" w:hAnsi="Wingdings" w:hint="default"/>
+      </w:rPr>
+    </w:lvl>
+    <w:lvl w:ilvl="3" w:tplc="240A0001" w:tentative="1">
+      <w:start w:val="1"/>
+      <w:numFmt w:val="bullet"/>
+      <w:lvlText w:val=""/>
+      <w:lvlJc w:val="left"/>
+      <w:pPr>
+        <w:ind w:left="4309" w:hanging="360"/>
+      </w:pPr>
+      <w:rPr>
+        <w:rFonts w:ascii="Symbol" w:hAnsi="Symbol" w:hint="default"/>
+      </w:rPr>
+    </w:lvl>
+    <w:lvl w:ilvl="4" w:tplc="240A0003" w:tentative="1">
+      <w:start w:val="1"/>
+      <w:numFmt w:val="bullet"/>
+      <w:lvlText w:val="o"/>
+      <w:lvlJc w:val="left"/>
+      <w:pPr>
+        <w:ind w:left="5029" w:hanging="360"/>
+      </w:pPr>
+      <w:rPr>
+        <w:rFonts w:ascii="Courier New" w:hAnsi="Courier New" w:cs="Courier New" w:hint="default"/>
+      </w:rPr>
+    </w:lvl>
+    <w:lvl w:ilvl="5" w:tplc="240A0005" w:tentative="1">
+      <w:start w:val="1"/>
+      <w:numFmt w:val="bullet"/>
+      <w:lvlText w:val=""/>
+      <w:lvlJc w:val="left"/>
+      <w:pPr>
+        <w:ind w:left="5749" w:hanging="360"/>
+      </w:pPr>
+      <w:rPr>
+        <w:rFonts w:ascii="Wingdings" w:hAnsi="Wingdings" w:hint="default"/>
+      </w:rPr>
+    </w:lvl>
+    <w:lvl w:ilvl="6" w:tplc="240A0001" w:tentative="1">
+      <w:start w:val="1"/>
+      <w:numFmt w:val="bullet"/>
+      <w:lvlText w:val=""/>
+      <w:lvlJc w:val="left"/>
+      <w:pPr>
+        <w:ind w:left="6469" w:hanging="360"/>
+      </w:pPr>
+      <w:rPr>
+        <w:rFonts w:ascii="Symbol" w:hAnsi="Symbol" w:hint="default"/>
+      </w:rPr>
+    </w:lvl>
+    <w:lvl w:ilvl="7" w:tplc="240A0003" w:tentative="1">
+      <w:start w:val="1"/>
+      <w:numFmt w:val="bullet"/>
+      <w:lvlText w:val="o"/>
+      <w:lvlJc w:val="left"/>
+      <w:pPr>
+        <w:ind w:left="7189" w:hanging="360"/>
+      </w:pPr>
+      <w:rPr>
+        <w:rFonts w:ascii="Courier New" w:hAnsi="Courier New" w:cs="Courier New" w:hint="default"/>
+      </w:rPr>
+    </w:lvl>
+    <w:lvl w:ilvl="8" w:tplc="240A0005" w:tentative="1">
+      <w:start w:val="1"/>
+      <w:numFmt w:val="bullet"/>
+      <w:lvlText w:val=""/>
+      <w:lvlJc w:val="left"/>
+      <w:pPr>
+        <w:ind w:left="7909" w:hanging="360"/>
+      </w:pPr>
+      <w:rPr>
+        <w:rFonts w:ascii="Wingdings" w:hAnsi="Wingdings" w:hint="default"/>
+      </w:rPr>
+    </w:lvl>
+  </w:abstractNum>
+  <w:abstractNum w:abstractNumId="6" w15:restartNumberingAfterBreak="0">
+    <w:nsid w:val="12F27AC6"/>
+    <w:multiLevelType w:val="hybridMultilevel"/>
+    <w:tmpl w:val="52945612"/>
+    <w:lvl w:ilvl="0" w:tplc="240A0015">
+      <w:start w:val="1"/>
+      <w:numFmt w:val="upperLetter"/>
+      <w:lvlText w:val="%1."/>
+      <w:lvlJc w:val="left"/>
+      <w:pPr>
+        <w:ind w:left="1429" w:hanging="360"/>
+      </w:pPr>
+    </w:lvl>
+    <w:lvl w:ilvl="1" w:tplc="240A0019" w:tentative="1">
+      <w:start w:val="1"/>
+      <w:numFmt w:val="lowerLetter"/>
+      <w:lvlText w:val="%2."/>
+      <w:lvlJc w:val="left"/>
+      <w:pPr>
+        <w:ind w:left="2149" w:hanging="360"/>
+      </w:pPr>
+    </w:lvl>
+    <w:lvl w:ilvl="2" w:tplc="240A001B" w:tentative="1">
+      <w:start w:val="1"/>
+      <w:numFmt w:val="lowerRoman"/>
+      <w:lvlText w:val="%3."/>
+      <w:lvlJc w:val="right"/>
+      <w:pPr>
+        <w:ind w:left="2869" w:hanging="180"/>
+      </w:pPr>
+    </w:lvl>
+    <w:lvl w:ilvl="3" w:tplc="240A000F" w:tentative="1">
+      <w:start w:val="1"/>
+      <w:numFmt w:val="decimal"/>
+      <w:lvlText w:val="%4."/>
+      <w:lvlJc w:val="left"/>
+      <w:pPr>
+        <w:ind w:left="3589" w:hanging="360"/>
+      </w:pPr>
+    </w:lvl>
+    <w:lvl w:ilvl="4" w:tplc="240A0019" w:tentative="1">
+      <w:start w:val="1"/>
+      <w:numFmt w:val="lowerLetter"/>
+      <w:lvlText w:val="%5."/>
+      <w:lvlJc w:val="left"/>
+      <w:pPr>
+        <w:ind w:left="4309" w:hanging="360"/>
+      </w:pPr>
+    </w:lvl>
+    <w:lvl w:ilvl="5" w:tplc="240A001B" w:tentative="1">
+      <w:start w:val="1"/>
+      <w:numFmt w:val="lowerRoman"/>
+      <w:lvlText w:val="%6."/>
+      <w:lvlJc w:val="right"/>
+      <w:pPr>
+        <w:ind w:left="5029" w:hanging="180"/>
+      </w:pPr>
+    </w:lvl>
+    <w:lvl w:ilvl="6" w:tplc="240A000F" w:tentative="1">
+      <w:start w:val="1"/>
+      <w:numFmt w:val="decimal"/>
+      <w:lvlText w:val="%7."/>
+      <w:lvlJc w:val="left"/>
+      <w:pPr>
+        <w:ind w:left="5749" w:hanging="360"/>
+      </w:pPr>
+    </w:lvl>
+    <w:lvl w:ilvl="7" w:tplc="240A0019" w:tentative="1">
+      <w:start w:val="1"/>
+      <w:numFmt w:val="lowerLetter"/>
+      <w:lvlText w:val="%8."/>
+      <w:lvlJc w:val="left"/>
+      <w:pPr>
+        <w:ind w:left="6469" w:hanging="360"/>
+      </w:pPr>
+    </w:lvl>
+    <w:lvl w:ilvl="8" w:tplc="240A001B" w:tentative="1">
+      <w:start w:val="1"/>
+      <w:numFmt w:val="lowerRoman"/>
+      <w:lvlText w:val="%9."/>
+      <w:lvlJc w:val="right"/>
+      <w:pPr>
+        <w:ind w:left="7189" w:hanging="180"/>
+      </w:pPr>
+    </w:lvl>
+  </w:abstractNum>
+  <w:abstractNum w:abstractNumId="7" w15:restartNumberingAfterBreak="0">
+    <w:nsid w:val="1BE44066"/>
+    <w:multiLevelType w:val="hybridMultilevel"/>
+    <w:tmpl w:val="E138B040"/>
+    <w:lvl w:ilvl="0" w:tplc="240A0003">
+      <w:start w:val="1"/>
+      <w:numFmt w:val="bullet"/>
+      <w:lvlText w:val="o"/>
+      <w:lvlJc w:val="left"/>
+      <w:pPr>
+        <w:ind w:left="1429" w:hanging="360"/>
+      </w:pPr>
+      <w:rPr>
+        <w:rFonts w:ascii="Courier New" w:hAnsi="Courier New" w:cs="Courier New" w:hint="default"/>
+      </w:rPr>
+    </w:lvl>
+    <w:lvl w:ilvl="1" w:tplc="240A0003" w:tentative="1">
+      <w:start w:val="1"/>
+      <w:numFmt w:val="bullet"/>
+      <w:lvlText w:val="o"/>
+      <w:lvlJc w:val="left"/>
+      <w:pPr>
+        <w:ind w:left="2149" w:hanging="360"/>
+      </w:pPr>
+      <w:rPr>
+        <w:rFonts w:ascii="Courier New" w:hAnsi="Courier New" w:cs="Courier New" w:hint="default"/>
+      </w:rPr>
+    </w:lvl>
+    <w:lvl w:ilvl="2" w:tplc="240A0005" w:tentative="1">
+      <w:start w:val="1"/>
+      <w:numFmt w:val="bullet"/>
+      <w:lvlText w:val=""/>
+      <w:lvlJc w:val="left"/>
+      <w:pPr>
+        <w:ind w:left="2869" w:hanging="360"/>
+      </w:pPr>
+      <w:rPr>
+        <w:rFonts w:ascii="Wingdings" w:hAnsi="Wingdings" w:hint="default"/>
+      </w:rPr>
+    </w:lvl>
+    <w:lvl w:ilvl="3" w:tplc="240A0001" w:tentative="1">
+      <w:start w:val="1"/>
+      <w:numFmt w:val="bullet"/>
+      <w:lvlText w:val=""/>
+      <w:lvlJc w:val="left"/>
+      <w:pPr>
+        <w:ind w:left="3589" w:hanging="360"/>
+      </w:pPr>
+      <w:rPr>
+        <w:rFonts w:ascii="Symbol" w:hAnsi="Symbol" w:hint="default"/>
+      </w:rPr>
+    </w:lvl>
+    <w:lvl w:ilvl="4" w:tplc="240A0003" w:tentative="1">
+      <w:start w:val="1"/>
+      <w:numFmt w:val="bullet"/>
+      <w:lvlText w:val="o"/>
+      <w:lvlJc w:val="left"/>
+      <w:pPr>
+        <w:ind w:left="4309" w:hanging="360"/>
+      </w:pPr>
+      <w:rPr>
+        <w:rFonts w:ascii="Courier New" w:hAnsi="Courier New" w:cs="Courier New" w:hint="default"/>
+      </w:rPr>
+    </w:lvl>
+    <w:lvl w:ilvl="5" w:tplc="240A0005" w:tentative="1">
+      <w:start w:val="1"/>
+      <w:numFmt w:val="bullet"/>
+      <w:lvlText w:val=""/>
+      <w:lvlJc w:val="left"/>
+      <w:pPr>
+        <w:ind w:left="5029" w:hanging="360"/>
+      </w:pPr>
+      <w:rPr>
+        <w:rFonts w:ascii="Wingdings" w:hAnsi="Wingdings" w:hint="default"/>
+      </w:rPr>
+    </w:lvl>
+    <w:lvl w:ilvl="6" w:tplc="240A0001" w:tentative="1">
+      <w:start w:val="1"/>
+      <w:numFmt w:val="bullet"/>
+      <w:lvlText w:val=""/>
+      <w:lvlJc w:val="left"/>
+      <w:pPr>
+        <w:ind w:left="5749" w:hanging="360"/>
+      </w:pPr>
+      <w:rPr>
+        <w:rFonts w:ascii="Symbol" w:hAnsi="Symbol" w:hint="default"/>
+      </w:rPr>
+    </w:lvl>
+    <w:lvl w:ilvl="7" w:tplc="240A0003" w:tentative="1">
+      <w:start w:val="1"/>
+      <w:numFmt w:val="bullet"/>
+      <w:lvlText w:val="o"/>
+      <w:lvlJc w:val="left"/>
+      <w:pPr>
+        <w:ind w:left="6469" w:hanging="360"/>
+      </w:pPr>
+      <w:rPr>
+        <w:rFonts w:ascii="Courier New" w:hAnsi="Courier New" w:cs="Courier New" w:hint="default"/>
+      </w:rPr>
+    </w:lvl>
+    <w:lvl w:ilvl="8" w:tplc="240A0005" w:tentative="1">
+      <w:start w:val="1"/>
+      <w:numFmt w:val="bullet"/>
+      <w:lvlText w:val=""/>
+      <w:lvlJc w:val="left"/>
+      <w:pPr>
+        <w:ind w:left="7189" w:hanging="360"/>
+      </w:pPr>
+      <w:rPr>
+        <w:rFonts w:ascii="Wingdings" w:hAnsi="Wingdings" w:hint="default"/>
+      </w:rPr>
+    </w:lvl>
+  </w:abstractNum>
+  <w:abstractNum w:abstractNumId="8" w15:restartNumberingAfterBreak="0">
+    <w:nsid w:val="1E0A2F62"/>
+    <w:multiLevelType w:val="hybridMultilevel"/>
+    <w:tmpl w:val="B4BAF3F6"/>
+    <w:lvl w:ilvl="0" w:tplc="240A0001">
+      <w:start w:val="1"/>
+      <w:numFmt w:val="bullet"/>
+      <w:lvlText w:val=""/>
+      <w:lvlJc w:val="left"/>
+      <w:pPr>
+        <w:ind w:left="1429" w:hanging="360"/>
+      </w:pPr>
+      <w:rPr>
+        <w:rFonts w:ascii="Symbol" w:hAnsi="Symbol" w:hint="default"/>
+      </w:rPr>
+    </w:lvl>
+    <w:lvl w:ilvl="1" w:tplc="240A0003" w:tentative="1">
+      <w:start w:val="1"/>
+      <w:numFmt w:val="bullet"/>
+      <w:lvlText w:val="o"/>
+      <w:lvlJc w:val="left"/>
+      <w:pPr>
+        <w:ind w:left="2149" w:hanging="360"/>
+      </w:pPr>
+      <w:rPr>
+        <w:rFonts w:ascii="Courier New" w:hAnsi="Courier New" w:cs="Courier New" w:hint="default"/>
+      </w:rPr>
+    </w:lvl>
+    <w:lvl w:ilvl="2" w:tplc="240A0005" w:tentative="1">
+      <w:start w:val="1"/>
+      <w:numFmt w:val="bullet"/>
+      <w:lvlText w:val=""/>
+      <w:lvlJc w:val="left"/>
+      <w:pPr>
+        <w:ind w:left="2869" w:hanging="360"/>
+      </w:pPr>
+      <w:rPr>
+        <w:rFonts w:ascii="Wingdings" w:hAnsi="Wingdings" w:hint="default"/>
+      </w:rPr>
+    </w:lvl>
+    <w:lvl w:ilvl="3" w:tplc="240A0001" w:tentative="1">
+      <w:start w:val="1"/>
+      <w:numFmt w:val="bullet"/>
+      <w:lvlText w:val=""/>
+      <w:lvlJc w:val="left"/>
+      <w:pPr>
+        <w:ind w:left="3589" w:hanging="360"/>
+      </w:pPr>
+      <w:rPr>
+        <w:rFonts w:ascii="Symbol" w:hAnsi="Symbol" w:hint="default"/>
+      </w:rPr>
+    </w:lvl>
+    <w:lvl w:ilvl="4" w:tplc="240A0003" w:tentative="1">
+      <w:start w:val="1"/>
+      <w:numFmt w:val="bullet"/>
+      <w:lvlText w:val="o"/>
+      <w:lvlJc w:val="left"/>
+      <w:pPr>
+        <w:ind w:left="4309" w:hanging="360"/>
+      </w:pPr>
+      <w:rPr>
+        <w:rFonts w:ascii="Courier New" w:hAnsi="Courier New" w:cs="Courier New" w:hint="default"/>
+      </w:rPr>
+    </w:lvl>
+    <w:lvl w:ilvl="5" w:tplc="240A0005" w:tentative="1">
+      <w:start w:val="1"/>
+      <w:numFmt w:val="bullet"/>
+      <w:lvlText w:val=""/>
+      <w:lvlJc w:val="left"/>
+      <w:pPr>
+        <w:ind w:left="5029" w:hanging="360"/>
+      </w:pPr>
+      <w:rPr>
+        <w:rFonts w:ascii="Wingdings" w:hAnsi="Wingdings" w:hint="default"/>
+      </w:rPr>
+    </w:lvl>
+    <w:lvl w:ilvl="6" w:tplc="240A0001" w:tentative="1">
+      <w:start w:val="1"/>
+      <w:numFmt w:val="bullet"/>
+      <w:lvlText w:val=""/>
+      <w:lvlJc w:val="left"/>
+      <w:pPr>
+        <w:ind w:left="5749" w:hanging="360"/>
+      </w:pPr>
+      <w:rPr>
+        <w:rFonts w:ascii="Symbol" w:hAnsi="Symbol" w:hint="default"/>
+      </w:rPr>
+    </w:lvl>
+    <w:lvl w:ilvl="7" w:tplc="240A0003" w:tentative="1">
+      <w:start w:val="1"/>
+      <w:numFmt w:val="bullet"/>
+      <w:lvlText w:val="o"/>
+      <w:lvlJc w:val="left"/>
+      <w:pPr>
+        <w:ind w:left="6469" w:hanging="360"/>
+      </w:pPr>
+      <w:rPr>
+        <w:rFonts w:ascii="Courier New" w:hAnsi="Courier New" w:cs="Courier New" w:hint="default"/>
+      </w:rPr>
+    </w:lvl>
+    <w:lvl w:ilvl="8" w:tplc="240A0005" w:tentative="1">
+      <w:start w:val="1"/>
+      <w:numFmt w:val="bullet"/>
+      <w:lvlText w:val=""/>
+      <w:lvlJc w:val="left"/>
+      <w:pPr>
+        <w:ind w:left="7189" w:hanging="360"/>
+      </w:pPr>
+      <w:rPr>
+        <w:rFonts w:ascii="Wingdings" w:hAnsi="Wingdings" w:hint="default"/>
+      </w:rPr>
+    </w:lvl>
+  </w:abstractNum>
+  <w:abstractNum w:abstractNumId="9" w15:restartNumberingAfterBreak="0">
     <w:nsid w:val="1EC807BD"/>
     <w:multiLevelType w:val="hybridMultilevel"/>
     <w:tmpl w:val="39386A1A"/>
@@ -10614,7 +11158,7 @@
       </w:rPr>
     </w:lvl>
   </w:abstractNum>
-  <w:abstractNum w:abstractNumId="6" w15:restartNumberingAfterBreak="0">
+  <w:abstractNum w:abstractNumId="10" w15:restartNumberingAfterBreak="0">
     <w:nsid w:val="24D00898"/>
     <w:multiLevelType w:val="hybridMultilevel"/>
     <w:tmpl w:val="D654E60E"/>
@@ -10703,7 +11247,7 @@
       </w:pPr>
     </w:lvl>
   </w:abstractNum>
-  <w:abstractNum w:abstractNumId="7" w15:restartNumberingAfterBreak="0">
+  <w:abstractNum w:abstractNumId="11" w15:restartNumberingAfterBreak="0">
     <w:nsid w:val="251313B4"/>
     <w:multiLevelType w:val="hybridMultilevel"/>
     <w:tmpl w:val="1DD6EF7E"/>
@@ -10816,7 +11360,7 @@
       </w:rPr>
     </w:lvl>
   </w:abstractNum>
-  <w:abstractNum w:abstractNumId="8" w15:restartNumberingAfterBreak="0">
+  <w:abstractNum w:abstractNumId="12" w15:restartNumberingAfterBreak="0">
     <w:nsid w:val="27412B07"/>
     <w:multiLevelType w:val="hybridMultilevel"/>
     <w:tmpl w:val="F01E4052"/>
@@ -10907,7 +11451,120 @@
       </w:pPr>
     </w:lvl>
   </w:abstractNum>
-  <w:abstractNum w:abstractNumId="9" w15:restartNumberingAfterBreak="0">
+  <w:abstractNum w:abstractNumId="13" w15:restartNumberingAfterBreak="0">
+    <w:nsid w:val="287305A1"/>
+    <w:multiLevelType w:val="hybridMultilevel"/>
+    <w:tmpl w:val="E0E0AFA6"/>
+    <w:lvl w:ilvl="0" w:tplc="240A0001">
+      <w:start w:val="1"/>
+      <w:numFmt w:val="bullet"/>
+      <w:lvlText w:val=""/>
+      <w:lvlJc w:val="left"/>
+      <w:pPr>
+        <w:ind w:left="1429" w:hanging="360"/>
+      </w:pPr>
+      <w:rPr>
+        <w:rFonts w:ascii="Symbol" w:hAnsi="Symbol" w:hint="default"/>
+      </w:rPr>
+    </w:lvl>
+    <w:lvl w:ilvl="1" w:tplc="240A0003" w:tentative="1">
+      <w:start w:val="1"/>
+      <w:numFmt w:val="bullet"/>
+      <w:lvlText w:val="o"/>
+      <w:lvlJc w:val="left"/>
+      <w:pPr>
+        <w:ind w:left="2149" w:hanging="360"/>
+      </w:pPr>
+      <w:rPr>
+        <w:rFonts w:ascii="Courier New" w:hAnsi="Courier New" w:cs="Courier New" w:hint="default"/>
+      </w:rPr>
+    </w:lvl>
+    <w:lvl w:ilvl="2" w:tplc="240A0005" w:tentative="1">
+      <w:start w:val="1"/>
+      <w:numFmt w:val="bullet"/>
+      <w:lvlText w:val=""/>
+      <w:lvlJc w:val="left"/>
+      <w:pPr>
+        <w:ind w:left="2869" w:hanging="360"/>
+      </w:pPr>
+      <w:rPr>
+        <w:rFonts w:ascii="Wingdings" w:hAnsi="Wingdings" w:hint="default"/>
+      </w:rPr>
+    </w:lvl>
+    <w:lvl w:ilvl="3" w:tplc="240A0001" w:tentative="1">
+      <w:start w:val="1"/>
+      <w:numFmt w:val="bullet"/>
+      <w:lvlText w:val=""/>
+      <w:lvlJc w:val="left"/>
+      <w:pPr>
+        <w:ind w:left="3589" w:hanging="360"/>
+      </w:pPr>
+      <w:rPr>
+        <w:rFonts w:ascii="Symbol" w:hAnsi="Symbol" w:hint="default"/>
+      </w:rPr>
+    </w:lvl>
+    <w:lvl w:ilvl="4" w:tplc="240A0003" w:tentative="1">
+      <w:start w:val="1"/>
+      <w:numFmt w:val="bullet"/>
+      <w:lvlText w:val="o"/>
+      <w:lvlJc w:val="left"/>
+      <w:pPr>
+        <w:ind w:left="4309" w:hanging="360"/>
+      </w:pPr>
+      <w:rPr>
+        <w:rFonts w:ascii="Courier New" w:hAnsi="Courier New" w:cs="Courier New" w:hint="default"/>
+      </w:rPr>
+    </w:lvl>
+    <w:lvl w:ilvl="5" w:tplc="240A0005" w:tentative="1">
+      <w:start w:val="1"/>
+      <w:numFmt w:val="bullet"/>
+      <w:lvlText w:val=""/>
+      <w:lvlJc w:val="left"/>
+      <w:pPr>
+        <w:ind w:left="5029" w:hanging="360"/>
+      </w:pPr>
+      <w:rPr>
+        <w:rFonts w:ascii="Wingdings" w:hAnsi="Wingdings" w:hint="default"/>
+      </w:rPr>
+    </w:lvl>
+    <w:lvl w:ilvl="6" w:tplc="240A0001" w:tentative="1">
+      <w:start w:val="1"/>
+      <w:numFmt w:val="bullet"/>
+      <w:lvlText w:val=""/>
+      <w:lvlJc w:val="left"/>
+      <w:pPr>
+        <w:ind w:left="5749" w:hanging="360"/>
+      </w:pPr>
+      <w:rPr>
+        <w:rFonts w:ascii="Symbol" w:hAnsi="Symbol" w:hint="default"/>
+      </w:rPr>
+    </w:lvl>
+    <w:lvl w:ilvl="7" w:tplc="240A0003" w:tentative="1">
+      <w:start w:val="1"/>
+      <w:numFmt w:val="bullet"/>
+      <w:lvlText w:val="o"/>
+      <w:lvlJc w:val="left"/>
+      <w:pPr>
+        <w:ind w:left="6469" w:hanging="360"/>
+      </w:pPr>
+      <w:rPr>
+        <w:rFonts w:ascii="Courier New" w:hAnsi="Courier New" w:cs="Courier New" w:hint="default"/>
+      </w:rPr>
+    </w:lvl>
+    <w:lvl w:ilvl="8" w:tplc="240A0005" w:tentative="1">
+      <w:start w:val="1"/>
+      <w:numFmt w:val="bullet"/>
+      <w:lvlText w:val=""/>
+      <w:lvlJc w:val="left"/>
+      <w:pPr>
+        <w:ind w:left="7189" w:hanging="360"/>
+      </w:pPr>
+      <w:rPr>
+        <w:rFonts w:ascii="Wingdings" w:hAnsi="Wingdings" w:hint="default"/>
+      </w:rPr>
+    </w:lvl>
+  </w:abstractNum>
+  <w:abstractNum w:abstractNumId="14" w15:restartNumberingAfterBreak="0">
     <w:nsid w:val="309204BE"/>
     <w:multiLevelType w:val="hybridMultilevel"/>
     <w:tmpl w:val="4A200E16"/>
@@ -10993,7 +11650,7 @@
       </w:pPr>
     </w:lvl>
   </w:abstractNum>
-  <w:abstractNum w:abstractNumId="10" w15:restartNumberingAfterBreak="0">
+  <w:abstractNum w:abstractNumId="15" w15:restartNumberingAfterBreak="0">
     <w:nsid w:val="342642AF"/>
     <w:multiLevelType w:val="hybridMultilevel"/>
     <w:tmpl w:val="CF569C64"/>
@@ -11106,7 +11763,7 @@
       </w:rPr>
     </w:lvl>
   </w:abstractNum>
-  <w:abstractNum w:abstractNumId="11" w15:restartNumberingAfterBreak="0">
+  <w:abstractNum w:abstractNumId="16" w15:restartNumberingAfterBreak="0">
     <w:nsid w:val="368E176E"/>
     <w:multiLevelType w:val="hybridMultilevel"/>
     <w:tmpl w:val="BDF054FE"/>
@@ -11200,7 +11857,7 @@
       </w:pPr>
     </w:lvl>
   </w:abstractNum>
-  <w:abstractNum w:abstractNumId="12" w15:restartNumberingAfterBreak="0">
+  <w:abstractNum w:abstractNumId="17" w15:restartNumberingAfterBreak="0">
     <w:nsid w:val="393F6082"/>
     <w:multiLevelType w:val="hybridMultilevel"/>
     <w:tmpl w:val="387E98F2"/>
@@ -11313,7 +11970,120 @@
       </w:rPr>
     </w:lvl>
   </w:abstractNum>
-  <w:abstractNum w:abstractNumId="13" w15:restartNumberingAfterBreak="0">
+  <w:abstractNum w:abstractNumId="18" w15:restartNumberingAfterBreak="0">
+    <w:nsid w:val="4D7B3C7D"/>
+    <w:multiLevelType w:val="hybridMultilevel"/>
+    <w:tmpl w:val="B42CA78E"/>
+    <w:lvl w:ilvl="0" w:tplc="240A0003">
+      <w:start w:val="1"/>
+      <w:numFmt w:val="bullet"/>
+      <w:lvlText w:val="o"/>
+      <w:lvlJc w:val="left"/>
+      <w:pPr>
+        <w:ind w:left="1429" w:hanging="360"/>
+      </w:pPr>
+      <w:rPr>
+        <w:rFonts w:ascii="Courier New" w:hAnsi="Courier New" w:cs="Courier New" w:hint="default"/>
+      </w:rPr>
+    </w:lvl>
+    <w:lvl w:ilvl="1" w:tplc="240A0003" w:tentative="1">
+      <w:start w:val="1"/>
+      <w:numFmt w:val="bullet"/>
+      <w:lvlText w:val="o"/>
+      <w:lvlJc w:val="left"/>
+      <w:pPr>
+        <w:ind w:left="2149" w:hanging="360"/>
+      </w:pPr>
+      <w:rPr>
+        <w:rFonts w:ascii="Courier New" w:hAnsi="Courier New" w:cs="Courier New" w:hint="default"/>
+      </w:rPr>
+    </w:lvl>
+    <w:lvl w:ilvl="2" w:tplc="240A0005" w:tentative="1">
+      <w:start w:val="1"/>
+      <w:numFmt w:val="bullet"/>
+      <w:lvlText w:val=""/>
+      <w:lvlJc w:val="left"/>
+      <w:pPr>
+        <w:ind w:left="2869" w:hanging="360"/>
+      </w:pPr>
+      <w:rPr>
+        <w:rFonts w:ascii="Wingdings" w:hAnsi="Wingdings" w:hint="default"/>
+      </w:rPr>
+    </w:lvl>
+    <w:lvl w:ilvl="3" w:tplc="240A0001" w:tentative="1">
+      <w:start w:val="1"/>
+      <w:numFmt w:val="bullet"/>
+      <w:lvlText w:val=""/>
+      <w:lvlJc w:val="left"/>
+      <w:pPr>
+        <w:ind w:left="3589" w:hanging="360"/>
+      </w:pPr>
+      <w:rPr>
+        <w:rFonts w:ascii="Symbol" w:hAnsi="Symbol" w:hint="default"/>
+      </w:rPr>
+    </w:lvl>
+    <w:lvl w:ilvl="4" w:tplc="240A0003" w:tentative="1">
+      <w:start w:val="1"/>
+      <w:numFmt w:val="bullet"/>
+      <w:lvlText w:val="o"/>
+      <w:lvlJc w:val="left"/>
+      <w:pPr>
+        <w:ind w:left="4309" w:hanging="360"/>
+      </w:pPr>
+      <w:rPr>
+        <w:rFonts w:ascii="Courier New" w:hAnsi="Courier New" w:cs="Courier New" w:hint="default"/>
+      </w:rPr>
+    </w:lvl>
+    <w:lvl w:ilvl="5" w:tplc="240A0005" w:tentative="1">
+      <w:start w:val="1"/>
+      <w:numFmt w:val="bullet"/>
+      <w:lvlText w:val=""/>
+      <w:lvlJc w:val="left"/>
+      <w:pPr>
+        <w:ind w:left="5029" w:hanging="360"/>
+      </w:pPr>
+      <w:rPr>
+        <w:rFonts w:ascii="Wingdings" w:hAnsi="Wingdings" w:hint="default"/>
+      </w:rPr>
+    </w:lvl>
+    <w:lvl w:ilvl="6" w:tplc="240A0001" w:tentative="1">
+      <w:start w:val="1"/>
+      <w:numFmt w:val="bullet"/>
+      <w:lvlText w:val=""/>
+      <w:lvlJc w:val="left"/>
+      <w:pPr>
+        <w:ind w:left="5749" w:hanging="360"/>
+      </w:pPr>
+      <w:rPr>
+        <w:rFonts w:ascii="Symbol" w:hAnsi="Symbol" w:hint="default"/>
+      </w:rPr>
+    </w:lvl>
+    <w:lvl w:ilvl="7" w:tplc="240A0003" w:tentative="1">
+      <w:start w:val="1"/>
+      <w:numFmt w:val="bullet"/>
+      <w:lvlText w:val="o"/>
+      <w:lvlJc w:val="left"/>
+      <w:pPr>
+        <w:ind w:left="6469" w:hanging="360"/>
+      </w:pPr>
+      <w:rPr>
+        <w:rFonts w:ascii="Courier New" w:hAnsi="Courier New" w:cs="Courier New" w:hint="default"/>
+      </w:rPr>
+    </w:lvl>
+    <w:lvl w:ilvl="8" w:tplc="240A0005" w:tentative="1">
+      <w:start w:val="1"/>
+      <w:numFmt w:val="bullet"/>
+      <w:lvlText w:val=""/>
+      <w:lvlJc w:val="left"/>
+      <w:pPr>
+        <w:ind w:left="7189" w:hanging="360"/>
+      </w:pPr>
+      <w:rPr>
+        <w:rFonts w:ascii="Wingdings" w:hAnsi="Wingdings" w:hint="default"/>
+      </w:rPr>
+    </w:lvl>
+  </w:abstractNum>
+  <w:abstractNum w:abstractNumId="19" w15:restartNumberingAfterBreak="0">
     <w:nsid w:val="4EBE1EF6"/>
     <w:multiLevelType w:val="hybridMultilevel"/>
     <w:tmpl w:val="F6A60586"/>
@@ -11406,7 +12176,120 @@
       </w:pPr>
     </w:lvl>
   </w:abstractNum>
-  <w:abstractNum w:abstractNumId="14" w15:restartNumberingAfterBreak="0">
+  <w:abstractNum w:abstractNumId="20" w15:restartNumberingAfterBreak="0">
+    <w:nsid w:val="4F8A1F7D"/>
+    <w:multiLevelType w:val="hybridMultilevel"/>
+    <w:tmpl w:val="86D28AF8"/>
+    <w:lvl w:ilvl="0" w:tplc="240A0001">
+      <w:start w:val="1"/>
+      <w:numFmt w:val="bullet"/>
+      <w:lvlText w:val=""/>
+      <w:lvlJc w:val="left"/>
+      <w:pPr>
+        <w:ind w:left="1429" w:hanging="360"/>
+      </w:pPr>
+      <w:rPr>
+        <w:rFonts w:ascii="Symbol" w:hAnsi="Symbol" w:hint="default"/>
+      </w:rPr>
+    </w:lvl>
+    <w:lvl w:ilvl="1" w:tplc="240A0003" w:tentative="1">
+      <w:start w:val="1"/>
+      <w:numFmt w:val="bullet"/>
+      <w:lvlText w:val="o"/>
+      <w:lvlJc w:val="left"/>
+      <w:pPr>
+        <w:ind w:left="2149" w:hanging="360"/>
+      </w:pPr>
+      <w:rPr>
+        <w:rFonts w:ascii="Courier New" w:hAnsi="Courier New" w:cs="Courier New" w:hint="default"/>
+      </w:rPr>
+    </w:lvl>
+    <w:lvl w:ilvl="2" w:tplc="240A0005" w:tentative="1">
+      <w:start w:val="1"/>
+      <w:numFmt w:val="bullet"/>
+      <w:lvlText w:val=""/>
+      <w:lvlJc w:val="left"/>
+      <w:pPr>
+        <w:ind w:left="2869" w:hanging="360"/>
+      </w:pPr>
+      <w:rPr>
+        <w:rFonts w:ascii="Wingdings" w:hAnsi="Wingdings" w:hint="default"/>
+      </w:rPr>
+    </w:lvl>
+    <w:lvl w:ilvl="3" w:tplc="240A0001" w:tentative="1">
+      <w:start w:val="1"/>
+      <w:numFmt w:val="bullet"/>
+      <w:lvlText w:val=""/>
+      <w:lvlJc w:val="left"/>
+      <w:pPr>
+        <w:ind w:left="3589" w:hanging="360"/>
+      </w:pPr>
+      <w:rPr>
+        <w:rFonts w:ascii="Symbol" w:hAnsi="Symbol" w:hint="default"/>
+      </w:rPr>
+    </w:lvl>
+    <w:lvl w:ilvl="4" w:tplc="240A0003" w:tentative="1">
+      <w:start w:val="1"/>
+      <w:numFmt w:val="bullet"/>
+      <w:lvlText w:val="o"/>
+      <w:lvlJc w:val="left"/>
+      <w:pPr>
+        <w:ind w:left="4309" w:hanging="360"/>
+      </w:pPr>
+      <w:rPr>
+        <w:rFonts w:ascii="Courier New" w:hAnsi="Courier New" w:cs="Courier New" w:hint="default"/>
+      </w:rPr>
+    </w:lvl>
+    <w:lvl w:ilvl="5" w:tplc="240A0005" w:tentative="1">
+      <w:start w:val="1"/>
+      <w:numFmt w:val="bullet"/>
+      <w:lvlText w:val=""/>
+      <w:lvlJc w:val="left"/>
+      <w:pPr>
+        <w:ind w:left="5029" w:hanging="360"/>
+      </w:pPr>
+      <w:rPr>
+        <w:rFonts w:ascii="Wingdings" w:hAnsi="Wingdings" w:hint="default"/>
+      </w:rPr>
+    </w:lvl>
+    <w:lvl w:ilvl="6" w:tplc="240A0001" w:tentative="1">
+      <w:start w:val="1"/>
+      <w:numFmt w:val="bullet"/>
+      <w:lvlText w:val=""/>
+      <w:lvlJc w:val="left"/>
+      <w:pPr>
+        <w:ind w:left="5749" w:hanging="360"/>
+      </w:pPr>
+      <w:rPr>
+        <w:rFonts w:ascii="Symbol" w:hAnsi="Symbol" w:hint="default"/>
+      </w:rPr>
+    </w:lvl>
+    <w:lvl w:ilvl="7" w:tplc="240A0003" w:tentative="1">
+      <w:start w:val="1"/>
+      <w:numFmt w:val="bullet"/>
+      <w:lvlText w:val="o"/>
+      <w:lvlJc w:val="left"/>
+      <w:pPr>
+        <w:ind w:left="6469" w:hanging="360"/>
+      </w:pPr>
+      <w:rPr>
+        <w:rFonts w:ascii="Courier New" w:hAnsi="Courier New" w:cs="Courier New" w:hint="default"/>
+      </w:rPr>
+    </w:lvl>
+    <w:lvl w:ilvl="8" w:tplc="240A0005" w:tentative="1">
+      <w:start w:val="1"/>
+      <w:numFmt w:val="bullet"/>
+      <w:lvlText w:val=""/>
+      <w:lvlJc w:val="left"/>
+      <w:pPr>
+        <w:ind w:left="7189" w:hanging="360"/>
+      </w:pPr>
+      <w:rPr>
+        <w:rFonts w:ascii="Wingdings" w:hAnsi="Wingdings" w:hint="default"/>
+      </w:rPr>
+    </w:lvl>
+  </w:abstractNum>
+  <w:abstractNum w:abstractNumId="21" w15:restartNumberingAfterBreak="0">
     <w:nsid w:val="57702627"/>
     <w:multiLevelType w:val="hybridMultilevel"/>
     <w:tmpl w:val="D610AB86"/>
@@ -11519,7 +12402,120 @@
       </w:rPr>
     </w:lvl>
   </w:abstractNum>
-  <w:abstractNum w:abstractNumId="15" w15:restartNumberingAfterBreak="0">
+  <w:abstractNum w:abstractNumId="22" w15:restartNumberingAfterBreak="0">
+    <w:nsid w:val="584510F7"/>
+    <w:multiLevelType w:val="hybridMultilevel"/>
+    <w:tmpl w:val="14DA52FE"/>
+    <w:lvl w:ilvl="0" w:tplc="240A0001">
+      <w:start w:val="1"/>
+      <w:numFmt w:val="bullet"/>
+      <w:lvlText w:val=""/>
+      <w:lvlJc w:val="left"/>
+      <w:pPr>
+        <w:ind w:left="2149" w:hanging="360"/>
+      </w:pPr>
+      <w:rPr>
+        <w:rFonts w:ascii="Symbol" w:hAnsi="Symbol" w:hint="default"/>
+      </w:rPr>
+    </w:lvl>
+    <w:lvl w:ilvl="1" w:tplc="240A0003" w:tentative="1">
+      <w:start w:val="1"/>
+      <w:numFmt w:val="bullet"/>
+      <w:lvlText w:val="o"/>
+      <w:lvlJc w:val="left"/>
+      <w:pPr>
+        <w:ind w:left="2869" w:hanging="360"/>
+      </w:pPr>
+      <w:rPr>
+        <w:rFonts w:ascii="Courier New" w:hAnsi="Courier New" w:cs="Courier New" w:hint="default"/>
+      </w:rPr>
+    </w:lvl>
+    <w:lvl w:ilvl="2" w:tplc="240A0005" w:tentative="1">
+      <w:start w:val="1"/>
+      <w:numFmt w:val="bullet"/>
+      <w:lvlText w:val=""/>
+      <w:lvlJc w:val="left"/>
+      <w:pPr>
+        <w:ind w:left="3589" w:hanging="360"/>
+      </w:pPr>
+      <w:rPr>
+        <w:rFonts w:ascii="Wingdings" w:hAnsi="Wingdings" w:hint="default"/>
+      </w:rPr>
+    </w:lvl>
+    <w:lvl w:ilvl="3" w:tplc="240A0001" w:tentative="1">
+      <w:start w:val="1"/>
+      <w:numFmt w:val="bullet"/>
+      <w:lvlText w:val=""/>
+      <w:lvlJc w:val="left"/>
+      <w:pPr>
+        <w:ind w:left="4309" w:hanging="360"/>
+      </w:pPr>
+      <w:rPr>
+        <w:rFonts w:ascii="Symbol" w:hAnsi="Symbol" w:hint="default"/>
+      </w:rPr>
+    </w:lvl>
+    <w:lvl w:ilvl="4" w:tplc="240A0003" w:tentative="1">
+      <w:start w:val="1"/>
+      <w:numFmt w:val="bullet"/>
+      <w:lvlText w:val="o"/>
+      <w:lvlJc w:val="left"/>
+      <w:pPr>
+        <w:ind w:left="5029" w:hanging="360"/>
+      </w:pPr>
+      <w:rPr>
+        <w:rFonts w:ascii="Courier New" w:hAnsi="Courier New" w:cs="Courier New" w:hint="default"/>
+      </w:rPr>
+    </w:lvl>
+    <w:lvl w:ilvl="5" w:tplc="240A0005" w:tentative="1">
+      <w:start w:val="1"/>
+      <w:numFmt w:val="bullet"/>
+      <w:lvlText w:val=""/>
+      <w:lvlJc w:val="left"/>
+      <w:pPr>
+        <w:ind w:left="5749" w:hanging="360"/>
+      </w:pPr>
+      <w:rPr>
+        <w:rFonts w:ascii="Wingdings" w:hAnsi="Wingdings" w:hint="default"/>
+      </w:rPr>
+    </w:lvl>
+    <w:lvl w:ilvl="6" w:tplc="240A0001" w:tentative="1">
+      <w:start w:val="1"/>
+      <w:numFmt w:val="bullet"/>
+      <w:lvlText w:val=""/>
+      <w:lvlJc w:val="left"/>
+      <w:pPr>
+        <w:ind w:left="6469" w:hanging="360"/>
+      </w:pPr>
+      <w:rPr>
+        <w:rFonts w:ascii="Symbol" w:hAnsi="Symbol" w:hint="default"/>
+      </w:rPr>
+    </w:lvl>
+    <w:lvl w:ilvl="7" w:tplc="240A0003" w:tentative="1">
+      <w:start w:val="1"/>
+      <w:numFmt w:val="bullet"/>
+      <w:lvlText w:val="o"/>
+      <w:lvlJc w:val="left"/>
+      <w:pPr>
+        <w:ind w:left="7189" w:hanging="360"/>
+      </w:pPr>
+      <w:rPr>
+        <w:rFonts w:ascii="Courier New" w:hAnsi="Courier New" w:cs="Courier New" w:hint="default"/>
+      </w:rPr>
+    </w:lvl>
+    <w:lvl w:ilvl="8" w:tplc="240A0005" w:tentative="1">
+      <w:start w:val="1"/>
+      <w:numFmt w:val="bullet"/>
+      <w:lvlText w:val=""/>
+      <w:lvlJc w:val="left"/>
+      <w:pPr>
+        <w:ind w:left="7909" w:hanging="360"/>
+      </w:pPr>
+      <w:rPr>
+        <w:rFonts w:ascii="Wingdings" w:hAnsi="Wingdings" w:hint="default"/>
+      </w:rPr>
+    </w:lvl>
+  </w:abstractNum>
+  <w:abstractNum w:abstractNumId="23" w15:restartNumberingAfterBreak="0">
     <w:nsid w:val="59BF5078"/>
     <w:multiLevelType w:val="multilevel"/>
     <w:tmpl w:val="78340210"/>
@@ -11644,7 +12640,7 @@
       </w:rPr>
     </w:lvl>
   </w:abstractNum>
-  <w:abstractNum w:abstractNumId="16" w15:restartNumberingAfterBreak="0">
+  <w:abstractNum w:abstractNumId="24" w15:restartNumberingAfterBreak="0">
     <w:nsid w:val="5BF93C16"/>
     <w:multiLevelType w:val="hybridMultilevel"/>
     <w:tmpl w:val="AA6A3602"/>
@@ -11757,7 +12753,7 @@
       </w:rPr>
     </w:lvl>
   </w:abstractNum>
-  <w:abstractNum w:abstractNumId="17" w15:restartNumberingAfterBreak="0">
+  <w:abstractNum w:abstractNumId="25" w15:restartNumberingAfterBreak="0">
     <w:nsid w:val="62CF686D"/>
     <w:multiLevelType w:val="hybridMultilevel"/>
     <w:tmpl w:val="ABE4BB16"/>
@@ -11870,7 +12866,93 @@
       </w:rPr>
     </w:lvl>
   </w:abstractNum>
-  <w:abstractNum w:abstractNumId="18" w15:restartNumberingAfterBreak="0">
+  <w:abstractNum w:abstractNumId="26" w15:restartNumberingAfterBreak="0">
+    <w:nsid w:val="632310E1"/>
+    <w:multiLevelType w:val="hybridMultilevel"/>
+    <w:tmpl w:val="8A9616D0"/>
+    <w:lvl w:ilvl="0" w:tplc="240A0015">
+      <w:start w:val="1"/>
+      <w:numFmt w:val="upperLetter"/>
+      <w:lvlText w:val="%1."/>
+      <w:lvlJc w:val="left"/>
+      <w:pPr>
+        <w:ind w:left="1429" w:hanging="360"/>
+      </w:pPr>
+    </w:lvl>
+    <w:lvl w:ilvl="1" w:tplc="240A0019" w:tentative="1">
+      <w:start w:val="1"/>
+      <w:numFmt w:val="lowerLetter"/>
+      <w:lvlText w:val="%2."/>
+      <w:lvlJc w:val="left"/>
+      <w:pPr>
+        <w:ind w:left="2149" w:hanging="360"/>
+      </w:pPr>
+    </w:lvl>
+    <w:lvl w:ilvl="2" w:tplc="240A001B" w:tentative="1">
+      <w:start w:val="1"/>
+      <w:numFmt w:val="lowerRoman"/>
+      <w:lvlText w:val="%3."/>
+      <w:lvlJc w:val="right"/>
+      <w:pPr>
+        <w:ind w:left="2869" w:hanging="180"/>
+      </w:pPr>
+    </w:lvl>
+    <w:lvl w:ilvl="3" w:tplc="240A000F" w:tentative="1">
+      <w:start w:val="1"/>
+      <w:numFmt w:val="decimal"/>
+      <w:lvlText w:val="%4."/>
+      <w:lvlJc w:val="left"/>
+      <w:pPr>
+        <w:ind w:left="3589" w:hanging="360"/>
+      </w:pPr>
+    </w:lvl>
+    <w:lvl w:ilvl="4" w:tplc="240A0019" w:tentative="1">
+      <w:start w:val="1"/>
+      <w:numFmt w:val="lowerLetter"/>
+      <w:lvlText w:val="%5."/>
+      <w:lvlJc w:val="left"/>
+      <w:pPr>
+        <w:ind w:left="4309" w:hanging="360"/>
+      </w:pPr>
+    </w:lvl>
+    <w:lvl w:ilvl="5" w:tplc="240A001B" w:tentative="1">
+      <w:start w:val="1"/>
+      <w:numFmt w:val="lowerRoman"/>
+      <w:lvlText w:val="%6."/>
+      <w:lvlJc w:val="right"/>
+      <w:pPr>
+        <w:ind w:left="5029" w:hanging="180"/>
+      </w:pPr>
+    </w:lvl>
+    <w:lvl w:ilvl="6" w:tplc="240A000F" w:tentative="1">
+      <w:start w:val="1"/>
+      <w:numFmt w:val="decimal"/>
+      <w:lvlText w:val="%7."/>
+      <w:lvlJc w:val="left"/>
+      <w:pPr>
+        <w:ind w:left="5749" w:hanging="360"/>
+      </w:pPr>
+    </w:lvl>
+    <w:lvl w:ilvl="7" w:tplc="240A0019" w:tentative="1">
+      <w:start w:val="1"/>
+      <w:numFmt w:val="lowerLetter"/>
+      <w:lvlText w:val="%8."/>
+      <w:lvlJc w:val="left"/>
+      <w:pPr>
+        <w:ind w:left="6469" w:hanging="360"/>
+      </w:pPr>
+    </w:lvl>
+    <w:lvl w:ilvl="8" w:tplc="240A001B" w:tentative="1">
+      <w:start w:val="1"/>
+      <w:numFmt w:val="lowerRoman"/>
+      <w:lvlText w:val="%9."/>
+      <w:lvlJc w:val="right"/>
+      <w:pPr>
+        <w:ind w:left="7189" w:hanging="180"/>
+      </w:pPr>
+    </w:lvl>
+  </w:abstractNum>
+  <w:abstractNum w:abstractNumId="27" w15:restartNumberingAfterBreak="0">
     <w:nsid w:val="647D6816"/>
     <w:multiLevelType w:val="hybridMultilevel"/>
     <w:tmpl w:val="9EB8A09E"/>
@@ -11983,7 +13065,7 @@
       </w:rPr>
     </w:lvl>
   </w:abstractNum>
-  <w:abstractNum w:abstractNumId="19" w15:restartNumberingAfterBreak="0">
+  <w:abstractNum w:abstractNumId="28" w15:restartNumberingAfterBreak="0">
     <w:nsid w:val="66786805"/>
     <w:multiLevelType w:val="hybridMultilevel"/>
     <w:tmpl w:val="9DE4AFEE"/>
@@ -12096,7 +13178,7 @@
       </w:rPr>
     </w:lvl>
   </w:abstractNum>
-  <w:abstractNum w:abstractNumId="20" w15:restartNumberingAfterBreak="0">
+  <w:abstractNum w:abstractNumId="29" w15:restartNumberingAfterBreak="0">
     <w:nsid w:val="670D1875"/>
     <w:multiLevelType w:val="hybridMultilevel"/>
     <w:tmpl w:val="FD64AA06"/>
@@ -12209,7 +13291,7 @@
       </w:rPr>
     </w:lvl>
   </w:abstractNum>
-  <w:abstractNum w:abstractNumId="21" w15:restartNumberingAfterBreak="0">
+  <w:abstractNum w:abstractNumId="30" w15:restartNumberingAfterBreak="0">
     <w:nsid w:val="67BF47B5"/>
     <w:multiLevelType w:val="hybridMultilevel"/>
     <w:tmpl w:val="51F0B6F6"/>
@@ -12322,7 +13404,7 @@
       </w:rPr>
     </w:lvl>
   </w:abstractNum>
-  <w:abstractNum w:abstractNumId="22" w15:restartNumberingAfterBreak="0">
+  <w:abstractNum w:abstractNumId="31" w15:restartNumberingAfterBreak="0">
     <w:nsid w:val="69B51790"/>
     <w:multiLevelType w:val="hybridMultilevel"/>
     <w:tmpl w:val="43301B68"/>
@@ -12408,7 +13490,120 @@
       </w:pPr>
     </w:lvl>
   </w:abstractNum>
-  <w:abstractNum w:abstractNumId="23" w15:restartNumberingAfterBreak="0">
+  <w:abstractNum w:abstractNumId="32" w15:restartNumberingAfterBreak="0">
+    <w:nsid w:val="6B7D68F5"/>
+    <w:multiLevelType w:val="hybridMultilevel"/>
+    <w:tmpl w:val="1E74CF16"/>
+    <w:lvl w:ilvl="0" w:tplc="240A0003">
+      <w:start w:val="1"/>
+      <w:numFmt w:val="bullet"/>
+      <w:lvlText w:val="o"/>
+      <w:lvlJc w:val="left"/>
+      <w:pPr>
+        <w:ind w:left="1429" w:hanging="360"/>
+      </w:pPr>
+      <w:rPr>
+        <w:rFonts w:ascii="Courier New" w:hAnsi="Courier New" w:cs="Courier New" w:hint="default"/>
+      </w:rPr>
+    </w:lvl>
+    <w:lvl w:ilvl="1" w:tplc="240A0003" w:tentative="1">
+      <w:start w:val="1"/>
+      <w:numFmt w:val="bullet"/>
+      <w:lvlText w:val="o"/>
+      <w:lvlJc w:val="left"/>
+      <w:pPr>
+        <w:ind w:left="2149" w:hanging="360"/>
+      </w:pPr>
+      <w:rPr>
+        <w:rFonts w:ascii="Courier New" w:hAnsi="Courier New" w:cs="Courier New" w:hint="default"/>
+      </w:rPr>
+    </w:lvl>
+    <w:lvl w:ilvl="2" w:tplc="240A0005" w:tentative="1">
+      <w:start w:val="1"/>
+      <w:numFmt w:val="bullet"/>
+      <w:lvlText w:val=""/>
+      <w:lvlJc w:val="left"/>
+      <w:pPr>
+        <w:ind w:left="2869" w:hanging="360"/>
+      </w:pPr>
+      <w:rPr>
+        <w:rFonts w:ascii="Wingdings" w:hAnsi="Wingdings" w:hint="default"/>
+      </w:rPr>
+    </w:lvl>
+    <w:lvl w:ilvl="3" w:tplc="240A0001" w:tentative="1">
+      <w:start w:val="1"/>
+      <w:numFmt w:val="bullet"/>
+      <w:lvlText w:val=""/>
+      <w:lvlJc w:val="left"/>
+      <w:pPr>
+        <w:ind w:left="3589" w:hanging="360"/>
+      </w:pPr>
+      <w:rPr>
+        <w:rFonts w:ascii="Symbol" w:hAnsi="Symbol" w:hint="default"/>
+      </w:rPr>
+    </w:lvl>
+    <w:lvl w:ilvl="4" w:tplc="240A0003" w:tentative="1">
+      <w:start w:val="1"/>
+      <w:numFmt w:val="bullet"/>
+      <w:lvlText w:val="o"/>
+      <w:lvlJc w:val="left"/>
+      <w:pPr>
+        <w:ind w:left="4309" w:hanging="360"/>
+      </w:pPr>
+      <w:rPr>
+        <w:rFonts w:ascii="Courier New" w:hAnsi="Courier New" w:cs="Courier New" w:hint="default"/>
+      </w:rPr>
+    </w:lvl>
+    <w:lvl w:ilvl="5" w:tplc="240A0005" w:tentative="1">
+      <w:start w:val="1"/>
+      <w:numFmt w:val="bullet"/>
+      <w:lvlText w:val=""/>
+      <w:lvlJc w:val="left"/>
+      <w:pPr>
+        <w:ind w:left="5029" w:hanging="360"/>
+      </w:pPr>
+      <w:rPr>
+        <w:rFonts w:ascii="Wingdings" w:hAnsi="Wingdings" w:hint="default"/>
+      </w:rPr>
+    </w:lvl>
+    <w:lvl w:ilvl="6" w:tplc="240A0001" w:tentative="1">
+      <w:start w:val="1"/>
+      <w:numFmt w:val="bullet"/>
+      <w:lvlText w:val=""/>
+      <w:lvlJc w:val="left"/>
+      <w:pPr>
+        <w:ind w:left="5749" w:hanging="360"/>
+      </w:pPr>
+      <w:rPr>
+        <w:rFonts w:ascii="Symbol" w:hAnsi="Symbol" w:hint="default"/>
+      </w:rPr>
+    </w:lvl>
+    <w:lvl w:ilvl="7" w:tplc="240A0003" w:tentative="1">
+      <w:start w:val="1"/>
+      <w:numFmt w:val="bullet"/>
+      <w:lvlText w:val="o"/>
+      <w:lvlJc w:val="left"/>
+      <w:pPr>
+        <w:ind w:left="6469" w:hanging="360"/>
+      </w:pPr>
+      <w:rPr>
+        <w:rFonts w:ascii="Courier New" w:hAnsi="Courier New" w:cs="Courier New" w:hint="default"/>
+      </w:rPr>
+    </w:lvl>
+    <w:lvl w:ilvl="8" w:tplc="240A0005" w:tentative="1">
+      <w:start w:val="1"/>
+      <w:numFmt w:val="bullet"/>
+      <w:lvlText w:val=""/>
+      <w:lvlJc w:val="left"/>
+      <w:pPr>
+        <w:ind w:left="7189" w:hanging="360"/>
+      </w:pPr>
+      <w:rPr>
+        <w:rFonts w:ascii="Wingdings" w:hAnsi="Wingdings" w:hint="default"/>
+      </w:rPr>
+    </w:lvl>
+  </w:abstractNum>
+  <w:abstractNum w:abstractNumId="33" w15:restartNumberingAfterBreak="0">
     <w:nsid w:val="6F8767AA"/>
     <w:multiLevelType w:val="hybridMultilevel"/>
     <w:tmpl w:val="F106FFC8"/>
@@ -12521,7 +13716,7 @@
       </w:rPr>
     </w:lvl>
   </w:abstractNum>
-  <w:abstractNum w:abstractNumId="24" w15:restartNumberingAfterBreak="0">
+  <w:abstractNum w:abstractNumId="34" w15:restartNumberingAfterBreak="0">
     <w:nsid w:val="6FCC3AB7"/>
     <w:multiLevelType w:val="hybridMultilevel"/>
     <w:tmpl w:val="9D38F466"/>
@@ -12634,7 +13829,120 @@
       </w:rPr>
     </w:lvl>
   </w:abstractNum>
-  <w:abstractNum w:abstractNumId="25" w15:restartNumberingAfterBreak="0">
+  <w:abstractNum w:abstractNumId="35" w15:restartNumberingAfterBreak="0">
+    <w:nsid w:val="76F97FEC"/>
+    <w:multiLevelType w:val="hybridMultilevel"/>
+    <w:tmpl w:val="43BA8F6A"/>
+    <w:lvl w:ilvl="0" w:tplc="240A0003">
+      <w:start w:val="1"/>
+      <w:numFmt w:val="bullet"/>
+      <w:lvlText w:val="o"/>
+      <w:lvlJc w:val="left"/>
+      <w:pPr>
+        <w:ind w:left="1429" w:hanging="360"/>
+      </w:pPr>
+      <w:rPr>
+        <w:rFonts w:ascii="Courier New" w:hAnsi="Courier New" w:cs="Courier New" w:hint="default"/>
+      </w:rPr>
+    </w:lvl>
+    <w:lvl w:ilvl="1" w:tplc="240A0003" w:tentative="1">
+      <w:start w:val="1"/>
+      <w:numFmt w:val="bullet"/>
+      <w:lvlText w:val="o"/>
+      <w:lvlJc w:val="left"/>
+      <w:pPr>
+        <w:ind w:left="2149" w:hanging="360"/>
+      </w:pPr>
+      <w:rPr>
+        <w:rFonts w:ascii="Courier New" w:hAnsi="Courier New" w:cs="Courier New" w:hint="default"/>
+      </w:rPr>
+    </w:lvl>
+    <w:lvl w:ilvl="2" w:tplc="240A0005" w:tentative="1">
+      <w:start w:val="1"/>
+      <w:numFmt w:val="bullet"/>
+      <w:lvlText w:val=""/>
+      <w:lvlJc w:val="left"/>
+      <w:pPr>
+        <w:ind w:left="2869" w:hanging="360"/>
+      </w:pPr>
+      <w:rPr>
+        <w:rFonts w:ascii="Wingdings" w:hAnsi="Wingdings" w:hint="default"/>
+      </w:rPr>
+    </w:lvl>
+    <w:lvl w:ilvl="3" w:tplc="240A0001" w:tentative="1">
+      <w:start w:val="1"/>
+      <w:numFmt w:val="bullet"/>
+      <w:lvlText w:val=""/>
+      <w:lvlJc w:val="left"/>
+      <w:pPr>
+        <w:ind w:left="3589" w:hanging="360"/>
+      </w:pPr>
+      <w:rPr>
+        <w:rFonts w:ascii="Symbol" w:hAnsi="Symbol" w:hint="default"/>
+      </w:rPr>
+    </w:lvl>
+    <w:lvl w:ilvl="4" w:tplc="240A0003" w:tentative="1">
+      <w:start w:val="1"/>
+      <w:numFmt w:val="bullet"/>
+      <w:lvlText w:val="o"/>
+      <w:lvlJc w:val="left"/>
+      <w:pPr>
+        <w:ind w:left="4309" w:hanging="360"/>
+      </w:pPr>
+      <w:rPr>
+        <w:rFonts w:ascii="Courier New" w:hAnsi="Courier New" w:cs="Courier New" w:hint="default"/>
+      </w:rPr>
+    </w:lvl>
+    <w:lvl w:ilvl="5" w:tplc="240A0005" w:tentative="1">
+      <w:start w:val="1"/>
+      <w:numFmt w:val="bullet"/>
+      <w:lvlText w:val=""/>
+      <w:lvlJc w:val="left"/>
+      <w:pPr>
+        <w:ind w:left="5029" w:hanging="360"/>
+      </w:pPr>
+      <w:rPr>
+        <w:rFonts w:ascii="Wingdings" w:hAnsi="Wingdings" w:hint="default"/>
+      </w:rPr>
+    </w:lvl>
+    <w:lvl w:ilvl="6" w:tplc="240A0001" w:tentative="1">
+      <w:start w:val="1"/>
+      <w:numFmt w:val="bullet"/>
+      <w:lvlText w:val=""/>
+      <w:lvlJc w:val="left"/>
+      <w:pPr>
+        <w:ind w:left="5749" w:hanging="360"/>
+      </w:pPr>
+      <w:rPr>
+        <w:rFonts w:ascii="Symbol" w:hAnsi="Symbol" w:hint="default"/>
+      </w:rPr>
+    </w:lvl>
+    <w:lvl w:ilvl="7" w:tplc="240A0003" w:tentative="1">
+      <w:start w:val="1"/>
+      <w:numFmt w:val="bullet"/>
+      <w:lvlText w:val="o"/>
+      <w:lvlJc w:val="left"/>
+      <w:pPr>
+        <w:ind w:left="6469" w:hanging="360"/>
+      </w:pPr>
+      <w:rPr>
+        <w:rFonts w:ascii="Courier New" w:hAnsi="Courier New" w:cs="Courier New" w:hint="default"/>
+      </w:rPr>
+    </w:lvl>
+    <w:lvl w:ilvl="8" w:tplc="240A0005" w:tentative="1">
+      <w:start w:val="1"/>
+      <w:numFmt w:val="bullet"/>
+      <w:lvlText w:val=""/>
+      <w:lvlJc w:val="left"/>
+      <w:pPr>
+        <w:ind w:left="7189" w:hanging="360"/>
+      </w:pPr>
+      <w:rPr>
+        <w:rFonts w:ascii="Wingdings" w:hAnsi="Wingdings" w:hint="default"/>
+      </w:rPr>
+    </w:lvl>
+  </w:abstractNum>
+  <w:abstractNum w:abstractNumId="36" w15:restartNumberingAfterBreak="0">
     <w:nsid w:val="77EC6815"/>
     <w:multiLevelType w:val="hybridMultilevel"/>
     <w:tmpl w:val="729E9E0C"/>
@@ -12747,7 +14055,7 @@
       </w:rPr>
     </w:lvl>
   </w:abstractNum>
-  <w:abstractNum w:abstractNumId="26" w15:restartNumberingAfterBreak="0">
+  <w:abstractNum w:abstractNumId="37" w15:restartNumberingAfterBreak="0">
     <w:nsid w:val="788B51F7"/>
     <w:multiLevelType w:val="hybridMultilevel"/>
     <w:tmpl w:val="6EC4D54E"/>
@@ -12860,7 +14168,7 @@
       </w:rPr>
     </w:lvl>
   </w:abstractNum>
-  <w:abstractNum w:abstractNumId="27" w15:restartNumberingAfterBreak="0">
+  <w:abstractNum w:abstractNumId="38" w15:restartNumberingAfterBreak="0">
     <w:nsid w:val="7A5B3DE0"/>
     <w:multiLevelType w:val="hybridMultilevel"/>
     <w:tmpl w:val="F418EBF4"/>
@@ -12973,7 +14281,93 @@
       </w:rPr>
     </w:lvl>
   </w:abstractNum>
-  <w:abstractNum w:abstractNumId="28" w15:restartNumberingAfterBreak="0">
+  <w:abstractNum w:abstractNumId="39" w15:restartNumberingAfterBreak="0">
+    <w:nsid w:val="7D0C1BC4"/>
+    <w:multiLevelType w:val="hybridMultilevel"/>
+    <w:tmpl w:val="89FC0152"/>
+    <w:lvl w:ilvl="0" w:tplc="240A0015">
+      <w:start w:val="1"/>
+      <w:numFmt w:val="upperLetter"/>
+      <w:lvlText w:val="%1."/>
+      <w:lvlJc w:val="left"/>
+      <w:pPr>
+        <w:ind w:left="1429" w:hanging="360"/>
+      </w:pPr>
+    </w:lvl>
+    <w:lvl w:ilvl="1" w:tplc="240A0019" w:tentative="1">
+      <w:start w:val="1"/>
+      <w:numFmt w:val="lowerLetter"/>
+      <w:lvlText w:val="%2."/>
+      <w:lvlJc w:val="left"/>
+      <w:pPr>
+        <w:ind w:left="2149" w:hanging="360"/>
+      </w:pPr>
+    </w:lvl>
+    <w:lvl w:ilvl="2" w:tplc="240A001B" w:tentative="1">
+      <w:start w:val="1"/>
+      <w:numFmt w:val="lowerRoman"/>
+      <w:lvlText w:val="%3."/>
+      <w:lvlJc w:val="right"/>
+      <w:pPr>
+        <w:ind w:left="2869" w:hanging="180"/>
+      </w:pPr>
+    </w:lvl>
+    <w:lvl w:ilvl="3" w:tplc="240A000F" w:tentative="1">
+      <w:start w:val="1"/>
+      <w:numFmt w:val="decimal"/>
+      <w:lvlText w:val="%4."/>
+      <w:lvlJc w:val="left"/>
+      <w:pPr>
+        <w:ind w:left="3589" w:hanging="360"/>
+      </w:pPr>
+    </w:lvl>
+    <w:lvl w:ilvl="4" w:tplc="240A0019" w:tentative="1">
+      <w:start w:val="1"/>
+      <w:numFmt w:val="lowerLetter"/>
+      <w:lvlText w:val="%5."/>
+      <w:lvlJc w:val="left"/>
+      <w:pPr>
+        <w:ind w:left="4309" w:hanging="360"/>
+      </w:pPr>
+    </w:lvl>
+    <w:lvl w:ilvl="5" w:tplc="240A001B" w:tentative="1">
+      <w:start w:val="1"/>
+      <w:numFmt w:val="lowerRoman"/>
+      <w:lvlText w:val="%6."/>
+      <w:lvlJc w:val="right"/>
+      <w:pPr>
+        <w:ind w:left="5029" w:hanging="180"/>
+      </w:pPr>
+    </w:lvl>
+    <w:lvl w:ilvl="6" w:tplc="240A000F" w:tentative="1">
+      <w:start w:val="1"/>
+      <w:numFmt w:val="decimal"/>
+      <w:lvlText w:val="%7."/>
+      <w:lvlJc w:val="left"/>
+      <w:pPr>
+        <w:ind w:left="5749" w:hanging="360"/>
+      </w:pPr>
+    </w:lvl>
+    <w:lvl w:ilvl="7" w:tplc="240A0019" w:tentative="1">
+      <w:start w:val="1"/>
+      <w:numFmt w:val="lowerLetter"/>
+      <w:lvlText w:val="%8."/>
+      <w:lvlJc w:val="left"/>
+      <w:pPr>
+        <w:ind w:left="6469" w:hanging="360"/>
+      </w:pPr>
+    </w:lvl>
+    <w:lvl w:ilvl="8" w:tplc="240A001B" w:tentative="1">
+      <w:start w:val="1"/>
+      <w:numFmt w:val="lowerRoman"/>
+      <w:lvlText w:val="%9."/>
+      <w:lvlJc w:val="right"/>
+      <w:pPr>
+        <w:ind w:left="7189" w:hanging="180"/>
+      </w:pPr>
+    </w:lvl>
+  </w:abstractNum>
+  <w:abstractNum w:abstractNumId="40" w15:restartNumberingAfterBreak="0">
     <w:nsid w:val="7D1561AE"/>
     <w:multiLevelType w:val="hybridMultilevel"/>
     <w:tmpl w:val="54DC0A6C"/>
@@ -13086,99 +14480,135 @@
       </w:rPr>
     </w:lvl>
   </w:abstractNum>
-  <w:num w:numId="1" w16cid:durableId="1683970854">
+  <w:num w:numId="1">
     <w:abstractNumId w:val="0"/>
   </w:num>
-  <w:num w:numId="2" w16cid:durableId="1264340357">
-    <w:abstractNumId w:val="8"/>
+  <w:num w:numId="2">
+    <w:abstractNumId w:val="12"/>
   </w:num>
-  <w:num w:numId="3" w16cid:durableId="684139429">
+  <w:num w:numId="3">
+    <w:abstractNumId w:val="19"/>
+  </w:num>
+  <w:num w:numId="4">
+    <w:abstractNumId w:val="16"/>
+  </w:num>
+  <w:num w:numId="5">
+    <w:abstractNumId w:val="23"/>
+  </w:num>
+  <w:num w:numId="6">
+    <w:abstractNumId w:val="29"/>
+  </w:num>
+  <w:num w:numId="7">
+    <w:abstractNumId w:val="31"/>
+  </w:num>
+  <w:num w:numId="8">
+    <w:abstractNumId w:val="40"/>
+  </w:num>
+  <w:num w:numId="9">
+    <w:abstractNumId w:val="38"/>
+  </w:num>
+  <w:num w:numId="10">
+    <w:abstractNumId w:val="9"/>
+  </w:num>
+  <w:num w:numId="11">
+    <w:abstractNumId w:val="17"/>
+  </w:num>
+  <w:num w:numId="12">
+    <w:abstractNumId w:val="15"/>
+  </w:num>
+  <w:num w:numId="13">
+    <w:abstractNumId w:val="2"/>
+  </w:num>
+  <w:num w:numId="14">
+    <w:abstractNumId w:val="3"/>
+  </w:num>
+  <w:num w:numId="15">
+    <w:abstractNumId w:val="37"/>
+  </w:num>
+  <w:num w:numId="16">
+    <w:abstractNumId w:val="11"/>
+  </w:num>
+  <w:num w:numId="17">
+    <w:abstractNumId w:val="34"/>
+  </w:num>
+  <w:num w:numId="18">
+    <w:abstractNumId w:val="28"/>
+  </w:num>
+  <w:num w:numId="19">
+    <w:abstractNumId w:val="24"/>
+  </w:num>
+  <w:num w:numId="20">
+    <w:abstractNumId w:val="27"/>
+  </w:num>
+  <w:num w:numId="21">
+    <w:abstractNumId w:val="30"/>
+  </w:num>
+  <w:num w:numId="22">
+    <w:abstractNumId w:val="10"/>
+  </w:num>
+  <w:num w:numId="23">
+    <w:abstractNumId w:val="21"/>
+  </w:num>
+  <w:num w:numId="24">
+    <w:abstractNumId w:val="14"/>
+  </w:num>
+  <w:num w:numId="25">
+    <w:abstractNumId w:val="1"/>
+  </w:num>
+  <w:num w:numId="26">
+    <w:abstractNumId w:val="36"/>
+  </w:num>
+  <w:num w:numId="27">
+    <w:abstractNumId w:val="33"/>
+  </w:num>
+  <w:num w:numId="28">
+    <w:abstractNumId w:val="4"/>
+  </w:num>
+  <w:num w:numId="29">
+    <w:abstractNumId w:val="25"/>
+  </w:num>
+  <w:num w:numId="30">
+    <w:abstractNumId w:val="7"/>
+  </w:num>
+  <w:num w:numId="31">
     <w:abstractNumId w:val="13"/>
   </w:num>
-  <w:num w:numId="4" w16cid:durableId="5985735">
-    <w:abstractNumId w:val="11"/>
+  <w:num w:numId="32">
+    <w:abstractNumId w:val="39"/>
   </w:num>
-  <w:num w:numId="5" w16cid:durableId="997416964">
-    <w:abstractNumId w:val="15"/>
+  <w:num w:numId="33">
+    <w:abstractNumId w:val="22"/>
   </w:num>
-  <w:num w:numId="6" w16cid:durableId="883566586">
+  <w:num w:numId="34">
+    <w:abstractNumId w:val="26"/>
+  </w:num>
+  <w:num w:numId="35">
+    <w:abstractNumId w:val="35"/>
+  </w:num>
+  <w:num w:numId="36">
     <w:abstractNumId w:val="20"/>
   </w:num>
-  <w:num w:numId="7" w16cid:durableId="843515822">
-    <w:abstractNumId w:val="22"/>
+  <w:num w:numId="37">
+    <w:abstractNumId w:val="32"/>
   </w:num>
-  <w:num w:numId="8" w16cid:durableId="1763989838">
-    <w:abstractNumId w:val="28"/>
-  </w:num>
-  <w:num w:numId="9" w16cid:durableId="901260457">
-    <w:abstractNumId w:val="27"/>
-  </w:num>
-  <w:num w:numId="10" w16cid:durableId="2090156235">
+  <w:num w:numId="38">
     <w:abstractNumId w:val="5"/>
   </w:num>
-  <w:num w:numId="11" w16cid:durableId="460149048">
-    <w:abstractNumId w:val="12"/>
-  </w:num>
-  <w:num w:numId="12" w16cid:durableId="251205254">
-    <w:abstractNumId w:val="10"/>
-  </w:num>
-  <w:num w:numId="13" w16cid:durableId="230971850">
-    <w:abstractNumId w:val="2"/>
-  </w:num>
-  <w:num w:numId="14" w16cid:durableId="701905212">
-    <w:abstractNumId w:val="3"/>
-  </w:num>
-  <w:num w:numId="15" w16cid:durableId="555092178">
-    <w:abstractNumId w:val="26"/>
-  </w:num>
-  <w:num w:numId="16" w16cid:durableId="1929338649">
-    <w:abstractNumId w:val="7"/>
-  </w:num>
-  <w:num w:numId="17" w16cid:durableId="347678653">
-    <w:abstractNumId w:val="24"/>
-  </w:num>
-  <w:num w:numId="18" w16cid:durableId="82341372">
-    <w:abstractNumId w:val="19"/>
-  </w:num>
-  <w:num w:numId="19" w16cid:durableId="800995483">
-    <w:abstractNumId w:val="16"/>
-  </w:num>
-  <w:num w:numId="20" w16cid:durableId="1690643407">
+  <w:num w:numId="39">
     <w:abstractNumId w:val="18"/>
   </w:num>
-  <w:num w:numId="21" w16cid:durableId="16738832">
-    <w:abstractNumId w:val="21"/>
-  </w:num>
-  <w:num w:numId="22" w16cid:durableId="552040762">
+  <w:num w:numId="40">
     <w:abstractNumId w:val="6"/>
   </w:num>
-  <w:num w:numId="23" w16cid:durableId="614218280">
-    <w:abstractNumId w:val="14"/>
-  </w:num>
-  <w:num w:numId="24" w16cid:durableId="1567642700">
-    <w:abstractNumId w:val="9"/>
-  </w:num>
-  <w:num w:numId="25" w16cid:durableId="1456635822">
-    <w:abstractNumId w:val="1"/>
-  </w:num>
-  <w:num w:numId="26" w16cid:durableId="1548757641">
-    <w:abstractNumId w:val="25"/>
-  </w:num>
-  <w:num w:numId="27" w16cid:durableId="1157652569">
-    <w:abstractNumId w:val="23"/>
-  </w:num>
-  <w:num w:numId="28" w16cid:durableId="940063517">
-    <w:abstractNumId w:val="4"/>
-  </w:num>
-  <w:num w:numId="29" w16cid:durableId="1665432205">
-    <w:abstractNumId w:val="17"/>
+  <w:num w:numId="41">
+    <w:abstractNumId w:val="8"/>
   </w:num>
   <w:numIdMacAtCleanup w:val="21"/>
 </w:numbering>
 </file>
 
 <file path=word/styles.xml><?xml version="1.0" encoding="utf-8"?>
-<w:styles xmlns:mc="http://schemas.openxmlformats.org/markup-compatibility/2006" xmlns:r="http://schemas.openxmlformats.org/officeDocument/2006/relationships" xmlns:w="http://schemas.openxmlformats.org/wordprocessingml/2006/main" xmlns:w14="http://schemas.microsoft.com/office/word/2010/wordml" xmlns:w15="http://schemas.microsoft.com/office/word/2012/wordml" xmlns:w16cex="http://schemas.microsoft.com/office/word/2018/wordml/cex" xmlns:w16cid="http://schemas.microsoft.com/office/word/2016/wordml/cid" xmlns:w16="http://schemas.microsoft.com/office/word/2018/wordml" xmlns:w16sdtdh="http://schemas.microsoft.com/office/word/2020/wordml/sdtdatahash" xmlns:w16sdtfl="http://schemas.microsoft.com/office/word/2024/wordml/sdtformatlock" xmlns:w16se="http://schemas.microsoft.com/office/word/2015/wordml/symex" xmlns:w16du="http://schemas.microsoft.com/office/word/2023/wordml/word16du" mc:Ignorable="w14 w15 w16se w16cid w16 w16cex w16sdtdh w16sdtfl w16du">
+<w:styles xmlns:mc="http://schemas.openxmlformats.org/markup-compatibility/2006" xmlns:r="http://schemas.openxmlformats.org/officeDocument/2006/relationships" xmlns:w="http://schemas.openxmlformats.org/wordprocessingml/2006/main" xmlns:w14="http://schemas.microsoft.com/office/word/2010/wordml" xmlns:w15="http://schemas.microsoft.com/office/word/2012/wordml" xmlns:w16cex="http://schemas.microsoft.com/office/word/2018/wordml/cex" xmlns:w16cid="http://schemas.microsoft.com/office/word/2016/wordml/cid" xmlns:w16="http://schemas.microsoft.com/office/word/2018/wordml" xmlns:w16sdtdh="http://schemas.microsoft.com/office/word/2020/wordml/sdtdatahash" xmlns:w16se="http://schemas.microsoft.com/office/word/2015/wordml/symex" mc:Ignorable="w14 w15 w16se w16cid w16 w16cex w16sdtdh">
   <w:docDefaults>
     <w:rPrDefault>
       <w:rPr>
@@ -14241,8 +15671,12 @@
     <w:autoRedefine/>
     <w:uiPriority w:val="39"/>
     <w:unhideWhenUsed/>
-    <w:rsid w:val="000434FA"/>
+    <w:rsid w:val="00B901C4"/>
     <w:pPr>
+      <w:tabs>
+        <w:tab w:val="left" w:pos="993"/>
+        <w:tab w:val="right" w:leader="dot" w:pos="9962"/>
+      </w:tabs>
       <w:spacing w:after="100"/>
     </w:pPr>
   </w:style>
@@ -14552,7 +15986,7 @@
       <w14:ligatures w14:val="none"/>
     </w:rPr>
   </w:style>
-  <w:style w:type="character" w:styleId="Fuerte">
+  <w:style w:type="character" w:styleId="Textoennegrita">
     <w:name w:val="Strong"/>
     <w:basedOn w:val="Fuentedeprrafopredeter"/>
     <w:uiPriority w:val="22"/>
@@ -14917,6 +16351,26 @@
 </file>
 
 <file path=customXml/item2.xml><?xml version="1.0" encoding="utf-8"?>
+<p:properties xmlns:p="http://schemas.microsoft.com/office/2006/metadata/properties" xmlns:xsi="http://www.w3.org/2001/XMLSchema-instance" xmlns:pc="http://schemas.microsoft.com/office/infopath/2007/PartnerControls">
+  <documentManagement>
+    <TaxCatchAll xmlns="67a0edcd-0de5-43ed-8c27-e32f38a00c91" xsi:nil="true"/>
+    <lcf76f155ced4ddcb4097134ff3c332f xmlns="42760c81-fd8e-4d59-8953-7cdb9f38b14f">
+      <Terms xmlns="http://schemas.microsoft.com/office/infopath/2007/PartnerControls"/>
+    </lcf76f155ced4ddcb4097134ff3c332f>
+  </documentManagement>
+</p:properties>
+</file>
+
+<file path=customXml/item3.xml><?xml version="1.0" encoding="utf-8"?>
+<?mso-contentType ?>
+<FormTemplates xmlns="http://schemas.microsoft.com/sharepoint/v3/contenttype/forms">
+  <Display>DocumentLibraryForm</Display>
+  <Edit>DocumentLibraryForm</Edit>
+  <New>DocumentLibraryForm</New>
+</FormTemplates>
+</file>
+
+<file path=customXml/item4.xml><?xml version="1.0" encoding="utf-8"?>
 <ct:contentTypeSchema xmlns:ct="http://schemas.microsoft.com/office/2006/metadata/contentType" xmlns:ma="http://schemas.microsoft.com/office/2006/metadata/properties/metaAttributes" ct:_="" ma:_="" ma:contentTypeName="Documento" ma:contentTypeID="0x01010005252A1EF3BD024F856B47B579AB5244" ma:contentTypeVersion="12" ma:contentTypeDescription="Crear nuevo documento." ma:contentTypeScope="" ma:versionID="32d0e18b85ac20c34eab62df21c0cf58">
   <xsd:schema xmlns:xsd="http://www.w3.org/2001/XMLSchema" xmlns:xs="http://www.w3.org/2001/XMLSchema" xmlns:p="http://schemas.microsoft.com/office/2006/metadata/properties" xmlns:ns2="42760c81-fd8e-4d59-8953-7cdb9f38b14f" xmlns:ns3="67a0edcd-0de5-43ed-8c27-e32f38a00c91" targetNamespace="http://schemas.microsoft.com/office/2006/metadata/properties" ma:root="true" ma:fieldsID="cc2c149e99f10870fd5bc3964e5386d3" ns2:_="" ns3:_="">
     <xsd:import namespace="42760c81-fd8e-4d59-8953-7cdb9f38b14f"/>
@@ -15117,26 +16571,6 @@
 </ct:contentTypeSchema>
 </file>
 
-<file path=customXml/item3.xml><?xml version="1.0" encoding="utf-8"?>
-<?mso-contentType ?>
-<FormTemplates xmlns="http://schemas.microsoft.com/sharepoint/v3/contenttype/forms">
-  <Display>DocumentLibraryForm</Display>
-  <Edit>DocumentLibraryForm</Edit>
-  <New>DocumentLibraryForm</New>
-</FormTemplates>
-</file>
-
-<file path=customXml/item4.xml><?xml version="1.0" encoding="utf-8"?>
-<p:properties xmlns:p="http://schemas.microsoft.com/office/2006/metadata/properties" xmlns:xsi="http://www.w3.org/2001/XMLSchema-instance" xmlns:pc="http://schemas.microsoft.com/office/infopath/2007/PartnerControls">
-  <documentManagement>
-    <TaxCatchAll xmlns="67a0edcd-0de5-43ed-8c27-e32f38a00c91" xsi:nil="true"/>
-    <lcf76f155ced4ddcb4097134ff3c332f xmlns="42760c81-fd8e-4d59-8953-7cdb9f38b14f">
-      <Terms xmlns="http://schemas.microsoft.com/office/infopath/2007/PartnerControls"/>
-    </lcf76f155ced4ddcb4097134ff3c332f>
-  </documentManagement>
-</p:properties>
-</file>
-
 <file path=customXml/itemProps1.xml><?xml version="1.0" encoding="utf-8"?>
 <ds:datastoreItem xmlns:ds="http://schemas.openxmlformats.org/officeDocument/2006/customXml" ds:itemID="{E8AB44A3-7C62-4BD2-82ED-8ABC209970FA}">
   <ds:schemaRefs>
@@ -15146,6 +16580,25 @@
 </file>
 
 <file path=customXml/itemProps2.xml><?xml version="1.0" encoding="utf-8"?>
+<ds:datastoreItem xmlns:ds="http://schemas.openxmlformats.org/officeDocument/2006/customXml" ds:itemID="{1145D752-ACC1-45E1-AB53-0C756F67FC7F}">
+  <ds:schemaRefs>
+    <ds:schemaRef ds:uri="http://schemas.microsoft.com/office/2006/metadata/properties"/>
+    <ds:schemaRef ds:uri="http://schemas.microsoft.com/office/infopath/2007/PartnerControls"/>
+    <ds:schemaRef ds:uri="67a0edcd-0de5-43ed-8c27-e32f38a00c91"/>
+    <ds:schemaRef ds:uri="42760c81-fd8e-4d59-8953-7cdb9f38b14f"/>
+  </ds:schemaRefs>
+</ds:datastoreItem>
+</file>
+
+<file path=customXml/itemProps3.xml><?xml version="1.0" encoding="utf-8"?>
+<ds:datastoreItem xmlns:ds="http://schemas.openxmlformats.org/officeDocument/2006/customXml" ds:itemID="{81CBDEC1-3B00-44ED-AD36-0268077980BA}">
+  <ds:schemaRefs>
+    <ds:schemaRef ds:uri="http://schemas.microsoft.com/sharepoint/v3/contenttype/forms"/>
+  </ds:schemaRefs>
+</ds:datastoreItem>
+</file>
+
+<file path=customXml/itemProps4.xml><?xml version="1.0" encoding="utf-8"?>
 <ds:datastoreItem xmlns:ds="http://schemas.openxmlformats.org/officeDocument/2006/customXml" ds:itemID="{B7646F69-0DE2-48DE-8DB3-9917BB73ECF8}">
   <ds:schemaRefs>
     <ds:schemaRef ds:uri="http://schemas.microsoft.com/office/2006/metadata/contentType"/>
@@ -15162,23 +16615,4 @@
     <ds:schemaRef ds:uri="http://schemas.microsoft.com/internal/obd"/>
   </ds:schemaRefs>
 </ds:datastoreItem>
-</file>
-
-<file path=customXml/itemProps3.xml><?xml version="1.0" encoding="utf-8"?>
-<ds:datastoreItem xmlns:ds="http://schemas.openxmlformats.org/officeDocument/2006/customXml" ds:itemID="{81CBDEC1-3B00-44ED-AD36-0268077980BA}">
-  <ds:schemaRefs>
-    <ds:schemaRef ds:uri="http://schemas.microsoft.com/sharepoint/v3/contenttype/forms"/>
-  </ds:schemaRefs>
-</ds:datastoreItem>
-</file>
-
-<file path=customXml/itemProps4.xml><?xml version="1.0" encoding="utf-8"?>
-<ds:datastoreItem xmlns:ds="http://schemas.openxmlformats.org/officeDocument/2006/customXml" ds:itemID="{1145D752-ACC1-45E1-AB53-0C756F67FC7F}">
-  <ds:schemaRefs>
-    <ds:schemaRef ds:uri="http://schemas.microsoft.com/office/2006/metadata/properties"/>
-    <ds:schemaRef ds:uri="http://schemas.microsoft.com/office/infopath/2007/PartnerControls"/>
-    <ds:schemaRef ds:uri="67a0edcd-0de5-43ed-8c27-e32f38a00c91"/>
-    <ds:schemaRef ds:uri="42760c81-fd8e-4d59-8953-7cdb9f38b14f"/>
-  </ds:schemaRefs>
-</ds:datastoreItem>
 </file>
--- a/fuentes/135329_CF05_CFA.docx
+++ b/fuentes/135329_CF05_CFA.docx
@@ -8244,15 +8244,7 @@
       </w:r>
       <w:proofErr w:type="spellEnd"/>
       <w:r>
-        <w:t>, G. (</w:t>
-      </w:r>
-      <w:proofErr w:type="gramStart"/>
-      <w:r>
-        <w:t>Mayo</w:t>
-      </w:r>
-      <w:proofErr w:type="gramEnd"/>
-      <w:r>
-        <w:t xml:space="preserve"> 22 de 2018). Tipos de ventas: ¿cuáles existen y en qué se distinguen? Rock Content - ES. </w:t>
+        <w:t xml:space="preserve">, G. (Mayo 22 de 2018). Tipos de ventas: ¿cuáles existen y en qué se distinguen? Rock Content - ES. </w:t>
       </w:r>
       <w:hyperlink r:id="rId24" w:history="1">
         <w:r>
@@ -8329,7 +8321,16 @@
       </w:r>
       <w:proofErr w:type="spellEnd"/>
       <w:r>
-        <w:t xml:space="preserve"> Blog. </w:t>
+        <w:t xml:space="preserve"> </w:t>
+      </w:r>
+      <w:r>
+        <w:rPr>
+          <w:rStyle w:val="Extranjerismo"/>
+        </w:rPr>
+        <w:t>Blog</w:t>
+      </w:r>
+      <w:r>
+        <w:t xml:space="preserve">. </w:t>
       </w:r>
       <w:hyperlink r:id="rId28" w:history="1">
         <w:r>
@@ -8342,7 +8343,24 @@
     </w:p>
     <w:p>
       <w:r>
-        <w:t xml:space="preserve">Zendesk. (13 de abril de 2022). Etapas del proceso de ventas: 7 pasos para cerrar más tratos. Zendesk Blog. </w:t>
+        <w:t xml:space="preserve">Zendesk. (13 de abril de 2022). Etapas del proceso de ventas: 7 pasos para cerrar más tratos. </w:t>
+      </w:r>
+      <w:proofErr w:type="spellStart"/>
+      <w:r>
+        <w:t>Zendesk</w:t>
+      </w:r>
+      <w:proofErr w:type="spellEnd"/>
+      <w:r>
+        <w:t xml:space="preserve"> </w:t>
+      </w:r>
+      <w:r>
+        <w:rPr>
+          <w:rStyle w:val="Extranjerismo"/>
+        </w:rPr>
+        <w:t>Blog</w:t>
+      </w:r>
+      <w:r>
+        <w:t xml:space="preserve">. </w:t>
       </w:r>
       <w:hyperlink r:id="rId29" w:history="1">
         <w:r>
@@ -8353,7 +8371,7 @@
         </w:r>
       </w:hyperlink>
       <w:r>
-        <w:t xml:space="preserve"> Etapas del proceso de ventas: 7 pasos para cerrar más tratos.</w:t>
+        <w:t xml:space="preserve"> </w:t>
       </w:r>
     </w:p>
     <w:p>
@@ -9827,7 +9845,7 @@
               <w:pStyle w:val="TextoTablas"/>
             </w:pPr>
             <w:r>
-              <w:t>Jonathan Adié Villafañe</w:t>
+              <w:t>Luis Gabriel Urueta Álvarez</w:t>
             </w:r>
           </w:p>
         </w:tc>
@@ -9851,80 +9869,6 @@
           <w:p>
             <w:pPr>
               <w:pStyle w:val="TextoTablas"/>
-            </w:pPr>
-            <w:r>
-              <w:t xml:space="preserve">Centro de Comercio y Servicios </w:t>
-            </w:r>
-            <w:r>
-              <w:t>-</w:t>
-            </w:r>
-            <w:r>
-              <w:t xml:space="preserve"> Regional Atlántico</w:t>
-            </w:r>
-          </w:p>
-        </w:tc>
-      </w:tr>
-      <w:tr>
-        <w:trPr>
-          <w:cnfStyle w:val="000000100000" w:firstRow="0" w:lastRow="0" w:firstColumn="0" w:lastColumn="0" w:oddVBand="0" w:evenVBand="0" w:oddHBand="1" w:evenHBand="0" w:firstRowFirstColumn="0" w:firstRowLastColumn="0" w:lastRowFirstColumn="0" w:lastRowLastColumn="0"/>
-        </w:trPr>
-        <w:tc>
-          <w:tcPr>
-            <w:tcW w:w="2830" w:type="dxa"/>
-          </w:tcPr>
-          <w:p>
-            <w:pPr>
-              <w:pStyle w:val="TextoTablas"/>
-              <w:rPr>
-                <w:rFonts w:cs="Calibri"/>
-                <w:szCs w:val="24"/>
-              </w:rPr>
-            </w:pPr>
-            <w:r>
-              <w:t>Karine Isabel Ospino Fritz</w:t>
-            </w:r>
-          </w:p>
-        </w:tc>
-        <w:tc>
-          <w:tcPr>
-            <w:tcW w:w="3261" w:type="dxa"/>
-          </w:tcPr>
-          <w:p>
-            <w:pPr>
-              <w:pStyle w:val="TextoTablas"/>
-              <w:rPr>
-                <w:rFonts w:cs="Calibri"/>
-                <w:szCs w:val="24"/>
-              </w:rPr>
-            </w:pPr>
-            <w:r>
-              <w:t>Validador</w:t>
-            </w:r>
-            <w:r>
-              <w:t>a</w:t>
-            </w:r>
-            <w:r>
-              <w:t xml:space="preserve"> y vinculador</w:t>
-            </w:r>
-            <w:r>
-              <w:t>a</w:t>
-            </w:r>
-            <w:r>
-              <w:t xml:space="preserve"> de recursos digitales </w:t>
-            </w:r>
-          </w:p>
-        </w:tc>
-        <w:tc>
-          <w:tcPr>
-            <w:tcW w:w="3969" w:type="dxa"/>
-          </w:tcPr>
-          <w:p>
-            <w:pPr>
-              <w:pStyle w:val="TextoTablas"/>
-              <w:rPr>
-                <w:rFonts w:cs="Calibri"/>
-                <w:szCs w:val="24"/>
-              </w:rPr>
             </w:pPr>
             <w:r>
               <w:t xml:space="preserve">Centro de Comercio y Servicios </w:t>
